--- a/Курсовая работа ide.docx
+++ b/Курсовая работа ide.docx
@@ -1,6 +1,6 @@
 
 <file path=word/document.xml><?xml version="1.0" encoding="utf-8"?>
-<w:document xmlns:wpc="http://schemas.microsoft.com/office/word/2010/wordprocessingCanvas" xmlns:cx="http://schemas.microsoft.com/office/drawing/2014/chartex" xmlns:cx1="http://schemas.microsoft.com/office/drawing/2015/9/8/chartex" xmlns:cx2="http://schemas.microsoft.com/office/drawing/2015/10/21/chartex" xmlns:cx3="http://schemas.microsoft.com/office/drawing/2016/5/9/chartex" xmlns:cx4="http://schemas.microsoft.com/office/drawing/2016/5/10/chartex" xmlns:cx5="http://schemas.microsoft.com/office/drawing/2016/5/11/chartex" xmlns:cx6="http://schemas.microsoft.com/office/drawing/2016/5/12/chartex" xmlns:cx7="http://schemas.microsoft.com/office/drawing/2016/5/13/chartex" xmlns:cx8="http://schemas.microsoft.com/office/drawing/2016/5/14/chartex" xmlns:mc="http://schemas.openxmlformats.org/markup-compatibility/2006" xmlns:aink="http://schemas.microsoft.com/office/drawing/2016/ink" xmlns:am3d="http://schemas.microsoft.com/office/drawing/2017/model3d" xmlns:o="urn:schemas-microsoft-com:office:office" xmlns:r="http://schemas.openxmlformats.org/officeDocument/2006/relationships" xmlns:m="http://schemas.openxmlformats.org/officeDocument/2006/math" xmlns:v="urn:schemas-microsoft-com:vml" xmlns:wp14="http://schemas.microsoft.com/office/word/2010/wordprocessingDrawing" xmlns:wp="http://schemas.openxmlformats.org/drawingml/2006/wordprocessingDrawing" xmlns:w10="urn:schemas-microsoft-com:office:word" xmlns:w="http://schemas.openxmlformats.org/wordprocessingml/2006/main" xmlns:w14="http://schemas.microsoft.com/office/word/2010/wordml" xmlns:w15="http://schemas.microsoft.com/office/word/2012/wordml" xmlns:w16cex="http://schemas.microsoft.com/office/word/2018/wordml/cex" xmlns:w16cid="http://schemas.microsoft.com/office/word/2016/wordml/cid" xmlns:w16="http://schemas.microsoft.com/office/word/2018/wordml" xmlns:w16sdtdh="http://schemas.microsoft.com/office/word/2020/wordml/sdtdatahash" xmlns:w16se="http://schemas.microsoft.com/office/word/2015/wordml/symex" xmlns:wpg="http://schemas.microsoft.com/office/word/2010/wordprocessingGroup" xmlns:wpi="http://schemas.microsoft.com/office/word/2010/wordprocessingInk" xmlns:wne="http://schemas.microsoft.com/office/word/2006/wordml" xmlns:wps="http://schemas.microsoft.com/office/word/2010/wordprocessingShape" mc:Ignorable="w14 w15 w16se w16cid w16 w16cex w16sdtdh wp14">
+<w:document xmlns:wpc="http://schemas.microsoft.com/office/word/2010/wordprocessingCanvas" xmlns:cx="http://schemas.microsoft.com/office/drawing/2014/chartex" xmlns:cx1="http://schemas.microsoft.com/office/drawing/2015/9/8/chartex" xmlns:cx2="http://schemas.microsoft.com/office/drawing/2015/10/21/chartex" xmlns:cx3="http://schemas.microsoft.com/office/drawing/2016/5/9/chartex" xmlns:cx4="http://schemas.microsoft.com/office/drawing/2016/5/10/chartex" xmlns:cx5="http://schemas.microsoft.com/office/drawing/2016/5/11/chartex" xmlns:cx6="http://schemas.microsoft.com/office/drawing/2016/5/12/chartex" xmlns:cx7="http://schemas.microsoft.com/office/drawing/2016/5/13/chartex" xmlns:cx8="http://schemas.microsoft.com/office/drawing/2016/5/14/chartex" xmlns:mc="http://schemas.openxmlformats.org/markup-compatibility/2006" xmlns:aink="http://schemas.microsoft.com/office/drawing/2016/ink" xmlns:am3d="http://schemas.microsoft.com/office/drawing/2017/model3d" xmlns:o="urn:schemas-microsoft-com:office:office" xmlns:oel="http://schemas.microsoft.com/office/2019/extlst" xmlns:r="http://schemas.openxmlformats.org/officeDocument/2006/relationships" xmlns:m="http://schemas.openxmlformats.org/officeDocument/2006/math" xmlns:v="urn:schemas-microsoft-com:vml" xmlns:wp14="http://schemas.microsoft.com/office/word/2010/wordprocessingDrawing" xmlns:wp="http://schemas.openxmlformats.org/drawingml/2006/wordprocessingDrawing" xmlns:w10="urn:schemas-microsoft-com:office:word" xmlns:w="http://schemas.openxmlformats.org/wordprocessingml/2006/main" xmlns:w14="http://schemas.microsoft.com/office/word/2010/wordml" xmlns:w15="http://schemas.microsoft.com/office/word/2012/wordml" xmlns:w16cex="http://schemas.microsoft.com/office/word/2018/wordml/cex" xmlns:w16cid="http://schemas.microsoft.com/office/word/2016/wordml/cid" xmlns:w16="http://schemas.microsoft.com/office/word/2018/wordml" xmlns:w16du="http://schemas.microsoft.com/office/word/2023/wordml/word16du" xmlns:w16sdtdh="http://schemas.microsoft.com/office/word/2020/wordml/sdtdatahash" xmlns:w16sdtfl="http://schemas.microsoft.com/office/word/2024/wordml/sdtformatlock" xmlns:w16se="http://schemas.microsoft.com/office/word/2015/wordml/symex" xmlns:wpg="http://schemas.microsoft.com/office/word/2010/wordprocessingGroup" xmlns:wpi="http://schemas.microsoft.com/office/word/2010/wordprocessingInk" xmlns:wne="http://schemas.microsoft.com/office/word/2006/wordml" xmlns:wps="http://schemas.microsoft.com/office/word/2010/wordprocessingShape" mc:Ignorable="w14 w15 w16se w16cid w16 w16cex w16sdtdh w16sdtfl w16du wp14">
   <w:body>
     <w:p>
       <w:pPr>
@@ -131,29 +131,7 @@
           <w:szCs w:val="28"/>
           <w:lang w:eastAsia="ru-RU"/>
         </w:rPr>
-        <w:t xml:space="preserve">ФЕДЕРАЛЬНОЕ ГОСУДАРСТВЕННОЕ БЮДЖЕТНОЕ ОБРАЗОВАТЕЛЬНОЕ </w:t>
-      </w:r>
-      <w:proofErr w:type="gramStart"/>
-      <w:r>
-        <w:rPr>
-          <w:rFonts w:ascii="Times New Roman" w:eastAsia="Times New Roman" w:hAnsi="Times New Roman" w:cs="Times New Roman"/>
-          <w:spacing w:val="-20"/>
-          <w:sz w:val="28"/>
-          <w:szCs w:val="28"/>
-          <w:lang w:eastAsia="ru-RU"/>
-        </w:rPr>
-        <w:t>УЧРЕЖДЕНИЕ  ВЫСШЕГО</w:t>
-      </w:r>
-      <w:proofErr w:type="gramEnd"/>
-      <w:r>
-        <w:rPr>
-          <w:rFonts w:ascii="Times New Roman" w:eastAsia="Times New Roman" w:hAnsi="Times New Roman" w:cs="Times New Roman"/>
-          <w:spacing w:val="-20"/>
-          <w:sz w:val="28"/>
-          <w:szCs w:val="28"/>
-          <w:lang w:eastAsia="ru-RU"/>
-        </w:rPr>
-        <w:t xml:space="preserve"> ОБРАЗОВАНИЯ</w:t>
+        <w:t>ФЕДЕРАЛЬНОЕ ГОСУДАРСТВЕННОЕ БЮДЖЕТНОЕ ОБРАЗОВАТЕЛЬНОЕ УЧРЕЖДЕНИЕ  ВЫСШЕГО ОБРАЗОВАНИЯ</w:t>
       </w:r>
     </w:p>
     <w:p>
@@ -671,19 +649,8 @@
           <w:szCs w:val="28"/>
           <w:lang w:eastAsia="ru-RU"/>
         </w:rPr>
-        <w:t xml:space="preserve"> </w:t>
-      </w:r>
-      <w:proofErr w:type="spellStart"/>
-      <w:r>
-        <w:rPr>
-          <w:rFonts w:ascii="Times New Roman" w:eastAsia="Times New Roman" w:hAnsi="Times New Roman" w:cs="Times New Roman"/>
-          <w:sz w:val="28"/>
-          <w:szCs w:val="28"/>
-          <w:lang w:eastAsia="ru-RU"/>
-        </w:rPr>
-        <w:t>Мышкевич</w:t>
-      </w:r>
-      <w:proofErr w:type="spellEnd"/>
+        <w:t xml:space="preserve"> Мышкевич</w:t>
+      </w:r>
     </w:p>
     <w:p>
       <w:pPr>
@@ -942,7 +909,7 @@
         </w:rPr>
         <w:fldChar w:fldCharType="separate"/>
       </w:r>
-      <w:hyperlink w:anchor="_Toc225601219" w:history="1">
+      <w:hyperlink w:anchor="_Toc227625911" w:history="1">
         <w:r>
           <w:rPr>
             <w:rStyle w:val="afa"/>
@@ -969,7 +936,7 @@
             <w:noProof/>
             <w:webHidden/>
           </w:rPr>
-          <w:instrText xml:space="preserve"> PAGEREF _Toc225601219 \h </w:instrText>
+          <w:instrText xml:space="preserve"> PAGEREF _Toc227625911 \h </w:instrText>
         </w:r>
         <w:r>
           <w:rPr>
@@ -1013,7 +980,7 @@
           <w14:ligatures w14:val="standardContextual"/>
         </w:rPr>
       </w:pPr>
-      <w:hyperlink w:anchor="_Toc225601220" w:history="1">
+      <w:hyperlink w:anchor="_Toc227625912" w:history="1">
         <w:r>
           <w:rPr>
             <w:rStyle w:val="afa"/>
@@ -1040,7 +1007,7 @@
             <w:noProof/>
             <w:webHidden/>
           </w:rPr>
-          <w:instrText xml:space="preserve"> PAGEREF _Toc225601220 \h </w:instrText>
+          <w:instrText xml:space="preserve"> PAGEREF _Toc227625912 \h </w:instrText>
         </w:r>
         <w:r>
           <w:rPr>
@@ -1084,7 +1051,7 @@
           <w14:ligatures w14:val="standardContextual"/>
         </w:rPr>
       </w:pPr>
-      <w:hyperlink w:anchor="_Toc225601221" w:history="1">
+      <w:hyperlink w:anchor="_Toc227625913" w:history="1">
         <w:r>
           <w:rPr>
             <w:rStyle w:val="afa"/>
@@ -1132,7 +1099,7 @@
             <w:noProof/>
             <w:webHidden/>
           </w:rPr>
-          <w:instrText xml:space="preserve"> PAGEREF _Toc225601221 \h </w:instrText>
+          <w:instrText xml:space="preserve"> PAGEREF _Toc227625913 \h </w:instrText>
         </w:r>
         <w:r>
           <w:rPr>
@@ -1175,7 +1142,7 @@
           <w14:ligatures w14:val="standardContextual"/>
         </w:rPr>
       </w:pPr>
-      <w:hyperlink w:anchor="_Toc225601222" w:history="1">
+      <w:hyperlink w:anchor="_Toc227625914" w:history="1">
         <w:r>
           <w:rPr>
             <w:rStyle w:val="afa"/>
@@ -1215,7 +1182,7 @@
           <w:rPr>
             <w:webHidden/>
           </w:rPr>
-          <w:instrText xml:space="preserve"> PAGEREF _Toc225601222 \h </w:instrText>
+          <w:instrText xml:space="preserve"> PAGEREF _Toc227625914 \h </w:instrText>
         </w:r>
         <w:r>
           <w:rPr>
@@ -1254,7 +1221,7 @@
           <w14:ligatures w14:val="standardContextual"/>
         </w:rPr>
       </w:pPr>
-      <w:hyperlink w:anchor="_Toc225601223" w:history="1">
+      <w:hyperlink w:anchor="_Toc227625915" w:history="1">
         <w:r>
           <w:rPr>
             <w:rStyle w:val="afa"/>
@@ -1294,7 +1261,7 @@
           <w:rPr>
             <w:webHidden/>
           </w:rPr>
-          <w:instrText xml:space="preserve"> PAGEREF _Toc225601223 \h </w:instrText>
+          <w:instrText xml:space="preserve"> PAGEREF _Toc227625915 \h </w:instrText>
         </w:r>
         <w:r>
           <w:rPr>
@@ -1333,7 +1300,7 @@
           <w14:ligatures w14:val="standardContextual"/>
         </w:rPr>
       </w:pPr>
-      <w:hyperlink w:anchor="_Toc225601224" w:history="1">
+      <w:hyperlink w:anchor="_Toc227625916" w:history="1">
         <w:r>
           <w:rPr>
             <w:rStyle w:val="afa"/>
@@ -1373,7 +1340,7 @@
           <w:rPr>
             <w:webHidden/>
           </w:rPr>
-          <w:instrText xml:space="preserve"> PAGEREF _Toc225601224 \h </w:instrText>
+          <w:instrText xml:space="preserve"> PAGEREF _Toc227625916 \h </w:instrText>
         </w:r>
         <w:r>
           <w:rPr>
@@ -1412,7 +1379,7 @@
           <w14:ligatures w14:val="standardContextual"/>
         </w:rPr>
       </w:pPr>
-      <w:hyperlink w:anchor="_Toc225601225" w:history="1">
+      <w:hyperlink w:anchor="_Toc227625917" w:history="1">
         <w:r>
           <w:rPr>
             <w:rStyle w:val="afa"/>
@@ -1457,7 +1424,7 @@
             <w:noProof/>
             <w:webHidden/>
           </w:rPr>
-          <w:instrText xml:space="preserve"> PAGEREF _Toc225601225 \h </w:instrText>
+          <w:instrText xml:space="preserve"> PAGEREF _Toc227625917 \h </w:instrText>
         </w:r>
         <w:r>
           <w:rPr>
@@ -1500,7 +1467,7 @@
           <w14:ligatures w14:val="standardContextual"/>
         </w:rPr>
       </w:pPr>
-      <w:hyperlink w:anchor="_Toc225601226" w:history="1">
+      <w:hyperlink w:anchor="_Toc227625918" w:history="1">
         <w:r>
           <w:rPr>
             <w:rStyle w:val="afa"/>
@@ -1545,7 +1512,7 @@
             <w:noProof/>
             <w:webHidden/>
           </w:rPr>
-          <w:instrText xml:space="preserve"> PAGEREF _Toc225601226 \h </w:instrText>
+          <w:instrText xml:space="preserve"> PAGEREF _Toc227625918 \h </w:instrText>
         </w:r>
         <w:r>
           <w:rPr>
@@ -1588,7 +1555,7 @@
           <w14:ligatures w14:val="standardContextual"/>
         </w:rPr>
       </w:pPr>
-      <w:hyperlink w:anchor="_Toc225601227" w:history="1">
+      <w:hyperlink w:anchor="_Toc227625919" w:history="1">
         <w:r>
           <w:rPr>
             <w:rStyle w:val="afa"/>
@@ -1628,7 +1595,7 @@
           <w:rPr>
             <w:webHidden/>
           </w:rPr>
-          <w:instrText xml:space="preserve"> PAGEREF _Toc225601227 \h </w:instrText>
+          <w:instrText xml:space="preserve"> PAGEREF _Toc227625919 \h </w:instrText>
         </w:r>
         <w:r>
           <w:rPr>
@@ -1646,6 +1613,85 @@
             <w:webHidden/>
           </w:rPr>
           <w:t>10</w:t>
+        </w:r>
+        <w:r>
+          <w:rPr>
+            <w:webHidden/>
+          </w:rPr>
+          <w:fldChar w:fldCharType="end"/>
+        </w:r>
+      </w:hyperlink>
+    </w:p>
+    <w:p>
+      <w:pPr>
+        <w:pStyle w:val="32"/>
+        <w:rPr>
+          <w:rFonts w:asciiTheme="minorHAnsi" w:eastAsiaTheme="minorEastAsia" w:hAnsiTheme="minorHAnsi" w:cstheme="minorBidi"/>
+          <w:kern w:val="2"/>
+          <w:sz w:val="24"/>
+          <w:szCs w:val="24"/>
+          <w:lang w:eastAsia="ru-RU"/>
+          <w14:ligatures w14:val="standardContextual"/>
+        </w:rPr>
+      </w:pPr>
+      <w:hyperlink w:anchor="_Toc227625920" w:history="1">
+        <w:r>
+          <w:rPr>
+            <w:rStyle w:val="afa"/>
+          </w:rPr>
+          <w:t>1.5</w:t>
+        </w:r>
+        <w:r>
+          <w:rPr>
+            <w:rFonts w:asciiTheme="minorHAnsi" w:eastAsiaTheme="minorEastAsia" w:hAnsiTheme="minorHAnsi" w:cstheme="minorBidi"/>
+            <w:kern w:val="2"/>
+            <w:sz w:val="24"/>
+            <w:szCs w:val="24"/>
+            <w:lang w:eastAsia="ru-RU"/>
+            <w14:ligatures w14:val="standardContextual"/>
+          </w:rPr>
+          <w:tab/>
+        </w:r>
+        <w:r>
+          <w:rPr>
+            <w:rStyle w:val="afa"/>
+          </w:rPr>
+          <w:t>Модель разработки</w:t>
+        </w:r>
+        <w:r>
+          <w:rPr>
+            <w:webHidden/>
+          </w:rPr>
+          <w:tab/>
+        </w:r>
+        <w:r>
+          <w:rPr>
+            <w:webHidden/>
+          </w:rPr>
+          <w:fldChar w:fldCharType="begin"/>
+        </w:r>
+        <w:r>
+          <w:rPr>
+            <w:webHidden/>
+          </w:rPr>
+          <w:instrText xml:space="preserve"> PAGEREF _Toc227625920 \h </w:instrText>
+        </w:r>
+        <w:r>
+          <w:rPr>
+            <w:webHidden/>
+          </w:rPr>
+        </w:r>
+        <w:r>
+          <w:rPr>
+            <w:webHidden/>
+          </w:rPr>
+          <w:fldChar w:fldCharType="separate"/>
+        </w:r>
+        <w:r>
+          <w:rPr>
+            <w:webHidden/>
+          </w:rPr>
+          <w:t>11</w:t>
         </w:r>
         <w:r>
           <w:rPr>
@@ -1668,7 +1714,7 @@
           <w14:ligatures w14:val="standardContextual"/>
         </w:rPr>
       </w:pPr>
-      <w:hyperlink w:anchor="_Toc225601228" w:history="1">
+      <w:hyperlink w:anchor="_Toc227625921" w:history="1">
         <w:r>
           <w:rPr>
             <w:rStyle w:val="afa"/>
@@ -1714,7 +1760,7 @@
             <w:noProof/>
             <w:webHidden/>
           </w:rPr>
-          <w:instrText xml:space="preserve"> PAGEREF _Toc225601228 \h </w:instrText>
+          <w:instrText xml:space="preserve"> PAGEREF _Toc227625921 \h </w:instrText>
         </w:r>
         <w:r>
           <w:rPr>
@@ -1734,7 +1780,7 @@
             <w:noProof/>
             <w:webHidden/>
           </w:rPr>
-          <w:t>11</w:t>
+          <w:t>13</w:t>
         </w:r>
         <w:r>
           <w:rPr>
@@ -1757,7 +1803,7 @@
           <w14:ligatures w14:val="standardContextual"/>
         </w:rPr>
       </w:pPr>
-      <w:hyperlink w:anchor="_Toc225601229" w:history="1">
+      <w:hyperlink w:anchor="_Toc227625922" w:history="1">
         <w:r>
           <w:rPr>
             <w:rStyle w:val="afa"/>
@@ -1797,7 +1843,7 @@
           <w:rPr>
             <w:webHidden/>
           </w:rPr>
-          <w:instrText xml:space="preserve"> PAGEREF _Toc225601229 \h </w:instrText>
+          <w:instrText xml:space="preserve"> PAGEREF _Toc227625922 \h </w:instrText>
         </w:r>
         <w:r>
           <w:rPr>
@@ -1814,7 +1860,7 @@
           <w:rPr>
             <w:webHidden/>
           </w:rPr>
-          <w:t>11</w:t>
+          <w:t>13</w:t>
         </w:r>
         <w:r>
           <w:rPr>
@@ -1836,7 +1882,7 @@
           <w14:ligatures w14:val="standardContextual"/>
         </w:rPr>
       </w:pPr>
-      <w:hyperlink w:anchor="_Toc225601230" w:history="1">
+      <w:hyperlink w:anchor="_Toc227625923" w:history="1">
         <w:r>
           <w:rPr>
             <w:rStyle w:val="afa"/>
@@ -1876,7 +1922,7 @@
           <w:rPr>
             <w:webHidden/>
           </w:rPr>
-          <w:instrText xml:space="preserve"> PAGEREF _Toc225601230 \h </w:instrText>
+          <w:instrText xml:space="preserve"> PAGEREF _Toc227625923 \h </w:instrText>
         </w:r>
         <w:r>
           <w:rPr>
@@ -1893,7 +1939,7 @@
           <w:rPr>
             <w:webHidden/>
           </w:rPr>
-          <w:t>13</w:t>
+          <w:t>15</w:t>
         </w:r>
         <w:r>
           <w:rPr>
@@ -1915,7 +1961,7 @@
           <w14:ligatures w14:val="standardContextual"/>
         </w:rPr>
       </w:pPr>
-      <w:hyperlink w:anchor="_Toc225601231" w:history="1">
+      <w:hyperlink w:anchor="_Toc227625924" w:history="1">
         <w:r>
           <w:rPr>
             <w:rStyle w:val="afa"/>
@@ -1960,7 +2006,7 @@
             <w:noProof/>
             <w:webHidden/>
           </w:rPr>
-          <w:instrText xml:space="preserve"> PAGEREF _Toc225601231 \h </w:instrText>
+          <w:instrText xml:space="preserve"> PAGEREF _Toc227625924 \h </w:instrText>
         </w:r>
         <w:r>
           <w:rPr>
@@ -1980,7 +2026,7 @@
             <w:noProof/>
             <w:webHidden/>
           </w:rPr>
-          <w:t>13</w:t>
+          <w:t>15</w:t>
         </w:r>
         <w:r>
           <w:rPr>
@@ -2003,7 +2049,7 @@
           <w14:ligatures w14:val="standardContextual"/>
         </w:rPr>
       </w:pPr>
-      <w:hyperlink w:anchor="_Toc225601232" w:history="1">
+      <w:hyperlink w:anchor="_Toc227625925" w:history="1">
         <w:r>
           <w:rPr>
             <w:rStyle w:val="afa"/>
@@ -2048,7 +2094,7 @@
             <w:noProof/>
             <w:webHidden/>
           </w:rPr>
-          <w:instrText xml:space="preserve"> PAGEREF _Toc225601232 \h </w:instrText>
+          <w:instrText xml:space="preserve"> PAGEREF _Toc227625925 \h </w:instrText>
         </w:r>
         <w:r>
           <w:rPr>
@@ -2068,7 +2114,7 @@
             <w:noProof/>
             <w:webHidden/>
           </w:rPr>
-          <w:t>14</w:t>
+          <w:t>17</w:t>
         </w:r>
         <w:r>
           <w:rPr>
@@ -2092,7 +2138,7 @@
           <w14:ligatures w14:val="standardContextual"/>
         </w:rPr>
       </w:pPr>
-      <w:hyperlink w:anchor="_Toc225601233" w:history="1">
+      <w:hyperlink w:anchor="_Toc227625926" w:history="1">
         <w:r>
           <w:rPr>
             <w:rStyle w:val="afa"/>
@@ -2120,7 +2166,7 @@
             <w:noProof/>
             <w:webHidden/>
           </w:rPr>
-          <w:instrText xml:space="preserve"> PAGEREF _Toc225601233 \h </w:instrText>
+          <w:instrText xml:space="preserve"> PAGEREF _Toc227625926 \h </w:instrText>
         </w:r>
         <w:r>
           <w:rPr>
@@ -2140,7 +2186,7 @@
             <w:noProof/>
             <w:webHidden/>
           </w:rPr>
-          <w:t>17</w:t>
+          <w:t>19</w:t>
         </w:r>
         <w:r>
           <w:rPr>
@@ -2219,7 +2265,7 @@
       <w:pPr>
         <w:pStyle w:val="afb"/>
       </w:pPr>
-      <w:bookmarkStart w:id="1" w:name="_Toc225601219"/>
+      <w:bookmarkStart w:id="1" w:name="_Toc227625911"/>
       <w:bookmarkStart w:id="2" w:name="_Toc195617421"/>
       <w:bookmarkStart w:id="3" w:name="_Toc195875304"/>
       <w:r>
@@ -2257,7 +2303,7 @@
       <w:pPr>
         <w:pStyle w:val="afb"/>
       </w:pPr>
-      <w:bookmarkStart w:id="4" w:name="_Toc225601220"/>
+      <w:bookmarkStart w:id="4" w:name="_Toc227625912"/>
       <w:r>
         <w:lastRenderedPageBreak/>
         <w:t>ВВЕДЕНИЕ</w:t>
@@ -2296,21 +2342,7 @@
         <w:rPr>
           <w:lang w:eastAsia="ru-RU"/>
         </w:rPr>
-        <w:t xml:space="preserve">Такие инструменты нужны для распределённых команд, удалённой работы, онлайн-обучения, студенческих проектов, </w:t>
-      </w:r>
-      <w:proofErr w:type="spellStart"/>
-      <w:r>
-        <w:rPr>
-          <w:lang w:eastAsia="ru-RU"/>
-        </w:rPr>
-        <w:t>хакатонов</w:t>
-      </w:r>
-      <w:proofErr w:type="spellEnd"/>
-      <w:r>
-        <w:rPr>
-          <w:lang w:eastAsia="ru-RU"/>
-        </w:rPr>
-        <w:t xml:space="preserve"> и курсовых. Большинство аналогов либо слишком сложны, либо ограничивают бесплатную версию по времени, проектам или участникам, либо подходят только под узкие задачи.</w:t>
+        <w:t>Такие инструменты нужны для распределённых команд, удалённой работы, онлайн-обучения, студенческих проектов, хакатонов и курсовых. Большинство аналогов либо слишком сложны, либо ограничивают бесплатную версию по времени, проектам или участникам, либо подходят только под узкие задачи.</w:t>
       </w:r>
     </w:p>
     <w:p>
@@ -2359,7 +2391,7 @@
           <w:lang w:eastAsia="ru-RU"/>
         </w:rPr>
       </w:pPr>
-      <w:bookmarkStart w:id="5" w:name="_Toc225601221"/>
+      <w:bookmarkStart w:id="5" w:name="_Toc227625913"/>
       <w:r>
         <w:rPr>
           <w:lang w:eastAsia="ru-RU"/>
@@ -2382,7 +2414,7 @@
       <w:pPr>
         <w:pStyle w:val="2"/>
       </w:pPr>
-      <w:bookmarkStart w:id="6" w:name="_Toc225601222"/>
+      <w:bookmarkStart w:id="6" w:name="_Toc227625914"/>
       <w:r>
         <w:t>А</w:t>
       </w:r>
@@ -2515,21 +2547,7 @@
         <w:rPr>
           <w:rStyle w:val="afd"/>
         </w:rPr>
-        <w:t xml:space="preserve">увеличение популярности совместных проектов в образовании: групповые курсовые работы, </w:t>
-      </w:r>
-      <w:proofErr w:type="spellStart"/>
-      <w:r>
-        <w:rPr>
-          <w:rStyle w:val="afd"/>
-        </w:rPr>
-        <w:t>хакатоны</w:t>
-      </w:r>
-      <w:proofErr w:type="spellEnd"/>
-      <w:r>
-        <w:rPr>
-          <w:rStyle w:val="afd"/>
-        </w:rPr>
-        <w:t>, командные задания на онлайн-курсах;</w:t>
+        <w:t>увеличение популярности совместных проектов в образовании: групповые курсовые работы, хакатоны, командные задания на онлайн-курсах;</w:t>
       </w:r>
     </w:p>
     <w:p>
@@ -2574,49 +2592,7 @@
         <w:rPr>
           <w:rStyle w:val="afd"/>
         </w:rPr>
-        <w:t>и начать совместную работу без привязки к крупным платформам (</w:t>
-      </w:r>
-      <w:proofErr w:type="spellStart"/>
-      <w:r>
-        <w:rPr>
-          <w:rStyle w:val="afd"/>
-        </w:rPr>
-        <w:t>GitHub</w:t>
-      </w:r>
-      <w:proofErr w:type="spellEnd"/>
-      <w:r>
-        <w:rPr>
-          <w:rStyle w:val="afd"/>
-        </w:rPr>
-        <w:t xml:space="preserve">, </w:t>
-      </w:r>
-      <w:proofErr w:type="spellStart"/>
-      <w:r>
-        <w:rPr>
-          <w:rStyle w:val="afd"/>
-        </w:rPr>
-        <w:t>GitLab</w:t>
-      </w:r>
-      <w:proofErr w:type="spellEnd"/>
-      <w:r>
-        <w:rPr>
-          <w:rStyle w:val="afd"/>
-        </w:rPr>
-        <w:t xml:space="preserve">, </w:t>
-      </w:r>
-      <w:proofErr w:type="spellStart"/>
-      <w:r>
-        <w:rPr>
-          <w:rStyle w:val="afd"/>
-        </w:rPr>
-        <w:t>Replit</w:t>
-      </w:r>
-      <w:proofErr w:type="spellEnd"/>
-      <w:r>
-        <w:rPr>
-          <w:rStyle w:val="afd"/>
-        </w:rPr>
-        <w:t xml:space="preserve"> и т.п.).</w:t>
+        <w:t>и начать совместную работу без привязки к крупным платформам (GitHub, GitLab, Replit и т.п.).</w:t>
       </w:r>
     </w:p>
     <w:p>
@@ -2645,7 +2621,7 @@
       <w:pPr>
         <w:pStyle w:val="2"/>
       </w:pPr>
-      <w:bookmarkStart w:id="7" w:name="_Toc225601223"/>
+      <w:bookmarkStart w:id="7" w:name="_Toc227625915"/>
       <w:r>
         <w:t>Анализ конкурентов</w:t>
       </w:r>
@@ -2679,131 +2655,11 @@
           <w:lang w:eastAsia="ru-RU"/>
         </w:rPr>
       </w:pPr>
-      <w:proofErr w:type="spellStart"/>
-      <w:r>
-        <w:rPr>
-          <w:lang w:eastAsia="ru-RU"/>
-        </w:rPr>
-        <w:t>GitHub</w:t>
-      </w:r>
-      <w:proofErr w:type="spellEnd"/>
-      <w:r>
-        <w:rPr>
-          <w:lang w:eastAsia="ru-RU"/>
-        </w:rPr>
-        <w:t xml:space="preserve"> </w:t>
-      </w:r>
-      <w:proofErr w:type="spellStart"/>
-      <w:r>
-        <w:rPr>
-          <w:lang w:eastAsia="ru-RU"/>
-        </w:rPr>
-        <w:t>Codespaces</w:t>
-      </w:r>
-      <w:proofErr w:type="spellEnd"/>
-      <w:r>
-        <w:rPr>
-          <w:lang w:eastAsia="ru-RU"/>
-        </w:rPr>
-        <w:t xml:space="preserve"> – полноценная облачная среда на базе Visual Studio Code, запускается в браузере или десктопном клиенте; почти идентичный опыт с локальным VS Code, мгновенный доступ к репозиториям </w:t>
-      </w:r>
-      <w:proofErr w:type="spellStart"/>
-      <w:r>
-        <w:rPr>
-          <w:lang w:eastAsia="ru-RU"/>
-        </w:rPr>
-        <w:t>GitHub</w:t>
-      </w:r>
-      <w:proofErr w:type="spellEnd"/>
-      <w:r>
-        <w:rPr>
-          <w:lang w:eastAsia="ru-RU"/>
-        </w:rPr>
-        <w:t xml:space="preserve">, </w:t>
-      </w:r>
-      <w:proofErr w:type="spellStart"/>
-      <w:r>
-        <w:rPr>
-          <w:lang w:eastAsia="ru-RU"/>
-        </w:rPr>
-        <w:t>преднастроенные</w:t>
-      </w:r>
-      <w:proofErr w:type="spellEnd"/>
-      <w:r>
-        <w:rPr>
-          <w:lang w:eastAsia="ru-RU"/>
-        </w:rPr>
-        <w:t xml:space="preserve"> </w:t>
-      </w:r>
-      <w:proofErr w:type="spellStart"/>
-      <w:r>
-        <w:rPr>
-          <w:lang w:eastAsia="ru-RU"/>
-        </w:rPr>
-        <w:t>dev</w:t>
-      </w:r>
-      <w:proofErr w:type="spellEnd"/>
-      <w:r>
-        <w:rPr>
-          <w:lang w:eastAsia="ru-RU"/>
-        </w:rPr>
-        <w:t xml:space="preserve">-контейнеры, интеграция с </w:t>
-      </w:r>
-      <w:proofErr w:type="spellStart"/>
-      <w:r>
-        <w:rPr>
-          <w:lang w:eastAsia="ru-RU"/>
-        </w:rPr>
-        <w:t>Copilot</w:t>
-      </w:r>
-      <w:proofErr w:type="spellEnd"/>
-      <w:r>
-        <w:rPr>
-          <w:lang w:eastAsia="ru-RU"/>
-        </w:rPr>
-        <w:t xml:space="preserve">, возможность делиться пространством. Сильные стороны: огромная экосистема расширений, отличная интеграция с </w:t>
-      </w:r>
-      <w:proofErr w:type="spellStart"/>
-      <w:r>
-        <w:rPr>
-          <w:lang w:eastAsia="ru-RU"/>
-        </w:rPr>
-        <w:t>git</w:t>
-      </w:r>
-      <w:proofErr w:type="spellEnd"/>
-      <w:r>
-        <w:rPr>
-          <w:lang w:eastAsia="ru-RU"/>
-        </w:rPr>
-        <w:t xml:space="preserve">, высокая надёжность. Слабые стороны: сильная зависимость от </w:t>
-      </w:r>
-      <w:proofErr w:type="spellStart"/>
-      <w:r>
-        <w:rPr>
-          <w:lang w:eastAsia="ru-RU"/>
-        </w:rPr>
-        <w:t>GitHub</w:t>
-      </w:r>
-      <w:proofErr w:type="spellEnd"/>
-      <w:r>
-        <w:rPr>
-          <w:lang w:eastAsia="ru-RU"/>
-        </w:rPr>
-        <w:t xml:space="preserve">, избыточность для простых совместных правок без сложного </w:t>
-      </w:r>
-      <w:proofErr w:type="spellStart"/>
-      <w:r>
-        <w:rPr>
-          <w:lang w:eastAsia="ru-RU"/>
-        </w:rPr>
-        <w:t>dev</w:t>
-      </w:r>
-      <w:proofErr w:type="spellEnd"/>
-      <w:r>
-        <w:rPr>
-          <w:lang w:eastAsia="ru-RU"/>
-        </w:rPr>
-        <w:t>-</w:t>
+      <w:r>
+        <w:rPr>
+          <w:lang w:eastAsia="ru-RU"/>
+        </w:rPr>
+        <w:t>GitHub Codespaces – полноценная облачная среда на базе Visual Studio Code, запускается в браузере или десктопном клиенте; почти идентичный опыт с локальным VS Code, мгновенный доступ к репозиториям GitHub, преднастроенные dev-контейнеры, интеграция с Copilot, возможность делиться пространством. Сильные стороны: огромная экосистема расширений, отличная интеграция с git, высокая надёжность. Слабые стороны: сильная зависимость от GitHub, избыточность для простых совместных правок без сложного dev-</w:t>
       </w:r>
       <w:r>
         <w:rPr>
@@ -2860,28 +2716,24 @@
           <w:lang w:eastAsia="ru-RU"/>
         </w:rPr>
       </w:pPr>
-      <w:proofErr w:type="spellStart"/>
-      <w:r>
-        <w:rPr>
-          <w:lang w:eastAsia="ru-RU"/>
-        </w:rPr>
-        <w:t>Yandex</w:t>
-      </w:r>
-      <w:proofErr w:type="spellEnd"/>
+      <w:r>
+        <w:rPr>
+          <w:lang w:eastAsia="ru-RU"/>
+        </w:rPr>
+        <w:t>Yandex Interview</w:t>
+      </w:r>
       <w:r>
         <w:rPr>
           <w:lang w:eastAsia="ru-RU"/>
         </w:rPr>
         <w:t xml:space="preserve"> </w:t>
       </w:r>
-      <w:proofErr w:type="spellStart"/>
-      <w:r>
-        <w:rPr>
-          <w:lang w:eastAsia="ru-RU"/>
-        </w:rPr>
-        <w:t>Interview</w:t>
-      </w:r>
-      <w:proofErr w:type="spellEnd"/>
+      <w:r>
+        <w:rPr>
+          <w:lang w:eastAsia="ru-RU"/>
+        </w:rPr>
+        <w:t>–</w:t>
+      </w:r>
       <w:r>
         <w:rPr>
           <w:lang w:eastAsia="ru-RU"/>
@@ -2892,33 +2744,7 @@
         <w:rPr>
           <w:lang w:eastAsia="ru-RU"/>
         </w:rPr>
-        <w:t>–</w:t>
-      </w:r>
-      <w:r>
-        <w:rPr>
-          <w:lang w:eastAsia="ru-RU"/>
-        </w:rPr>
-        <w:t xml:space="preserve"> </w:t>
-      </w:r>
-      <w:r>
-        <w:rPr>
-          <w:lang w:eastAsia="ru-RU"/>
-        </w:rPr>
-        <w:t xml:space="preserve">специализированный сервис для технических собеседований и </w:t>
-      </w:r>
-      <w:proofErr w:type="spellStart"/>
-      <w:r>
-        <w:rPr>
-          <w:lang w:eastAsia="ru-RU"/>
-        </w:rPr>
-        <w:t>лайв-кодинга</w:t>
-      </w:r>
-      <w:proofErr w:type="spellEnd"/>
-      <w:r>
-        <w:rPr>
-          <w:lang w:eastAsia="ru-RU"/>
-        </w:rPr>
-        <w:t xml:space="preserve">, ориентирован на быструю проверку </w:t>
+        <w:t xml:space="preserve">специализированный сервис для технических собеседований и лайв-кодинга, ориентирован на быструю проверку </w:t>
       </w:r>
       <w:r>
         <w:rPr>
@@ -2935,47 +2761,11 @@
           <w:lang w:eastAsia="ru-RU"/>
         </w:rPr>
       </w:pPr>
-      <w:proofErr w:type="spellStart"/>
-      <w:r>
-        <w:rPr>
-          <w:lang w:eastAsia="ru-RU"/>
-        </w:rPr>
-        <w:t>StackBlitz</w:t>
-      </w:r>
-      <w:proofErr w:type="spellEnd"/>
-      <w:r>
-        <w:rPr>
-          <w:lang w:eastAsia="ru-RU"/>
-        </w:rPr>
-        <w:t xml:space="preserve"> и </w:t>
-      </w:r>
-      <w:proofErr w:type="spellStart"/>
-      <w:r>
-        <w:rPr>
-          <w:lang w:eastAsia="ru-RU"/>
-        </w:rPr>
-        <w:t>CodeSandbox</w:t>
-      </w:r>
-      <w:proofErr w:type="spellEnd"/>
-      <w:r>
-        <w:rPr>
-          <w:lang w:eastAsia="ru-RU"/>
-        </w:rPr>
-        <w:t xml:space="preserve"> – похожие браузерные редакторы, ориентированы в первую очередь на </w:t>
-      </w:r>
-      <w:proofErr w:type="spellStart"/>
-      <w:r>
-        <w:rPr>
-          <w:lang w:eastAsia="ru-RU"/>
-        </w:rPr>
-        <w:t>фронтенд</w:t>
-      </w:r>
-      <w:proofErr w:type="spellEnd"/>
-      <w:r>
-        <w:rPr>
-          <w:lang w:eastAsia="ru-RU"/>
-        </w:rPr>
-        <w:t>-разработку мгновенный запуск, живо</w:t>
+      <w:r>
+        <w:rPr>
+          <w:lang w:eastAsia="ru-RU"/>
+        </w:rPr>
+        <w:t>StackBlitz и CodeSandbox – похожие браузерные редакторы, ориентированы в первую очередь на фронтенд-разработку мгновенный запуск, живо</w:t>
       </w:r>
       <w:r>
         <w:rPr>
@@ -2987,35 +2777,7 @@
         <w:rPr>
           <w:lang w:eastAsia="ru-RU"/>
         </w:rPr>
-        <w:t xml:space="preserve"> превью. Совместное редактирование работает хорошо. Минусы: почти исключительно веб-</w:t>
-      </w:r>
-      <w:proofErr w:type="spellStart"/>
-      <w:r>
-        <w:rPr>
-          <w:lang w:eastAsia="ru-RU"/>
-        </w:rPr>
-        <w:t>фронтенд</w:t>
-      </w:r>
-      <w:proofErr w:type="spellEnd"/>
-      <w:r>
-        <w:rPr>
-          <w:lang w:eastAsia="ru-RU"/>
-        </w:rPr>
-        <w:t xml:space="preserve"> – поддержка бэкенда, баз данных или сложных языков (Go, </w:t>
-      </w:r>
-      <w:proofErr w:type="spellStart"/>
-      <w:r>
-        <w:rPr>
-          <w:lang w:eastAsia="ru-RU"/>
-        </w:rPr>
-        <w:t>Rust</w:t>
-      </w:r>
-      <w:proofErr w:type="spellEnd"/>
-      <w:r>
-        <w:rPr>
-          <w:lang w:eastAsia="ru-RU"/>
-        </w:rPr>
-        <w:t>) либо отсутствует, либо очень ограничена</w:t>
+        <w:t xml:space="preserve"> превью. Совместное редактирование работает хорошо. Минусы: почти исключительно веб-фронтенд – поддержка бэкенда, баз данных или сложных языков (Go, Rust) либо отсутствует, либо очень ограничена</w:t>
       </w:r>
       <w:r>
         <w:rPr>
@@ -3079,7 +2841,7 @@
       <w:pPr>
         <w:pStyle w:val="2"/>
       </w:pPr>
-      <w:bookmarkStart w:id="8" w:name="_Toc225601224"/>
+      <w:bookmarkStart w:id="8" w:name="_Toc227625916"/>
       <w:r>
         <w:t>Языки программирования, технологии</w:t>
       </w:r>
@@ -3101,77 +2863,7 @@
         <w:rPr>
           <w:rStyle w:val="a5"/>
         </w:rPr>
-        <w:t xml:space="preserve">Для реализации проекта выбраны языки </w:t>
-      </w:r>
-      <w:proofErr w:type="spellStart"/>
-      <w:r>
-        <w:rPr>
-          <w:rStyle w:val="a5"/>
-        </w:rPr>
-        <w:t>Kotlin</w:t>
-      </w:r>
-      <w:proofErr w:type="spellEnd"/>
-      <w:r>
-        <w:rPr>
-          <w:rStyle w:val="a5"/>
-        </w:rPr>
-        <w:t xml:space="preserve"> и Python, а также технологии </w:t>
-      </w:r>
-      <w:proofErr w:type="spellStart"/>
-      <w:r>
-        <w:rPr>
-          <w:rStyle w:val="a5"/>
-        </w:rPr>
-        <w:t>Kotlin</w:t>
-      </w:r>
-      <w:proofErr w:type="spellEnd"/>
-      <w:r>
-        <w:rPr>
-          <w:rStyle w:val="a5"/>
-        </w:rPr>
-        <w:t xml:space="preserve"> </w:t>
-      </w:r>
-      <w:proofErr w:type="spellStart"/>
-      <w:r>
-        <w:rPr>
-          <w:rStyle w:val="a5"/>
-        </w:rPr>
-        <w:t>Multiplatform</w:t>
-      </w:r>
-      <w:proofErr w:type="spellEnd"/>
-      <w:r>
-        <w:rPr>
-          <w:rStyle w:val="a5"/>
-        </w:rPr>
-        <w:t xml:space="preserve"> для </w:t>
-      </w:r>
-      <w:proofErr w:type="spellStart"/>
-      <w:r>
-        <w:rPr>
-          <w:rStyle w:val="a5"/>
-        </w:rPr>
-        <w:t>фронтенда</w:t>
-      </w:r>
-      <w:proofErr w:type="spellEnd"/>
-      <w:r>
-        <w:rPr>
-          <w:rStyle w:val="a5"/>
-        </w:rPr>
-        <w:t xml:space="preserve"> и </w:t>
-      </w:r>
-      <w:proofErr w:type="spellStart"/>
-      <w:r>
-        <w:rPr>
-          <w:rStyle w:val="a5"/>
-        </w:rPr>
-        <w:t>Flask</w:t>
-      </w:r>
-      <w:proofErr w:type="spellEnd"/>
-      <w:r>
-        <w:rPr>
-          <w:rStyle w:val="a5"/>
-        </w:rPr>
-        <w:t xml:space="preserve"> для бэкенда</w:t>
+        <w:t>Для реализации проекта выбраны языки Kotlin и Python, а также технологии Kotlin Multiplatform для фронтенда и Flask для бэкенда</w:t>
       </w:r>
       <w:r>
         <w:t>.</w:t>
@@ -3561,7 +3253,7 @@
       <w:pPr>
         <w:pStyle w:val="3"/>
       </w:pPr>
-      <w:bookmarkStart w:id="9" w:name="_Toc225601225"/>
+      <w:bookmarkStart w:id="9" w:name="_Toc227625917"/>
       <w:r>
         <w:t>Backend</w:t>
       </w:r>
@@ -3577,15 +3269,7 @@
         <w:pStyle w:val="a4"/>
       </w:pPr>
       <w:r>
-        <w:t xml:space="preserve">Для </w:t>
-      </w:r>
-      <w:proofErr w:type="spellStart"/>
-      <w:r>
-        <w:t>бекенда</w:t>
-      </w:r>
-      <w:proofErr w:type="spellEnd"/>
-      <w:r>
-        <w:t xml:space="preserve"> были использованы следующие технологии:</w:t>
+        <w:t>Для бекенда были использованы следующие технологии:</w:t>
       </w:r>
     </w:p>
     <w:p>
@@ -3616,87 +3300,80 @@
         <w:t>API</w:t>
       </w:r>
       <w:r>
-        <w:t xml:space="preserve"> – этот подход позволяет разделить </w:t>
-      </w:r>
-      <w:proofErr w:type="spellStart"/>
-      <w:r>
-        <w:t>фронтенд</w:t>
-      </w:r>
-      <w:proofErr w:type="spellEnd"/>
-      <w:r>
-        <w:t xml:space="preserve"> и </w:t>
-      </w:r>
-      <w:proofErr w:type="spellStart"/>
-      <w:r>
-        <w:t>бекенд</w:t>
-      </w:r>
-      <w:proofErr w:type="spellEnd"/>
-      <w:r>
-        <w:t xml:space="preserve">. Это дает возможность </w:t>
-      </w:r>
-      <w:proofErr w:type="spellStart"/>
-      <w:r>
-        <w:t>переиспользовать</w:t>
-      </w:r>
-      <w:proofErr w:type="spellEnd"/>
-      <w:r>
-        <w:t xml:space="preserve"> сервер для разных клиентов. </w:t>
-      </w:r>
-      <w:proofErr w:type="spellStart"/>
+        <w:t xml:space="preserve"> – этот подход позволяет разделить фронтенд и бекенд. Это дает возможность переиспользовать сервер для разных клиентов. </w:t>
+      </w:r>
       <w:r>
         <w:rPr>
           <w:lang w:val="en-US"/>
         </w:rPr>
-        <w:t>Такой</w:t>
-      </w:r>
-      <w:proofErr w:type="spellEnd"/>
+        <w:t xml:space="preserve">Такой сервер удобно тестировать. </w:t>
+      </w:r>
+    </w:p>
+    <w:p>
+      <w:pPr>
+        <w:pStyle w:val="15"/>
+      </w:pPr>
       <w:r>
         <w:rPr>
           <w:lang w:val="en-US"/>
         </w:rPr>
-        <w:t xml:space="preserve"> </w:t>
-      </w:r>
-      <w:proofErr w:type="spellStart"/>
+        <w:t>Flask</w:t>
+      </w:r>
+      <w:r>
+        <w:t xml:space="preserve"> – это удобный фреймворк, который позволяет самостоятельно определять архитектуру. </w:t>
+      </w:r>
+      <w:r>
+        <w:t xml:space="preserve">Для него существует большое количество расширений. Также данный фреймворк хорошо подходит для </w:t>
+      </w:r>
       <w:r>
         <w:rPr>
           <w:lang w:val="en-US"/>
         </w:rPr>
-        <w:t>сервер</w:t>
-      </w:r>
-      <w:proofErr w:type="spellEnd"/>
-      <w:r>
+        <w:t>API</w:t>
+      </w:r>
+      <w:r>
+        <w:t xml:space="preserve"> сервера.</w:t>
+      </w:r>
+    </w:p>
+    <w:p>
+      <w:pPr>
+        <w:pStyle w:val="15"/>
         <w:rPr>
           <w:lang w:val="en-US"/>
         </w:rPr>
-        <w:t xml:space="preserve"> </w:t>
-      </w:r>
-      <w:proofErr w:type="spellStart"/>
+      </w:pPr>
       <w:r>
         <w:rPr>
           <w:lang w:val="en-US"/>
         </w:rPr>
-        <w:t>удобно</w:t>
-      </w:r>
-      <w:proofErr w:type="spellEnd"/>
+        <w:t>ORM</w:t>
+      </w:r>
+      <w:r>
+        <w:t xml:space="preserve"> – помогает работать с объектами </w:t>
+      </w:r>
       <w:r>
         <w:rPr>
           <w:lang w:val="en-US"/>
         </w:rPr>
-        <w:t xml:space="preserve"> </w:t>
-      </w:r>
-      <w:proofErr w:type="spellStart"/>
+        <w:t>Python</w:t>
+      </w:r>
+      <w:r>
+        <w:t xml:space="preserve">, а не </w:t>
+      </w:r>
       <w:r>
         <w:rPr>
           <w:lang w:val="en-US"/>
         </w:rPr>
-        <w:t>тестировать</w:t>
-      </w:r>
-      <w:proofErr w:type="spellEnd"/>
+        <w:t>SQL</w:t>
+      </w:r>
+      <w:r>
+        <w:t xml:space="preserve">-запросами, что упрощает процесс разработки. </w:t>
+      </w:r>
       <w:r>
         <w:rPr>
           <w:lang w:val="en-US"/>
         </w:rPr>
-        <w:t xml:space="preserve">. </w:t>
+        <w:t>Этот подход автоматически защитит от SQL-инъекций.</w:t>
       </w:r>
     </w:p>
     <w:p>
@@ -3707,40 +3384,57 @@
         <w:rPr>
           <w:lang w:val="en-US"/>
         </w:rPr>
+        <w:t>SQLAlchemy</w:t>
+      </w:r>
+      <w:r>
+        <w:t xml:space="preserve"> – уже интегрировано во </w:t>
+      </w:r>
+      <w:r>
+        <w:rPr>
+          <w:lang w:val="en-US"/>
+        </w:rPr>
         <w:t>Flask</w:t>
       </w:r>
       <w:r>
-        <w:t xml:space="preserve"> – это удобный фреймворк, который позволяет самостоятельно определять архитектуру. </w:t>
-      </w:r>
-      <w:r>
-        <w:t xml:space="preserve">Для него существует большое количество расширений. Также данный фреймворк хорошо подходит для </w:t>
+        <w:t xml:space="preserve">, позволяет использовать </w:t>
       </w:r>
       <w:r>
         <w:rPr>
           <w:lang w:val="en-US"/>
         </w:rPr>
-        <w:t>API</w:t>
-      </w:r>
-      <w:r>
-        <w:t xml:space="preserve"> сервера.</w:t>
+        <w:t>ORM</w:t>
+      </w:r>
+      <w:r>
+        <w:t>, не зависит от конкретной СУБД.</w:t>
       </w:r>
     </w:p>
     <w:p>
       <w:pPr>
         <w:pStyle w:val="15"/>
+      </w:pPr>
+      <w:r>
         <w:rPr>
           <w:lang w:val="en-US"/>
         </w:rPr>
-      </w:pPr>
+        <w:t>Flask</w:t>
+      </w:r>
+      <w:r>
+        <w:t>-</w:t>
+      </w:r>
       <w:r>
         <w:rPr>
           <w:lang w:val="en-US"/>
         </w:rPr>
-        <w:t>ORM</w:t>
-      </w:r>
-      <w:r>
-        <w:t xml:space="preserve"> – помогает работать с объектами </w:t>
-      </w:r>
+        <w:t>Migrate</w:t>
+      </w:r>
+      <w:r>
+        <w:t xml:space="preserve"> – позволяет документировать изменения в структуре БД, дает возможность откатить изменения.</w:t>
+      </w:r>
+    </w:p>
+    <w:p>
+      <w:pPr>
+        <w:pStyle w:val="15"/>
+      </w:pPr>
       <w:r>
         <w:rPr>
           <w:lang w:val="en-US"/>
@@ -3748,180 +3442,14 @@
         <w:t>Python</w:t>
       </w:r>
       <w:r>
-        <w:t xml:space="preserve">, а не </w:t>
+        <w:t>-</w:t>
       </w:r>
       <w:r>
         <w:rPr>
           <w:lang w:val="en-US"/>
         </w:rPr>
-        <w:t>SQL</w:t>
-      </w:r>
-      <w:r>
-        <w:t xml:space="preserve">-запросами, что упрощает процесс разработки. </w:t>
-      </w:r>
-      <w:proofErr w:type="spellStart"/>
-      <w:r>
-        <w:rPr>
-          <w:lang w:val="en-US"/>
-        </w:rPr>
-        <w:t>Этот</w:t>
-      </w:r>
-      <w:proofErr w:type="spellEnd"/>
-      <w:r>
-        <w:rPr>
-          <w:lang w:val="en-US"/>
-        </w:rPr>
-        <w:t xml:space="preserve"> </w:t>
-      </w:r>
-      <w:proofErr w:type="spellStart"/>
-      <w:r>
-        <w:rPr>
-          <w:lang w:val="en-US"/>
-        </w:rPr>
-        <w:t>подход</w:t>
-      </w:r>
-      <w:proofErr w:type="spellEnd"/>
-      <w:r>
-        <w:rPr>
-          <w:lang w:val="en-US"/>
-        </w:rPr>
-        <w:t xml:space="preserve"> </w:t>
-      </w:r>
-      <w:proofErr w:type="spellStart"/>
-      <w:r>
-        <w:rPr>
-          <w:lang w:val="en-US"/>
-        </w:rPr>
-        <w:t>автоматически</w:t>
-      </w:r>
-      <w:proofErr w:type="spellEnd"/>
-      <w:r>
-        <w:rPr>
-          <w:lang w:val="en-US"/>
-        </w:rPr>
-        <w:t xml:space="preserve"> </w:t>
-      </w:r>
-      <w:proofErr w:type="spellStart"/>
-      <w:r>
-        <w:rPr>
-          <w:lang w:val="en-US"/>
-        </w:rPr>
-        <w:t>защитит</w:t>
-      </w:r>
-      <w:proofErr w:type="spellEnd"/>
-      <w:r>
-        <w:rPr>
-          <w:lang w:val="en-US"/>
-        </w:rPr>
-        <w:t xml:space="preserve"> </w:t>
-      </w:r>
-      <w:proofErr w:type="spellStart"/>
-      <w:r>
-        <w:rPr>
-          <w:lang w:val="en-US"/>
-        </w:rPr>
-        <w:t>от</w:t>
-      </w:r>
-      <w:proofErr w:type="spellEnd"/>
-      <w:r>
-        <w:rPr>
-          <w:lang w:val="en-US"/>
-        </w:rPr>
-        <w:t xml:space="preserve"> SQL-</w:t>
-      </w:r>
-      <w:proofErr w:type="spellStart"/>
-      <w:r>
-        <w:rPr>
-          <w:lang w:val="en-US"/>
-        </w:rPr>
-        <w:t>инъекций</w:t>
-      </w:r>
-      <w:proofErr w:type="spellEnd"/>
-      <w:r>
-        <w:rPr>
-          <w:lang w:val="en-US"/>
-        </w:rPr>
-        <w:t>.</w:t>
-      </w:r>
-    </w:p>
-    <w:p>
-      <w:pPr>
-        <w:pStyle w:val="15"/>
-      </w:pPr>
-      <w:proofErr w:type="spellStart"/>
-      <w:r>
-        <w:rPr>
-          <w:lang w:val="en-US"/>
-        </w:rPr>
-        <w:t>SQLAlchemy</w:t>
-      </w:r>
-      <w:proofErr w:type="spellEnd"/>
-      <w:r>
-        <w:t xml:space="preserve"> – уже интегрировано во </w:t>
-      </w:r>
-      <w:r>
-        <w:rPr>
-          <w:lang w:val="en-US"/>
-        </w:rPr>
-        <w:t>Flask</w:t>
-      </w:r>
-      <w:r>
-        <w:t xml:space="preserve">, позволяет использовать </w:t>
-      </w:r>
-      <w:r>
-        <w:rPr>
-          <w:lang w:val="en-US"/>
-        </w:rPr>
-        <w:t>ORM</w:t>
-      </w:r>
-      <w:r>
-        <w:t>, не зависит от конкретной СУБД.</w:t>
-      </w:r>
-    </w:p>
-    <w:p>
-      <w:pPr>
-        <w:pStyle w:val="15"/>
-      </w:pPr>
-      <w:r>
-        <w:rPr>
-          <w:lang w:val="en-US"/>
-        </w:rPr>
-        <w:t>Flask</w:t>
-      </w:r>
-      <w:r>
-        <w:t>-</w:t>
-      </w:r>
-      <w:r>
-        <w:rPr>
-          <w:lang w:val="en-US"/>
-        </w:rPr>
-        <w:t>Migrate</w:t>
-      </w:r>
-      <w:r>
-        <w:t xml:space="preserve"> – позволяет документировать изменения в структуре БД, дает возможность откатить изменения.</w:t>
-      </w:r>
-    </w:p>
-    <w:p>
-      <w:pPr>
-        <w:pStyle w:val="15"/>
-      </w:pPr>
-      <w:r>
-        <w:rPr>
-          <w:lang w:val="en-US"/>
-        </w:rPr>
-        <w:t>Python</w:t>
-      </w:r>
-      <w:r>
-        <w:t>-</w:t>
-      </w:r>
-      <w:proofErr w:type="spellStart"/>
-      <w:r>
-        <w:rPr>
-          <w:lang w:val="en-US"/>
-        </w:rPr>
         <w:t>dotenv</w:t>
       </w:r>
-      <w:proofErr w:type="spellEnd"/>
       <w:r>
         <w:t xml:space="preserve"> – предназначен для защиты конфиденциальных данных.</w:t>
       </w:r>
@@ -3993,7 +3521,7 @@
       <w:pPr>
         <w:pStyle w:val="3"/>
       </w:pPr>
-      <w:bookmarkStart w:id="10" w:name="_Toc225601226"/>
+      <w:bookmarkStart w:id="10" w:name="_Toc227625918"/>
       <w:r>
         <w:t>Frontend</w:t>
       </w:r>
@@ -4009,53 +3537,47 @@
         <w:pStyle w:val="a4"/>
       </w:pPr>
       <w:r>
-        <w:t xml:space="preserve">Для </w:t>
-      </w:r>
-      <w:proofErr w:type="spellStart"/>
-      <w:r>
-        <w:t>фронтенда</w:t>
-      </w:r>
-      <w:proofErr w:type="spellEnd"/>
-      <w:r>
-        <w:t xml:space="preserve"> были использованы следующие технологии:</w:t>
+        <w:t>Для фронтенда были использованы следующие технологии:</w:t>
       </w:r>
     </w:p>
     <w:p>
       <w:pPr>
         <w:pStyle w:val="15"/>
       </w:pPr>
-      <w:proofErr w:type="spellStart"/>
-      <w:r>
+      <w:r>
+        <w:t xml:space="preserve">Kotlin – современный, статически типизированый язык программирования, являющийся стандартом для </w:t>
+      </w:r>
+      <w:r>
+        <w:rPr>
+          <w:lang w:val="en-US"/>
+        </w:rPr>
+        <w:t>Android</w:t>
+      </w:r>
+      <w:r>
+        <w:t>, но используется и для мультиплатформы.</w:t>
+      </w:r>
+    </w:p>
+    <w:p>
+      <w:pPr>
+        <w:pStyle w:val="15"/>
+      </w:pPr>
+      <w:r>
+        <w:rPr>
+          <w:lang w:val="en-US"/>
+        </w:rPr>
         <w:t>Kotlin</w:t>
       </w:r>
-      <w:proofErr w:type="spellEnd"/>
-      <w:r>
-        <w:t xml:space="preserve"> – современный, статически </w:t>
-      </w:r>
-      <w:proofErr w:type="spellStart"/>
-      <w:r>
-        <w:t>типизированый</w:t>
-      </w:r>
-      <w:proofErr w:type="spellEnd"/>
-      <w:r>
-        <w:t xml:space="preserve"> язык программирования, являющийся стандартом для </w:t>
+      <w:r>
+        <w:t xml:space="preserve"> </w:t>
       </w:r>
       <w:r>
         <w:rPr>
           <w:lang w:val="en-US"/>
         </w:rPr>
-        <w:t>Android</w:t>
-      </w:r>
-      <w:r>
-        <w:t xml:space="preserve">, но используется и для </w:t>
-      </w:r>
-      <w:proofErr w:type="spellStart"/>
-      <w:r>
-        <w:t>мультиплатформы</w:t>
-      </w:r>
-      <w:proofErr w:type="spellEnd"/>
-      <w:r>
-        <w:t>.</w:t>
+        <w:t>Multiplatform</w:t>
+      </w:r>
+      <w:r>
+        <w:t xml:space="preserve"> – технология, позволяющая написать один код и запустить его на разных платформах.</w:t>
       </w:r>
     </w:p>
     <w:p>
@@ -4066,7 +3588,7 @@
         <w:rPr>
           <w:lang w:val="en-US"/>
         </w:rPr>
-        <w:t>Kotlin</w:t>
+        <w:t>Compose</w:t>
       </w:r>
       <w:r>
         <w:t xml:space="preserve"> </w:t>
@@ -4078,7 +3600,7 @@
         <w:t>Multiplatform</w:t>
       </w:r>
       <w:r>
-        <w:t xml:space="preserve"> – технология, позволяющая написать один код и запустить его на разных платформах.</w:t>
+        <w:t xml:space="preserve"> – фреймворк обмена пользовательскими интерфейсами на различных платформах.</w:t>
       </w:r>
     </w:p>
     <w:p>
@@ -4089,52 +3611,19 @@
         <w:rPr>
           <w:lang w:val="en-US"/>
         </w:rPr>
-        <w:t>Compose</w:t>
-      </w:r>
-      <w:r>
-        <w:t xml:space="preserve"> </w:t>
+        <w:t>Ktor</w:t>
+      </w:r>
+      <w:r>
+        <w:t>-</w:t>
       </w:r>
       <w:r>
         <w:rPr>
           <w:lang w:val="en-US"/>
         </w:rPr>
-        <w:t>Multiplatform</w:t>
-      </w:r>
-      <w:r>
-        <w:t xml:space="preserve"> – фреймворк обмена пользовательскими интерфейсами на различных платформах.</w:t>
-      </w:r>
-    </w:p>
-    <w:p>
-      <w:pPr>
-        <w:pStyle w:val="15"/>
-      </w:pPr>
-      <w:proofErr w:type="spellStart"/>
-      <w:r>
-        <w:rPr>
-          <w:lang w:val="en-US"/>
-        </w:rPr>
-        <w:t>Ktor</w:t>
-      </w:r>
-      <w:proofErr w:type="spellEnd"/>
-      <w:r>
-        <w:t>-</w:t>
-      </w:r>
-      <w:r>
-        <w:rPr>
-          <w:lang w:val="en-US"/>
-        </w:rPr>
         <w:t>client</w:t>
       </w:r>
       <w:r>
-        <w:t xml:space="preserve"> – библиотека, основанная на </w:t>
-      </w:r>
-      <w:proofErr w:type="spellStart"/>
-      <w:r>
-        <w:t>корутинах</w:t>
-      </w:r>
-      <w:proofErr w:type="spellEnd"/>
-      <w:r>
-        <w:t>, используется для работы с сетевыми запросами.</w:t>
+        <w:t xml:space="preserve"> – библиотека, основанная на корутинах, используется для работы с сетевыми запросами.</w:t>
       </w:r>
     </w:p>
     <w:p>
@@ -4165,7 +3654,7 @@
       <w:pPr>
         <w:pStyle w:val="2"/>
       </w:pPr>
-      <w:bookmarkStart w:id="11" w:name="_Toc225601227"/>
+      <w:bookmarkStart w:id="11" w:name="_Toc227625919"/>
       <w:r>
         <w:t>Монетизация</w:t>
       </w:r>
@@ -4215,13 +3704,345 @@
     </w:p>
     <w:p>
       <w:pPr>
+        <w:pStyle w:val="a4"/>
+      </w:pPr>
+    </w:p>
+    <w:p>
+      <w:pPr>
+        <w:pStyle w:val="2"/>
+      </w:pPr>
+      <w:bookmarkStart w:id="12" w:name="_Toc227625920"/>
+      <w:r>
+        <w:t>Модель разработки</w:t>
+      </w:r>
+      <w:bookmarkEnd w:id="12"/>
+    </w:p>
+    <w:p>
+      <w:pPr>
+        <w:pStyle w:val="2"/>
+        <w:numPr>
+          <w:ilvl w:val="0"/>
+          <w:numId w:val="0"/>
+        </w:numPr>
+        <w:ind w:left="709"/>
+      </w:pPr>
+    </w:p>
+    <w:p>
+      <w:pPr>
+        <w:pStyle w:val="a4"/>
+      </w:pPr>
+      <w:r>
+        <w:t>В проекте применена инкрементальная модель разработки. Каждый инкремент включает проектирование, реализацию, тестирование и интеграцию с ранее разработанными частями, в результате чего после завершения каждого этапа формируется работоспособная версия продукта</w:t>
+      </w:r>
+      <w:r>
+        <w:t>.</w:t>
+      </w:r>
+    </w:p>
+    <w:p>
+      <w:pPr>
+        <w:pStyle w:val="a4"/>
+      </w:pPr>
+      <w:r>
+        <w:t>Инкременты проекта:</w:t>
+      </w:r>
+    </w:p>
+    <w:p>
+      <w:pPr>
+        <w:pStyle w:val="15"/>
+      </w:pPr>
+      <w:r>
+        <w:t>авторизация пользователей с использованием JWT, интеграция с СУБД PostgreSQL через SQLAlchemy;</w:t>
+      </w:r>
+    </w:p>
+    <w:p>
+      <w:pPr>
+        <w:pStyle w:val="15"/>
+      </w:pPr>
+      <w:r>
+        <w:t xml:space="preserve">редактирование </w:t>
+      </w:r>
+      <w:r>
+        <w:t>профиля</w:t>
+      </w:r>
+      <w:r>
+        <w:rPr>
+          <w:lang w:val="en-US"/>
+        </w:rPr>
+        <w:t>;</w:t>
+      </w:r>
+    </w:p>
+    <w:p>
+      <w:pPr>
+        <w:pStyle w:val="15"/>
+      </w:pPr>
+      <w:r>
+        <w:t>добавление возможности приглашения участников в проекты владельца</w:t>
+      </w:r>
+      <w:r>
+        <w:t xml:space="preserve">, </w:t>
+      </w:r>
+      <w:r>
+        <w:t>а также создание проекта и его редактирование</w:t>
+      </w:r>
+      <w:r>
+        <w:t>;</w:t>
+      </w:r>
+    </w:p>
+    <w:p>
+      <w:pPr>
+        <w:pStyle w:val="15"/>
+      </w:pPr>
+      <w:r>
+        <w:t>создание файлов и их совместное редактирование</w:t>
+      </w:r>
+      <w:r>
+        <w:t>;</w:t>
+      </w:r>
+    </w:p>
+    <w:p>
+      <w:pPr>
+        <w:pStyle w:val="15"/>
+      </w:pPr>
+      <w:r>
+        <w:t>запуск проектов на сервере</w:t>
+      </w:r>
+      <w:r>
+        <w:rPr>
+          <w:lang w:val="en-US"/>
+        </w:rPr>
+        <w:t>;</w:t>
+      </w:r>
+    </w:p>
+    <w:p>
+      <w:pPr>
+        <w:pStyle w:val="15"/>
+      </w:pPr>
+      <w:r>
+        <w:t>управление чатом</w:t>
+      </w:r>
+      <w:r>
+        <w:rPr>
+          <w:lang w:val="en-US"/>
+        </w:rPr>
+        <w:t>;</w:t>
+      </w:r>
+    </w:p>
+    <w:p>
+      <w:pPr>
+        <w:pStyle w:val="a4"/>
+      </w:pPr>
+      <w:r>
+        <w:t>Разработка велась в организации GitHub.</w:t>
+      </w:r>
+      <w:r>
+        <w:t xml:space="preserve"> </w:t>
+      </w:r>
+      <w:r>
+        <w:t>Преимущества инкрементальной модели:</w:t>
+      </w:r>
+    </w:p>
+    <w:p>
+      <w:pPr>
+        <w:pStyle w:val="15"/>
+      </w:pPr>
+      <w:r>
+        <w:t>получение работоспособных версий продукта после каждого инкремента;</w:t>
+      </w:r>
+    </w:p>
+    <w:p>
+      <w:pPr>
+        <w:pStyle w:val="15"/>
+      </w:pPr>
+      <w:r>
+        <w:t>снижение рисков за счёт раннего выявления и устранения ошибок в небольших частях системы;</w:t>
+      </w:r>
+    </w:p>
+    <w:p>
+      <w:pPr>
+        <w:pStyle w:val="15"/>
+      </w:pPr>
+      <w:r>
+        <w:t>упрощение тестирования и отладки;</w:t>
+      </w:r>
+    </w:p>
+    <w:p>
+      <w:pPr>
+        <w:pStyle w:val="15"/>
+      </w:pPr>
+      <w:r>
+        <w:t xml:space="preserve">возможность параллельной работы </w:t>
+      </w:r>
+      <w:r>
+        <w:t>нескольких</w:t>
+      </w:r>
+      <w:r>
+        <w:t xml:space="preserve"> разработчиков над различными модулями;</w:t>
+      </w:r>
+    </w:p>
+    <w:p>
+      <w:pPr>
+        <w:pStyle w:val="15"/>
+      </w:pPr>
+      <w:r>
+        <w:t>гибкость внесения изменений в отдельные инкременты.</w:t>
+      </w:r>
+    </w:p>
+    <w:p>
+      <w:pPr>
+        <w:pStyle w:val="a4"/>
+      </w:pPr>
+      <w:r>
+        <w:t>Недостатки инкрементальной модели:</w:t>
+      </w:r>
+    </w:p>
+    <w:p>
+      <w:pPr>
+        <w:pStyle w:val="15"/>
+      </w:pPr>
+      <w:r>
+        <w:lastRenderedPageBreak/>
+        <w:t>необходимость чёткого определения интерфейсов между модулями на начальном этапе проектирования;</w:t>
+      </w:r>
+    </w:p>
+    <w:p>
+      <w:pPr>
+        <w:pStyle w:val="15"/>
+      </w:pPr>
+      <w:r>
+        <w:t>риск возникновения конфликтов при слиянии веток</w:t>
+      </w:r>
+      <w:r>
+        <w:t>;</w:t>
+      </w:r>
+    </w:p>
+    <w:p>
+      <w:pPr>
+        <w:pStyle w:val="15"/>
+      </w:pPr>
+      <w:r>
+        <w:t>повышенные требования к ведени</w:t>
+      </w:r>
+      <w:r>
+        <w:t>ю</w:t>
+      </w:r>
+      <w:r>
+        <w:t xml:space="preserve"> репозитория.</w:t>
+      </w:r>
+    </w:p>
+    <w:p>
+      <w:pPr>
+        <w:pStyle w:val="a4"/>
+      </w:pPr>
+      <w:r>
+        <w:t>Инкрементальная модель признана оптимальной, поскольку позволила поэтапно демонстрировать промежуточные результаты и оперативно корректировать реализацию при ограниченных сроках.</w:t>
+      </w:r>
+    </w:p>
+    <w:p>
+      <w:pPr>
+        <w:pStyle w:val="a4"/>
+      </w:pPr>
+    </w:p>
+    <w:p>
+      <w:pPr>
+        <w:pStyle w:val="a4"/>
+      </w:pPr>
+    </w:p>
+    <w:p>
+      <w:pPr>
+        <w:pStyle w:val="a4"/>
+      </w:pPr>
+    </w:p>
+    <w:p>
+      <w:pPr>
+        <w:pStyle w:val="a4"/>
+      </w:pPr>
+    </w:p>
+    <w:p>
+      <w:pPr>
+        <w:pStyle w:val="a4"/>
+      </w:pPr>
+    </w:p>
+    <w:p>
+      <w:pPr>
+        <w:pStyle w:val="a4"/>
+      </w:pPr>
+    </w:p>
+    <w:p>
+      <w:pPr>
+        <w:pStyle w:val="a4"/>
+      </w:pPr>
+    </w:p>
+    <w:p>
+      <w:pPr>
+        <w:pStyle w:val="a4"/>
+      </w:pPr>
+    </w:p>
+    <w:p>
+      <w:pPr>
+        <w:pStyle w:val="a4"/>
+      </w:pPr>
+    </w:p>
+    <w:p>
+      <w:pPr>
+        <w:pStyle w:val="a4"/>
+      </w:pPr>
+    </w:p>
+    <w:p>
+      <w:pPr>
+        <w:pStyle w:val="a4"/>
+      </w:pPr>
+    </w:p>
+    <w:p>
+      <w:pPr>
+        <w:pStyle w:val="a4"/>
+      </w:pPr>
+    </w:p>
+    <w:p>
+      <w:pPr>
+        <w:pStyle w:val="a4"/>
+      </w:pPr>
+    </w:p>
+    <w:p>
+      <w:pPr>
+        <w:pStyle w:val="a4"/>
+      </w:pPr>
+    </w:p>
+    <w:p>
+      <w:pPr>
+        <w:pStyle w:val="a4"/>
+      </w:pPr>
+    </w:p>
+    <w:p>
+      <w:pPr>
+        <w:pStyle w:val="a4"/>
+      </w:pPr>
+    </w:p>
+    <w:p>
+      <w:pPr>
+        <w:pStyle w:val="a4"/>
+      </w:pPr>
+    </w:p>
+    <w:p>
+      <w:pPr>
+        <w:pStyle w:val="a4"/>
+        <w:ind w:firstLine="0"/>
+      </w:pPr>
+    </w:p>
+    <w:p>
+      <w:pPr>
+        <w:pStyle w:val="a4"/>
+        <w:ind w:firstLine="0"/>
+      </w:pPr>
+    </w:p>
+    <w:p>
+      <w:pPr>
         <w:pStyle w:val="1"/>
       </w:pPr>
-      <w:bookmarkStart w:id="12" w:name="_Toc225601228"/>
+      <w:bookmarkStart w:id="13" w:name="_Toc227625921"/>
       <w:r>
         <w:t>Реализация</w:t>
       </w:r>
-      <w:bookmarkEnd w:id="12"/>
+      <w:bookmarkEnd w:id="13"/>
     </w:p>
     <w:p>
       <w:pPr>
@@ -4235,11 +4056,11 @@
       <w:pPr>
         <w:pStyle w:val="2"/>
       </w:pPr>
-      <w:bookmarkStart w:id="13" w:name="_Toc225601229"/>
+      <w:bookmarkStart w:id="14" w:name="_Toc227625922"/>
       <w:r>
         <w:t>Функциональные и нефункциональные требования</w:t>
       </w:r>
-      <w:bookmarkEnd w:id="13"/>
+      <w:bookmarkEnd w:id="14"/>
     </w:p>
     <w:p>
       <w:pPr>
@@ -4251,6 +4072,7 @@
         <w:pStyle w:val="a4"/>
       </w:pPr>
       <w:r>
+        <w:lastRenderedPageBreak/>
         <w:t xml:space="preserve">Функциональные требования: </w:t>
       </w:r>
       <w:r>
@@ -4572,13 +4394,8 @@
       </w:pPr>
       <w:r>
         <w:lastRenderedPageBreak/>
-        <w:t xml:space="preserve">Данные пользователей должны сохраняться в базе данных </w:t>
-      </w:r>
-      <w:proofErr w:type="spellStart"/>
-      <w:r>
-        <w:t>PostgreSQL</w:t>
-      </w:r>
-      <w:proofErr w:type="spellEnd"/>
+        <w:t>Данные пользователей должны сохраняться в базе данных PostgreSQL</w:t>
+      </w:r>
       <w:r>
         <w:t>.</w:t>
       </w:r>
@@ -4596,23 +4413,7 @@
         <w:pStyle w:val="15"/>
       </w:pPr>
       <w:r>
-        <w:t>Аутентификация пользователей должна осуществляться с использованием JWT-токенов (</w:t>
-      </w:r>
-      <w:proofErr w:type="spellStart"/>
-      <w:r>
-        <w:t>access</w:t>
-      </w:r>
-      <w:proofErr w:type="spellEnd"/>
-      <w:r>
-        <w:t xml:space="preserve"> и </w:t>
-      </w:r>
-      <w:proofErr w:type="spellStart"/>
-      <w:r>
-        <w:t>refresh</w:t>
-      </w:r>
-      <w:proofErr w:type="spellEnd"/>
-      <w:r>
-        <w:t>).</w:t>
+        <w:t>Аутентификация пользователей должна осуществляться с использованием JWT-токенов (access и refresh).</w:t>
       </w:r>
     </w:p>
     <w:p>
@@ -4648,21 +4449,21 @@
       <w:pPr>
         <w:pStyle w:val="2"/>
       </w:pPr>
-      <w:bookmarkStart w:id="14" w:name="_Toc225601230"/>
+      <w:bookmarkStart w:id="15" w:name="_Toc227625923"/>
       <w:r>
         <w:t>Архитектура</w:t>
       </w:r>
-      <w:bookmarkEnd w:id="14"/>
+      <w:bookmarkEnd w:id="15"/>
     </w:p>
     <w:p>
       <w:pPr>
         <w:pStyle w:val="3"/>
       </w:pPr>
-      <w:bookmarkStart w:id="15" w:name="_Toc225601231"/>
+      <w:bookmarkStart w:id="16" w:name="_Toc227625924"/>
       <w:r>
         <w:t>Backend</w:t>
       </w:r>
-      <w:bookmarkEnd w:id="15"/>
+      <w:bookmarkEnd w:id="16"/>
     </w:p>
     <w:p>
       <w:pPr>
@@ -4674,15 +4475,7 @@
         <w:pStyle w:val="a4"/>
       </w:pPr>
       <w:r>
-        <w:t xml:space="preserve">Серверная часть построена с использованием фреймворка </w:t>
-      </w:r>
-      <w:proofErr w:type="spellStart"/>
-      <w:r>
-        <w:t>Flask</w:t>
-      </w:r>
-      <w:proofErr w:type="spellEnd"/>
-      <w:r>
-        <w:t xml:space="preserve"> на языке Python. Приложение реализовано как API-сервер, для передачи данных используется формат JSON.</w:t>
+        <w:t>Серверная часть построена с использованием фреймворка Flask на языке Python. Приложение реализовано как API-сервер, для передачи данных используется формат JSON.</w:t>
       </w:r>
     </w:p>
     <w:p>
@@ -4690,29 +4483,137 @@
         <w:pStyle w:val="a4"/>
       </w:pPr>
       <w:r>
-        <w:t xml:space="preserve">Код организован по модульному принципу. В модуле </w:t>
-      </w:r>
-      <w:proofErr w:type="spellStart"/>
-      <w:r>
-        <w:t>app</w:t>
-      </w:r>
-      <w:proofErr w:type="spellEnd"/>
-      <w:r>
-        <w:t xml:space="preserve"> выделено два основных уровня: </w:t>
-      </w:r>
-      <w:proofErr w:type="spellStart"/>
-      <w:r>
-        <w:t>shared</w:t>
-      </w:r>
-      <w:proofErr w:type="spellEnd"/>
-      <w:r>
-        <w:t xml:space="preserve"> и </w:t>
-      </w:r>
-      <w:proofErr w:type="spellStart"/>
-      <w:r>
-        <w:t>features</w:t>
-      </w:r>
-      <w:proofErr w:type="spellEnd"/>
+        <w:t>Код организован по модульному принципу. В модуле app выделено два основных уровня: shared и features.</w:t>
+      </w:r>
+    </w:p>
+    <w:p>
+      <w:pPr>
+        <w:pStyle w:val="a4"/>
+      </w:pPr>
+      <w:r>
+        <w:t>Уровень shared содержит компоненты, которые не относятся к какой-то конкретной функции, а могут использоваться в любом месте программы. В shared находятся модели для работы с базой данных, константы приложения, настройки расширений (SQLAlchemy и другие), а также вспомогательные утилиты.</w:t>
+      </w:r>
+    </w:p>
+    <w:p>
+      <w:pPr>
+        <w:pStyle w:val="a4"/>
+      </w:pPr>
+      <w:r>
+        <w:t xml:space="preserve">Уровень features содержит основную бизнес-логику приложения. Каждый функциональный модуль имеет одинаковую внутреннюю структуру и отвечает за свою часть функционала. Внутри каждого модуля применяются паттерны репозиторий и сервис, что соответствует принципам SOLID. Репозиторий работает напрямую с базой данных и выполняет запросы. Сервис содержит бизнес-логику, получает данные из репозитория и </w:t>
+      </w:r>
+      <w:r>
+        <w:lastRenderedPageBreak/>
+        <w:t>обрабатывает их. Маршрутизатор (routes) определяет эндпоинты данного модуля и вызывает соответствующие методы сервисов.</w:t>
+      </w:r>
+    </w:p>
+    <w:p>
+      <w:pPr>
+        <w:pStyle w:val="a4"/>
+      </w:pPr>
+      <w:r>
+        <w:t>Для работы с базой данных используется ORM SQLAlchemy. Это помогает защититься от SQL-инъекций, упрощает смену СУБД и позволяет работать с записями как с обычными Python-объектами.</w:t>
+      </w:r>
+    </w:p>
+    <w:p>
+      <w:pPr>
+        <w:pStyle w:val="a4"/>
+      </w:pPr>
+      <w:r>
+        <w:t>Структура базы данных может меняться в процессе разработки. Для контроля изменений используется Flask-Migrate. Это помогает документировать смену версий базы данных, автоматизировать обновления и дает возможность откатить изменения при необходимости.</w:t>
+      </w:r>
+    </w:p>
+    <w:p>
+      <w:pPr>
+        <w:pStyle w:val="a4"/>
+      </w:pPr>
+      <w:r>
+        <w:t>В проекте реализовано модульное тестирование (unit-тесты). Тесты помогают следить за тем, что при внесении изменений не была испорчена старая бизнес-логика. Тесты находятся в модуле tests, где также применяется feature подход – структура тестов повторяет структуру самого приложения.</w:t>
+      </w:r>
+    </w:p>
+    <w:p>
+      <w:pPr>
+        <w:pStyle w:val="a4"/>
+      </w:pPr>
+      <w:r>
+        <w:t>Для хранения конфиденциальной информации используются переменные окружения в .env файлах. Данные хранятся в формате ключ-значение. Это позволяет не хранить ключи, пароли от базы данных и другую важную информацию в коде.</w:t>
+      </w:r>
+    </w:p>
+    <w:p>
+      <w:pPr>
+        <w:pStyle w:val="a4"/>
+      </w:pPr>
+      <w:r>
+        <w:t>Для командной работы и поддержки продукта в дальнейшем необходимо документировать код. Используется два способа документации. Во-первых, Flasgger для внешнего API – он автоматически генерирует документацию по эндпоинту на основе комментариев в коде. Во-вторых, Sphinx для внутренней бизнес-логики – он документирует функции, классы и методы.</w:t>
+      </w:r>
+    </w:p>
+    <w:p>
+      <w:pPr>
+        <w:pStyle w:val="a4"/>
+      </w:pPr>
+      <w:r>
+        <w:t>Для авторизации пользователей применяется система JWT-токенов. Используется два типа токенов: access-токен (короткоживущий, передается в каждом запросе для доступа к защищенным ресурсам) и refresh-токен (долгоживущий, используется только для получения нового access-токена без повторного ввода пароля).</w:t>
+      </w:r>
+    </w:p>
+    <w:p>
+      <w:pPr>
+        <w:pStyle w:val="a4"/>
+      </w:pPr>
+    </w:p>
+    <w:p>
+      <w:pPr>
+        <w:pStyle w:val="a4"/>
+      </w:pPr>
+    </w:p>
+    <w:p>
+      <w:pPr>
+        <w:pStyle w:val="3"/>
+      </w:pPr>
+      <w:bookmarkStart w:id="17" w:name="_Toc227625925"/>
+      <w:r>
+        <w:lastRenderedPageBreak/>
+        <w:t>Frontend</w:t>
+      </w:r>
+      <w:bookmarkEnd w:id="17"/>
+    </w:p>
+    <w:p>
+      <w:pPr>
+        <w:pStyle w:val="a4"/>
+      </w:pPr>
+    </w:p>
+    <w:p>
+      <w:pPr>
+        <w:pStyle w:val="a4"/>
+      </w:pPr>
+      <w:r>
+        <w:t xml:space="preserve">Клиентская часть реализована на языке программирования </w:t>
+      </w:r>
+      <w:r>
+        <w:t>Kotlin</w:t>
+      </w:r>
+      <w:r>
+        <w:t xml:space="preserve"> с использованием технологии </w:t>
+      </w:r>
+      <w:r>
+        <w:t>Kotlin</w:t>
+      </w:r>
+      <w:r>
+        <w:t xml:space="preserve"> </w:t>
+      </w:r>
+      <w:r>
+        <w:t>Multiplatform</w:t>
+      </w:r>
+      <w:r>
+        <w:t xml:space="preserve"> и фреймворка </w:t>
+      </w:r>
+      <w:r>
+        <w:t>Compose</w:t>
+      </w:r>
+      <w:r>
+        <w:t xml:space="preserve"> </w:t>
+      </w:r>
+      <w:r>
+        <w:t>Multiplatform</w:t>
+      </w:r>
       <w:r>
         <w:t>.</w:t>
       </w:r>
@@ -4722,31 +4623,422 @@
         <w:pStyle w:val="a4"/>
       </w:pPr>
       <w:r>
-        <w:t xml:space="preserve">Уровень </w:t>
-      </w:r>
-      <w:proofErr w:type="spellStart"/>
-      <w:r>
-        <w:t>shared</w:t>
-      </w:r>
-      <w:proofErr w:type="spellEnd"/>
-      <w:r>
-        <w:t xml:space="preserve"> содержит компоненты, которые не относятся к какой-то конкретной функции, а могут использоваться в любом месте программы. В </w:t>
-      </w:r>
-      <w:proofErr w:type="spellStart"/>
-      <w:r>
-        <w:t>shared</w:t>
-      </w:r>
-      <w:proofErr w:type="spellEnd"/>
-      <w:r>
-        <w:t xml:space="preserve"> находятся модели для работы с базой данных, константы приложения, настройки расширений (</w:t>
-      </w:r>
-      <w:proofErr w:type="spellStart"/>
-      <w:r>
-        <w:t>SQLAlchemy</w:t>
-      </w:r>
-      <w:proofErr w:type="spellEnd"/>
-      <w:r>
-        <w:t xml:space="preserve"> и другие), а также вспомогательные утилиты.</w:t>
+        <w:t xml:space="preserve">Структура проекта основана на </w:t>
+      </w:r>
+      <w:r>
+        <w:t>много</w:t>
+      </w:r>
+      <w:r>
+        <w:t>модульном принципе:</w:t>
+      </w:r>
+    </w:p>
+    <w:p>
+      <w:pPr>
+        <w:pStyle w:val="15"/>
+      </w:pPr>
+      <w:r>
+        <w:rPr>
+          <w:lang w:val="en-US"/>
+        </w:rPr>
+        <w:t>c</w:t>
+      </w:r>
+      <w:r>
+        <w:rPr>
+          <w:lang w:val="en-US"/>
+        </w:rPr>
+        <w:t>ore</w:t>
+      </w:r>
+      <w:r>
+        <w:t xml:space="preserve"> </w:t>
+      </w:r>
+      <w:r>
+        <w:t>–</w:t>
+      </w:r>
+      <w:r>
+        <w:t xml:space="preserve"> </w:t>
+      </w:r>
+      <w:r>
+        <w:t>хранит основные модули приложения.</w:t>
+      </w:r>
+    </w:p>
+    <w:p>
+      <w:pPr>
+        <w:pStyle w:val="15"/>
+      </w:pPr>
+      <w:r>
+        <w:rPr>
+          <w:lang w:val="en-US"/>
+        </w:rPr>
+        <w:t>core</w:t>
+      </w:r>
+      <w:r>
+        <w:t>/</w:t>
+      </w:r>
+      <w:r>
+        <w:rPr>
+          <w:lang w:val="en-US"/>
+        </w:rPr>
+        <w:t>common</w:t>
+      </w:r>
+      <w:r>
+        <w:t xml:space="preserve"> </w:t>
+      </w:r>
+      <w:r>
+        <w:t>–</w:t>
+      </w:r>
+      <w:r>
+        <w:t xml:space="preserve"> </w:t>
+      </w:r>
+      <w:r>
+        <w:t>содержит общую для всего приложения логику</w:t>
+      </w:r>
+      <w:r>
+        <w:t>.</w:t>
+      </w:r>
+    </w:p>
+    <w:p>
+      <w:pPr>
+        <w:pStyle w:val="15"/>
+      </w:pPr>
+      <w:r>
+        <w:rPr>
+          <w:lang w:val="en-US"/>
+        </w:rPr>
+        <w:t>core</w:t>
+      </w:r>
+      <w:r>
+        <w:t>/</w:t>
+      </w:r>
+      <w:r>
+        <w:rPr>
+          <w:lang w:val="en-US"/>
+        </w:rPr>
+        <w:t>data</w:t>
+      </w:r>
+      <w:r>
+        <w:t xml:space="preserve"> </w:t>
+      </w:r>
+      <w:r>
+        <w:t>–</w:t>
+      </w:r>
+      <w:r>
+        <w:t xml:space="preserve"> </w:t>
+      </w:r>
+      <w:r>
+        <w:t>содержит реализацию интерфейсов бизнес логики из модуля</w:t>
+      </w:r>
+      <w:r>
+        <w:t xml:space="preserve"> </w:t>
+      </w:r>
+      <w:r>
+        <w:rPr>
+          <w:lang w:val="en-US"/>
+        </w:rPr>
+        <w:t>core</w:t>
+      </w:r>
+      <w:r>
+        <w:t>/</w:t>
+      </w:r>
+      <w:r>
+        <w:rPr>
+          <w:lang w:val="en-US"/>
+        </w:rPr>
+        <w:t>domain</w:t>
+      </w:r>
+      <w:r>
+        <w:t>.</w:t>
+      </w:r>
+    </w:p>
+    <w:p>
+      <w:pPr>
+        <w:pStyle w:val="15"/>
+      </w:pPr>
+      <w:r>
+        <w:rPr>
+          <w:lang w:val="en-US"/>
+        </w:rPr>
+        <w:t>core</w:t>
+      </w:r>
+      <w:r>
+        <w:t>/</w:t>
+      </w:r>
+      <w:r>
+        <w:rPr>
+          <w:lang w:val="en-US"/>
+        </w:rPr>
+        <w:t>datastore</w:t>
+      </w:r>
+      <w:r>
+        <w:t xml:space="preserve"> </w:t>
+      </w:r>
+      <w:r>
+        <w:t>–</w:t>
+      </w:r>
+      <w:r>
+        <w:t xml:space="preserve"> </w:t>
+      </w:r>
+      <w:r>
+        <w:t xml:space="preserve">содержит механизмы </w:t>
+      </w:r>
+      <w:r>
+        <w:t>хранени</w:t>
+      </w:r>
+      <w:r>
+        <w:t>я</w:t>
+      </w:r>
+      <w:r>
+        <w:t xml:space="preserve"> данных и шифровани</w:t>
+      </w:r>
+      <w:r>
+        <w:t>я.</w:t>
+      </w:r>
+    </w:p>
+    <w:p>
+      <w:pPr>
+        <w:pStyle w:val="15"/>
+      </w:pPr>
+      <w:r>
+        <w:rPr>
+          <w:lang w:val="en-US"/>
+        </w:rPr>
+        <w:t>core</w:t>
+      </w:r>
+      <w:r>
+        <w:t>/</w:t>
+      </w:r>
+      <w:r>
+        <w:rPr>
+          <w:lang w:val="en-US"/>
+        </w:rPr>
+        <w:t>designsystem</w:t>
+      </w:r>
+      <w:r>
+        <w:t xml:space="preserve"> </w:t>
+      </w:r>
+      <w:r>
+        <w:t xml:space="preserve">– </w:t>
+      </w:r>
+      <w:r>
+        <w:t xml:space="preserve">содержит </w:t>
+      </w:r>
+      <w:r>
+        <w:t>общие элементы пользовательского интерфейса приложения</w:t>
+      </w:r>
+      <w:r>
+        <w:t xml:space="preserve">. </w:t>
+      </w:r>
+    </w:p>
+    <w:p>
+      <w:pPr>
+        <w:pStyle w:val="15"/>
+      </w:pPr>
+      <w:r>
+        <w:rPr>
+          <w:lang w:val="en-US"/>
+        </w:rPr>
+        <w:t>core</w:t>
+      </w:r>
+      <w:r>
+        <w:t>/</w:t>
+      </w:r>
+      <w:r>
+        <w:rPr>
+          <w:lang w:val="en-US"/>
+        </w:rPr>
+        <w:t>domain</w:t>
+      </w:r>
+      <w:r>
+        <w:t xml:space="preserve"> </w:t>
+      </w:r>
+      <w:r>
+        <w:t xml:space="preserve">– </w:t>
+      </w:r>
+      <w:r>
+        <w:t xml:space="preserve">содержит </w:t>
+      </w:r>
+      <w:r>
+        <w:t>бизнес логик</w:t>
+      </w:r>
+      <w:r>
+        <w:t>у приложения.</w:t>
+      </w:r>
+    </w:p>
+    <w:p>
+      <w:pPr>
+        <w:pStyle w:val="15"/>
+      </w:pPr>
+      <w:r>
+        <w:rPr>
+          <w:lang w:val="en-US"/>
+        </w:rPr>
+        <w:t>core</w:t>
+      </w:r>
+      <w:r>
+        <w:t>/</w:t>
+      </w:r>
+      <w:r>
+        <w:rPr>
+          <w:lang w:val="en-US"/>
+        </w:rPr>
+        <w:t>model</w:t>
+      </w:r>
+      <w:r>
+        <w:t xml:space="preserve"> </w:t>
+      </w:r>
+      <w:r>
+        <w:t>–</w:t>
+      </w:r>
+      <w:r>
+        <w:t xml:space="preserve"> </w:t>
+      </w:r>
+      <w:r>
+        <w:t xml:space="preserve">содержит </w:t>
+      </w:r>
+      <w:r>
+        <w:t>модели бизнес логики</w:t>
+      </w:r>
+      <w:r>
+        <w:t>.</w:t>
+      </w:r>
+    </w:p>
+    <w:p>
+      <w:pPr>
+        <w:pStyle w:val="15"/>
+      </w:pPr>
+      <w:r>
+        <w:rPr>
+          <w:lang w:val="en-US"/>
+        </w:rPr>
+        <w:t>core</w:t>
+      </w:r>
+      <w:r>
+        <w:t>/</w:t>
+      </w:r>
+      <w:r>
+        <w:rPr>
+          <w:lang w:val="en-US"/>
+        </w:rPr>
+        <w:t>navigation</w:t>
+      </w:r>
+      <w:r>
+        <w:t xml:space="preserve"> </w:t>
+      </w:r>
+      <w:r>
+        <w:t>–</w:t>
+      </w:r>
+      <w:r>
+        <w:t xml:space="preserve"> </w:t>
+      </w:r>
+      <w:r>
+        <w:t>содержит все возможные маршруты приложения</w:t>
+      </w:r>
+      <w:r>
+        <w:t>.</w:t>
+      </w:r>
+    </w:p>
+    <w:p>
+      <w:pPr>
+        <w:pStyle w:val="15"/>
+      </w:pPr>
+      <w:r>
+        <w:rPr>
+          <w:lang w:val="en-US"/>
+        </w:rPr>
+        <w:t>core</w:t>
+      </w:r>
+      <w:r>
+        <w:t>/</w:t>
+      </w:r>
+      <w:r>
+        <w:rPr>
+          <w:lang w:val="en-US"/>
+        </w:rPr>
+        <w:t>network</w:t>
+      </w:r>
+      <w:r>
+        <w:t xml:space="preserve"> </w:t>
+      </w:r>
+      <w:r>
+        <w:t>–</w:t>
+      </w:r>
+      <w:r>
+        <w:t xml:space="preserve"> </w:t>
+      </w:r>
+      <w:r>
+        <w:t xml:space="preserve">содержит конечные точки и </w:t>
+      </w:r>
+      <w:r>
+        <w:t>реализаци</w:t>
+      </w:r>
+      <w:r>
+        <w:t>ю механизма отправки запросов в сеть.</w:t>
+      </w:r>
+    </w:p>
+    <w:p>
+      <w:pPr>
+        <w:pStyle w:val="15"/>
+      </w:pPr>
+      <w:r>
+        <w:rPr>
+          <w:lang w:val="en-US"/>
+        </w:rPr>
+        <w:t>a</w:t>
+      </w:r>
+      <w:r>
+        <w:rPr>
+          <w:lang w:val="en-US"/>
+        </w:rPr>
+        <w:t>pp</w:t>
+      </w:r>
+      <w:r>
+        <w:t xml:space="preserve"> </w:t>
+      </w:r>
+      <w:r>
+        <w:t>–</w:t>
+      </w:r>
+      <w:r>
+        <w:t xml:space="preserve"> является точкой входа </w:t>
+      </w:r>
+      <w:r>
+        <w:t>в приложение, инициализирует внедрение зависимостей и управляет глобальным состоянием окна</w:t>
+      </w:r>
+      <w:r>
+        <w:t>.</w:t>
+      </w:r>
+    </w:p>
+    <w:p>
+      <w:pPr>
+        <w:pStyle w:val="15"/>
+      </w:pPr>
+      <w:r>
+        <w:rPr>
+          <w:lang w:val="en-US"/>
+        </w:rPr>
+        <w:t>f</w:t>
+      </w:r>
+      <w:r>
+        <w:rPr>
+          <w:lang w:val="en-US"/>
+        </w:rPr>
+        <w:t>eatures</w:t>
+      </w:r>
+      <w:r>
+        <w:t xml:space="preserve"> </w:t>
+      </w:r>
+      <w:r>
+        <w:t>–</w:t>
+      </w:r>
+      <w:r>
+        <w:t xml:space="preserve"> содержит </w:t>
+      </w:r>
+      <w:r>
+        <w:t>модули</w:t>
+      </w:r>
+      <w:r>
+        <w:t xml:space="preserve"> с экранами приложения, каждый из которых </w:t>
+      </w:r>
+      <w:r>
+        <w:t>содержит само представление экрана, вью модель и необходимые только для этого экрана элементы пользовательского интерфейса.</w:t>
       </w:r>
     </w:p>
     <w:p>
@@ -4754,701 +5046,7 @@
         <w:pStyle w:val="a4"/>
       </w:pPr>
       <w:r>
-        <w:t xml:space="preserve">Уровень </w:t>
-      </w:r>
-      <w:proofErr w:type="spellStart"/>
-      <w:r>
-        <w:t>features</w:t>
-      </w:r>
-      <w:proofErr w:type="spellEnd"/>
-      <w:r>
-        <w:t xml:space="preserve"> содержит основную бизнес-логику приложения. Каждый функциональный модуль имеет одинаковую внутреннюю структуру и отвечает за свою часть функционала. Внутри каждого модуля применяются паттерны репозиторий и сервис, что соответствует принципам SOLID. Репозиторий работает напрямую с базой данных и выполняет запросы. Сервис содержит бизнес-логику, получает данные из репозитория и </w:t>
-      </w:r>
-      <w:r>
-        <w:lastRenderedPageBreak/>
-        <w:t>обрабатывает их. Маршрутизатор (</w:t>
-      </w:r>
-      <w:proofErr w:type="spellStart"/>
-      <w:r>
-        <w:t>routes</w:t>
-      </w:r>
-      <w:proofErr w:type="spellEnd"/>
-      <w:r>
-        <w:t xml:space="preserve">) определяет </w:t>
-      </w:r>
-      <w:proofErr w:type="spellStart"/>
-      <w:r>
-        <w:t>эндпоинты</w:t>
-      </w:r>
-      <w:proofErr w:type="spellEnd"/>
-      <w:r>
-        <w:t xml:space="preserve"> данного модуля и вызывает соответствующие методы сервисов.</w:t>
-      </w:r>
-    </w:p>
-    <w:p>
-      <w:pPr>
-        <w:pStyle w:val="a4"/>
-      </w:pPr>
-      <w:r>
-        <w:t xml:space="preserve">Для работы с базой данных используется ORM </w:t>
-      </w:r>
-      <w:proofErr w:type="spellStart"/>
-      <w:r>
-        <w:t>SQLAlchemy</w:t>
-      </w:r>
-      <w:proofErr w:type="spellEnd"/>
-      <w:r>
-        <w:t>. Это помогает защититься от SQL-инъекций, упрощает смену СУБД и позволяет работать с записями как с обычными Python-объектами.</w:t>
-      </w:r>
-    </w:p>
-    <w:p>
-      <w:pPr>
-        <w:pStyle w:val="a4"/>
-      </w:pPr>
-      <w:r>
-        <w:t xml:space="preserve">Структура базы данных может меняться в процессе разработки. Для контроля изменений используется </w:t>
-      </w:r>
-      <w:proofErr w:type="spellStart"/>
-      <w:r>
-        <w:t>Flask-Migrate</w:t>
-      </w:r>
-      <w:proofErr w:type="spellEnd"/>
-      <w:r>
-        <w:t>. Это помогает документировать смену версий базы данных, автоматизировать обновления и дает возможность откатить изменения при необходимости.</w:t>
-      </w:r>
-    </w:p>
-    <w:p>
-      <w:pPr>
-        <w:pStyle w:val="a4"/>
-      </w:pPr>
-      <w:r>
-        <w:t>В проекте реализовано модульное тестирование (</w:t>
-      </w:r>
-      <w:proofErr w:type="spellStart"/>
-      <w:r>
-        <w:t>unit</w:t>
-      </w:r>
-      <w:proofErr w:type="spellEnd"/>
-      <w:r>
-        <w:t xml:space="preserve">-тесты). Тесты помогают следить за тем, что при внесении изменений не была испорчена старая бизнес-логика. Тесты находятся в модуле </w:t>
-      </w:r>
-      <w:proofErr w:type="spellStart"/>
-      <w:r>
-        <w:t>tests</w:t>
-      </w:r>
-      <w:proofErr w:type="spellEnd"/>
-      <w:r>
-        <w:t xml:space="preserve">, где также применяется </w:t>
-      </w:r>
-      <w:proofErr w:type="spellStart"/>
-      <w:r>
-        <w:t>feature</w:t>
-      </w:r>
-      <w:proofErr w:type="spellEnd"/>
-      <w:r>
-        <w:t xml:space="preserve"> подход – структура тестов повторяет структуру самого приложения.</w:t>
-      </w:r>
-    </w:p>
-    <w:p>
-      <w:pPr>
-        <w:pStyle w:val="a4"/>
-      </w:pPr>
-      <w:r>
-        <w:t xml:space="preserve">Для хранения конфиденциальной информации используются переменные окружения </w:t>
-      </w:r>
-      <w:proofErr w:type="gramStart"/>
-      <w:r>
-        <w:t>в .</w:t>
-      </w:r>
-      <w:proofErr w:type="spellStart"/>
-      <w:r>
-        <w:t>env</w:t>
-      </w:r>
-      <w:proofErr w:type="spellEnd"/>
-      <w:proofErr w:type="gramEnd"/>
-      <w:r>
-        <w:t xml:space="preserve"> файлах. Данные хранятся в формате ключ-значение. Это позволяет не хранить ключи, пароли от базы данных и другую важную информацию в коде.</w:t>
-      </w:r>
-    </w:p>
-    <w:p>
-      <w:pPr>
-        <w:pStyle w:val="a4"/>
-      </w:pPr>
-      <w:r>
-        <w:t xml:space="preserve">Для командной работы и поддержки продукта в дальнейшем необходимо документировать код. Используется два способа документации. Во-первых, </w:t>
-      </w:r>
-      <w:proofErr w:type="spellStart"/>
-      <w:r>
-        <w:t>Flasgger</w:t>
-      </w:r>
-      <w:proofErr w:type="spellEnd"/>
-      <w:r>
-        <w:t xml:space="preserve"> для внешнего API – он автоматически генерирует документацию по </w:t>
-      </w:r>
-      <w:proofErr w:type="spellStart"/>
-      <w:r>
-        <w:t>эндпоинту</w:t>
-      </w:r>
-      <w:proofErr w:type="spellEnd"/>
-      <w:r>
-        <w:t xml:space="preserve"> на основе комментариев в коде. Во-вторых, </w:t>
-      </w:r>
-      <w:proofErr w:type="spellStart"/>
-      <w:r>
-        <w:t>Sphinx</w:t>
-      </w:r>
-      <w:proofErr w:type="spellEnd"/>
-      <w:r>
-        <w:t xml:space="preserve"> для внутренней бизнес-логики – он документирует функции, классы и методы.</w:t>
-      </w:r>
-    </w:p>
-    <w:p>
-      <w:pPr>
-        <w:pStyle w:val="a4"/>
-      </w:pPr>
-      <w:r>
-        <w:t xml:space="preserve">Для авторизации пользователей применяется система JWT-токенов. Используется два типа токенов: </w:t>
-      </w:r>
-      <w:proofErr w:type="spellStart"/>
-      <w:r>
-        <w:t>access</w:t>
-      </w:r>
-      <w:proofErr w:type="spellEnd"/>
-      <w:r>
-        <w:t xml:space="preserve">-токен (короткоживущий, передается в каждом запросе для доступа к защищенным ресурсам) и </w:t>
-      </w:r>
-      <w:proofErr w:type="spellStart"/>
-      <w:r>
-        <w:t>refresh</w:t>
-      </w:r>
-      <w:proofErr w:type="spellEnd"/>
-      <w:r>
-        <w:t xml:space="preserve">-токен (долгоживущий, используется только для получения нового </w:t>
-      </w:r>
-      <w:proofErr w:type="spellStart"/>
-      <w:r>
-        <w:t>access</w:t>
-      </w:r>
-      <w:proofErr w:type="spellEnd"/>
-      <w:r>
-        <w:t>-токена без повторного ввода пароля).</w:t>
-      </w:r>
-    </w:p>
-    <w:p>
-      <w:pPr>
-        <w:pStyle w:val="a4"/>
-      </w:pPr>
-    </w:p>
-    <w:p>
-      <w:pPr>
-        <w:pStyle w:val="3"/>
-      </w:pPr>
-      <w:bookmarkStart w:id="16" w:name="_Toc225601232"/>
-      <w:r>
-        <w:t>Frontend</w:t>
-      </w:r>
-      <w:bookmarkEnd w:id="16"/>
-    </w:p>
-    <w:p>
-      <w:pPr>
-        <w:pStyle w:val="a4"/>
-      </w:pPr>
-    </w:p>
-    <w:p>
-      <w:pPr>
-        <w:pStyle w:val="a4"/>
-      </w:pPr>
-      <w:r>
-        <w:t xml:space="preserve">Клиентская часть реализована на языке программирования </w:t>
-      </w:r>
-      <w:proofErr w:type="spellStart"/>
-      <w:r>
-        <w:t>Kotlin</w:t>
-      </w:r>
-      <w:proofErr w:type="spellEnd"/>
-      <w:r>
-        <w:t xml:space="preserve"> с использованием технологии </w:t>
-      </w:r>
-      <w:proofErr w:type="spellStart"/>
-      <w:r>
-        <w:t>Kotlin</w:t>
-      </w:r>
-      <w:proofErr w:type="spellEnd"/>
-      <w:r>
-        <w:t xml:space="preserve"> </w:t>
-      </w:r>
-      <w:proofErr w:type="spellStart"/>
-      <w:r>
-        <w:t>Multiplatform</w:t>
-      </w:r>
-      <w:proofErr w:type="spellEnd"/>
-      <w:r>
-        <w:t xml:space="preserve"> и фреймворка </w:t>
-      </w:r>
-      <w:proofErr w:type="spellStart"/>
-      <w:r>
-        <w:t>Compose</w:t>
-      </w:r>
-      <w:proofErr w:type="spellEnd"/>
-      <w:r>
-        <w:t xml:space="preserve"> </w:t>
-      </w:r>
-      <w:proofErr w:type="spellStart"/>
-      <w:r>
-        <w:t>Multiplatform</w:t>
-      </w:r>
-      <w:proofErr w:type="spellEnd"/>
-      <w:r>
-        <w:t>.</w:t>
-      </w:r>
-    </w:p>
-    <w:p>
-      <w:pPr>
-        <w:pStyle w:val="a4"/>
-      </w:pPr>
-      <w:r>
-        <w:t xml:space="preserve">Структура проекта основана на </w:t>
-      </w:r>
-      <w:r>
-        <w:t>много</w:t>
-      </w:r>
-      <w:r>
-        <w:t>модульном принципе:</w:t>
-      </w:r>
-    </w:p>
-    <w:p>
-      <w:pPr>
-        <w:pStyle w:val="15"/>
-      </w:pPr>
-      <w:r>
-        <w:rPr>
-          <w:lang w:val="en-US"/>
-        </w:rPr>
-        <w:t>c</w:t>
-      </w:r>
-      <w:r>
-        <w:rPr>
-          <w:lang w:val="en-US"/>
-        </w:rPr>
-        <w:t>ore</w:t>
-      </w:r>
-      <w:r>
-        <w:t xml:space="preserve"> </w:t>
-      </w:r>
-      <w:r>
-        <w:t>–</w:t>
-      </w:r>
-      <w:r>
-        <w:t xml:space="preserve"> </w:t>
-      </w:r>
-      <w:r>
-        <w:t>хранит основные модули приложения.</w:t>
-      </w:r>
-    </w:p>
-    <w:p>
-      <w:pPr>
-        <w:pStyle w:val="15"/>
-      </w:pPr>
-      <w:r>
-        <w:rPr>
-          <w:lang w:val="en-US"/>
-        </w:rPr>
-        <w:t>core</w:t>
-      </w:r>
-      <w:r>
-        <w:t>/</w:t>
-      </w:r>
-      <w:r>
-        <w:rPr>
-          <w:lang w:val="en-US"/>
-        </w:rPr>
-        <w:t>common</w:t>
-      </w:r>
-      <w:r>
-        <w:t xml:space="preserve"> </w:t>
-      </w:r>
-      <w:r>
-        <w:t>–</w:t>
-      </w:r>
-      <w:r>
-        <w:t xml:space="preserve"> </w:t>
-      </w:r>
-      <w:r>
-        <w:t>содержит общую для всего приложения логику</w:t>
-      </w:r>
-      <w:r>
-        <w:t>.</w:t>
-      </w:r>
-    </w:p>
-    <w:p>
-      <w:pPr>
-        <w:pStyle w:val="15"/>
-      </w:pPr>
-      <w:r>
-        <w:rPr>
-          <w:lang w:val="en-US"/>
-        </w:rPr>
-        <w:t>core</w:t>
-      </w:r>
-      <w:r>
-        <w:t>/</w:t>
-      </w:r>
-      <w:r>
-        <w:rPr>
-          <w:lang w:val="en-US"/>
-        </w:rPr>
-        <w:t>data</w:t>
-      </w:r>
-      <w:r>
-        <w:t xml:space="preserve"> </w:t>
-      </w:r>
-      <w:r>
-        <w:t>–</w:t>
-      </w:r>
-      <w:r>
-        <w:t xml:space="preserve"> </w:t>
-      </w:r>
-      <w:r>
-        <w:t>содержит реализацию интерфейсов бизнес логики из модуля</w:t>
-      </w:r>
-      <w:r>
-        <w:t xml:space="preserve"> </w:t>
-      </w:r>
-      <w:r>
-        <w:rPr>
-          <w:lang w:val="en-US"/>
-        </w:rPr>
-        <w:t>core</w:t>
-      </w:r>
-      <w:r>
-        <w:t>/</w:t>
-      </w:r>
-      <w:r>
-        <w:rPr>
-          <w:lang w:val="en-US"/>
-        </w:rPr>
-        <w:t>domain</w:t>
-      </w:r>
-      <w:r>
-        <w:t>.</w:t>
-      </w:r>
-    </w:p>
-    <w:p>
-      <w:pPr>
-        <w:pStyle w:val="15"/>
-      </w:pPr>
-      <w:r>
-        <w:rPr>
-          <w:lang w:val="en-US"/>
-        </w:rPr>
-        <w:t>core</w:t>
-      </w:r>
-      <w:r>
-        <w:t>/</w:t>
-      </w:r>
-      <w:r>
-        <w:rPr>
-          <w:lang w:val="en-US"/>
-        </w:rPr>
-        <w:t>datastore</w:t>
-      </w:r>
-      <w:r>
-        <w:t xml:space="preserve"> </w:t>
-      </w:r>
-      <w:r>
-        <w:t>–</w:t>
-      </w:r>
-      <w:r>
-        <w:t xml:space="preserve"> </w:t>
-      </w:r>
-      <w:r>
-        <w:t xml:space="preserve">содержит механизмы </w:t>
-      </w:r>
-      <w:r>
-        <w:t>хранени</w:t>
-      </w:r>
-      <w:r>
-        <w:t>я</w:t>
-      </w:r>
-      <w:r>
-        <w:t xml:space="preserve"> данных и шифровани</w:t>
-      </w:r>
-      <w:r>
-        <w:t>я.</w:t>
-      </w:r>
-    </w:p>
-    <w:p>
-      <w:pPr>
-        <w:pStyle w:val="15"/>
-      </w:pPr>
-      <w:r>
-        <w:rPr>
-          <w:lang w:val="en-US"/>
-        </w:rPr>
-        <w:t>core</w:t>
-      </w:r>
-      <w:r>
-        <w:t>/</w:t>
-      </w:r>
-      <w:proofErr w:type="spellStart"/>
-      <w:r>
-        <w:rPr>
-          <w:lang w:val="en-US"/>
-        </w:rPr>
-        <w:t>designsystem</w:t>
-      </w:r>
-      <w:proofErr w:type="spellEnd"/>
-      <w:r>
-        <w:t xml:space="preserve"> </w:t>
-      </w:r>
-      <w:r>
-        <w:t xml:space="preserve">– </w:t>
-      </w:r>
-      <w:r>
-        <w:t xml:space="preserve">содержит </w:t>
-      </w:r>
-      <w:r>
-        <w:t>общие элементы пользовательского интерфейса приложения</w:t>
-      </w:r>
-      <w:r>
-        <w:t xml:space="preserve">. </w:t>
-      </w:r>
-    </w:p>
-    <w:p>
-      <w:pPr>
-        <w:pStyle w:val="15"/>
-      </w:pPr>
-      <w:r>
-        <w:rPr>
-          <w:lang w:val="en-US"/>
-        </w:rPr>
-        <w:t>core</w:t>
-      </w:r>
-      <w:r>
-        <w:t>/</w:t>
-      </w:r>
-      <w:r>
-        <w:rPr>
-          <w:lang w:val="en-US"/>
-        </w:rPr>
-        <w:t>domain</w:t>
-      </w:r>
-      <w:r>
-        <w:t xml:space="preserve"> </w:t>
-      </w:r>
-      <w:r>
-        <w:t xml:space="preserve">– </w:t>
-      </w:r>
-      <w:r>
-        <w:t xml:space="preserve">содержит </w:t>
-      </w:r>
-      <w:r>
-        <w:t>бизнес логик</w:t>
-      </w:r>
-      <w:r>
-        <w:t>у приложения.</w:t>
-      </w:r>
-    </w:p>
-    <w:p>
-      <w:pPr>
-        <w:pStyle w:val="15"/>
-      </w:pPr>
-      <w:r>
-        <w:rPr>
-          <w:lang w:val="en-US"/>
-        </w:rPr>
-        <w:t>core</w:t>
-      </w:r>
-      <w:r>
-        <w:t>/</w:t>
-      </w:r>
-      <w:r>
-        <w:rPr>
-          <w:lang w:val="en-US"/>
-        </w:rPr>
-        <w:t>model</w:t>
-      </w:r>
-      <w:r>
-        <w:t xml:space="preserve"> </w:t>
-      </w:r>
-      <w:r>
-        <w:t>–</w:t>
-      </w:r>
-      <w:r>
-        <w:t xml:space="preserve"> </w:t>
-      </w:r>
-      <w:r>
-        <w:t xml:space="preserve">содержит </w:t>
-      </w:r>
-      <w:r>
-        <w:t>модели бизнес логики</w:t>
-      </w:r>
-      <w:r>
-        <w:t>.</w:t>
-      </w:r>
-    </w:p>
-    <w:p>
-      <w:pPr>
-        <w:pStyle w:val="15"/>
-      </w:pPr>
-      <w:r>
-        <w:rPr>
-          <w:lang w:val="en-US"/>
-        </w:rPr>
-        <w:t>core</w:t>
-      </w:r>
-      <w:r>
-        <w:t>/</w:t>
-      </w:r>
-      <w:r>
-        <w:rPr>
-          <w:lang w:val="en-US"/>
-        </w:rPr>
-        <w:t>navigation</w:t>
-      </w:r>
-      <w:r>
-        <w:t xml:space="preserve"> </w:t>
-      </w:r>
-      <w:r>
-        <w:t>–</w:t>
-      </w:r>
-      <w:r>
-        <w:t xml:space="preserve"> </w:t>
-      </w:r>
-      <w:r>
-        <w:t>содержит все возможные маршруты приложения</w:t>
-      </w:r>
-      <w:r>
-        <w:t>.</w:t>
-      </w:r>
-    </w:p>
-    <w:p>
-      <w:pPr>
-        <w:pStyle w:val="15"/>
-      </w:pPr>
-      <w:r>
-        <w:rPr>
-          <w:lang w:val="en-US"/>
-        </w:rPr>
-        <w:t>core</w:t>
-      </w:r>
-      <w:r>
-        <w:t>/</w:t>
-      </w:r>
-      <w:r>
-        <w:rPr>
-          <w:lang w:val="en-US"/>
-        </w:rPr>
-        <w:t>network</w:t>
-      </w:r>
-      <w:r>
-        <w:t xml:space="preserve"> </w:t>
-      </w:r>
-      <w:r>
-        <w:t>–</w:t>
-      </w:r>
-      <w:r>
-        <w:t xml:space="preserve"> </w:t>
-      </w:r>
-      <w:r>
-        <w:t xml:space="preserve">содержит конечные точки и </w:t>
-      </w:r>
-      <w:r>
-        <w:t>реализаци</w:t>
-      </w:r>
-      <w:r>
-        <w:t>ю механизма отправки запросов в сеть.</w:t>
-      </w:r>
-    </w:p>
-    <w:p>
-      <w:pPr>
-        <w:pStyle w:val="15"/>
-      </w:pPr>
-      <w:r>
-        <w:rPr>
-          <w:lang w:val="en-US"/>
-        </w:rPr>
-        <w:t>a</w:t>
-      </w:r>
-      <w:r>
-        <w:rPr>
-          <w:lang w:val="en-US"/>
-        </w:rPr>
-        <w:t>pp</w:t>
-      </w:r>
-      <w:r>
-        <w:t xml:space="preserve"> </w:t>
-      </w:r>
-      <w:r>
-        <w:t>–</w:t>
-      </w:r>
-      <w:r>
-        <w:t xml:space="preserve"> является точкой входа </w:t>
-      </w:r>
-      <w:r>
-        <w:t>в приложение, инициализирует внедрение зависимостей и управляет глобальным состоянием окна</w:t>
-      </w:r>
-      <w:r>
-        <w:t>.</w:t>
-      </w:r>
-    </w:p>
-    <w:p>
-      <w:pPr>
-        <w:pStyle w:val="15"/>
-      </w:pPr>
-      <w:r>
-        <w:rPr>
-          <w:lang w:val="en-US"/>
-        </w:rPr>
-        <w:t>f</w:t>
-      </w:r>
-      <w:r>
-        <w:rPr>
-          <w:lang w:val="en-US"/>
-        </w:rPr>
-        <w:t>eatures</w:t>
-      </w:r>
-      <w:r>
-        <w:t xml:space="preserve"> </w:t>
-      </w:r>
-      <w:r>
-        <w:t>–</w:t>
-      </w:r>
-      <w:r>
-        <w:t xml:space="preserve"> содержит </w:t>
-      </w:r>
-      <w:r>
-        <w:t>модули</w:t>
-      </w:r>
-      <w:r>
-        <w:t xml:space="preserve"> с экранами приложения, каждый из которых </w:t>
-      </w:r>
-      <w:r>
-        <w:t>содержит само представление экрана, вью модель и необходимые только для этого экрана элементы пользовательского интерфейса.</w:t>
-      </w:r>
-    </w:p>
-    <w:p>
-      <w:pPr>
-        <w:pStyle w:val="a4"/>
-      </w:pPr>
-      <w:r>
-        <w:t xml:space="preserve">Сетевое взаимодействие реализовано с помощью библиотеки </w:t>
-      </w:r>
-      <w:proofErr w:type="spellStart"/>
-      <w:r>
-        <w:t>Ktor-client</w:t>
-      </w:r>
-      <w:proofErr w:type="spellEnd"/>
-      <w:r>
-        <w:t xml:space="preserve">, так как данная библиотека основана на </w:t>
-      </w:r>
-      <w:proofErr w:type="spellStart"/>
-      <w:r>
-        <w:t>корутинах</w:t>
-      </w:r>
-      <w:proofErr w:type="spellEnd"/>
-      <w:r>
-        <w:t>, она позволяет работать с сетевыми запросами без блокировки основного потока.</w:t>
+        <w:t>Сетевое взаимодействие реализовано с помощью библиотеки Ktor-client, так как данная библиотека основана на корутинах, она позволяет работать с сетевыми запросами без блокировки основного потока.</w:t>
       </w:r>
     </w:p>
     <w:p>
@@ -5511,7 +5109,7 @@
           <w:lang w:eastAsia="ar-SA"/>
         </w:rPr>
       </w:pPr>
-      <w:bookmarkStart w:id="17" w:name="_Toc195875330"/>
+      <w:bookmarkStart w:id="18" w:name="_Toc195875330"/>
       <w:r>
         <w:rPr>
           <w:lang w:eastAsia="ar-SA"/>
@@ -5526,7 +5124,7 @@
           <w:lang w:eastAsia="ar-SA"/>
         </w:rPr>
       </w:pPr>
-      <w:bookmarkStart w:id="18" w:name="_Toc225601233"/>
+      <w:bookmarkStart w:id="19" w:name="_Toc227625926"/>
       <w:r>
         <w:rPr>
           <w:lang w:eastAsia="ar-SA"/>
@@ -5534,8 +5132,8 @@
         <w:lastRenderedPageBreak/>
         <w:t>СПИСОК ИСПОЛЬЗОВАННЫХ ИСТОЧНИКОВ</w:t>
       </w:r>
-      <w:bookmarkEnd w:id="17"/>
       <w:bookmarkEnd w:id="18"/>
+      <w:bookmarkEnd w:id="19"/>
     </w:p>
     <w:p>
       <w:pPr>
@@ -5553,11 +5151,11 @@
           <w:numId w:val="17"/>
         </w:numPr>
       </w:pPr>
-      <w:bookmarkStart w:id="19" w:name="С"/>
+      <w:bookmarkStart w:id="20" w:name="С"/>
       <w:r>
         <w:t xml:space="preserve">Сорокин Р. </w:t>
       </w:r>
-      <w:bookmarkEnd w:id="19"/>
+      <w:bookmarkEnd w:id="20"/>
       <w:r>
         <w:t>Облачные IDE: тестируем лучшие онлайн-редакторы кода [Электронный</w:t>
       </w:r>
@@ -5570,13 +5168,8 @@
       <w:r>
         <w:t xml:space="preserve"> </w:t>
       </w:r>
-      <w:proofErr w:type="spellStart"/>
-      <w:r>
-        <w:t>Tproger</w:t>
-      </w:r>
-      <w:proofErr w:type="spellEnd"/>
-      <w:r>
-        <w:t xml:space="preserve">. </w:t>
+      <w:r>
+        <w:t xml:space="preserve">Tproger. </w:t>
       </w:r>
       <w:r>
         <w:t>–</w:t>
@@ -5599,18 +5192,8 @@
             <w:color w:val="auto"/>
             <w:u w:val="none"/>
           </w:rPr>
-          <w:t>https://tproger.ru/articles/oblachnye-ide--</w:t>
-        </w:r>
-        <w:proofErr w:type="spellStart"/>
-        <w:r>
-          <w:rPr>
-            <w:rStyle w:val="afa"/>
-            <w:color w:val="auto"/>
-            <w:u w:val="none"/>
-          </w:rPr>
-          <w:t>testiruem-luchwie-onlajn-redaktory-koda</w:t>
-        </w:r>
-        <w:proofErr w:type="spellEnd"/>
+          <w:t>https://tproger.ru/articles/oblachnye-ide--testiruem-luchwie-onlajn-redaktory-koda</w:t>
+        </w:r>
       </w:hyperlink>
       <w:r>
         <w:t xml:space="preserve"> (дата обращения: 11.03.2026).</w:t>
@@ -5649,7 +5232,7 @@
 </file>
 
 <file path=word/endnotes.xml><?xml version="1.0" encoding="utf-8"?>
-<w:endnotes xmlns:wpc="http://schemas.microsoft.com/office/word/2010/wordprocessingCanvas" xmlns:cx="http://schemas.microsoft.com/office/drawing/2014/chartex" xmlns:cx1="http://schemas.microsoft.com/office/drawing/2015/9/8/chartex" xmlns:cx2="http://schemas.microsoft.com/office/drawing/2015/10/21/chartex" xmlns:cx3="http://schemas.microsoft.com/office/drawing/2016/5/9/chartex" xmlns:cx4="http://schemas.microsoft.com/office/drawing/2016/5/10/chartex" xmlns:cx5="http://schemas.microsoft.com/office/drawing/2016/5/11/chartex" xmlns:cx6="http://schemas.microsoft.com/office/drawing/2016/5/12/chartex" xmlns:cx7="http://schemas.microsoft.com/office/drawing/2016/5/13/chartex" xmlns:cx8="http://schemas.microsoft.com/office/drawing/2016/5/14/chartex" xmlns:mc="http://schemas.openxmlformats.org/markup-compatibility/2006" xmlns:aink="http://schemas.microsoft.com/office/drawing/2016/ink" xmlns:am3d="http://schemas.microsoft.com/office/drawing/2017/model3d" xmlns:o="urn:schemas-microsoft-com:office:office" xmlns:r="http://schemas.openxmlformats.org/officeDocument/2006/relationships" xmlns:m="http://schemas.openxmlformats.org/officeDocument/2006/math" xmlns:v="urn:schemas-microsoft-com:vml" xmlns:wp14="http://schemas.microsoft.com/office/word/2010/wordprocessingDrawing" xmlns:wp="http://schemas.openxmlformats.org/drawingml/2006/wordprocessingDrawing" xmlns:w10="urn:schemas-microsoft-com:office:word" xmlns:w="http://schemas.openxmlformats.org/wordprocessingml/2006/main" xmlns:w14="http://schemas.microsoft.com/office/word/2010/wordml" xmlns:w15="http://schemas.microsoft.com/office/word/2012/wordml" xmlns:w16cex="http://schemas.microsoft.com/office/word/2018/wordml/cex" xmlns:w16cid="http://schemas.microsoft.com/office/word/2016/wordml/cid" xmlns:w16="http://schemas.microsoft.com/office/word/2018/wordml" xmlns:w16sdtdh="http://schemas.microsoft.com/office/word/2020/wordml/sdtdatahash" xmlns:w16se="http://schemas.microsoft.com/office/word/2015/wordml/symex" xmlns:wpg="http://schemas.microsoft.com/office/word/2010/wordprocessingGroup" xmlns:wpi="http://schemas.microsoft.com/office/word/2010/wordprocessingInk" xmlns:wne="http://schemas.microsoft.com/office/word/2006/wordml" xmlns:wps="http://schemas.microsoft.com/office/word/2010/wordprocessingShape" mc:Ignorable="w14 w15 w16se w16cid w16 w16cex w16sdtdh wp14">
+<w:endnotes xmlns:wpc="http://schemas.microsoft.com/office/word/2010/wordprocessingCanvas" xmlns:cx="http://schemas.microsoft.com/office/drawing/2014/chartex" xmlns:cx1="http://schemas.microsoft.com/office/drawing/2015/9/8/chartex" xmlns:cx2="http://schemas.microsoft.com/office/drawing/2015/10/21/chartex" xmlns:cx3="http://schemas.microsoft.com/office/drawing/2016/5/9/chartex" xmlns:cx4="http://schemas.microsoft.com/office/drawing/2016/5/10/chartex" xmlns:cx5="http://schemas.microsoft.com/office/drawing/2016/5/11/chartex" xmlns:cx6="http://schemas.microsoft.com/office/drawing/2016/5/12/chartex" xmlns:cx7="http://schemas.microsoft.com/office/drawing/2016/5/13/chartex" xmlns:cx8="http://schemas.microsoft.com/office/drawing/2016/5/14/chartex" xmlns:mc="http://schemas.openxmlformats.org/markup-compatibility/2006" xmlns:aink="http://schemas.microsoft.com/office/drawing/2016/ink" xmlns:am3d="http://schemas.microsoft.com/office/drawing/2017/model3d" xmlns:o="urn:schemas-microsoft-com:office:office" xmlns:oel="http://schemas.microsoft.com/office/2019/extlst" xmlns:r="http://schemas.openxmlformats.org/officeDocument/2006/relationships" xmlns:m="http://schemas.openxmlformats.org/officeDocument/2006/math" xmlns:v="urn:schemas-microsoft-com:vml" xmlns:wp14="http://schemas.microsoft.com/office/word/2010/wordprocessingDrawing" xmlns:wp="http://schemas.openxmlformats.org/drawingml/2006/wordprocessingDrawing" xmlns:w10="urn:schemas-microsoft-com:office:word" xmlns:w="http://schemas.openxmlformats.org/wordprocessingml/2006/main" xmlns:w14="http://schemas.microsoft.com/office/word/2010/wordml" xmlns:w15="http://schemas.microsoft.com/office/word/2012/wordml" xmlns:w16cex="http://schemas.microsoft.com/office/word/2018/wordml/cex" xmlns:w16cid="http://schemas.microsoft.com/office/word/2016/wordml/cid" xmlns:w16="http://schemas.microsoft.com/office/word/2018/wordml" xmlns:w16du="http://schemas.microsoft.com/office/word/2023/wordml/word16du" xmlns:w16sdtdh="http://schemas.microsoft.com/office/word/2020/wordml/sdtdatahash" xmlns:w16sdtfl="http://schemas.microsoft.com/office/word/2024/wordml/sdtformatlock" xmlns:w16se="http://schemas.microsoft.com/office/word/2015/wordml/symex" xmlns:wpg="http://schemas.microsoft.com/office/word/2010/wordprocessingGroup" xmlns:wpi="http://schemas.microsoft.com/office/word/2010/wordprocessingInk" xmlns:wne="http://schemas.microsoft.com/office/word/2006/wordml" xmlns:wps="http://schemas.microsoft.com/office/word/2010/wordprocessingShape" mc:Ignorable="w14 w15 w16se w16cid w16 w16cex w16sdtdh w16sdtfl w16du wp14">
   <w:endnote w:type="separator" w:id="-1">
     <w:p>
       <w:pPr>
@@ -5674,7 +5257,7 @@
 </file>
 
 <file path=word/footer1.xml><?xml version="1.0" encoding="utf-8"?>
-<w:ftr xmlns:wpc="http://schemas.microsoft.com/office/word/2010/wordprocessingCanvas" xmlns:cx="http://schemas.microsoft.com/office/drawing/2014/chartex" xmlns:cx1="http://schemas.microsoft.com/office/drawing/2015/9/8/chartex" xmlns:cx2="http://schemas.microsoft.com/office/drawing/2015/10/21/chartex" xmlns:cx3="http://schemas.microsoft.com/office/drawing/2016/5/9/chartex" xmlns:cx4="http://schemas.microsoft.com/office/drawing/2016/5/10/chartex" xmlns:cx5="http://schemas.microsoft.com/office/drawing/2016/5/11/chartex" xmlns:cx6="http://schemas.microsoft.com/office/drawing/2016/5/12/chartex" xmlns:cx7="http://schemas.microsoft.com/office/drawing/2016/5/13/chartex" xmlns:cx8="http://schemas.microsoft.com/office/drawing/2016/5/14/chartex" xmlns:mc="http://schemas.openxmlformats.org/markup-compatibility/2006" xmlns:aink="http://schemas.microsoft.com/office/drawing/2016/ink" xmlns:am3d="http://schemas.microsoft.com/office/drawing/2017/model3d" xmlns:o="urn:schemas-microsoft-com:office:office" xmlns:r="http://schemas.openxmlformats.org/officeDocument/2006/relationships" xmlns:m="http://schemas.openxmlformats.org/officeDocument/2006/math" xmlns:v="urn:schemas-microsoft-com:vml" xmlns:wp14="http://schemas.microsoft.com/office/word/2010/wordprocessingDrawing" xmlns:wp="http://schemas.openxmlformats.org/drawingml/2006/wordprocessingDrawing" xmlns:w10="urn:schemas-microsoft-com:office:word" xmlns:w="http://schemas.openxmlformats.org/wordprocessingml/2006/main" xmlns:w14="http://schemas.microsoft.com/office/word/2010/wordml" xmlns:w15="http://schemas.microsoft.com/office/word/2012/wordml" xmlns:w16cex="http://schemas.microsoft.com/office/word/2018/wordml/cex" xmlns:w16cid="http://schemas.microsoft.com/office/word/2016/wordml/cid" xmlns:w16="http://schemas.microsoft.com/office/word/2018/wordml" xmlns:w16sdtdh="http://schemas.microsoft.com/office/word/2020/wordml/sdtdatahash" xmlns:w16se="http://schemas.microsoft.com/office/word/2015/wordml/symex" xmlns:wpg="http://schemas.microsoft.com/office/word/2010/wordprocessingGroup" xmlns:wpi="http://schemas.microsoft.com/office/word/2010/wordprocessingInk" xmlns:wne="http://schemas.microsoft.com/office/word/2006/wordml" xmlns:wps="http://schemas.microsoft.com/office/word/2010/wordprocessingShape" mc:Ignorable="w14 w15 w16se w16cid w16 w16cex w16sdtdh wp14">
+<w:ftr xmlns:wpc="http://schemas.microsoft.com/office/word/2010/wordprocessingCanvas" xmlns:cx="http://schemas.microsoft.com/office/drawing/2014/chartex" xmlns:cx1="http://schemas.microsoft.com/office/drawing/2015/9/8/chartex" xmlns:cx2="http://schemas.microsoft.com/office/drawing/2015/10/21/chartex" xmlns:cx3="http://schemas.microsoft.com/office/drawing/2016/5/9/chartex" xmlns:cx4="http://schemas.microsoft.com/office/drawing/2016/5/10/chartex" xmlns:cx5="http://schemas.microsoft.com/office/drawing/2016/5/11/chartex" xmlns:cx6="http://schemas.microsoft.com/office/drawing/2016/5/12/chartex" xmlns:cx7="http://schemas.microsoft.com/office/drawing/2016/5/13/chartex" xmlns:cx8="http://schemas.microsoft.com/office/drawing/2016/5/14/chartex" xmlns:mc="http://schemas.openxmlformats.org/markup-compatibility/2006" xmlns:aink="http://schemas.microsoft.com/office/drawing/2016/ink" xmlns:am3d="http://schemas.microsoft.com/office/drawing/2017/model3d" xmlns:o="urn:schemas-microsoft-com:office:office" xmlns:oel="http://schemas.microsoft.com/office/2019/extlst" xmlns:r="http://schemas.openxmlformats.org/officeDocument/2006/relationships" xmlns:m="http://schemas.openxmlformats.org/officeDocument/2006/math" xmlns:v="urn:schemas-microsoft-com:vml" xmlns:wp14="http://schemas.microsoft.com/office/word/2010/wordprocessingDrawing" xmlns:wp="http://schemas.openxmlformats.org/drawingml/2006/wordprocessingDrawing" xmlns:w10="urn:schemas-microsoft-com:office:word" xmlns:w="http://schemas.openxmlformats.org/wordprocessingml/2006/main" xmlns:w14="http://schemas.microsoft.com/office/word/2010/wordml" xmlns:w15="http://schemas.microsoft.com/office/word/2012/wordml" xmlns:w16cex="http://schemas.microsoft.com/office/word/2018/wordml/cex" xmlns:w16cid="http://schemas.microsoft.com/office/word/2016/wordml/cid" xmlns:w16="http://schemas.microsoft.com/office/word/2018/wordml" xmlns:w16du="http://schemas.microsoft.com/office/word/2023/wordml/word16du" xmlns:w16sdtdh="http://schemas.microsoft.com/office/word/2020/wordml/sdtdatahash" xmlns:w16sdtfl="http://schemas.microsoft.com/office/word/2024/wordml/sdtformatlock" xmlns:w16se="http://schemas.microsoft.com/office/word/2015/wordml/symex" xmlns:wpg="http://schemas.microsoft.com/office/word/2010/wordprocessingGroup" xmlns:wpi="http://schemas.microsoft.com/office/word/2010/wordprocessingInk" xmlns:wne="http://schemas.microsoft.com/office/word/2006/wordml" xmlns:wps="http://schemas.microsoft.com/office/word/2010/wordprocessingShape" mc:Ignorable="w14 w15 w16se w16cid w16 w16cex w16sdtdh w16sdtfl w16du wp14">
   <w:p>
     <w:pPr>
       <w:pStyle w:val="a8"/>
@@ -5684,7 +5267,7 @@
 </file>
 
 <file path=word/footer2.xml><?xml version="1.0" encoding="utf-8"?>
-<w:ftr xmlns:wpc="http://schemas.microsoft.com/office/word/2010/wordprocessingCanvas" xmlns:cx="http://schemas.microsoft.com/office/drawing/2014/chartex" xmlns:cx1="http://schemas.microsoft.com/office/drawing/2015/9/8/chartex" xmlns:cx2="http://schemas.microsoft.com/office/drawing/2015/10/21/chartex" xmlns:cx3="http://schemas.microsoft.com/office/drawing/2016/5/9/chartex" xmlns:cx4="http://schemas.microsoft.com/office/drawing/2016/5/10/chartex" xmlns:cx5="http://schemas.microsoft.com/office/drawing/2016/5/11/chartex" xmlns:cx6="http://schemas.microsoft.com/office/drawing/2016/5/12/chartex" xmlns:cx7="http://schemas.microsoft.com/office/drawing/2016/5/13/chartex" xmlns:cx8="http://schemas.microsoft.com/office/drawing/2016/5/14/chartex" xmlns:mc="http://schemas.openxmlformats.org/markup-compatibility/2006" xmlns:aink="http://schemas.microsoft.com/office/drawing/2016/ink" xmlns:am3d="http://schemas.microsoft.com/office/drawing/2017/model3d" xmlns:o="urn:schemas-microsoft-com:office:office" xmlns:r="http://schemas.openxmlformats.org/officeDocument/2006/relationships" xmlns:m="http://schemas.openxmlformats.org/officeDocument/2006/math" xmlns:v="urn:schemas-microsoft-com:vml" xmlns:wp14="http://schemas.microsoft.com/office/word/2010/wordprocessingDrawing" xmlns:wp="http://schemas.openxmlformats.org/drawingml/2006/wordprocessingDrawing" xmlns:w10="urn:schemas-microsoft-com:office:word" xmlns:w="http://schemas.openxmlformats.org/wordprocessingml/2006/main" xmlns:w14="http://schemas.microsoft.com/office/word/2010/wordml" xmlns:w15="http://schemas.microsoft.com/office/word/2012/wordml" xmlns:w16cex="http://schemas.microsoft.com/office/word/2018/wordml/cex" xmlns:w16cid="http://schemas.microsoft.com/office/word/2016/wordml/cid" xmlns:w16="http://schemas.microsoft.com/office/word/2018/wordml" xmlns:w16sdtdh="http://schemas.microsoft.com/office/word/2020/wordml/sdtdatahash" xmlns:w16se="http://schemas.microsoft.com/office/word/2015/wordml/symex" xmlns:wpg="http://schemas.microsoft.com/office/word/2010/wordprocessingGroup" xmlns:wpi="http://schemas.microsoft.com/office/word/2010/wordprocessingInk" xmlns:wne="http://schemas.microsoft.com/office/word/2006/wordml" xmlns:wps="http://schemas.microsoft.com/office/word/2010/wordprocessingShape" mc:Ignorable="w14 w15 w16se w16cid w16 w16cex w16sdtdh wp14">
+<w:ftr xmlns:wpc="http://schemas.microsoft.com/office/word/2010/wordprocessingCanvas" xmlns:cx="http://schemas.microsoft.com/office/drawing/2014/chartex" xmlns:cx1="http://schemas.microsoft.com/office/drawing/2015/9/8/chartex" xmlns:cx2="http://schemas.microsoft.com/office/drawing/2015/10/21/chartex" xmlns:cx3="http://schemas.microsoft.com/office/drawing/2016/5/9/chartex" xmlns:cx4="http://schemas.microsoft.com/office/drawing/2016/5/10/chartex" xmlns:cx5="http://schemas.microsoft.com/office/drawing/2016/5/11/chartex" xmlns:cx6="http://schemas.microsoft.com/office/drawing/2016/5/12/chartex" xmlns:cx7="http://schemas.microsoft.com/office/drawing/2016/5/13/chartex" xmlns:cx8="http://schemas.microsoft.com/office/drawing/2016/5/14/chartex" xmlns:mc="http://schemas.openxmlformats.org/markup-compatibility/2006" xmlns:aink="http://schemas.microsoft.com/office/drawing/2016/ink" xmlns:am3d="http://schemas.microsoft.com/office/drawing/2017/model3d" xmlns:o="urn:schemas-microsoft-com:office:office" xmlns:oel="http://schemas.microsoft.com/office/2019/extlst" xmlns:r="http://schemas.openxmlformats.org/officeDocument/2006/relationships" xmlns:m="http://schemas.openxmlformats.org/officeDocument/2006/math" xmlns:v="urn:schemas-microsoft-com:vml" xmlns:wp14="http://schemas.microsoft.com/office/word/2010/wordprocessingDrawing" xmlns:wp="http://schemas.openxmlformats.org/drawingml/2006/wordprocessingDrawing" xmlns:w10="urn:schemas-microsoft-com:office:word" xmlns:w="http://schemas.openxmlformats.org/wordprocessingml/2006/main" xmlns:w14="http://schemas.microsoft.com/office/word/2010/wordml" xmlns:w15="http://schemas.microsoft.com/office/word/2012/wordml" xmlns:w16cex="http://schemas.microsoft.com/office/word/2018/wordml/cex" xmlns:w16cid="http://schemas.microsoft.com/office/word/2016/wordml/cid" xmlns:w16="http://schemas.microsoft.com/office/word/2018/wordml" xmlns:w16du="http://schemas.microsoft.com/office/word/2023/wordml/word16du" xmlns:w16sdtdh="http://schemas.microsoft.com/office/word/2020/wordml/sdtdatahash" xmlns:w16sdtfl="http://schemas.microsoft.com/office/word/2024/wordml/sdtformatlock" xmlns:w16se="http://schemas.microsoft.com/office/word/2015/wordml/symex" xmlns:wpg="http://schemas.microsoft.com/office/word/2010/wordprocessingGroup" xmlns:wpi="http://schemas.microsoft.com/office/word/2010/wordprocessingInk" xmlns:wne="http://schemas.microsoft.com/office/word/2006/wordml" xmlns:wps="http://schemas.microsoft.com/office/word/2010/wordprocessingShape" mc:Ignorable="w14 w15 w16se w16cid w16 w16cex w16sdtdh w16sdtfl w16du wp14">
   <w:sdt>
     <w:sdtPr>
       <w:id w:val="-1731300016"/>
@@ -5693,7 +5276,6 @@
         <w:docPartUnique/>
       </w:docPartObj>
     </w:sdtPr>
-    <w:sdtEndPr/>
     <w:sdtContent>
       <w:p>
         <w:pPr>
@@ -5730,7 +5312,7 @@
 </file>
 
 <file path=word/footer3.xml><?xml version="1.0" encoding="utf-8"?>
-<w:ftr xmlns:wpc="http://schemas.microsoft.com/office/word/2010/wordprocessingCanvas" xmlns:cx="http://schemas.microsoft.com/office/drawing/2014/chartex" xmlns:cx1="http://schemas.microsoft.com/office/drawing/2015/9/8/chartex" xmlns:cx2="http://schemas.microsoft.com/office/drawing/2015/10/21/chartex" xmlns:cx3="http://schemas.microsoft.com/office/drawing/2016/5/9/chartex" xmlns:cx4="http://schemas.microsoft.com/office/drawing/2016/5/10/chartex" xmlns:cx5="http://schemas.microsoft.com/office/drawing/2016/5/11/chartex" xmlns:cx6="http://schemas.microsoft.com/office/drawing/2016/5/12/chartex" xmlns:cx7="http://schemas.microsoft.com/office/drawing/2016/5/13/chartex" xmlns:cx8="http://schemas.microsoft.com/office/drawing/2016/5/14/chartex" xmlns:mc="http://schemas.openxmlformats.org/markup-compatibility/2006" xmlns:aink="http://schemas.microsoft.com/office/drawing/2016/ink" xmlns:am3d="http://schemas.microsoft.com/office/drawing/2017/model3d" xmlns:o="urn:schemas-microsoft-com:office:office" xmlns:r="http://schemas.openxmlformats.org/officeDocument/2006/relationships" xmlns:m="http://schemas.openxmlformats.org/officeDocument/2006/math" xmlns:v="urn:schemas-microsoft-com:vml" xmlns:wp14="http://schemas.microsoft.com/office/word/2010/wordprocessingDrawing" xmlns:wp="http://schemas.openxmlformats.org/drawingml/2006/wordprocessingDrawing" xmlns:w10="urn:schemas-microsoft-com:office:word" xmlns:w="http://schemas.openxmlformats.org/wordprocessingml/2006/main" xmlns:w14="http://schemas.microsoft.com/office/word/2010/wordml" xmlns:w15="http://schemas.microsoft.com/office/word/2012/wordml" xmlns:w16cex="http://schemas.microsoft.com/office/word/2018/wordml/cex" xmlns:w16cid="http://schemas.microsoft.com/office/word/2016/wordml/cid" xmlns:w16="http://schemas.microsoft.com/office/word/2018/wordml" xmlns:w16sdtdh="http://schemas.microsoft.com/office/word/2020/wordml/sdtdatahash" xmlns:w16se="http://schemas.microsoft.com/office/word/2015/wordml/symex" xmlns:wpg="http://schemas.microsoft.com/office/word/2010/wordprocessingGroup" xmlns:wpi="http://schemas.microsoft.com/office/word/2010/wordprocessingInk" xmlns:wne="http://schemas.microsoft.com/office/word/2006/wordml" xmlns:wps="http://schemas.microsoft.com/office/word/2010/wordprocessingShape" mc:Ignorable="w14 w15 w16se w16cid w16 w16cex w16sdtdh wp14">
+<w:ftr xmlns:wpc="http://schemas.microsoft.com/office/word/2010/wordprocessingCanvas" xmlns:cx="http://schemas.microsoft.com/office/drawing/2014/chartex" xmlns:cx1="http://schemas.microsoft.com/office/drawing/2015/9/8/chartex" xmlns:cx2="http://schemas.microsoft.com/office/drawing/2015/10/21/chartex" xmlns:cx3="http://schemas.microsoft.com/office/drawing/2016/5/9/chartex" xmlns:cx4="http://schemas.microsoft.com/office/drawing/2016/5/10/chartex" xmlns:cx5="http://schemas.microsoft.com/office/drawing/2016/5/11/chartex" xmlns:cx6="http://schemas.microsoft.com/office/drawing/2016/5/12/chartex" xmlns:cx7="http://schemas.microsoft.com/office/drawing/2016/5/13/chartex" xmlns:cx8="http://schemas.microsoft.com/office/drawing/2016/5/14/chartex" xmlns:mc="http://schemas.openxmlformats.org/markup-compatibility/2006" xmlns:aink="http://schemas.microsoft.com/office/drawing/2016/ink" xmlns:am3d="http://schemas.microsoft.com/office/drawing/2017/model3d" xmlns:o="urn:schemas-microsoft-com:office:office" xmlns:oel="http://schemas.microsoft.com/office/2019/extlst" xmlns:r="http://schemas.openxmlformats.org/officeDocument/2006/relationships" xmlns:m="http://schemas.openxmlformats.org/officeDocument/2006/math" xmlns:v="urn:schemas-microsoft-com:vml" xmlns:wp14="http://schemas.microsoft.com/office/word/2010/wordprocessingDrawing" xmlns:wp="http://schemas.openxmlformats.org/drawingml/2006/wordprocessingDrawing" xmlns:w10="urn:schemas-microsoft-com:office:word" xmlns:w="http://schemas.openxmlformats.org/wordprocessingml/2006/main" xmlns:w14="http://schemas.microsoft.com/office/word/2010/wordml" xmlns:w15="http://schemas.microsoft.com/office/word/2012/wordml" xmlns:w16cex="http://schemas.microsoft.com/office/word/2018/wordml/cex" xmlns:w16cid="http://schemas.microsoft.com/office/word/2016/wordml/cid" xmlns:w16="http://schemas.microsoft.com/office/word/2018/wordml" xmlns:w16du="http://schemas.microsoft.com/office/word/2023/wordml/word16du" xmlns:w16sdtdh="http://schemas.microsoft.com/office/word/2020/wordml/sdtdatahash" xmlns:w16sdtfl="http://schemas.microsoft.com/office/word/2024/wordml/sdtformatlock" xmlns:w16se="http://schemas.microsoft.com/office/word/2015/wordml/symex" xmlns:wpg="http://schemas.microsoft.com/office/word/2010/wordprocessingGroup" xmlns:wpi="http://schemas.microsoft.com/office/word/2010/wordprocessingInk" xmlns:wne="http://schemas.microsoft.com/office/word/2006/wordml" xmlns:wps="http://schemas.microsoft.com/office/word/2010/wordprocessingShape" mc:Ignorable="w14 w15 w16se w16cid w16 w16cex w16sdtdh w16sdtfl w16du wp14">
   <w:p>
     <w:pPr>
       <w:pStyle w:val="a8"/>
@@ -5746,7 +5328,7 @@
 </file>
 
 <file path=word/footer4.xml><?xml version="1.0" encoding="utf-8"?>
-<w:ftr xmlns:wpc="http://schemas.microsoft.com/office/word/2010/wordprocessingCanvas" xmlns:cx="http://schemas.microsoft.com/office/drawing/2014/chartex" xmlns:cx1="http://schemas.microsoft.com/office/drawing/2015/9/8/chartex" xmlns:cx2="http://schemas.microsoft.com/office/drawing/2015/10/21/chartex" xmlns:cx3="http://schemas.microsoft.com/office/drawing/2016/5/9/chartex" xmlns:cx4="http://schemas.microsoft.com/office/drawing/2016/5/10/chartex" xmlns:cx5="http://schemas.microsoft.com/office/drawing/2016/5/11/chartex" xmlns:cx6="http://schemas.microsoft.com/office/drawing/2016/5/12/chartex" xmlns:cx7="http://schemas.microsoft.com/office/drawing/2016/5/13/chartex" xmlns:cx8="http://schemas.microsoft.com/office/drawing/2016/5/14/chartex" xmlns:mc="http://schemas.openxmlformats.org/markup-compatibility/2006" xmlns:aink="http://schemas.microsoft.com/office/drawing/2016/ink" xmlns:am3d="http://schemas.microsoft.com/office/drawing/2017/model3d" xmlns:o="urn:schemas-microsoft-com:office:office" xmlns:r="http://schemas.openxmlformats.org/officeDocument/2006/relationships" xmlns:m="http://schemas.openxmlformats.org/officeDocument/2006/math" xmlns:v="urn:schemas-microsoft-com:vml" xmlns:wp14="http://schemas.microsoft.com/office/word/2010/wordprocessingDrawing" xmlns:wp="http://schemas.openxmlformats.org/drawingml/2006/wordprocessingDrawing" xmlns:w10="urn:schemas-microsoft-com:office:word" xmlns:w="http://schemas.openxmlformats.org/wordprocessingml/2006/main" xmlns:w14="http://schemas.microsoft.com/office/word/2010/wordml" xmlns:w15="http://schemas.microsoft.com/office/word/2012/wordml" xmlns:w16cex="http://schemas.microsoft.com/office/word/2018/wordml/cex" xmlns:w16cid="http://schemas.microsoft.com/office/word/2016/wordml/cid" xmlns:w16="http://schemas.microsoft.com/office/word/2018/wordml" xmlns:w16sdtdh="http://schemas.microsoft.com/office/word/2020/wordml/sdtdatahash" xmlns:w16se="http://schemas.microsoft.com/office/word/2015/wordml/symex" xmlns:wpg="http://schemas.microsoft.com/office/word/2010/wordprocessingGroup" xmlns:wpi="http://schemas.microsoft.com/office/word/2010/wordprocessingInk" xmlns:wne="http://schemas.microsoft.com/office/word/2006/wordml" xmlns:wps="http://schemas.microsoft.com/office/word/2010/wordprocessingShape" mc:Ignorable="w14 w15 w16se w16cid w16 w16cex w16sdtdh wp14">
+<w:ftr xmlns:wpc="http://schemas.microsoft.com/office/word/2010/wordprocessingCanvas" xmlns:cx="http://schemas.microsoft.com/office/drawing/2014/chartex" xmlns:cx1="http://schemas.microsoft.com/office/drawing/2015/9/8/chartex" xmlns:cx2="http://schemas.microsoft.com/office/drawing/2015/10/21/chartex" xmlns:cx3="http://schemas.microsoft.com/office/drawing/2016/5/9/chartex" xmlns:cx4="http://schemas.microsoft.com/office/drawing/2016/5/10/chartex" xmlns:cx5="http://schemas.microsoft.com/office/drawing/2016/5/11/chartex" xmlns:cx6="http://schemas.microsoft.com/office/drawing/2016/5/12/chartex" xmlns:cx7="http://schemas.microsoft.com/office/drawing/2016/5/13/chartex" xmlns:cx8="http://schemas.microsoft.com/office/drawing/2016/5/14/chartex" xmlns:mc="http://schemas.openxmlformats.org/markup-compatibility/2006" xmlns:aink="http://schemas.microsoft.com/office/drawing/2016/ink" xmlns:am3d="http://schemas.microsoft.com/office/drawing/2017/model3d" xmlns:o="urn:schemas-microsoft-com:office:office" xmlns:oel="http://schemas.microsoft.com/office/2019/extlst" xmlns:r="http://schemas.openxmlformats.org/officeDocument/2006/relationships" xmlns:m="http://schemas.openxmlformats.org/officeDocument/2006/math" xmlns:v="urn:schemas-microsoft-com:vml" xmlns:wp14="http://schemas.microsoft.com/office/word/2010/wordprocessingDrawing" xmlns:wp="http://schemas.openxmlformats.org/drawingml/2006/wordprocessingDrawing" xmlns:w10="urn:schemas-microsoft-com:office:word" xmlns:w="http://schemas.openxmlformats.org/wordprocessingml/2006/main" xmlns:w14="http://schemas.microsoft.com/office/word/2010/wordml" xmlns:w15="http://schemas.microsoft.com/office/word/2012/wordml" xmlns:w16cex="http://schemas.microsoft.com/office/word/2018/wordml/cex" xmlns:w16cid="http://schemas.microsoft.com/office/word/2016/wordml/cid" xmlns:w16="http://schemas.microsoft.com/office/word/2018/wordml" xmlns:w16du="http://schemas.microsoft.com/office/word/2023/wordml/word16du" xmlns:w16sdtdh="http://schemas.microsoft.com/office/word/2020/wordml/sdtdatahash" xmlns:w16sdtfl="http://schemas.microsoft.com/office/word/2024/wordml/sdtformatlock" xmlns:w16se="http://schemas.microsoft.com/office/word/2015/wordml/symex" xmlns:wpg="http://schemas.microsoft.com/office/word/2010/wordprocessingGroup" xmlns:wpi="http://schemas.microsoft.com/office/word/2010/wordprocessingInk" xmlns:wne="http://schemas.microsoft.com/office/word/2006/wordml" xmlns:wps="http://schemas.microsoft.com/office/word/2010/wordprocessingShape" mc:Ignorable="w14 w15 w16se w16cid w16 w16cex w16sdtdh w16sdtfl w16du wp14">
   <w:p>
     <w:pPr>
       <w:pStyle w:val="a8"/>
@@ -5765,7 +5347,7 @@
 </file>
 
 <file path=word/footer5.xml><?xml version="1.0" encoding="utf-8"?>
-<w:ftr xmlns:wpc="http://schemas.microsoft.com/office/word/2010/wordprocessingCanvas" xmlns:cx="http://schemas.microsoft.com/office/drawing/2014/chartex" xmlns:cx1="http://schemas.microsoft.com/office/drawing/2015/9/8/chartex" xmlns:cx2="http://schemas.microsoft.com/office/drawing/2015/10/21/chartex" xmlns:cx3="http://schemas.microsoft.com/office/drawing/2016/5/9/chartex" xmlns:cx4="http://schemas.microsoft.com/office/drawing/2016/5/10/chartex" xmlns:cx5="http://schemas.microsoft.com/office/drawing/2016/5/11/chartex" xmlns:cx6="http://schemas.microsoft.com/office/drawing/2016/5/12/chartex" xmlns:cx7="http://schemas.microsoft.com/office/drawing/2016/5/13/chartex" xmlns:cx8="http://schemas.microsoft.com/office/drawing/2016/5/14/chartex" xmlns:mc="http://schemas.openxmlformats.org/markup-compatibility/2006" xmlns:aink="http://schemas.microsoft.com/office/drawing/2016/ink" xmlns:am3d="http://schemas.microsoft.com/office/drawing/2017/model3d" xmlns:o="urn:schemas-microsoft-com:office:office" xmlns:r="http://schemas.openxmlformats.org/officeDocument/2006/relationships" xmlns:m="http://schemas.openxmlformats.org/officeDocument/2006/math" xmlns:v="urn:schemas-microsoft-com:vml" xmlns:wp14="http://schemas.microsoft.com/office/word/2010/wordprocessingDrawing" xmlns:wp="http://schemas.openxmlformats.org/drawingml/2006/wordprocessingDrawing" xmlns:w10="urn:schemas-microsoft-com:office:word" xmlns:w="http://schemas.openxmlformats.org/wordprocessingml/2006/main" xmlns:w14="http://schemas.microsoft.com/office/word/2010/wordml" xmlns:w15="http://schemas.microsoft.com/office/word/2012/wordml" xmlns:w16cex="http://schemas.microsoft.com/office/word/2018/wordml/cex" xmlns:w16cid="http://schemas.microsoft.com/office/word/2016/wordml/cid" xmlns:w16="http://schemas.microsoft.com/office/word/2018/wordml" xmlns:w16sdtdh="http://schemas.microsoft.com/office/word/2020/wordml/sdtdatahash" xmlns:w16se="http://schemas.microsoft.com/office/word/2015/wordml/symex" xmlns:wpg="http://schemas.microsoft.com/office/word/2010/wordprocessingGroup" xmlns:wpi="http://schemas.microsoft.com/office/word/2010/wordprocessingInk" xmlns:wne="http://schemas.microsoft.com/office/word/2006/wordml" xmlns:wps="http://schemas.microsoft.com/office/word/2010/wordprocessingShape" mc:Ignorable="w14 w15 w16se w16cid w16 w16cex w16sdtdh wp14">
+<w:ftr xmlns:wpc="http://schemas.microsoft.com/office/word/2010/wordprocessingCanvas" xmlns:cx="http://schemas.microsoft.com/office/drawing/2014/chartex" xmlns:cx1="http://schemas.microsoft.com/office/drawing/2015/9/8/chartex" xmlns:cx2="http://schemas.microsoft.com/office/drawing/2015/10/21/chartex" xmlns:cx3="http://schemas.microsoft.com/office/drawing/2016/5/9/chartex" xmlns:cx4="http://schemas.microsoft.com/office/drawing/2016/5/10/chartex" xmlns:cx5="http://schemas.microsoft.com/office/drawing/2016/5/11/chartex" xmlns:cx6="http://schemas.microsoft.com/office/drawing/2016/5/12/chartex" xmlns:cx7="http://schemas.microsoft.com/office/drawing/2016/5/13/chartex" xmlns:cx8="http://schemas.microsoft.com/office/drawing/2016/5/14/chartex" xmlns:mc="http://schemas.openxmlformats.org/markup-compatibility/2006" xmlns:aink="http://schemas.microsoft.com/office/drawing/2016/ink" xmlns:am3d="http://schemas.microsoft.com/office/drawing/2017/model3d" xmlns:o="urn:schemas-microsoft-com:office:office" xmlns:oel="http://schemas.microsoft.com/office/2019/extlst" xmlns:r="http://schemas.openxmlformats.org/officeDocument/2006/relationships" xmlns:m="http://schemas.openxmlformats.org/officeDocument/2006/math" xmlns:v="urn:schemas-microsoft-com:vml" xmlns:wp14="http://schemas.microsoft.com/office/word/2010/wordprocessingDrawing" xmlns:wp="http://schemas.openxmlformats.org/drawingml/2006/wordprocessingDrawing" xmlns:w10="urn:schemas-microsoft-com:office:word" xmlns:w="http://schemas.openxmlformats.org/wordprocessingml/2006/main" xmlns:w14="http://schemas.microsoft.com/office/word/2010/wordml" xmlns:w15="http://schemas.microsoft.com/office/word/2012/wordml" xmlns:w16cex="http://schemas.microsoft.com/office/word/2018/wordml/cex" xmlns:w16cid="http://schemas.microsoft.com/office/word/2016/wordml/cid" xmlns:w16="http://schemas.microsoft.com/office/word/2018/wordml" xmlns:w16du="http://schemas.microsoft.com/office/word/2023/wordml/word16du" xmlns:w16sdtdh="http://schemas.microsoft.com/office/word/2020/wordml/sdtdatahash" xmlns:w16sdtfl="http://schemas.microsoft.com/office/word/2024/wordml/sdtformatlock" xmlns:w16se="http://schemas.microsoft.com/office/word/2015/wordml/symex" xmlns:wpg="http://schemas.microsoft.com/office/word/2010/wordprocessingGroup" xmlns:wpi="http://schemas.microsoft.com/office/word/2010/wordprocessingInk" xmlns:wne="http://schemas.microsoft.com/office/word/2006/wordml" xmlns:wps="http://schemas.microsoft.com/office/word/2010/wordprocessingShape" mc:Ignorable="w14 w15 w16se w16cid w16 w16cex w16sdtdh w16sdtfl w16du wp14">
   <w:sdt>
     <w:sdtPr>
       <w:id w:val="-342318388"/>
@@ -5774,7 +5356,6 @@
         <w:docPartUnique/>
       </w:docPartObj>
     </w:sdtPr>
-    <w:sdtEndPr/>
     <w:sdtContent>
       <w:p>
         <w:pPr>
@@ -5796,7 +5377,7 @@
 </file>
 
 <file path=word/footnotes.xml><?xml version="1.0" encoding="utf-8"?>
-<w:footnotes xmlns:wpc="http://schemas.microsoft.com/office/word/2010/wordprocessingCanvas" xmlns:cx="http://schemas.microsoft.com/office/drawing/2014/chartex" xmlns:cx1="http://schemas.microsoft.com/office/drawing/2015/9/8/chartex" xmlns:cx2="http://schemas.microsoft.com/office/drawing/2015/10/21/chartex" xmlns:cx3="http://schemas.microsoft.com/office/drawing/2016/5/9/chartex" xmlns:cx4="http://schemas.microsoft.com/office/drawing/2016/5/10/chartex" xmlns:cx5="http://schemas.microsoft.com/office/drawing/2016/5/11/chartex" xmlns:cx6="http://schemas.microsoft.com/office/drawing/2016/5/12/chartex" xmlns:cx7="http://schemas.microsoft.com/office/drawing/2016/5/13/chartex" xmlns:cx8="http://schemas.microsoft.com/office/drawing/2016/5/14/chartex" xmlns:mc="http://schemas.openxmlformats.org/markup-compatibility/2006" xmlns:aink="http://schemas.microsoft.com/office/drawing/2016/ink" xmlns:am3d="http://schemas.microsoft.com/office/drawing/2017/model3d" xmlns:o="urn:schemas-microsoft-com:office:office" xmlns:r="http://schemas.openxmlformats.org/officeDocument/2006/relationships" xmlns:m="http://schemas.openxmlformats.org/officeDocument/2006/math" xmlns:v="urn:schemas-microsoft-com:vml" xmlns:wp14="http://schemas.microsoft.com/office/word/2010/wordprocessingDrawing" xmlns:wp="http://schemas.openxmlformats.org/drawingml/2006/wordprocessingDrawing" xmlns:w10="urn:schemas-microsoft-com:office:word" xmlns:w="http://schemas.openxmlformats.org/wordprocessingml/2006/main" xmlns:w14="http://schemas.microsoft.com/office/word/2010/wordml" xmlns:w15="http://schemas.microsoft.com/office/word/2012/wordml" xmlns:w16cex="http://schemas.microsoft.com/office/word/2018/wordml/cex" xmlns:w16cid="http://schemas.microsoft.com/office/word/2016/wordml/cid" xmlns:w16="http://schemas.microsoft.com/office/word/2018/wordml" xmlns:w16sdtdh="http://schemas.microsoft.com/office/word/2020/wordml/sdtdatahash" xmlns:w16se="http://schemas.microsoft.com/office/word/2015/wordml/symex" xmlns:wpg="http://schemas.microsoft.com/office/word/2010/wordprocessingGroup" xmlns:wpi="http://schemas.microsoft.com/office/word/2010/wordprocessingInk" xmlns:wne="http://schemas.microsoft.com/office/word/2006/wordml" xmlns:wps="http://schemas.microsoft.com/office/word/2010/wordprocessingShape" mc:Ignorable="w14 w15 w16se w16cid w16 w16cex w16sdtdh wp14">
+<w:footnotes xmlns:wpc="http://schemas.microsoft.com/office/word/2010/wordprocessingCanvas" xmlns:cx="http://schemas.microsoft.com/office/drawing/2014/chartex" xmlns:cx1="http://schemas.microsoft.com/office/drawing/2015/9/8/chartex" xmlns:cx2="http://schemas.microsoft.com/office/drawing/2015/10/21/chartex" xmlns:cx3="http://schemas.microsoft.com/office/drawing/2016/5/9/chartex" xmlns:cx4="http://schemas.microsoft.com/office/drawing/2016/5/10/chartex" xmlns:cx5="http://schemas.microsoft.com/office/drawing/2016/5/11/chartex" xmlns:cx6="http://schemas.microsoft.com/office/drawing/2016/5/12/chartex" xmlns:cx7="http://schemas.microsoft.com/office/drawing/2016/5/13/chartex" xmlns:cx8="http://schemas.microsoft.com/office/drawing/2016/5/14/chartex" xmlns:mc="http://schemas.openxmlformats.org/markup-compatibility/2006" xmlns:aink="http://schemas.microsoft.com/office/drawing/2016/ink" xmlns:am3d="http://schemas.microsoft.com/office/drawing/2017/model3d" xmlns:o="urn:schemas-microsoft-com:office:office" xmlns:oel="http://schemas.microsoft.com/office/2019/extlst" xmlns:r="http://schemas.openxmlformats.org/officeDocument/2006/relationships" xmlns:m="http://schemas.openxmlformats.org/officeDocument/2006/math" xmlns:v="urn:schemas-microsoft-com:vml" xmlns:wp14="http://schemas.microsoft.com/office/word/2010/wordprocessingDrawing" xmlns:wp="http://schemas.openxmlformats.org/drawingml/2006/wordprocessingDrawing" xmlns:w10="urn:schemas-microsoft-com:office:word" xmlns:w="http://schemas.openxmlformats.org/wordprocessingml/2006/main" xmlns:w14="http://schemas.microsoft.com/office/word/2010/wordml" xmlns:w15="http://schemas.microsoft.com/office/word/2012/wordml" xmlns:w16cex="http://schemas.microsoft.com/office/word/2018/wordml/cex" xmlns:w16cid="http://schemas.microsoft.com/office/word/2016/wordml/cid" xmlns:w16="http://schemas.microsoft.com/office/word/2018/wordml" xmlns:w16du="http://schemas.microsoft.com/office/word/2023/wordml/word16du" xmlns:w16sdtdh="http://schemas.microsoft.com/office/word/2020/wordml/sdtdatahash" xmlns:w16sdtfl="http://schemas.microsoft.com/office/word/2024/wordml/sdtformatlock" xmlns:w16se="http://schemas.microsoft.com/office/word/2015/wordml/symex" xmlns:wpg="http://schemas.microsoft.com/office/word/2010/wordprocessingGroup" xmlns:wpi="http://schemas.microsoft.com/office/word/2010/wordprocessingInk" xmlns:wne="http://schemas.microsoft.com/office/word/2006/wordml" xmlns:wps="http://schemas.microsoft.com/office/word/2010/wordprocessingShape" mc:Ignorable="w14 w15 w16se w16cid w16 w16cex w16sdtdh w16sdtfl w16du wp14">
   <w:footnote w:type="separator" w:id="-1">
     <w:p>
       <w:pPr>
@@ -5821,7 +5402,7 @@
 </file>
 
 <file path=word/header1.xml><?xml version="1.0" encoding="utf-8"?>
-<w:hdr xmlns:wpc="http://schemas.microsoft.com/office/word/2010/wordprocessingCanvas" xmlns:cx="http://schemas.microsoft.com/office/drawing/2014/chartex" xmlns:cx1="http://schemas.microsoft.com/office/drawing/2015/9/8/chartex" xmlns:cx2="http://schemas.microsoft.com/office/drawing/2015/10/21/chartex" xmlns:cx3="http://schemas.microsoft.com/office/drawing/2016/5/9/chartex" xmlns:cx4="http://schemas.microsoft.com/office/drawing/2016/5/10/chartex" xmlns:cx5="http://schemas.microsoft.com/office/drawing/2016/5/11/chartex" xmlns:cx6="http://schemas.microsoft.com/office/drawing/2016/5/12/chartex" xmlns:cx7="http://schemas.microsoft.com/office/drawing/2016/5/13/chartex" xmlns:cx8="http://schemas.microsoft.com/office/drawing/2016/5/14/chartex" xmlns:mc="http://schemas.openxmlformats.org/markup-compatibility/2006" xmlns:aink="http://schemas.microsoft.com/office/drawing/2016/ink" xmlns:am3d="http://schemas.microsoft.com/office/drawing/2017/model3d" xmlns:o="urn:schemas-microsoft-com:office:office" xmlns:r="http://schemas.openxmlformats.org/officeDocument/2006/relationships" xmlns:m="http://schemas.openxmlformats.org/officeDocument/2006/math" xmlns:v="urn:schemas-microsoft-com:vml" xmlns:wp14="http://schemas.microsoft.com/office/word/2010/wordprocessingDrawing" xmlns:wp="http://schemas.openxmlformats.org/drawingml/2006/wordprocessingDrawing" xmlns:w10="urn:schemas-microsoft-com:office:word" xmlns:w="http://schemas.openxmlformats.org/wordprocessingml/2006/main" xmlns:w14="http://schemas.microsoft.com/office/word/2010/wordml" xmlns:w15="http://schemas.microsoft.com/office/word/2012/wordml" xmlns:w16cex="http://schemas.microsoft.com/office/word/2018/wordml/cex" xmlns:w16cid="http://schemas.microsoft.com/office/word/2016/wordml/cid" xmlns:w16="http://schemas.microsoft.com/office/word/2018/wordml" xmlns:w16sdtdh="http://schemas.microsoft.com/office/word/2020/wordml/sdtdatahash" xmlns:w16se="http://schemas.microsoft.com/office/word/2015/wordml/symex" xmlns:wpg="http://schemas.microsoft.com/office/word/2010/wordprocessingGroup" xmlns:wpi="http://schemas.microsoft.com/office/word/2010/wordprocessingInk" xmlns:wne="http://schemas.microsoft.com/office/word/2006/wordml" xmlns:wps="http://schemas.microsoft.com/office/word/2010/wordprocessingShape" mc:Ignorable="w14 w15 w16se w16cid w16 w16cex w16sdtdh wp14">
+<w:hdr xmlns:wpc="http://schemas.microsoft.com/office/word/2010/wordprocessingCanvas" xmlns:cx="http://schemas.microsoft.com/office/drawing/2014/chartex" xmlns:cx1="http://schemas.microsoft.com/office/drawing/2015/9/8/chartex" xmlns:cx2="http://schemas.microsoft.com/office/drawing/2015/10/21/chartex" xmlns:cx3="http://schemas.microsoft.com/office/drawing/2016/5/9/chartex" xmlns:cx4="http://schemas.microsoft.com/office/drawing/2016/5/10/chartex" xmlns:cx5="http://schemas.microsoft.com/office/drawing/2016/5/11/chartex" xmlns:cx6="http://schemas.microsoft.com/office/drawing/2016/5/12/chartex" xmlns:cx7="http://schemas.microsoft.com/office/drawing/2016/5/13/chartex" xmlns:cx8="http://schemas.microsoft.com/office/drawing/2016/5/14/chartex" xmlns:mc="http://schemas.openxmlformats.org/markup-compatibility/2006" xmlns:aink="http://schemas.microsoft.com/office/drawing/2016/ink" xmlns:am3d="http://schemas.microsoft.com/office/drawing/2017/model3d" xmlns:o="urn:schemas-microsoft-com:office:office" xmlns:oel="http://schemas.microsoft.com/office/2019/extlst" xmlns:r="http://schemas.openxmlformats.org/officeDocument/2006/relationships" xmlns:m="http://schemas.openxmlformats.org/officeDocument/2006/math" xmlns:v="urn:schemas-microsoft-com:vml" xmlns:wp14="http://schemas.microsoft.com/office/word/2010/wordprocessingDrawing" xmlns:wp="http://schemas.openxmlformats.org/drawingml/2006/wordprocessingDrawing" xmlns:w10="urn:schemas-microsoft-com:office:word" xmlns:w="http://schemas.openxmlformats.org/wordprocessingml/2006/main" xmlns:w14="http://schemas.microsoft.com/office/word/2010/wordml" xmlns:w15="http://schemas.microsoft.com/office/word/2012/wordml" xmlns:w16cex="http://schemas.microsoft.com/office/word/2018/wordml/cex" xmlns:w16cid="http://schemas.microsoft.com/office/word/2016/wordml/cid" xmlns:w16="http://schemas.microsoft.com/office/word/2018/wordml" xmlns:w16du="http://schemas.microsoft.com/office/word/2023/wordml/word16du" xmlns:w16sdtdh="http://schemas.microsoft.com/office/word/2020/wordml/sdtdatahash" xmlns:w16sdtfl="http://schemas.microsoft.com/office/word/2024/wordml/sdtformatlock" xmlns:w16se="http://schemas.microsoft.com/office/word/2015/wordml/symex" xmlns:wpg="http://schemas.microsoft.com/office/word/2010/wordprocessingGroup" xmlns:wpi="http://schemas.microsoft.com/office/word/2010/wordprocessingInk" xmlns:wne="http://schemas.microsoft.com/office/word/2006/wordml" xmlns:wps="http://schemas.microsoft.com/office/word/2010/wordprocessingShape" mc:Ignorable="w14 w15 w16se w16cid w16 w16cex w16sdtdh w16sdtfl w16du wp14">
   <w:p>
     <w:pPr>
       <w:pStyle w:val="a6"/>
@@ -5831,7 +5412,7 @@
 </file>
 
 <file path=word/header2.xml><?xml version="1.0" encoding="utf-8"?>
-<w:hdr xmlns:wpc="http://schemas.microsoft.com/office/word/2010/wordprocessingCanvas" xmlns:cx="http://schemas.microsoft.com/office/drawing/2014/chartex" xmlns:cx1="http://schemas.microsoft.com/office/drawing/2015/9/8/chartex" xmlns:cx2="http://schemas.microsoft.com/office/drawing/2015/10/21/chartex" xmlns:cx3="http://schemas.microsoft.com/office/drawing/2016/5/9/chartex" xmlns:cx4="http://schemas.microsoft.com/office/drawing/2016/5/10/chartex" xmlns:cx5="http://schemas.microsoft.com/office/drawing/2016/5/11/chartex" xmlns:cx6="http://schemas.microsoft.com/office/drawing/2016/5/12/chartex" xmlns:cx7="http://schemas.microsoft.com/office/drawing/2016/5/13/chartex" xmlns:cx8="http://schemas.microsoft.com/office/drawing/2016/5/14/chartex" xmlns:mc="http://schemas.openxmlformats.org/markup-compatibility/2006" xmlns:aink="http://schemas.microsoft.com/office/drawing/2016/ink" xmlns:am3d="http://schemas.microsoft.com/office/drawing/2017/model3d" xmlns:o="urn:schemas-microsoft-com:office:office" xmlns:r="http://schemas.openxmlformats.org/officeDocument/2006/relationships" xmlns:m="http://schemas.openxmlformats.org/officeDocument/2006/math" xmlns:v="urn:schemas-microsoft-com:vml" xmlns:wp14="http://schemas.microsoft.com/office/word/2010/wordprocessingDrawing" xmlns:wp="http://schemas.openxmlformats.org/drawingml/2006/wordprocessingDrawing" xmlns:w10="urn:schemas-microsoft-com:office:word" xmlns:w="http://schemas.openxmlformats.org/wordprocessingml/2006/main" xmlns:w14="http://schemas.microsoft.com/office/word/2010/wordml" xmlns:w15="http://schemas.microsoft.com/office/word/2012/wordml" xmlns:w16cex="http://schemas.microsoft.com/office/word/2018/wordml/cex" xmlns:w16cid="http://schemas.microsoft.com/office/word/2016/wordml/cid" xmlns:w16="http://schemas.microsoft.com/office/word/2018/wordml" xmlns:w16sdtdh="http://schemas.microsoft.com/office/word/2020/wordml/sdtdatahash" xmlns:w16se="http://schemas.microsoft.com/office/word/2015/wordml/symex" xmlns:wpg="http://schemas.microsoft.com/office/word/2010/wordprocessingGroup" xmlns:wpi="http://schemas.microsoft.com/office/word/2010/wordprocessingInk" xmlns:wne="http://schemas.microsoft.com/office/word/2006/wordml" xmlns:wps="http://schemas.microsoft.com/office/word/2010/wordprocessingShape" mc:Ignorable="w14 w15 w16se w16cid w16 w16cex w16sdtdh wp14">
+<w:hdr xmlns:wpc="http://schemas.microsoft.com/office/word/2010/wordprocessingCanvas" xmlns:cx="http://schemas.microsoft.com/office/drawing/2014/chartex" xmlns:cx1="http://schemas.microsoft.com/office/drawing/2015/9/8/chartex" xmlns:cx2="http://schemas.microsoft.com/office/drawing/2015/10/21/chartex" xmlns:cx3="http://schemas.microsoft.com/office/drawing/2016/5/9/chartex" xmlns:cx4="http://schemas.microsoft.com/office/drawing/2016/5/10/chartex" xmlns:cx5="http://schemas.microsoft.com/office/drawing/2016/5/11/chartex" xmlns:cx6="http://schemas.microsoft.com/office/drawing/2016/5/12/chartex" xmlns:cx7="http://schemas.microsoft.com/office/drawing/2016/5/13/chartex" xmlns:cx8="http://schemas.microsoft.com/office/drawing/2016/5/14/chartex" xmlns:mc="http://schemas.openxmlformats.org/markup-compatibility/2006" xmlns:aink="http://schemas.microsoft.com/office/drawing/2016/ink" xmlns:am3d="http://schemas.microsoft.com/office/drawing/2017/model3d" xmlns:o="urn:schemas-microsoft-com:office:office" xmlns:oel="http://schemas.microsoft.com/office/2019/extlst" xmlns:r="http://schemas.openxmlformats.org/officeDocument/2006/relationships" xmlns:m="http://schemas.openxmlformats.org/officeDocument/2006/math" xmlns:v="urn:schemas-microsoft-com:vml" xmlns:wp14="http://schemas.microsoft.com/office/word/2010/wordprocessingDrawing" xmlns:wp="http://schemas.openxmlformats.org/drawingml/2006/wordprocessingDrawing" xmlns:w10="urn:schemas-microsoft-com:office:word" xmlns:w="http://schemas.openxmlformats.org/wordprocessingml/2006/main" xmlns:w14="http://schemas.microsoft.com/office/word/2010/wordml" xmlns:w15="http://schemas.microsoft.com/office/word/2012/wordml" xmlns:w16cex="http://schemas.microsoft.com/office/word/2018/wordml/cex" xmlns:w16cid="http://schemas.microsoft.com/office/word/2016/wordml/cid" xmlns:w16="http://schemas.microsoft.com/office/word/2018/wordml" xmlns:w16du="http://schemas.microsoft.com/office/word/2023/wordml/word16du" xmlns:w16sdtdh="http://schemas.microsoft.com/office/word/2020/wordml/sdtdatahash" xmlns:w16sdtfl="http://schemas.microsoft.com/office/word/2024/wordml/sdtformatlock" xmlns:w16se="http://schemas.microsoft.com/office/word/2015/wordml/symex" xmlns:wpg="http://schemas.microsoft.com/office/word/2010/wordprocessingGroup" xmlns:wpi="http://schemas.microsoft.com/office/word/2010/wordprocessingInk" xmlns:wne="http://schemas.microsoft.com/office/word/2006/wordml" xmlns:wps="http://schemas.microsoft.com/office/word/2010/wordprocessingShape" mc:Ignorable="w14 w15 w16se w16cid w16 w16cex w16sdtdh w16sdtfl w16du wp14">
   <w:p>
     <w:pPr>
       <w:pStyle w:val="a6"/>
@@ -5841,7 +5422,7 @@
 </file>
 
 <file path=word/header3.xml><?xml version="1.0" encoding="utf-8"?>
-<w:hdr xmlns:wpc="http://schemas.microsoft.com/office/word/2010/wordprocessingCanvas" xmlns:cx="http://schemas.microsoft.com/office/drawing/2014/chartex" xmlns:cx1="http://schemas.microsoft.com/office/drawing/2015/9/8/chartex" xmlns:cx2="http://schemas.microsoft.com/office/drawing/2015/10/21/chartex" xmlns:cx3="http://schemas.microsoft.com/office/drawing/2016/5/9/chartex" xmlns:cx4="http://schemas.microsoft.com/office/drawing/2016/5/10/chartex" xmlns:cx5="http://schemas.microsoft.com/office/drawing/2016/5/11/chartex" xmlns:cx6="http://schemas.microsoft.com/office/drawing/2016/5/12/chartex" xmlns:cx7="http://schemas.microsoft.com/office/drawing/2016/5/13/chartex" xmlns:cx8="http://schemas.microsoft.com/office/drawing/2016/5/14/chartex" xmlns:mc="http://schemas.openxmlformats.org/markup-compatibility/2006" xmlns:aink="http://schemas.microsoft.com/office/drawing/2016/ink" xmlns:am3d="http://schemas.microsoft.com/office/drawing/2017/model3d" xmlns:o="urn:schemas-microsoft-com:office:office" xmlns:r="http://schemas.openxmlformats.org/officeDocument/2006/relationships" xmlns:m="http://schemas.openxmlformats.org/officeDocument/2006/math" xmlns:v="urn:schemas-microsoft-com:vml" xmlns:wp14="http://schemas.microsoft.com/office/word/2010/wordprocessingDrawing" xmlns:wp="http://schemas.openxmlformats.org/drawingml/2006/wordprocessingDrawing" xmlns:w10="urn:schemas-microsoft-com:office:word" xmlns:w="http://schemas.openxmlformats.org/wordprocessingml/2006/main" xmlns:w14="http://schemas.microsoft.com/office/word/2010/wordml" xmlns:w15="http://schemas.microsoft.com/office/word/2012/wordml" xmlns:w16cex="http://schemas.microsoft.com/office/word/2018/wordml/cex" xmlns:w16cid="http://schemas.microsoft.com/office/word/2016/wordml/cid" xmlns:w16="http://schemas.microsoft.com/office/word/2018/wordml" xmlns:w16sdtdh="http://schemas.microsoft.com/office/word/2020/wordml/sdtdatahash" xmlns:w16se="http://schemas.microsoft.com/office/word/2015/wordml/symex" xmlns:wpg="http://schemas.microsoft.com/office/word/2010/wordprocessingGroup" xmlns:wpi="http://schemas.microsoft.com/office/word/2010/wordprocessingInk" xmlns:wne="http://schemas.microsoft.com/office/word/2006/wordml" xmlns:wps="http://schemas.microsoft.com/office/word/2010/wordprocessingShape" mc:Ignorable="w14 w15 w16se w16cid w16 w16cex w16sdtdh wp14">
+<w:hdr xmlns:wpc="http://schemas.microsoft.com/office/word/2010/wordprocessingCanvas" xmlns:cx="http://schemas.microsoft.com/office/drawing/2014/chartex" xmlns:cx1="http://schemas.microsoft.com/office/drawing/2015/9/8/chartex" xmlns:cx2="http://schemas.microsoft.com/office/drawing/2015/10/21/chartex" xmlns:cx3="http://schemas.microsoft.com/office/drawing/2016/5/9/chartex" xmlns:cx4="http://schemas.microsoft.com/office/drawing/2016/5/10/chartex" xmlns:cx5="http://schemas.microsoft.com/office/drawing/2016/5/11/chartex" xmlns:cx6="http://schemas.microsoft.com/office/drawing/2016/5/12/chartex" xmlns:cx7="http://schemas.microsoft.com/office/drawing/2016/5/13/chartex" xmlns:cx8="http://schemas.microsoft.com/office/drawing/2016/5/14/chartex" xmlns:mc="http://schemas.openxmlformats.org/markup-compatibility/2006" xmlns:aink="http://schemas.microsoft.com/office/drawing/2016/ink" xmlns:am3d="http://schemas.microsoft.com/office/drawing/2017/model3d" xmlns:o="urn:schemas-microsoft-com:office:office" xmlns:oel="http://schemas.microsoft.com/office/2019/extlst" xmlns:r="http://schemas.openxmlformats.org/officeDocument/2006/relationships" xmlns:m="http://schemas.openxmlformats.org/officeDocument/2006/math" xmlns:v="urn:schemas-microsoft-com:vml" xmlns:wp14="http://schemas.microsoft.com/office/word/2010/wordprocessingDrawing" xmlns:wp="http://schemas.openxmlformats.org/drawingml/2006/wordprocessingDrawing" xmlns:w10="urn:schemas-microsoft-com:office:word" xmlns:w="http://schemas.openxmlformats.org/wordprocessingml/2006/main" xmlns:w14="http://schemas.microsoft.com/office/word/2010/wordml" xmlns:w15="http://schemas.microsoft.com/office/word/2012/wordml" xmlns:w16cex="http://schemas.microsoft.com/office/word/2018/wordml/cex" xmlns:w16cid="http://schemas.microsoft.com/office/word/2016/wordml/cid" xmlns:w16="http://schemas.microsoft.com/office/word/2018/wordml" xmlns:w16du="http://schemas.microsoft.com/office/word/2023/wordml/word16du" xmlns:w16sdtdh="http://schemas.microsoft.com/office/word/2020/wordml/sdtdatahash" xmlns:w16sdtfl="http://schemas.microsoft.com/office/word/2024/wordml/sdtformatlock" xmlns:w16se="http://schemas.microsoft.com/office/word/2015/wordml/symex" xmlns:wpg="http://schemas.microsoft.com/office/word/2010/wordprocessingGroup" xmlns:wpi="http://schemas.microsoft.com/office/word/2010/wordprocessingInk" xmlns:wne="http://schemas.microsoft.com/office/word/2006/wordml" xmlns:wps="http://schemas.microsoft.com/office/word/2010/wordprocessingShape" mc:Ignorable="w14 w15 w16se w16cid w16 w16cex w16sdtdh w16sdtfl w16du wp14">
   <w:p>
     <w:pPr>
       <w:pStyle w:val="a6"/>
@@ -5851,7 +5432,7 @@
 </file>
 
 <file path=word/numbering.xml><?xml version="1.0" encoding="utf-8"?>
-<w:numbering xmlns:wpc="http://schemas.microsoft.com/office/word/2010/wordprocessingCanvas" xmlns:cx="http://schemas.microsoft.com/office/drawing/2014/chartex" xmlns:cx1="http://schemas.microsoft.com/office/drawing/2015/9/8/chartex" xmlns:cx2="http://schemas.microsoft.com/office/drawing/2015/10/21/chartex" xmlns:cx3="http://schemas.microsoft.com/office/drawing/2016/5/9/chartex" xmlns:cx4="http://schemas.microsoft.com/office/drawing/2016/5/10/chartex" xmlns:cx5="http://schemas.microsoft.com/office/drawing/2016/5/11/chartex" xmlns:cx6="http://schemas.microsoft.com/office/drawing/2016/5/12/chartex" xmlns:cx7="http://schemas.microsoft.com/office/drawing/2016/5/13/chartex" xmlns:cx8="http://schemas.microsoft.com/office/drawing/2016/5/14/chartex" xmlns:mc="http://schemas.openxmlformats.org/markup-compatibility/2006" xmlns:aink="http://schemas.microsoft.com/office/drawing/2016/ink" xmlns:am3d="http://schemas.microsoft.com/office/drawing/2017/model3d" xmlns:o="urn:schemas-microsoft-com:office:office" xmlns:r="http://schemas.openxmlformats.org/officeDocument/2006/relationships" xmlns:m="http://schemas.openxmlformats.org/officeDocument/2006/math" xmlns:v="urn:schemas-microsoft-com:vml" xmlns:wp14="http://schemas.microsoft.com/office/word/2010/wordprocessingDrawing" xmlns:wp="http://schemas.openxmlformats.org/drawingml/2006/wordprocessingDrawing" xmlns:w10="urn:schemas-microsoft-com:office:word" xmlns:w="http://schemas.openxmlformats.org/wordprocessingml/2006/main" xmlns:w14="http://schemas.microsoft.com/office/word/2010/wordml" xmlns:w15="http://schemas.microsoft.com/office/word/2012/wordml" xmlns:w16cex="http://schemas.microsoft.com/office/word/2018/wordml/cex" xmlns:w16cid="http://schemas.microsoft.com/office/word/2016/wordml/cid" xmlns:w16="http://schemas.microsoft.com/office/word/2018/wordml" xmlns:w16sdtdh="http://schemas.microsoft.com/office/word/2020/wordml/sdtdatahash" xmlns:w16se="http://schemas.microsoft.com/office/word/2015/wordml/symex" xmlns:wpg="http://schemas.microsoft.com/office/word/2010/wordprocessingGroup" xmlns:wpi="http://schemas.microsoft.com/office/word/2010/wordprocessingInk" xmlns:wne="http://schemas.microsoft.com/office/word/2006/wordml" xmlns:wps="http://schemas.microsoft.com/office/word/2010/wordprocessingShape" mc:Ignorable="w14 w15 w16se w16cid w16 w16cex w16sdtdh wp14">
+<w:numbering xmlns:wpc="http://schemas.microsoft.com/office/word/2010/wordprocessingCanvas" xmlns:cx="http://schemas.microsoft.com/office/drawing/2014/chartex" xmlns:cx1="http://schemas.microsoft.com/office/drawing/2015/9/8/chartex" xmlns:cx2="http://schemas.microsoft.com/office/drawing/2015/10/21/chartex" xmlns:cx3="http://schemas.microsoft.com/office/drawing/2016/5/9/chartex" xmlns:cx4="http://schemas.microsoft.com/office/drawing/2016/5/10/chartex" xmlns:cx5="http://schemas.microsoft.com/office/drawing/2016/5/11/chartex" xmlns:cx6="http://schemas.microsoft.com/office/drawing/2016/5/12/chartex" xmlns:cx7="http://schemas.microsoft.com/office/drawing/2016/5/13/chartex" xmlns:cx8="http://schemas.microsoft.com/office/drawing/2016/5/14/chartex" xmlns:mc="http://schemas.openxmlformats.org/markup-compatibility/2006" xmlns:aink="http://schemas.microsoft.com/office/drawing/2016/ink" xmlns:am3d="http://schemas.microsoft.com/office/drawing/2017/model3d" xmlns:o="urn:schemas-microsoft-com:office:office" xmlns:oel="http://schemas.microsoft.com/office/2019/extlst" xmlns:r="http://schemas.openxmlformats.org/officeDocument/2006/relationships" xmlns:m="http://schemas.openxmlformats.org/officeDocument/2006/math" xmlns:v="urn:schemas-microsoft-com:vml" xmlns:wp14="http://schemas.microsoft.com/office/word/2010/wordprocessingDrawing" xmlns:wp="http://schemas.openxmlformats.org/drawingml/2006/wordprocessingDrawing" xmlns:w10="urn:schemas-microsoft-com:office:word" xmlns:w="http://schemas.openxmlformats.org/wordprocessingml/2006/main" xmlns:w14="http://schemas.microsoft.com/office/word/2010/wordml" xmlns:w15="http://schemas.microsoft.com/office/word/2012/wordml" xmlns:w16cex="http://schemas.microsoft.com/office/word/2018/wordml/cex" xmlns:w16cid="http://schemas.microsoft.com/office/word/2016/wordml/cid" xmlns:w16="http://schemas.microsoft.com/office/word/2018/wordml" xmlns:w16du="http://schemas.microsoft.com/office/word/2023/wordml/word16du" xmlns:w16sdtdh="http://schemas.microsoft.com/office/word/2020/wordml/sdtdatahash" xmlns:w16sdtfl="http://schemas.microsoft.com/office/word/2024/wordml/sdtformatlock" xmlns:w16se="http://schemas.microsoft.com/office/word/2015/wordml/symex" xmlns:wpg="http://schemas.microsoft.com/office/word/2010/wordprocessingGroup" xmlns:wpi="http://schemas.microsoft.com/office/word/2010/wordprocessingInk" xmlns:wne="http://schemas.microsoft.com/office/word/2006/wordml" xmlns:wps="http://schemas.microsoft.com/office/word/2010/wordprocessingShape" mc:Ignorable="w14 w15 w16se w16cid w16 w16cex w16sdtdh w16sdtfl w16du wp14">
   <w:abstractNum w:abstractNumId="0" w15:restartNumberingAfterBreak="0">
     <w:nsid w:val="00B70B69"/>
     <w:multiLevelType w:val="multilevel"/>
@@ -7257,6 +6838,155 @@
     </w:lvl>
   </w:abstractNum>
   <w:abstractNum w:abstractNumId="12" w15:restartNumberingAfterBreak="0">
+    <w:nsid w:val="2F882941"/>
+    <w:multiLevelType w:val="multilevel"/>
+    <w:tmpl w:val="B650AC4A"/>
+    <w:lvl w:ilvl="0">
+      <w:start w:val="1"/>
+      <w:numFmt w:val="bullet"/>
+      <w:lvlText w:val=""/>
+      <w:lvlJc w:val="left"/>
+      <w:pPr>
+        <w:tabs>
+          <w:tab w:val="num" w:pos="720"/>
+        </w:tabs>
+        <w:ind w:left="720" w:hanging="360"/>
+      </w:pPr>
+      <w:rPr>
+        <w:rFonts w:ascii="Symbol" w:hAnsi="Symbol" w:hint="default"/>
+        <w:sz w:val="20"/>
+      </w:rPr>
+    </w:lvl>
+    <w:lvl w:ilvl="1" w:tentative="1">
+      <w:start w:val="1"/>
+      <w:numFmt w:val="bullet"/>
+      <w:lvlText w:val="o"/>
+      <w:lvlJc w:val="left"/>
+      <w:pPr>
+        <w:tabs>
+          <w:tab w:val="num" w:pos="1440"/>
+        </w:tabs>
+        <w:ind w:left="1440" w:hanging="360"/>
+      </w:pPr>
+      <w:rPr>
+        <w:rFonts w:ascii="Courier New" w:hAnsi="Courier New" w:hint="default"/>
+        <w:sz w:val="20"/>
+      </w:rPr>
+    </w:lvl>
+    <w:lvl w:ilvl="2" w:tentative="1">
+      <w:start w:val="1"/>
+      <w:numFmt w:val="bullet"/>
+      <w:lvlText w:val=""/>
+      <w:lvlJc w:val="left"/>
+      <w:pPr>
+        <w:tabs>
+          <w:tab w:val="num" w:pos="2160"/>
+        </w:tabs>
+        <w:ind w:left="2160" w:hanging="360"/>
+      </w:pPr>
+      <w:rPr>
+        <w:rFonts w:ascii="Wingdings" w:hAnsi="Wingdings" w:hint="default"/>
+        <w:sz w:val="20"/>
+      </w:rPr>
+    </w:lvl>
+    <w:lvl w:ilvl="3" w:tentative="1">
+      <w:start w:val="1"/>
+      <w:numFmt w:val="bullet"/>
+      <w:lvlText w:val=""/>
+      <w:lvlJc w:val="left"/>
+      <w:pPr>
+        <w:tabs>
+          <w:tab w:val="num" w:pos="2880"/>
+        </w:tabs>
+        <w:ind w:left="2880" w:hanging="360"/>
+      </w:pPr>
+      <w:rPr>
+        <w:rFonts w:ascii="Wingdings" w:hAnsi="Wingdings" w:hint="default"/>
+        <w:sz w:val="20"/>
+      </w:rPr>
+    </w:lvl>
+    <w:lvl w:ilvl="4" w:tentative="1">
+      <w:start w:val="1"/>
+      <w:numFmt w:val="bullet"/>
+      <w:lvlText w:val=""/>
+      <w:lvlJc w:val="left"/>
+      <w:pPr>
+        <w:tabs>
+          <w:tab w:val="num" w:pos="3600"/>
+        </w:tabs>
+        <w:ind w:left="3600" w:hanging="360"/>
+      </w:pPr>
+      <w:rPr>
+        <w:rFonts w:ascii="Wingdings" w:hAnsi="Wingdings" w:hint="default"/>
+        <w:sz w:val="20"/>
+      </w:rPr>
+    </w:lvl>
+    <w:lvl w:ilvl="5" w:tentative="1">
+      <w:start w:val="1"/>
+      <w:numFmt w:val="bullet"/>
+      <w:lvlText w:val=""/>
+      <w:lvlJc w:val="left"/>
+      <w:pPr>
+        <w:tabs>
+          <w:tab w:val="num" w:pos="4320"/>
+        </w:tabs>
+        <w:ind w:left="4320" w:hanging="360"/>
+      </w:pPr>
+      <w:rPr>
+        <w:rFonts w:ascii="Wingdings" w:hAnsi="Wingdings" w:hint="default"/>
+        <w:sz w:val="20"/>
+      </w:rPr>
+    </w:lvl>
+    <w:lvl w:ilvl="6" w:tentative="1">
+      <w:start w:val="1"/>
+      <w:numFmt w:val="bullet"/>
+      <w:lvlText w:val=""/>
+      <w:lvlJc w:val="left"/>
+      <w:pPr>
+        <w:tabs>
+          <w:tab w:val="num" w:pos="5040"/>
+        </w:tabs>
+        <w:ind w:left="5040" w:hanging="360"/>
+      </w:pPr>
+      <w:rPr>
+        <w:rFonts w:ascii="Wingdings" w:hAnsi="Wingdings" w:hint="default"/>
+        <w:sz w:val="20"/>
+      </w:rPr>
+    </w:lvl>
+    <w:lvl w:ilvl="7" w:tentative="1">
+      <w:start w:val="1"/>
+      <w:numFmt w:val="bullet"/>
+      <w:lvlText w:val=""/>
+      <w:lvlJc w:val="left"/>
+      <w:pPr>
+        <w:tabs>
+          <w:tab w:val="num" w:pos="5760"/>
+        </w:tabs>
+        <w:ind w:left="5760" w:hanging="360"/>
+      </w:pPr>
+      <w:rPr>
+        <w:rFonts w:ascii="Wingdings" w:hAnsi="Wingdings" w:hint="default"/>
+        <w:sz w:val="20"/>
+      </w:rPr>
+    </w:lvl>
+    <w:lvl w:ilvl="8" w:tentative="1">
+      <w:start w:val="1"/>
+      <w:numFmt w:val="bullet"/>
+      <w:lvlText w:val=""/>
+      <w:lvlJc w:val="left"/>
+      <w:pPr>
+        <w:tabs>
+          <w:tab w:val="num" w:pos="6480"/>
+        </w:tabs>
+        <w:ind w:left="6480" w:hanging="360"/>
+      </w:pPr>
+      <w:rPr>
+        <w:rFonts w:ascii="Wingdings" w:hAnsi="Wingdings" w:hint="default"/>
+        <w:sz w:val="20"/>
+      </w:rPr>
+    </w:lvl>
+  </w:abstractNum>
+  <w:abstractNum w:abstractNumId="13" w15:restartNumberingAfterBreak="0">
     <w:nsid w:val="3C8C0A67"/>
     <w:multiLevelType w:val="multilevel"/>
     <w:tmpl w:val="7FB48810"/>
@@ -7405,7 +7135,7 @@
       </w:rPr>
     </w:lvl>
   </w:abstractNum>
-  <w:abstractNum w:abstractNumId="13" w15:restartNumberingAfterBreak="0">
+  <w:abstractNum w:abstractNumId="14" w15:restartNumberingAfterBreak="0">
     <w:nsid w:val="4476160D"/>
     <w:multiLevelType w:val="multilevel"/>
     <w:tmpl w:val="68E698D8"/>
@@ -7518,7 +7248,7 @@
       </w:pPr>
     </w:lvl>
   </w:abstractNum>
-  <w:abstractNum w:abstractNumId="14" w15:restartNumberingAfterBreak="0">
+  <w:abstractNum w:abstractNumId="15" w15:restartNumberingAfterBreak="0">
     <w:nsid w:val="46101A50"/>
     <w:multiLevelType w:val="multilevel"/>
     <w:tmpl w:val="3D34727E"/>
@@ -7667,7 +7397,7 @@
       </w:rPr>
     </w:lvl>
   </w:abstractNum>
-  <w:abstractNum w:abstractNumId="15" w15:restartNumberingAfterBreak="0">
+  <w:abstractNum w:abstractNumId="16" w15:restartNumberingAfterBreak="0">
     <w:nsid w:val="46B676D1"/>
     <w:multiLevelType w:val="multilevel"/>
     <w:tmpl w:val="0E0896B8"/>
@@ -7816,7 +7546,7 @@
       </w:rPr>
     </w:lvl>
   </w:abstractNum>
-  <w:abstractNum w:abstractNumId="16" w15:restartNumberingAfterBreak="0">
+  <w:abstractNum w:abstractNumId="17" w15:restartNumberingAfterBreak="0">
     <w:nsid w:val="4C727AB8"/>
     <w:multiLevelType w:val="multilevel"/>
     <w:tmpl w:val="1CF2F3EE"/>
@@ -7932,7 +7662,7 @@
       </w:rPr>
     </w:lvl>
   </w:abstractNum>
-  <w:abstractNum w:abstractNumId="17" w15:restartNumberingAfterBreak="0">
+  <w:abstractNum w:abstractNumId="18" w15:restartNumberingAfterBreak="0">
     <w:nsid w:val="52CC14C8"/>
     <w:multiLevelType w:val="multilevel"/>
     <w:tmpl w:val="FAA4F796"/>
@@ -8045,7 +7775,7 @@
       </w:pPr>
     </w:lvl>
   </w:abstractNum>
-  <w:abstractNum w:abstractNumId="18" w15:restartNumberingAfterBreak="0">
+  <w:abstractNum w:abstractNumId="19" w15:restartNumberingAfterBreak="0">
     <w:nsid w:val="53B57F2F"/>
     <w:multiLevelType w:val="multilevel"/>
     <w:tmpl w:val="F7B0BA26"/>
@@ -8194,7 +7924,7 @@
       </w:rPr>
     </w:lvl>
   </w:abstractNum>
-  <w:abstractNum w:abstractNumId="19" w15:restartNumberingAfterBreak="0">
+  <w:abstractNum w:abstractNumId="20" w15:restartNumberingAfterBreak="0">
     <w:nsid w:val="584815CA"/>
     <w:multiLevelType w:val="hybridMultilevel"/>
     <w:tmpl w:val="0E20259C"/>
@@ -8280,7 +8010,7 @@
       </w:pPr>
     </w:lvl>
   </w:abstractNum>
-  <w:abstractNum w:abstractNumId="20" w15:restartNumberingAfterBreak="0">
+  <w:abstractNum w:abstractNumId="21" w15:restartNumberingAfterBreak="0">
     <w:nsid w:val="5EE52EF6"/>
     <w:multiLevelType w:val="multilevel"/>
     <w:tmpl w:val="04190025"/>
@@ -8378,7 +8108,7 @@
       </w:pPr>
     </w:lvl>
   </w:abstractNum>
-  <w:abstractNum w:abstractNumId="21" w15:restartNumberingAfterBreak="0">
+  <w:abstractNum w:abstractNumId="22" w15:restartNumberingAfterBreak="0">
     <w:nsid w:val="60770481"/>
     <w:multiLevelType w:val="multilevel"/>
     <w:tmpl w:val="EED069C2"/>
@@ -8491,7 +8221,7 @@
       </w:pPr>
     </w:lvl>
   </w:abstractNum>
-  <w:abstractNum w:abstractNumId="22" w15:restartNumberingAfterBreak="0">
+  <w:abstractNum w:abstractNumId="23" w15:restartNumberingAfterBreak="0">
     <w:nsid w:val="63062E46"/>
     <w:multiLevelType w:val="multilevel"/>
     <w:tmpl w:val="EFF2D168"/>
@@ -8640,7 +8370,7 @@
       </w:rPr>
     </w:lvl>
   </w:abstractNum>
-  <w:abstractNum w:abstractNumId="23" w15:restartNumberingAfterBreak="0">
+  <w:abstractNum w:abstractNumId="24" w15:restartNumberingAfterBreak="0">
     <w:nsid w:val="640D0E7E"/>
     <w:multiLevelType w:val="multilevel"/>
     <w:tmpl w:val="61BE17FA"/>
@@ -8755,7 +8485,7 @@
       </w:rPr>
     </w:lvl>
   </w:abstractNum>
-  <w:abstractNum w:abstractNumId="24" w15:restartNumberingAfterBreak="0">
+  <w:abstractNum w:abstractNumId="25" w15:restartNumberingAfterBreak="0">
     <w:nsid w:val="64D46EB1"/>
     <w:multiLevelType w:val="multilevel"/>
     <w:tmpl w:val="8CF06996"/>
@@ -8904,7 +8634,7 @@
       </w:rPr>
     </w:lvl>
   </w:abstractNum>
-  <w:abstractNum w:abstractNumId="25" w15:restartNumberingAfterBreak="0">
+  <w:abstractNum w:abstractNumId="26" w15:restartNumberingAfterBreak="0">
     <w:nsid w:val="69680F69"/>
     <w:multiLevelType w:val="multilevel"/>
     <w:tmpl w:val="744E6FBA"/>
@@ -9017,7 +8747,156 @@
       </w:pPr>
     </w:lvl>
   </w:abstractNum>
-  <w:abstractNum w:abstractNumId="26" w15:restartNumberingAfterBreak="0">
+  <w:abstractNum w:abstractNumId="27" w15:restartNumberingAfterBreak="0">
+    <w:nsid w:val="6C763D51"/>
+    <w:multiLevelType w:val="multilevel"/>
+    <w:tmpl w:val="3C980914"/>
+    <w:lvl w:ilvl="0">
+      <w:start w:val="1"/>
+      <w:numFmt w:val="bullet"/>
+      <w:lvlText w:val=""/>
+      <w:lvlJc w:val="left"/>
+      <w:pPr>
+        <w:tabs>
+          <w:tab w:val="num" w:pos="720"/>
+        </w:tabs>
+        <w:ind w:left="720" w:hanging="360"/>
+      </w:pPr>
+      <w:rPr>
+        <w:rFonts w:ascii="Symbol" w:hAnsi="Symbol" w:hint="default"/>
+        <w:sz w:val="20"/>
+      </w:rPr>
+    </w:lvl>
+    <w:lvl w:ilvl="1" w:tentative="1">
+      <w:start w:val="1"/>
+      <w:numFmt w:val="bullet"/>
+      <w:lvlText w:val="o"/>
+      <w:lvlJc w:val="left"/>
+      <w:pPr>
+        <w:tabs>
+          <w:tab w:val="num" w:pos="1440"/>
+        </w:tabs>
+        <w:ind w:left="1440" w:hanging="360"/>
+      </w:pPr>
+      <w:rPr>
+        <w:rFonts w:ascii="Courier New" w:hAnsi="Courier New" w:hint="default"/>
+        <w:sz w:val="20"/>
+      </w:rPr>
+    </w:lvl>
+    <w:lvl w:ilvl="2" w:tentative="1">
+      <w:start w:val="1"/>
+      <w:numFmt w:val="bullet"/>
+      <w:lvlText w:val=""/>
+      <w:lvlJc w:val="left"/>
+      <w:pPr>
+        <w:tabs>
+          <w:tab w:val="num" w:pos="2160"/>
+        </w:tabs>
+        <w:ind w:left="2160" w:hanging="360"/>
+      </w:pPr>
+      <w:rPr>
+        <w:rFonts w:ascii="Wingdings" w:hAnsi="Wingdings" w:hint="default"/>
+        <w:sz w:val="20"/>
+      </w:rPr>
+    </w:lvl>
+    <w:lvl w:ilvl="3" w:tentative="1">
+      <w:start w:val="1"/>
+      <w:numFmt w:val="bullet"/>
+      <w:lvlText w:val=""/>
+      <w:lvlJc w:val="left"/>
+      <w:pPr>
+        <w:tabs>
+          <w:tab w:val="num" w:pos="2880"/>
+        </w:tabs>
+        <w:ind w:left="2880" w:hanging="360"/>
+      </w:pPr>
+      <w:rPr>
+        <w:rFonts w:ascii="Wingdings" w:hAnsi="Wingdings" w:hint="default"/>
+        <w:sz w:val="20"/>
+      </w:rPr>
+    </w:lvl>
+    <w:lvl w:ilvl="4" w:tentative="1">
+      <w:start w:val="1"/>
+      <w:numFmt w:val="bullet"/>
+      <w:lvlText w:val=""/>
+      <w:lvlJc w:val="left"/>
+      <w:pPr>
+        <w:tabs>
+          <w:tab w:val="num" w:pos="3600"/>
+        </w:tabs>
+        <w:ind w:left="3600" w:hanging="360"/>
+      </w:pPr>
+      <w:rPr>
+        <w:rFonts w:ascii="Wingdings" w:hAnsi="Wingdings" w:hint="default"/>
+        <w:sz w:val="20"/>
+      </w:rPr>
+    </w:lvl>
+    <w:lvl w:ilvl="5" w:tentative="1">
+      <w:start w:val="1"/>
+      <w:numFmt w:val="bullet"/>
+      <w:lvlText w:val=""/>
+      <w:lvlJc w:val="left"/>
+      <w:pPr>
+        <w:tabs>
+          <w:tab w:val="num" w:pos="4320"/>
+        </w:tabs>
+        <w:ind w:left="4320" w:hanging="360"/>
+      </w:pPr>
+      <w:rPr>
+        <w:rFonts w:ascii="Wingdings" w:hAnsi="Wingdings" w:hint="default"/>
+        <w:sz w:val="20"/>
+      </w:rPr>
+    </w:lvl>
+    <w:lvl w:ilvl="6" w:tentative="1">
+      <w:start w:val="1"/>
+      <w:numFmt w:val="bullet"/>
+      <w:lvlText w:val=""/>
+      <w:lvlJc w:val="left"/>
+      <w:pPr>
+        <w:tabs>
+          <w:tab w:val="num" w:pos="5040"/>
+        </w:tabs>
+        <w:ind w:left="5040" w:hanging="360"/>
+      </w:pPr>
+      <w:rPr>
+        <w:rFonts w:ascii="Wingdings" w:hAnsi="Wingdings" w:hint="default"/>
+        <w:sz w:val="20"/>
+      </w:rPr>
+    </w:lvl>
+    <w:lvl w:ilvl="7" w:tentative="1">
+      <w:start w:val="1"/>
+      <w:numFmt w:val="bullet"/>
+      <w:lvlText w:val=""/>
+      <w:lvlJc w:val="left"/>
+      <w:pPr>
+        <w:tabs>
+          <w:tab w:val="num" w:pos="5760"/>
+        </w:tabs>
+        <w:ind w:left="5760" w:hanging="360"/>
+      </w:pPr>
+      <w:rPr>
+        <w:rFonts w:ascii="Wingdings" w:hAnsi="Wingdings" w:hint="default"/>
+        <w:sz w:val="20"/>
+      </w:rPr>
+    </w:lvl>
+    <w:lvl w:ilvl="8" w:tentative="1">
+      <w:start w:val="1"/>
+      <w:numFmt w:val="bullet"/>
+      <w:lvlText w:val=""/>
+      <w:lvlJc w:val="left"/>
+      <w:pPr>
+        <w:tabs>
+          <w:tab w:val="num" w:pos="6480"/>
+        </w:tabs>
+        <w:ind w:left="6480" w:hanging="360"/>
+      </w:pPr>
+      <w:rPr>
+        <w:rFonts w:ascii="Wingdings" w:hAnsi="Wingdings" w:hint="default"/>
+        <w:sz w:val="20"/>
+      </w:rPr>
+    </w:lvl>
+  </w:abstractNum>
+  <w:abstractNum w:abstractNumId="28" w15:restartNumberingAfterBreak="0">
     <w:nsid w:val="736A6BCC"/>
     <w:multiLevelType w:val="multilevel"/>
     <w:tmpl w:val="5A583ECE"/>
@@ -9166,7 +9045,7 @@
       </w:rPr>
     </w:lvl>
   </w:abstractNum>
-  <w:abstractNum w:abstractNumId="27" w15:restartNumberingAfterBreak="0">
+  <w:abstractNum w:abstractNumId="29" w15:restartNumberingAfterBreak="0">
     <w:nsid w:val="73A6744D"/>
     <w:multiLevelType w:val="multilevel"/>
     <w:tmpl w:val="EF5C3738"/>
@@ -9315,7 +9194,7 @@
       </w:rPr>
     </w:lvl>
   </w:abstractNum>
-  <w:abstractNum w:abstractNumId="28" w15:restartNumberingAfterBreak="0">
+  <w:abstractNum w:abstractNumId="30" w15:restartNumberingAfterBreak="0">
     <w:nsid w:val="77DA4922"/>
     <w:multiLevelType w:val="hybridMultilevel"/>
     <w:tmpl w:val="E8D48E2E"/>
@@ -9429,99 +9308,257 @@
       </w:rPr>
     </w:lvl>
   </w:abstractNum>
-  <w:num w:numId="1">
+  <w:abstractNum w:abstractNumId="31" w15:restartNumberingAfterBreak="0">
+    <w:nsid w:val="7FF479C6"/>
+    <w:multiLevelType w:val="multilevel"/>
+    <w:tmpl w:val="D45ED8F4"/>
+    <w:lvl w:ilvl="0">
+      <w:start w:val="1"/>
+      <w:numFmt w:val="bullet"/>
+      <w:lvlText w:val=""/>
+      <w:lvlJc w:val="left"/>
+      <w:pPr>
+        <w:tabs>
+          <w:tab w:val="num" w:pos="720"/>
+        </w:tabs>
+        <w:ind w:left="720" w:hanging="360"/>
+      </w:pPr>
+      <w:rPr>
+        <w:rFonts w:ascii="Symbol" w:hAnsi="Symbol" w:hint="default"/>
+        <w:sz w:val="20"/>
+      </w:rPr>
+    </w:lvl>
+    <w:lvl w:ilvl="1" w:tentative="1">
+      <w:start w:val="1"/>
+      <w:numFmt w:val="bullet"/>
+      <w:lvlText w:val="o"/>
+      <w:lvlJc w:val="left"/>
+      <w:pPr>
+        <w:tabs>
+          <w:tab w:val="num" w:pos="1440"/>
+        </w:tabs>
+        <w:ind w:left="1440" w:hanging="360"/>
+      </w:pPr>
+      <w:rPr>
+        <w:rFonts w:ascii="Courier New" w:hAnsi="Courier New" w:hint="default"/>
+        <w:sz w:val="20"/>
+      </w:rPr>
+    </w:lvl>
+    <w:lvl w:ilvl="2" w:tentative="1">
+      <w:start w:val="1"/>
+      <w:numFmt w:val="bullet"/>
+      <w:lvlText w:val=""/>
+      <w:lvlJc w:val="left"/>
+      <w:pPr>
+        <w:tabs>
+          <w:tab w:val="num" w:pos="2160"/>
+        </w:tabs>
+        <w:ind w:left="2160" w:hanging="360"/>
+      </w:pPr>
+      <w:rPr>
+        <w:rFonts w:ascii="Wingdings" w:hAnsi="Wingdings" w:hint="default"/>
+        <w:sz w:val="20"/>
+      </w:rPr>
+    </w:lvl>
+    <w:lvl w:ilvl="3" w:tentative="1">
+      <w:start w:val="1"/>
+      <w:numFmt w:val="bullet"/>
+      <w:lvlText w:val=""/>
+      <w:lvlJc w:val="left"/>
+      <w:pPr>
+        <w:tabs>
+          <w:tab w:val="num" w:pos="2880"/>
+        </w:tabs>
+        <w:ind w:left="2880" w:hanging="360"/>
+      </w:pPr>
+      <w:rPr>
+        <w:rFonts w:ascii="Wingdings" w:hAnsi="Wingdings" w:hint="default"/>
+        <w:sz w:val="20"/>
+      </w:rPr>
+    </w:lvl>
+    <w:lvl w:ilvl="4" w:tentative="1">
+      <w:start w:val="1"/>
+      <w:numFmt w:val="bullet"/>
+      <w:lvlText w:val=""/>
+      <w:lvlJc w:val="left"/>
+      <w:pPr>
+        <w:tabs>
+          <w:tab w:val="num" w:pos="3600"/>
+        </w:tabs>
+        <w:ind w:left="3600" w:hanging="360"/>
+      </w:pPr>
+      <w:rPr>
+        <w:rFonts w:ascii="Wingdings" w:hAnsi="Wingdings" w:hint="default"/>
+        <w:sz w:val="20"/>
+      </w:rPr>
+    </w:lvl>
+    <w:lvl w:ilvl="5" w:tentative="1">
+      <w:start w:val="1"/>
+      <w:numFmt w:val="bullet"/>
+      <w:lvlText w:val=""/>
+      <w:lvlJc w:val="left"/>
+      <w:pPr>
+        <w:tabs>
+          <w:tab w:val="num" w:pos="4320"/>
+        </w:tabs>
+        <w:ind w:left="4320" w:hanging="360"/>
+      </w:pPr>
+      <w:rPr>
+        <w:rFonts w:ascii="Wingdings" w:hAnsi="Wingdings" w:hint="default"/>
+        <w:sz w:val="20"/>
+      </w:rPr>
+    </w:lvl>
+    <w:lvl w:ilvl="6" w:tentative="1">
+      <w:start w:val="1"/>
+      <w:numFmt w:val="bullet"/>
+      <w:lvlText w:val=""/>
+      <w:lvlJc w:val="left"/>
+      <w:pPr>
+        <w:tabs>
+          <w:tab w:val="num" w:pos="5040"/>
+        </w:tabs>
+        <w:ind w:left="5040" w:hanging="360"/>
+      </w:pPr>
+      <w:rPr>
+        <w:rFonts w:ascii="Wingdings" w:hAnsi="Wingdings" w:hint="default"/>
+        <w:sz w:val="20"/>
+      </w:rPr>
+    </w:lvl>
+    <w:lvl w:ilvl="7" w:tentative="1">
+      <w:start w:val="1"/>
+      <w:numFmt w:val="bullet"/>
+      <w:lvlText w:val=""/>
+      <w:lvlJc w:val="left"/>
+      <w:pPr>
+        <w:tabs>
+          <w:tab w:val="num" w:pos="5760"/>
+        </w:tabs>
+        <w:ind w:left="5760" w:hanging="360"/>
+      </w:pPr>
+      <w:rPr>
+        <w:rFonts w:ascii="Wingdings" w:hAnsi="Wingdings" w:hint="default"/>
+        <w:sz w:val="20"/>
+      </w:rPr>
+    </w:lvl>
+    <w:lvl w:ilvl="8" w:tentative="1">
+      <w:start w:val="1"/>
+      <w:numFmt w:val="bullet"/>
+      <w:lvlText w:val=""/>
+      <w:lvlJc w:val="left"/>
+      <w:pPr>
+        <w:tabs>
+          <w:tab w:val="num" w:pos="6480"/>
+        </w:tabs>
+        <w:ind w:left="6480" w:hanging="360"/>
+      </w:pPr>
+      <w:rPr>
+        <w:rFonts w:ascii="Wingdings" w:hAnsi="Wingdings" w:hint="default"/>
+        <w:sz w:val="20"/>
+      </w:rPr>
+    </w:lvl>
+  </w:abstractNum>
+  <w:num w:numId="1" w16cid:durableId="1857309758">
+    <w:abstractNumId w:val="21"/>
+  </w:num>
+  <w:num w:numId="2" w16cid:durableId="1040713055">
+    <w:abstractNumId w:val="24"/>
+  </w:num>
+  <w:num w:numId="3" w16cid:durableId="1689480190">
+    <w:abstractNumId w:val="17"/>
+  </w:num>
+  <w:num w:numId="4" w16cid:durableId="871958029">
+    <w:abstractNumId w:val="30"/>
+  </w:num>
+  <w:num w:numId="5" w16cid:durableId="2031100812">
+    <w:abstractNumId w:val="11"/>
+  </w:num>
+  <w:num w:numId="6" w16cid:durableId="1588536207">
+    <w:abstractNumId w:val="26"/>
+  </w:num>
+  <w:num w:numId="7" w16cid:durableId="1418865786">
+    <w:abstractNumId w:val="1"/>
+  </w:num>
+  <w:num w:numId="8" w16cid:durableId="235748755">
     <w:abstractNumId w:val="20"/>
   </w:num>
-  <w:num w:numId="2">
+  <w:num w:numId="9" w16cid:durableId="368148030">
+    <w:abstractNumId w:val="9"/>
+  </w:num>
+  <w:num w:numId="10" w16cid:durableId="2025202339">
+    <w:abstractNumId w:val="19"/>
+  </w:num>
+  <w:num w:numId="11" w16cid:durableId="2131048442">
+    <w:abstractNumId w:val="22"/>
+  </w:num>
+  <w:num w:numId="12" w16cid:durableId="1635715348">
+    <w:abstractNumId w:val="13"/>
+  </w:num>
+  <w:num w:numId="13" w16cid:durableId="1517304999">
+    <w:abstractNumId w:val="5"/>
+  </w:num>
+  <w:num w:numId="14" w16cid:durableId="1803308401">
+    <w:abstractNumId w:val="4"/>
+  </w:num>
+  <w:num w:numId="15" w16cid:durableId="1675566189">
+    <w:abstractNumId w:val="6"/>
+  </w:num>
+  <w:num w:numId="16" w16cid:durableId="953950609">
+    <w:abstractNumId w:val="0"/>
+  </w:num>
+  <w:num w:numId="17" w16cid:durableId="642151102">
+    <w:abstractNumId w:val="10"/>
+  </w:num>
+  <w:num w:numId="18" w16cid:durableId="1873035525">
+    <w:abstractNumId w:val="18"/>
+  </w:num>
+  <w:num w:numId="19" w16cid:durableId="1141733708">
+    <w:abstractNumId w:val="14"/>
+  </w:num>
+  <w:num w:numId="20" w16cid:durableId="1004014099">
+    <w:abstractNumId w:val="15"/>
+  </w:num>
+  <w:num w:numId="21" w16cid:durableId="514196819">
+    <w:abstractNumId w:val="16"/>
+  </w:num>
+  <w:num w:numId="22" w16cid:durableId="1244295437">
+    <w:abstractNumId w:val="8"/>
+  </w:num>
+  <w:num w:numId="23" w16cid:durableId="500050059">
+    <w:abstractNumId w:val="28"/>
+  </w:num>
+  <w:num w:numId="24" w16cid:durableId="313460334">
+    <w:abstractNumId w:val="3"/>
+  </w:num>
+  <w:num w:numId="25" w16cid:durableId="623541669">
+    <w:abstractNumId w:val="25"/>
+  </w:num>
+  <w:num w:numId="26" w16cid:durableId="25180705">
     <w:abstractNumId w:val="23"/>
   </w:num>
-  <w:num w:numId="3">
-    <w:abstractNumId w:val="16"/>
+  <w:num w:numId="27" w16cid:durableId="1638603983">
+    <w:abstractNumId w:val="7"/>
   </w:num>
-  <w:num w:numId="4">
-    <w:abstractNumId w:val="28"/>
+  <w:num w:numId="28" w16cid:durableId="1065687197">
+    <w:abstractNumId w:val="2"/>
   </w:num>
-  <w:num w:numId="5">
-    <w:abstractNumId w:val="11"/>
+  <w:num w:numId="29" w16cid:durableId="1668552661">
+    <w:abstractNumId w:val="29"/>
   </w:num>
-  <w:num w:numId="6">
-    <w:abstractNumId w:val="25"/>
+  <w:num w:numId="30" w16cid:durableId="1547911429">
+    <w:abstractNumId w:val="27"/>
   </w:num>
-  <w:num w:numId="7">
-    <w:abstractNumId w:val="1"/>
-  </w:num>
-  <w:num w:numId="8">
-    <w:abstractNumId w:val="19"/>
-  </w:num>
-  <w:num w:numId="9">
-    <w:abstractNumId w:val="9"/>
-  </w:num>
-  <w:num w:numId="10">
-    <w:abstractNumId w:val="18"/>
-  </w:num>
-  <w:num w:numId="11">
-    <w:abstractNumId w:val="21"/>
-  </w:num>
-  <w:num w:numId="12">
+  <w:num w:numId="31" w16cid:durableId="52238346">
     <w:abstractNumId w:val="12"/>
   </w:num>
-  <w:num w:numId="13">
-    <w:abstractNumId w:val="5"/>
-  </w:num>
-  <w:num w:numId="14">
-    <w:abstractNumId w:val="4"/>
-  </w:num>
-  <w:num w:numId="15">
-    <w:abstractNumId w:val="6"/>
-  </w:num>
-  <w:num w:numId="16">
-    <w:abstractNumId w:val="0"/>
-  </w:num>
-  <w:num w:numId="17">
-    <w:abstractNumId w:val="10"/>
-  </w:num>
-  <w:num w:numId="18">
-    <w:abstractNumId w:val="17"/>
-  </w:num>
-  <w:num w:numId="19">
-    <w:abstractNumId w:val="13"/>
-  </w:num>
-  <w:num w:numId="20">
-    <w:abstractNumId w:val="14"/>
-  </w:num>
-  <w:num w:numId="21">
-    <w:abstractNumId w:val="15"/>
-  </w:num>
-  <w:num w:numId="22">
-    <w:abstractNumId w:val="8"/>
-  </w:num>
-  <w:num w:numId="23">
-    <w:abstractNumId w:val="26"/>
-  </w:num>
-  <w:num w:numId="24">
-    <w:abstractNumId w:val="3"/>
-  </w:num>
-  <w:num w:numId="25">
-    <w:abstractNumId w:val="24"/>
-  </w:num>
-  <w:num w:numId="26">
-    <w:abstractNumId w:val="22"/>
-  </w:num>
-  <w:num w:numId="27">
-    <w:abstractNumId w:val="7"/>
-  </w:num>
-  <w:num w:numId="28">
-    <w:abstractNumId w:val="2"/>
-  </w:num>
-  <w:num w:numId="29">
-    <w:abstractNumId w:val="27"/>
+  <w:num w:numId="32" w16cid:durableId="1308363122">
+    <w:abstractNumId w:val="31"/>
   </w:num>
   <w:numIdMacAtCleanup w:val="8"/>
 </w:numbering>
 </file>
 
 <file path=word/styles.xml><?xml version="1.0" encoding="utf-8"?>
-<w:styles xmlns:mc="http://schemas.openxmlformats.org/markup-compatibility/2006" xmlns:r="http://schemas.openxmlformats.org/officeDocument/2006/relationships" xmlns:w="http://schemas.openxmlformats.org/wordprocessingml/2006/main" xmlns:w14="http://schemas.microsoft.com/office/word/2010/wordml" xmlns:w15="http://schemas.microsoft.com/office/word/2012/wordml" xmlns:w16cex="http://schemas.microsoft.com/office/word/2018/wordml/cex" xmlns:w16cid="http://schemas.microsoft.com/office/word/2016/wordml/cid" xmlns:w16="http://schemas.microsoft.com/office/word/2018/wordml" xmlns:w16sdtdh="http://schemas.microsoft.com/office/word/2020/wordml/sdtdatahash" xmlns:w16se="http://schemas.microsoft.com/office/word/2015/wordml/symex" mc:Ignorable="w14 w15 w16se w16cid w16 w16cex w16sdtdh">
+<w:styles xmlns:mc="http://schemas.openxmlformats.org/markup-compatibility/2006" xmlns:r="http://schemas.openxmlformats.org/officeDocument/2006/relationships" xmlns:w="http://schemas.openxmlformats.org/wordprocessingml/2006/main" xmlns:w14="http://schemas.microsoft.com/office/word/2010/wordml" xmlns:w15="http://schemas.microsoft.com/office/word/2012/wordml" xmlns:w16cex="http://schemas.microsoft.com/office/word/2018/wordml/cex" xmlns:w16cid="http://schemas.microsoft.com/office/word/2016/wordml/cid" xmlns:w16="http://schemas.microsoft.com/office/word/2018/wordml" xmlns:w16du="http://schemas.microsoft.com/office/word/2023/wordml/word16du" xmlns:w16sdtdh="http://schemas.microsoft.com/office/word/2020/wordml/sdtdatahash" xmlns:w16sdtfl="http://schemas.microsoft.com/office/word/2024/wordml/sdtformatlock" xmlns:w16se="http://schemas.microsoft.com/office/word/2015/wordml/symex" mc:Ignorable="w14 w15 w16se w16cid w16 w16cex w16sdtdh w16sdtfl w16du">
   <w:docDefaults>
     <w:rPrDefault>
       <w:rPr>

--- a/Курсовая работа ide.docx
+++ b/Курсовая работа ide.docx
@@ -1,6 +1,6 @@
 
 <file path=word/document.xml><?xml version="1.0" encoding="utf-8"?>
-<w:document xmlns:wpc="http://schemas.microsoft.com/office/word/2010/wordprocessingCanvas" xmlns:cx="http://schemas.microsoft.com/office/drawing/2014/chartex" xmlns:cx1="http://schemas.microsoft.com/office/drawing/2015/9/8/chartex" xmlns:cx2="http://schemas.microsoft.com/office/drawing/2015/10/21/chartex" xmlns:cx3="http://schemas.microsoft.com/office/drawing/2016/5/9/chartex" xmlns:cx4="http://schemas.microsoft.com/office/drawing/2016/5/10/chartex" xmlns:cx5="http://schemas.microsoft.com/office/drawing/2016/5/11/chartex" xmlns:cx6="http://schemas.microsoft.com/office/drawing/2016/5/12/chartex" xmlns:cx7="http://schemas.microsoft.com/office/drawing/2016/5/13/chartex" xmlns:cx8="http://schemas.microsoft.com/office/drawing/2016/5/14/chartex" xmlns:mc="http://schemas.openxmlformats.org/markup-compatibility/2006" xmlns:aink="http://schemas.microsoft.com/office/drawing/2016/ink" xmlns:am3d="http://schemas.microsoft.com/office/drawing/2017/model3d" xmlns:o="urn:schemas-microsoft-com:office:office" xmlns:r="http://schemas.openxmlformats.org/officeDocument/2006/relationships" xmlns:m="http://schemas.openxmlformats.org/officeDocument/2006/math" xmlns:v="urn:schemas-microsoft-com:vml" xmlns:wp14="http://schemas.microsoft.com/office/word/2010/wordprocessingDrawing" xmlns:wp="http://schemas.openxmlformats.org/drawingml/2006/wordprocessingDrawing" xmlns:w10="urn:schemas-microsoft-com:office:word" xmlns:w="http://schemas.openxmlformats.org/wordprocessingml/2006/main" xmlns:w14="http://schemas.microsoft.com/office/word/2010/wordml" xmlns:w15="http://schemas.microsoft.com/office/word/2012/wordml" xmlns:w16cex="http://schemas.microsoft.com/office/word/2018/wordml/cex" xmlns:w16cid="http://schemas.microsoft.com/office/word/2016/wordml/cid" xmlns:w16="http://schemas.microsoft.com/office/word/2018/wordml" xmlns:w16sdtdh="http://schemas.microsoft.com/office/word/2020/wordml/sdtdatahash" xmlns:w16se="http://schemas.microsoft.com/office/word/2015/wordml/symex" xmlns:wpg="http://schemas.microsoft.com/office/word/2010/wordprocessingGroup" xmlns:wpi="http://schemas.microsoft.com/office/word/2010/wordprocessingInk" xmlns:wne="http://schemas.microsoft.com/office/word/2006/wordml" xmlns:wps="http://schemas.microsoft.com/office/word/2010/wordprocessingShape" mc:Ignorable="w14 w15 w16se w16cid w16 w16cex w16sdtdh wp14">
+<w:document xmlns:wpc="http://schemas.microsoft.com/office/word/2010/wordprocessingCanvas" xmlns:cx="http://schemas.microsoft.com/office/drawing/2014/chartex" xmlns:cx1="http://schemas.microsoft.com/office/drawing/2015/9/8/chartex" xmlns:cx2="http://schemas.microsoft.com/office/drawing/2015/10/21/chartex" xmlns:cx3="http://schemas.microsoft.com/office/drawing/2016/5/9/chartex" xmlns:cx4="http://schemas.microsoft.com/office/drawing/2016/5/10/chartex" xmlns:cx5="http://schemas.microsoft.com/office/drawing/2016/5/11/chartex" xmlns:cx6="http://schemas.microsoft.com/office/drawing/2016/5/12/chartex" xmlns:cx7="http://schemas.microsoft.com/office/drawing/2016/5/13/chartex" xmlns:cx8="http://schemas.microsoft.com/office/drawing/2016/5/14/chartex" xmlns:mc="http://schemas.openxmlformats.org/markup-compatibility/2006" xmlns:aink="http://schemas.microsoft.com/office/drawing/2016/ink" xmlns:am3d="http://schemas.microsoft.com/office/drawing/2017/model3d" xmlns:o="urn:schemas-microsoft-com:office:office" xmlns:oel="http://schemas.microsoft.com/office/2019/extlst" xmlns:r="http://schemas.openxmlformats.org/officeDocument/2006/relationships" xmlns:m="http://schemas.openxmlformats.org/officeDocument/2006/math" xmlns:v="urn:schemas-microsoft-com:vml" xmlns:wp14="http://schemas.microsoft.com/office/word/2010/wordprocessingDrawing" xmlns:wp="http://schemas.openxmlformats.org/drawingml/2006/wordprocessingDrawing" xmlns:w10="urn:schemas-microsoft-com:office:word" xmlns:w="http://schemas.openxmlformats.org/wordprocessingml/2006/main" xmlns:w14="http://schemas.microsoft.com/office/word/2010/wordml" xmlns:w15="http://schemas.microsoft.com/office/word/2012/wordml" xmlns:w16cex="http://schemas.microsoft.com/office/word/2018/wordml/cex" xmlns:w16cid="http://schemas.microsoft.com/office/word/2016/wordml/cid" xmlns:w16="http://schemas.microsoft.com/office/word/2018/wordml" xmlns:w16du="http://schemas.microsoft.com/office/word/2023/wordml/word16du" xmlns:w16sdtdh="http://schemas.microsoft.com/office/word/2020/wordml/sdtdatahash" xmlns:w16sdtfl="http://schemas.microsoft.com/office/word/2024/wordml/sdtformatlock" xmlns:w16se="http://schemas.microsoft.com/office/word/2015/wordml/symex" xmlns:wpg="http://schemas.microsoft.com/office/word/2010/wordprocessingGroup" xmlns:wpi="http://schemas.microsoft.com/office/word/2010/wordprocessingInk" xmlns:wne="http://schemas.microsoft.com/office/word/2006/wordml" xmlns:wps="http://schemas.microsoft.com/office/word/2010/wordprocessingShape" mc:Ignorable="w14 w15 w16se w16cid w16 w16cex w16sdtdh w16sdtfl w16du wp14">
   <w:body>
     <w:p>
       <w:pPr>
@@ -131,7 +131,29 @@
           <w:szCs w:val="28"/>
           <w:lang w:eastAsia="ru-RU"/>
         </w:rPr>
-        <w:t>ФЕДЕРАЛЬНОЕ ГОСУДАРСТВЕННОЕ БЮДЖЕТНОЕ ОБРАЗОВАТЕЛЬНОЕ УЧРЕЖДЕНИЕ  ВЫСШЕГО ОБРАЗОВАНИЯ</w:t>
+        <w:t xml:space="preserve">ФЕДЕРАЛЬНОЕ ГОСУДАРСТВЕННОЕ БЮДЖЕТНОЕ ОБРАЗОВАТЕЛЬНОЕ </w:t>
+      </w:r>
+      <w:proofErr w:type="gramStart"/>
+      <w:r>
+        <w:rPr>
+          <w:rFonts w:ascii="Times New Roman" w:eastAsia="Times New Roman" w:hAnsi="Times New Roman" w:cs="Times New Roman"/>
+          <w:spacing w:val="-20"/>
+          <w:sz w:val="28"/>
+          <w:szCs w:val="28"/>
+          <w:lang w:eastAsia="ru-RU"/>
+        </w:rPr>
+        <w:t>УЧРЕЖДЕНИЕ  ВЫСШЕГО</w:t>
+      </w:r>
+      <w:proofErr w:type="gramEnd"/>
+      <w:r>
+        <w:rPr>
+          <w:rFonts w:ascii="Times New Roman" w:eastAsia="Times New Roman" w:hAnsi="Times New Roman" w:cs="Times New Roman"/>
+          <w:spacing w:val="-20"/>
+          <w:sz w:val="28"/>
+          <w:szCs w:val="28"/>
+          <w:lang w:eastAsia="ru-RU"/>
+        </w:rPr>
+        <w:t xml:space="preserve"> ОБРАЗОВАНИЯ</w:t>
       </w:r>
     </w:p>
     <w:p>
@@ -548,28 +570,30 @@
           <w:szCs w:val="28"/>
           <w:lang w:eastAsia="ru-RU"/>
         </w:rPr>
-        <w:t xml:space="preserve"> Снеговской</w:t>
-      </w:r>
-    </w:p>
-    <w:p>
-      <w:pPr>
-        <w:spacing w:before="240" w:after="120" w:line="360" w:lineRule="auto"/>
+        <w:t xml:space="preserve"> </w:t>
+      </w:r>
+      <w:proofErr w:type="spellStart"/>
+      <w:r>
         <w:rPr>
           <w:rFonts w:ascii="Times New Roman" w:eastAsia="Times New Roman" w:hAnsi="Times New Roman" w:cs="Times New Roman"/>
           <w:sz w:val="28"/>
           <w:szCs w:val="28"/>
           <w:lang w:eastAsia="ru-RU"/>
         </w:rPr>
-      </w:pPr>
-      <w:r>
+        <w:t>Снеговской</w:t>
+      </w:r>
+      <w:proofErr w:type="spellEnd"/>
+    </w:p>
+    <w:p>
+      <w:pPr>
+        <w:spacing w:before="240" w:after="120" w:line="360" w:lineRule="auto"/>
         <w:rPr>
           <w:rFonts w:ascii="Times New Roman" w:eastAsia="Times New Roman" w:hAnsi="Times New Roman" w:cs="Times New Roman"/>
           <w:sz w:val="28"/>
           <w:szCs w:val="28"/>
           <w:lang w:eastAsia="ru-RU"/>
         </w:rPr>
-        <w:t xml:space="preserve">Обучающийся        ________________ ст. </w:t>
-      </w:r>
+      </w:pPr>
       <w:r>
         <w:rPr>
           <w:rFonts w:ascii="Times New Roman" w:eastAsia="Times New Roman" w:hAnsi="Times New Roman" w:cs="Times New Roman"/>
@@ -577,7 +601,7 @@
           <w:szCs w:val="28"/>
           <w:lang w:eastAsia="ru-RU"/>
         </w:rPr>
-        <w:t>3</w:t>
+        <w:t xml:space="preserve">Обучающийся        ________________ ст. </w:t>
       </w:r>
       <w:r>
         <w:rPr>
@@ -586,7 +610,7 @@
           <w:szCs w:val="28"/>
           <w:lang w:eastAsia="ru-RU"/>
         </w:rPr>
-        <w:t xml:space="preserve"> курс</w:t>
+        <w:t>3</w:t>
       </w:r>
       <w:r>
         <w:rPr>
@@ -595,7 +619,7 @@
           <w:szCs w:val="28"/>
           <w:lang w:eastAsia="ru-RU"/>
         </w:rPr>
-        <w:t>а</w:t>
+        <w:t xml:space="preserve"> курс</w:t>
       </w:r>
       <w:r>
         <w:rPr>
@@ -604,7 +628,7 @@
           <w:szCs w:val="28"/>
           <w:lang w:eastAsia="ru-RU"/>
         </w:rPr>
-        <w:t xml:space="preserve"> </w:t>
+        <w:t>а</w:t>
       </w:r>
       <w:r>
         <w:rPr>
@@ -613,7 +637,7 @@
           <w:szCs w:val="28"/>
           <w:lang w:eastAsia="ru-RU"/>
         </w:rPr>
-        <w:t>А</w:t>
+        <w:t xml:space="preserve"> </w:t>
       </w:r>
       <w:r>
         <w:rPr>
@@ -622,7 +646,7 @@
           <w:szCs w:val="28"/>
           <w:lang w:eastAsia="ru-RU"/>
         </w:rPr>
-        <w:t>.</w:t>
+        <w:t>А</w:t>
       </w:r>
       <w:r>
         <w:rPr>
@@ -631,7 +655,7 @@
           <w:szCs w:val="28"/>
           <w:lang w:eastAsia="ru-RU"/>
         </w:rPr>
-        <w:t>Н</w:t>
+        <w:t>.</w:t>
       </w:r>
       <w:r>
         <w:rPr>
@@ -640,7 +664,7 @@
           <w:szCs w:val="28"/>
           <w:lang w:eastAsia="ru-RU"/>
         </w:rPr>
-        <w:t>.</w:t>
+        <w:t>Н</w:t>
       </w:r>
       <w:r>
         <w:rPr>
@@ -649,8 +673,28 @@
           <w:szCs w:val="28"/>
           <w:lang w:eastAsia="ru-RU"/>
         </w:rPr>
-        <w:t xml:space="preserve"> Мышкевич</w:t>
-      </w:r>
+        <w:t>.</w:t>
+      </w:r>
+      <w:r>
+        <w:rPr>
+          <w:rFonts w:ascii="Times New Roman" w:eastAsia="Times New Roman" w:hAnsi="Times New Roman" w:cs="Times New Roman"/>
+          <w:sz w:val="28"/>
+          <w:szCs w:val="28"/>
+          <w:lang w:eastAsia="ru-RU"/>
+        </w:rPr>
+        <w:t xml:space="preserve"> </w:t>
+      </w:r>
+      <w:proofErr w:type="spellStart"/>
+      <w:r>
+        <w:rPr>
+          <w:rFonts w:ascii="Times New Roman" w:eastAsia="Times New Roman" w:hAnsi="Times New Roman" w:cs="Times New Roman"/>
+          <w:sz w:val="28"/>
+          <w:szCs w:val="28"/>
+          <w:lang w:eastAsia="ru-RU"/>
+        </w:rPr>
+        <w:t>Мышкевич</w:t>
+      </w:r>
+      <w:proofErr w:type="spellEnd"/>
     </w:p>
     <w:p>
       <w:pPr>
@@ -695,8 +739,9 @@
           <w:szCs w:val="28"/>
           <w:lang w:eastAsia="ru-RU"/>
         </w:rPr>
-        <w:t>а Д.А.</w:t>
-      </w:r>
+        <w:t xml:space="preserve">а </w:t>
+      </w:r>
+      <w:proofErr w:type="gramStart"/>
       <w:r>
         <w:rPr>
           <w:rFonts w:ascii="Times New Roman" w:eastAsia="Times New Roman" w:hAnsi="Times New Roman" w:cs="Times New Roman"/>
@@ -704,8 +749,9 @@
           <w:szCs w:val="28"/>
           <w:lang w:eastAsia="ru-RU"/>
         </w:rPr>
-        <w:t xml:space="preserve"> </w:t>
-      </w:r>
+        <w:t>Д.А.</w:t>
+      </w:r>
+      <w:proofErr w:type="gramEnd"/>
       <w:r>
         <w:rPr>
           <w:rFonts w:ascii="Times New Roman" w:eastAsia="Times New Roman" w:hAnsi="Times New Roman" w:cs="Times New Roman"/>
@@ -713,28 +759,28 @@
           <w:szCs w:val="28"/>
           <w:lang w:eastAsia="ru-RU"/>
         </w:rPr>
-        <w:t>Новиков</w:t>
-      </w:r>
-    </w:p>
-    <w:p>
-      <w:pPr>
-        <w:spacing w:before="240" w:after="120" w:line="360" w:lineRule="auto"/>
+        <w:t xml:space="preserve"> </w:t>
+      </w:r>
+      <w:r>
         <w:rPr>
           <w:rFonts w:ascii="Times New Roman" w:eastAsia="Times New Roman" w:hAnsi="Times New Roman" w:cs="Times New Roman"/>
           <w:sz w:val="28"/>
           <w:szCs w:val="28"/>
           <w:lang w:eastAsia="ru-RU"/>
         </w:rPr>
-      </w:pPr>
-      <w:r>
+        <w:t>Новиков</w:t>
+      </w:r>
+    </w:p>
+    <w:p>
+      <w:pPr>
+        <w:spacing w:before="240" w:after="120" w:line="360" w:lineRule="auto"/>
         <w:rPr>
           <w:rFonts w:ascii="Times New Roman" w:eastAsia="Times New Roman" w:hAnsi="Times New Roman" w:cs="Times New Roman"/>
           <w:sz w:val="28"/>
           <w:szCs w:val="28"/>
           <w:lang w:eastAsia="ru-RU"/>
         </w:rPr>
-        <w:t>Руководитель        _________________</w:t>
-      </w:r>
+      </w:pPr>
       <w:r>
         <w:rPr>
           <w:rFonts w:ascii="Times New Roman" w:eastAsia="Times New Roman" w:hAnsi="Times New Roman" w:cs="Times New Roman"/>
@@ -742,7 +788,7 @@
           <w:szCs w:val="28"/>
           <w:lang w:eastAsia="ru-RU"/>
         </w:rPr>
-        <w:t xml:space="preserve"> асс</w:t>
+        <w:t>Руководитель        _________________</w:t>
       </w:r>
       <w:r>
         <w:rPr>
@@ -751,7 +797,7 @@
           <w:szCs w:val="28"/>
           <w:lang w:eastAsia="ru-RU"/>
         </w:rPr>
-        <w:t>истент</w:t>
+        <w:t xml:space="preserve"> асс</w:t>
       </w:r>
       <w:r>
         <w:rPr>
@@ -760,7 +806,7 @@
           <w:szCs w:val="28"/>
           <w:lang w:eastAsia="ru-RU"/>
         </w:rPr>
-        <w:t xml:space="preserve"> </w:t>
+        <w:t>истент</w:t>
       </w:r>
       <w:r>
         <w:rPr>
@@ -769,8 +815,9 @@
           <w:szCs w:val="28"/>
           <w:lang w:eastAsia="ru-RU"/>
         </w:rPr>
-        <w:t>М.А</w:t>
-      </w:r>
+        <w:t xml:space="preserve"> </w:t>
+      </w:r>
+      <w:proofErr w:type="gramStart"/>
       <w:r>
         <w:rPr>
           <w:rFonts w:ascii="Times New Roman" w:eastAsia="Times New Roman" w:hAnsi="Times New Roman" w:cs="Times New Roman"/>
@@ -778,8 +825,18 @@
           <w:szCs w:val="28"/>
           <w:lang w:eastAsia="ru-RU"/>
         </w:rPr>
+        <w:t>М.А</w:t>
+      </w:r>
+      <w:r>
+        <w:rPr>
+          <w:rFonts w:ascii="Times New Roman" w:eastAsia="Times New Roman" w:hAnsi="Times New Roman" w:cs="Times New Roman"/>
+          <w:sz w:val="28"/>
+          <w:szCs w:val="28"/>
+          <w:lang w:eastAsia="ru-RU"/>
+        </w:rPr>
         <w:t>.</w:t>
       </w:r>
+      <w:proofErr w:type="gramEnd"/>
       <w:r>
         <w:rPr>
           <w:rFonts w:ascii="Times New Roman" w:eastAsia="Times New Roman" w:hAnsi="Times New Roman" w:cs="Times New Roman"/>
@@ -909,7 +966,7 @@
         </w:rPr>
         <w:fldChar w:fldCharType="separate"/>
       </w:r>
-      <w:hyperlink w:anchor="_Toc227625911" w:history="1">
+      <w:hyperlink w:anchor="_Toc227998875" w:history="1">
         <w:r>
           <w:rPr>
             <w:rStyle w:val="afa"/>
@@ -936,7 +993,7 @@
             <w:noProof/>
             <w:webHidden/>
           </w:rPr>
-          <w:instrText xml:space="preserve"> PAGEREF _Toc227625911 \h </w:instrText>
+          <w:instrText xml:space="preserve"> PAGEREF _Toc227998875 \h </w:instrText>
         </w:r>
         <w:r>
           <w:rPr>
@@ -980,7 +1037,7 @@
           <w14:ligatures w14:val="standardContextual"/>
         </w:rPr>
       </w:pPr>
-      <w:hyperlink w:anchor="_Toc227625912" w:history="1">
+      <w:hyperlink w:anchor="_Toc227998876" w:history="1">
         <w:r>
           <w:rPr>
             <w:rStyle w:val="afa"/>
@@ -1007,7 +1064,7 @@
             <w:noProof/>
             <w:webHidden/>
           </w:rPr>
-          <w:instrText xml:space="preserve"> PAGEREF _Toc227625912 \h </w:instrText>
+          <w:instrText xml:space="preserve"> PAGEREF _Toc227998876 \h </w:instrText>
         </w:r>
         <w:r>
           <w:rPr>
@@ -1051,7 +1108,7 @@
           <w14:ligatures w14:val="standardContextual"/>
         </w:rPr>
       </w:pPr>
-      <w:hyperlink w:anchor="_Toc227625913" w:history="1">
+      <w:hyperlink w:anchor="_Toc227998877" w:history="1">
         <w:r>
           <w:rPr>
             <w:rStyle w:val="afa"/>
@@ -1099,7 +1156,7 @@
             <w:noProof/>
             <w:webHidden/>
           </w:rPr>
-          <w:instrText xml:space="preserve"> PAGEREF _Toc227625913 \h </w:instrText>
+          <w:instrText xml:space="preserve"> PAGEREF _Toc227998877 \h </w:instrText>
         </w:r>
         <w:r>
           <w:rPr>
@@ -1142,7 +1199,7 @@
           <w14:ligatures w14:val="standardContextual"/>
         </w:rPr>
       </w:pPr>
-      <w:hyperlink w:anchor="_Toc227625914" w:history="1">
+      <w:hyperlink w:anchor="_Toc227998878" w:history="1">
         <w:r>
           <w:rPr>
             <w:rStyle w:val="afa"/>
@@ -1182,7 +1239,7 @@
           <w:rPr>
             <w:webHidden/>
           </w:rPr>
-          <w:instrText xml:space="preserve"> PAGEREF _Toc227625914 \h </w:instrText>
+          <w:instrText xml:space="preserve"> PAGEREF _Toc227998878 \h </w:instrText>
         </w:r>
         <w:r>
           <w:rPr>
@@ -1221,7 +1278,7 @@
           <w14:ligatures w14:val="standardContextual"/>
         </w:rPr>
       </w:pPr>
-      <w:hyperlink w:anchor="_Toc227625915" w:history="1">
+      <w:hyperlink w:anchor="_Toc227998879" w:history="1">
         <w:r>
           <w:rPr>
             <w:rStyle w:val="afa"/>
@@ -1261,7 +1318,7 @@
           <w:rPr>
             <w:webHidden/>
           </w:rPr>
-          <w:instrText xml:space="preserve"> PAGEREF _Toc227625915 \h </w:instrText>
+          <w:instrText xml:space="preserve"> PAGEREF _Toc227998879 \h </w:instrText>
         </w:r>
         <w:r>
           <w:rPr>
@@ -1300,7 +1357,7 @@
           <w14:ligatures w14:val="standardContextual"/>
         </w:rPr>
       </w:pPr>
-      <w:hyperlink w:anchor="_Toc227625916" w:history="1">
+      <w:hyperlink w:anchor="_Toc227998880" w:history="1">
         <w:r>
           <w:rPr>
             <w:rStyle w:val="afa"/>
@@ -1340,7 +1397,7 @@
           <w:rPr>
             <w:webHidden/>
           </w:rPr>
-          <w:instrText xml:space="preserve"> PAGEREF _Toc227625916 \h </w:instrText>
+          <w:instrText xml:space="preserve"> PAGEREF _Toc227998880 \h </w:instrText>
         </w:r>
         <w:r>
           <w:rPr>
@@ -1379,7 +1436,7 @@
           <w14:ligatures w14:val="standardContextual"/>
         </w:rPr>
       </w:pPr>
-      <w:hyperlink w:anchor="_Toc227625917" w:history="1">
+      <w:hyperlink w:anchor="_Toc227998881" w:history="1">
         <w:r>
           <w:rPr>
             <w:rStyle w:val="afa"/>
@@ -1424,7 +1481,7 @@
             <w:noProof/>
             <w:webHidden/>
           </w:rPr>
-          <w:instrText xml:space="preserve"> PAGEREF _Toc227625917 \h </w:instrText>
+          <w:instrText xml:space="preserve"> PAGEREF _Toc227998881 \h </w:instrText>
         </w:r>
         <w:r>
           <w:rPr>
@@ -1467,7 +1524,7 @@
           <w14:ligatures w14:val="standardContextual"/>
         </w:rPr>
       </w:pPr>
-      <w:hyperlink w:anchor="_Toc227625918" w:history="1">
+      <w:hyperlink w:anchor="_Toc227998882" w:history="1">
         <w:r>
           <w:rPr>
             <w:rStyle w:val="afa"/>
@@ -1512,7 +1569,7 @@
             <w:noProof/>
             <w:webHidden/>
           </w:rPr>
-          <w:instrText xml:space="preserve"> PAGEREF _Toc227625918 \h </w:instrText>
+          <w:instrText xml:space="preserve"> PAGEREF _Toc227998882 \h </w:instrText>
         </w:r>
         <w:r>
           <w:rPr>
@@ -1555,7 +1612,7 @@
           <w14:ligatures w14:val="standardContextual"/>
         </w:rPr>
       </w:pPr>
-      <w:hyperlink w:anchor="_Toc227625919" w:history="1">
+      <w:hyperlink w:anchor="_Toc227998883" w:history="1">
         <w:r>
           <w:rPr>
             <w:rStyle w:val="afa"/>
@@ -1595,7 +1652,7 @@
           <w:rPr>
             <w:webHidden/>
           </w:rPr>
-          <w:instrText xml:space="preserve"> PAGEREF _Toc227625919 \h </w:instrText>
+          <w:instrText xml:space="preserve"> PAGEREF _Toc227998883 \h </w:instrText>
         </w:r>
         <w:r>
           <w:rPr>
@@ -1634,7 +1691,7 @@
           <w14:ligatures w14:val="standardContextual"/>
         </w:rPr>
       </w:pPr>
-      <w:hyperlink w:anchor="_Toc227625920" w:history="1">
+      <w:hyperlink w:anchor="_Toc227998884" w:history="1">
         <w:r>
           <w:rPr>
             <w:rStyle w:val="afa"/>
@@ -1674,7 +1731,7 @@
           <w:rPr>
             <w:webHidden/>
           </w:rPr>
-          <w:instrText xml:space="preserve"> PAGEREF _Toc227625920 \h </w:instrText>
+          <w:instrText xml:space="preserve"> PAGEREF _Toc227998884 \h </w:instrText>
         </w:r>
         <w:r>
           <w:rPr>
@@ -1714,7 +1771,7 @@
           <w14:ligatures w14:val="standardContextual"/>
         </w:rPr>
       </w:pPr>
-      <w:hyperlink w:anchor="_Toc227625921" w:history="1">
+      <w:hyperlink w:anchor="_Toc227998885" w:history="1">
         <w:r>
           <w:rPr>
             <w:rStyle w:val="afa"/>
@@ -1760,7 +1817,7 @@
             <w:noProof/>
             <w:webHidden/>
           </w:rPr>
-          <w:instrText xml:space="preserve"> PAGEREF _Toc227625921 \h </w:instrText>
+          <w:instrText xml:space="preserve"> PAGEREF _Toc227998885 \h </w:instrText>
         </w:r>
         <w:r>
           <w:rPr>
@@ -1803,7 +1860,7 @@
           <w14:ligatures w14:val="standardContextual"/>
         </w:rPr>
       </w:pPr>
-      <w:hyperlink w:anchor="_Toc227625922" w:history="1">
+      <w:hyperlink w:anchor="_Toc227998886" w:history="1">
         <w:r>
           <w:rPr>
             <w:rStyle w:val="afa"/>
@@ -1843,7 +1900,7 @@
           <w:rPr>
             <w:webHidden/>
           </w:rPr>
-          <w:instrText xml:space="preserve"> PAGEREF _Toc227625922 \h </w:instrText>
+          <w:instrText xml:space="preserve"> PAGEREF _Toc227998886 \h </w:instrText>
         </w:r>
         <w:r>
           <w:rPr>
@@ -1882,7 +1939,7 @@
           <w14:ligatures w14:val="standardContextual"/>
         </w:rPr>
       </w:pPr>
-      <w:hyperlink w:anchor="_Toc227625923" w:history="1">
+      <w:hyperlink w:anchor="_Toc227998887" w:history="1">
         <w:r>
           <w:rPr>
             <w:rStyle w:val="afa"/>
@@ -1922,7 +1979,7 @@
           <w:rPr>
             <w:webHidden/>
           </w:rPr>
-          <w:instrText xml:space="preserve"> PAGEREF _Toc227625923 \h </w:instrText>
+          <w:instrText xml:space="preserve"> PAGEREF _Toc227998887 \h </w:instrText>
         </w:r>
         <w:r>
           <w:rPr>
@@ -1961,7 +2018,7 @@
           <w14:ligatures w14:val="standardContextual"/>
         </w:rPr>
       </w:pPr>
-      <w:hyperlink w:anchor="_Toc227625924" w:history="1">
+      <w:hyperlink w:anchor="_Toc227998888" w:history="1">
         <w:r>
           <w:rPr>
             <w:rStyle w:val="afa"/>
@@ -2006,7 +2063,7 @@
             <w:noProof/>
             <w:webHidden/>
           </w:rPr>
-          <w:instrText xml:space="preserve"> PAGEREF _Toc227625924 \h </w:instrText>
+          <w:instrText xml:space="preserve"> PAGEREF _Toc227998888 \h </w:instrText>
         </w:r>
         <w:r>
           <w:rPr>
@@ -2049,7 +2106,7 @@
           <w14:ligatures w14:val="standardContextual"/>
         </w:rPr>
       </w:pPr>
-      <w:hyperlink w:anchor="_Toc227625925" w:history="1">
+      <w:hyperlink w:anchor="_Toc227998889" w:history="1">
         <w:r>
           <w:rPr>
             <w:rStyle w:val="afa"/>
@@ -2094,7 +2151,7 @@
             <w:noProof/>
             <w:webHidden/>
           </w:rPr>
-          <w:instrText xml:space="preserve"> PAGEREF _Toc227625925 \h </w:instrText>
+          <w:instrText xml:space="preserve"> PAGEREF _Toc227998889 \h </w:instrText>
         </w:r>
         <w:r>
           <w:rPr>
@@ -2138,7 +2195,7 @@
           <w14:ligatures w14:val="standardContextual"/>
         </w:rPr>
       </w:pPr>
-      <w:hyperlink w:anchor="_Toc227625926" w:history="1">
+      <w:hyperlink w:anchor="_Toc227998890" w:history="1">
         <w:r>
           <w:rPr>
             <w:rStyle w:val="afa"/>
@@ -2166,7 +2223,7 @@
             <w:noProof/>
             <w:webHidden/>
           </w:rPr>
-          <w:instrText xml:space="preserve"> PAGEREF _Toc227625926 \h </w:instrText>
+          <w:instrText xml:space="preserve"> PAGEREF _Toc227998890 \h </w:instrText>
         </w:r>
         <w:r>
           <w:rPr>
@@ -2265,14 +2322,14 @@
       <w:pPr>
         <w:pStyle w:val="afb"/>
       </w:pPr>
-      <w:bookmarkStart w:id="1" w:name="_Toc227625911"/>
-      <w:bookmarkStart w:id="2" w:name="_Toc195617421"/>
-      <w:bookmarkStart w:id="3" w:name="_Toc195875304"/>
+      <w:bookmarkStart w:id="1" w:name="_Toc195617421"/>
+      <w:bookmarkStart w:id="2" w:name="_Toc195875304"/>
+      <w:bookmarkStart w:id="3" w:name="_Toc227998875"/>
       <w:r>
         <w:lastRenderedPageBreak/>
         <w:t>ОПРЕДЕЛЕНИЯ, ОБОЗНАЧЕНИЯ И СОКРАЩЕНИЯ</w:t>
       </w:r>
-      <w:bookmarkEnd w:id="1"/>
+      <w:bookmarkEnd w:id="3"/>
     </w:p>
     <w:p>
       <w:pPr>
@@ -2303,13 +2360,13 @@
       <w:pPr>
         <w:pStyle w:val="afb"/>
       </w:pPr>
-      <w:bookmarkStart w:id="4" w:name="_Toc227625912"/>
+      <w:bookmarkStart w:id="4" w:name="_Toc227998876"/>
       <w:r>
         <w:lastRenderedPageBreak/>
         <w:t>ВВЕДЕНИЕ</w:t>
       </w:r>
+      <w:bookmarkEnd w:id="1"/>
       <w:bookmarkEnd w:id="2"/>
-      <w:bookmarkEnd w:id="3"/>
       <w:bookmarkEnd w:id="4"/>
     </w:p>
     <w:p>
@@ -2391,7 +2448,7 @@
           <w:lang w:eastAsia="ru-RU"/>
         </w:rPr>
       </w:pPr>
-      <w:bookmarkStart w:id="5" w:name="_Toc227625913"/>
+      <w:bookmarkStart w:id="5" w:name="_Toc227998877"/>
       <w:r>
         <w:rPr>
           <w:lang w:eastAsia="ru-RU"/>
@@ -2414,7 +2471,7 @@
       <w:pPr>
         <w:pStyle w:val="2"/>
       </w:pPr>
-      <w:bookmarkStart w:id="6" w:name="_Toc227625914"/>
+      <w:bookmarkStart w:id="6" w:name="_Toc227998878"/>
       <w:r>
         <w:t>А</w:t>
       </w:r>
@@ -2592,7 +2649,63 @@
         <w:rPr>
           <w:rStyle w:val="afd"/>
         </w:rPr>
-        <w:t>и начать совместную работу без привязки к крупным платформам (GitHub, GitLab, Replit и т.п.).</w:t>
+        <w:t>и начать совместную работу без привязки к крупным платформам (</w:t>
+      </w:r>
+      <w:proofErr w:type="spellStart"/>
+      <w:r>
+        <w:rPr>
+          <w:rStyle w:val="afd"/>
+        </w:rPr>
+        <w:t>GitHub</w:t>
+      </w:r>
+      <w:proofErr w:type="spellEnd"/>
+      <w:r>
+        <w:rPr>
+          <w:rStyle w:val="afd"/>
+        </w:rPr>
+        <w:t xml:space="preserve">, </w:t>
+      </w:r>
+      <w:proofErr w:type="spellStart"/>
+      <w:r>
+        <w:rPr>
+          <w:rStyle w:val="afd"/>
+        </w:rPr>
+        <w:t>GitLab</w:t>
+      </w:r>
+      <w:proofErr w:type="spellEnd"/>
+      <w:r>
+        <w:rPr>
+          <w:rStyle w:val="afd"/>
+        </w:rPr>
+        <w:t xml:space="preserve">, </w:t>
+      </w:r>
+      <w:proofErr w:type="spellStart"/>
+      <w:r>
+        <w:rPr>
+          <w:rStyle w:val="afd"/>
+        </w:rPr>
+        <w:t>Replit</w:t>
+      </w:r>
+      <w:proofErr w:type="spellEnd"/>
+      <w:r>
+        <w:rPr>
+          <w:rStyle w:val="afd"/>
+        </w:rPr>
+        <w:t xml:space="preserve"> и </w:t>
+      </w:r>
+      <w:proofErr w:type="gramStart"/>
+      <w:r>
+        <w:rPr>
+          <w:rStyle w:val="afd"/>
+        </w:rPr>
+        <w:t>т.п.</w:t>
+      </w:r>
+      <w:proofErr w:type="gramEnd"/>
+      <w:r>
+        <w:rPr>
+          <w:rStyle w:val="afd"/>
+        </w:rPr>
+        <w:t>).</w:t>
       </w:r>
     </w:p>
     <w:p>
@@ -2621,7 +2734,7 @@
       <w:pPr>
         <w:pStyle w:val="2"/>
       </w:pPr>
-      <w:bookmarkStart w:id="7" w:name="_Toc227625915"/>
+      <w:bookmarkStart w:id="7" w:name="_Toc227998879"/>
       <w:r>
         <w:t>Анализ конкурентов</w:t>
       </w:r>
@@ -2655,11 +2768,131 @@
           <w:lang w:eastAsia="ru-RU"/>
         </w:rPr>
       </w:pPr>
-      <w:r>
-        <w:rPr>
-          <w:lang w:eastAsia="ru-RU"/>
-        </w:rPr>
-        <w:t>GitHub Codespaces – полноценная облачная среда на базе Visual Studio Code, запускается в браузере или десктопном клиенте; почти идентичный опыт с локальным VS Code, мгновенный доступ к репозиториям GitHub, преднастроенные dev-контейнеры, интеграция с Copilot, возможность делиться пространством. Сильные стороны: огромная экосистема расширений, отличная интеграция с git, высокая надёжность. Слабые стороны: сильная зависимость от GitHub, избыточность для простых совместных правок без сложного dev-</w:t>
+      <w:proofErr w:type="spellStart"/>
+      <w:r>
+        <w:rPr>
+          <w:lang w:eastAsia="ru-RU"/>
+        </w:rPr>
+        <w:t>GitHub</w:t>
+      </w:r>
+      <w:proofErr w:type="spellEnd"/>
+      <w:r>
+        <w:rPr>
+          <w:lang w:eastAsia="ru-RU"/>
+        </w:rPr>
+        <w:t xml:space="preserve"> </w:t>
+      </w:r>
+      <w:proofErr w:type="spellStart"/>
+      <w:r>
+        <w:rPr>
+          <w:lang w:eastAsia="ru-RU"/>
+        </w:rPr>
+        <w:t>Codespaces</w:t>
+      </w:r>
+      <w:proofErr w:type="spellEnd"/>
+      <w:r>
+        <w:rPr>
+          <w:lang w:eastAsia="ru-RU"/>
+        </w:rPr>
+        <w:t xml:space="preserve"> – полноценная облачная среда на базе Visual Studio Code, запускается в браузере или десктопном клиенте; почти идентичный опыт с локальным VS Code, мгновенный доступ к репозиториям </w:t>
+      </w:r>
+      <w:proofErr w:type="spellStart"/>
+      <w:r>
+        <w:rPr>
+          <w:lang w:eastAsia="ru-RU"/>
+        </w:rPr>
+        <w:t>GitHub</w:t>
+      </w:r>
+      <w:proofErr w:type="spellEnd"/>
+      <w:r>
+        <w:rPr>
+          <w:lang w:eastAsia="ru-RU"/>
+        </w:rPr>
+        <w:t xml:space="preserve">, </w:t>
+      </w:r>
+      <w:proofErr w:type="spellStart"/>
+      <w:r>
+        <w:rPr>
+          <w:lang w:eastAsia="ru-RU"/>
+        </w:rPr>
+        <w:t>преднастроенные</w:t>
+      </w:r>
+      <w:proofErr w:type="spellEnd"/>
+      <w:r>
+        <w:rPr>
+          <w:lang w:eastAsia="ru-RU"/>
+        </w:rPr>
+        <w:t xml:space="preserve"> </w:t>
+      </w:r>
+      <w:proofErr w:type="spellStart"/>
+      <w:r>
+        <w:rPr>
+          <w:lang w:eastAsia="ru-RU"/>
+        </w:rPr>
+        <w:t>dev</w:t>
+      </w:r>
+      <w:proofErr w:type="spellEnd"/>
+      <w:r>
+        <w:rPr>
+          <w:lang w:eastAsia="ru-RU"/>
+        </w:rPr>
+        <w:t xml:space="preserve">-контейнеры, интеграция с </w:t>
+      </w:r>
+      <w:proofErr w:type="spellStart"/>
+      <w:r>
+        <w:rPr>
+          <w:lang w:eastAsia="ru-RU"/>
+        </w:rPr>
+        <w:t>Copilot</w:t>
+      </w:r>
+      <w:proofErr w:type="spellEnd"/>
+      <w:r>
+        <w:rPr>
+          <w:lang w:eastAsia="ru-RU"/>
+        </w:rPr>
+        <w:t xml:space="preserve">, возможность делиться пространством. Сильные стороны: огромная экосистема расширений, отличная интеграция с </w:t>
+      </w:r>
+      <w:proofErr w:type="spellStart"/>
+      <w:r>
+        <w:rPr>
+          <w:lang w:eastAsia="ru-RU"/>
+        </w:rPr>
+        <w:t>git</w:t>
+      </w:r>
+      <w:proofErr w:type="spellEnd"/>
+      <w:r>
+        <w:rPr>
+          <w:lang w:eastAsia="ru-RU"/>
+        </w:rPr>
+        <w:t xml:space="preserve">, высокая надёжность. Слабые стороны: сильная зависимость от </w:t>
+      </w:r>
+      <w:proofErr w:type="spellStart"/>
+      <w:r>
+        <w:rPr>
+          <w:lang w:eastAsia="ru-RU"/>
+        </w:rPr>
+        <w:t>GitHub</w:t>
+      </w:r>
+      <w:proofErr w:type="spellEnd"/>
+      <w:r>
+        <w:rPr>
+          <w:lang w:eastAsia="ru-RU"/>
+        </w:rPr>
+        <w:t xml:space="preserve">, избыточность для простых совместных правок без сложного </w:t>
+      </w:r>
+      <w:proofErr w:type="spellStart"/>
+      <w:r>
+        <w:rPr>
+          <w:lang w:eastAsia="ru-RU"/>
+        </w:rPr>
+        <w:t>dev</w:t>
+      </w:r>
+      <w:proofErr w:type="spellEnd"/>
+      <w:r>
+        <w:rPr>
+          <w:lang w:eastAsia="ru-RU"/>
+        </w:rPr>
+        <w:t>-</w:t>
       </w:r>
       <w:r>
         <w:rPr>
@@ -2720,8 +2953,16 @@
         <w:rPr>
           <w:lang w:eastAsia="ru-RU"/>
         </w:rPr>
-        <w:t>Yandex Interview</w:t>
-      </w:r>
+        <w:t xml:space="preserve">Yandex </w:t>
+      </w:r>
+      <w:proofErr w:type="spellStart"/>
+      <w:r>
+        <w:rPr>
+          <w:lang w:eastAsia="ru-RU"/>
+        </w:rPr>
+        <w:t>Interview</w:t>
+      </w:r>
+      <w:proofErr w:type="spellEnd"/>
       <w:r>
         <w:rPr>
           <w:lang w:eastAsia="ru-RU"/>
@@ -2761,11 +3002,33 @@
           <w:lang w:eastAsia="ru-RU"/>
         </w:rPr>
       </w:pPr>
-      <w:r>
-        <w:rPr>
-          <w:lang w:eastAsia="ru-RU"/>
-        </w:rPr>
-        <w:t>StackBlitz и CodeSandbox – похожие браузерные редакторы, ориентированы в первую очередь на фронтенд-разработку мгновенный запуск, живо</w:t>
+      <w:proofErr w:type="spellStart"/>
+      <w:r>
+        <w:rPr>
+          <w:lang w:eastAsia="ru-RU"/>
+        </w:rPr>
+        <w:t>StackBlitz</w:t>
+      </w:r>
+      <w:proofErr w:type="spellEnd"/>
+      <w:r>
+        <w:rPr>
+          <w:lang w:eastAsia="ru-RU"/>
+        </w:rPr>
+        <w:t xml:space="preserve"> и </w:t>
+      </w:r>
+      <w:proofErr w:type="spellStart"/>
+      <w:r>
+        <w:rPr>
+          <w:lang w:eastAsia="ru-RU"/>
+        </w:rPr>
+        <w:t>CodeSandbox</w:t>
+      </w:r>
+      <w:proofErr w:type="spellEnd"/>
+      <w:r>
+        <w:rPr>
+          <w:lang w:eastAsia="ru-RU"/>
+        </w:rPr>
+        <w:t xml:space="preserve"> – похожие браузерные редакторы, ориентированы в первую очередь на фронтенд-разработку мгновенный запуск, живо</w:t>
       </w:r>
       <w:r>
         <w:rPr>
@@ -2777,7 +3040,21 @@
         <w:rPr>
           <w:lang w:eastAsia="ru-RU"/>
         </w:rPr>
-        <w:t xml:space="preserve"> превью. Совместное редактирование работает хорошо. Минусы: почти исключительно веб-фронтенд – поддержка бэкенда, баз данных или сложных языков (Go, Rust) либо отсутствует, либо очень ограничена</w:t>
+        <w:t xml:space="preserve"> превью. Совместное редактирование работает хорошо. Минусы: почти исключительно веб-фронтенд – поддержка бэкенда, баз данных или сложных языков (Go, </w:t>
+      </w:r>
+      <w:proofErr w:type="spellStart"/>
+      <w:r>
+        <w:rPr>
+          <w:lang w:eastAsia="ru-RU"/>
+        </w:rPr>
+        <w:t>Rust</w:t>
+      </w:r>
+      <w:proofErr w:type="spellEnd"/>
+      <w:r>
+        <w:rPr>
+          <w:lang w:eastAsia="ru-RU"/>
+        </w:rPr>
+        <w:t>) либо отсутствует, либо очень ограничена</w:t>
       </w:r>
       <w:r>
         <w:rPr>
@@ -2841,7 +3118,7 @@
       <w:pPr>
         <w:pStyle w:val="2"/>
       </w:pPr>
-      <w:bookmarkStart w:id="8" w:name="_Toc227625916"/>
+      <w:bookmarkStart w:id="8" w:name="_Toc227998880"/>
       <w:r>
         <w:t>Языки программирования, технологии</w:t>
       </w:r>
@@ -2863,7 +3140,63 @@
         <w:rPr>
           <w:rStyle w:val="a5"/>
         </w:rPr>
-        <w:t>Для реализации проекта выбраны языки Kotlin и Python, а также технологии Kotlin Multiplatform для фронтенда и Flask для бэкенда</w:t>
+        <w:t xml:space="preserve">Для реализации проекта выбраны языки </w:t>
+      </w:r>
+      <w:proofErr w:type="spellStart"/>
+      <w:r>
+        <w:rPr>
+          <w:rStyle w:val="a5"/>
+        </w:rPr>
+        <w:t>Kotlin</w:t>
+      </w:r>
+      <w:proofErr w:type="spellEnd"/>
+      <w:r>
+        <w:rPr>
+          <w:rStyle w:val="a5"/>
+        </w:rPr>
+        <w:t xml:space="preserve"> и Python, а также технологии </w:t>
+      </w:r>
+      <w:proofErr w:type="spellStart"/>
+      <w:r>
+        <w:rPr>
+          <w:rStyle w:val="a5"/>
+        </w:rPr>
+        <w:t>Kotlin</w:t>
+      </w:r>
+      <w:proofErr w:type="spellEnd"/>
+      <w:r>
+        <w:rPr>
+          <w:rStyle w:val="a5"/>
+        </w:rPr>
+        <w:t xml:space="preserve"> </w:t>
+      </w:r>
+      <w:proofErr w:type="spellStart"/>
+      <w:r>
+        <w:rPr>
+          <w:rStyle w:val="a5"/>
+        </w:rPr>
+        <w:t>Multiplatform</w:t>
+      </w:r>
+      <w:proofErr w:type="spellEnd"/>
+      <w:r>
+        <w:rPr>
+          <w:rStyle w:val="a5"/>
+        </w:rPr>
+        <w:t xml:space="preserve"> для фронтенда и </w:t>
+      </w:r>
+      <w:proofErr w:type="spellStart"/>
+      <w:r>
+        <w:rPr>
+          <w:rStyle w:val="a5"/>
+        </w:rPr>
+        <w:t>Flask</w:t>
+      </w:r>
+      <w:proofErr w:type="spellEnd"/>
+      <w:r>
+        <w:rPr>
+          <w:rStyle w:val="a5"/>
+        </w:rPr>
+        <w:t xml:space="preserve"> для бэкенда</w:t>
       </w:r>
       <w:r>
         <w:t>.</w:t>
@@ -3253,7 +3586,7 @@
       <w:pPr>
         <w:pStyle w:val="3"/>
       </w:pPr>
-      <w:bookmarkStart w:id="9" w:name="_Toc227625917"/>
+      <w:bookmarkStart w:id="9" w:name="_Toc227998881"/>
       <w:r>
         <w:t>Backend</w:t>
       </w:r>
@@ -3269,7 +3602,15 @@
         <w:pStyle w:val="a4"/>
       </w:pPr>
       <w:r>
-        <w:t>Для бекенда были использованы следующие технологии:</w:t>
+        <w:t xml:space="preserve">Для </w:t>
+      </w:r>
+      <w:proofErr w:type="spellStart"/>
+      <w:r>
+        <w:t>бекенда</w:t>
+      </w:r>
+      <w:proofErr w:type="spellEnd"/>
+      <w:r>
+        <w:t xml:space="preserve"> были использованы следующие технологии:</w:t>
       </w:r>
     </w:p>
     <w:p>
@@ -3300,13 +3641,71 @@
         <w:t>API</w:t>
       </w:r>
       <w:r>
-        <w:t xml:space="preserve"> – этот подход позволяет разделить фронтенд и бекенд. Это дает возможность переиспользовать сервер для разных клиентов. </w:t>
-      </w:r>
+        <w:t xml:space="preserve"> – этот подход позволяет разделить фронтенд и </w:t>
+      </w:r>
+      <w:proofErr w:type="spellStart"/>
+      <w:r>
+        <w:t>бекенд</w:t>
+      </w:r>
+      <w:proofErr w:type="spellEnd"/>
+      <w:r>
+        <w:t xml:space="preserve">. Это дает возможность переиспользовать сервер для разных клиентов. </w:t>
+      </w:r>
+      <w:proofErr w:type="spellStart"/>
       <w:r>
         <w:rPr>
           <w:lang w:val="en-US"/>
         </w:rPr>
-        <w:t xml:space="preserve">Такой сервер удобно тестировать. </w:t>
+        <w:t>Такой</w:t>
+      </w:r>
+      <w:proofErr w:type="spellEnd"/>
+      <w:r>
+        <w:rPr>
+          <w:lang w:val="en-US"/>
+        </w:rPr>
+        <w:t xml:space="preserve"> </w:t>
+      </w:r>
+      <w:proofErr w:type="spellStart"/>
+      <w:r>
+        <w:rPr>
+          <w:lang w:val="en-US"/>
+        </w:rPr>
+        <w:t>сервер</w:t>
+      </w:r>
+      <w:proofErr w:type="spellEnd"/>
+      <w:r>
+        <w:rPr>
+          <w:lang w:val="en-US"/>
+        </w:rPr>
+        <w:t xml:space="preserve"> </w:t>
+      </w:r>
+      <w:proofErr w:type="spellStart"/>
+      <w:r>
+        <w:rPr>
+          <w:lang w:val="en-US"/>
+        </w:rPr>
+        <w:t>удобно</w:t>
+      </w:r>
+      <w:proofErr w:type="spellEnd"/>
+      <w:r>
+        <w:rPr>
+          <w:lang w:val="en-US"/>
+        </w:rPr>
+        <w:t xml:space="preserve"> </w:t>
+      </w:r>
+      <w:proofErr w:type="spellStart"/>
+      <w:r>
+        <w:rPr>
+          <w:lang w:val="en-US"/>
+        </w:rPr>
+        <w:t>тестировать</w:t>
+      </w:r>
+      <w:proofErr w:type="spellEnd"/>
+      <w:r>
+        <w:rPr>
+          <w:lang w:val="en-US"/>
+        </w:rPr>
+        <w:t xml:space="preserve">. </w:t>
       </w:r>
     </w:p>
     <w:p>
@@ -3369,23 +3768,103 @@
       <w:r>
         <w:t xml:space="preserve">-запросами, что упрощает процесс разработки. </w:t>
       </w:r>
+      <w:proofErr w:type="spellStart"/>
       <w:r>
         <w:rPr>
           <w:lang w:val="en-US"/>
         </w:rPr>
-        <w:t>Этот подход автоматически защитит от SQL-инъекций.</w:t>
+        <w:t>Этот</w:t>
+      </w:r>
+      <w:proofErr w:type="spellEnd"/>
+      <w:r>
+        <w:rPr>
+          <w:lang w:val="en-US"/>
+        </w:rPr>
+        <w:t xml:space="preserve"> </w:t>
+      </w:r>
+      <w:proofErr w:type="spellStart"/>
+      <w:r>
+        <w:rPr>
+          <w:lang w:val="en-US"/>
+        </w:rPr>
+        <w:t>подход</w:t>
+      </w:r>
+      <w:proofErr w:type="spellEnd"/>
+      <w:r>
+        <w:rPr>
+          <w:lang w:val="en-US"/>
+        </w:rPr>
+        <w:t xml:space="preserve"> </w:t>
+      </w:r>
+      <w:proofErr w:type="spellStart"/>
+      <w:r>
+        <w:rPr>
+          <w:lang w:val="en-US"/>
+        </w:rPr>
+        <w:t>автоматически</w:t>
+      </w:r>
+      <w:proofErr w:type="spellEnd"/>
+      <w:r>
+        <w:rPr>
+          <w:lang w:val="en-US"/>
+        </w:rPr>
+        <w:t xml:space="preserve"> </w:t>
+      </w:r>
+      <w:proofErr w:type="spellStart"/>
+      <w:r>
+        <w:rPr>
+          <w:lang w:val="en-US"/>
+        </w:rPr>
+        <w:t>защитит</w:t>
+      </w:r>
+      <w:proofErr w:type="spellEnd"/>
+      <w:r>
+        <w:rPr>
+          <w:lang w:val="en-US"/>
+        </w:rPr>
+        <w:t xml:space="preserve"> </w:t>
+      </w:r>
+      <w:proofErr w:type="spellStart"/>
+      <w:r>
+        <w:rPr>
+          <w:lang w:val="en-US"/>
+        </w:rPr>
+        <w:t>от</w:t>
+      </w:r>
+      <w:proofErr w:type="spellEnd"/>
+      <w:r>
+        <w:rPr>
+          <w:lang w:val="en-US"/>
+        </w:rPr>
+        <w:t xml:space="preserve"> SQL-</w:t>
+      </w:r>
+      <w:proofErr w:type="spellStart"/>
+      <w:r>
+        <w:rPr>
+          <w:lang w:val="en-US"/>
+        </w:rPr>
+        <w:t>инъекций</w:t>
+      </w:r>
+      <w:proofErr w:type="spellEnd"/>
+      <w:r>
+        <w:rPr>
+          <w:lang w:val="en-US"/>
+        </w:rPr>
+        <w:t>.</w:t>
       </w:r>
     </w:p>
     <w:p>
       <w:pPr>
         <w:pStyle w:val="15"/>
       </w:pPr>
+      <w:proofErr w:type="spellStart"/>
       <w:r>
         <w:rPr>
           <w:lang w:val="en-US"/>
         </w:rPr>
         <w:t>SQLAlchemy</w:t>
       </w:r>
+      <w:proofErr w:type="spellEnd"/>
       <w:r>
         <w:t xml:space="preserve"> – уже интегрировано во </w:t>
       </w:r>
@@ -3444,12 +3923,14 @@
       <w:r>
         <w:t>-</w:t>
       </w:r>
+      <w:proofErr w:type="spellStart"/>
       <w:r>
         <w:rPr>
           <w:lang w:val="en-US"/>
         </w:rPr>
         <w:t>dotenv</w:t>
       </w:r>
+      <w:proofErr w:type="spellEnd"/>
       <w:r>
         <w:t xml:space="preserve"> – предназначен для защиты конфиденциальных данных.</w:t>
       </w:r>
@@ -3521,7 +4002,7 @@
       <w:pPr>
         <w:pStyle w:val="3"/>
       </w:pPr>
-      <w:bookmarkStart w:id="10" w:name="_Toc227625918"/>
+      <w:bookmarkStart w:id="10" w:name="_Toc227998882"/>
       <w:r>
         <w:t>Frontend</w:t>
       </w:r>
@@ -3544,8 +4025,21 @@
       <w:pPr>
         <w:pStyle w:val="15"/>
       </w:pPr>
-      <w:r>
-        <w:t xml:space="preserve">Kotlin – современный, статически типизированый язык программирования, являющийся стандартом для </w:t>
+      <w:proofErr w:type="spellStart"/>
+      <w:r>
+        <w:t>Kotlin</w:t>
+      </w:r>
+      <w:proofErr w:type="spellEnd"/>
+      <w:r>
+        <w:t xml:space="preserve"> – современный, статически </w:t>
+      </w:r>
+      <w:proofErr w:type="spellStart"/>
+      <w:r>
+        <w:t>типизированый</w:t>
+      </w:r>
+      <w:proofErr w:type="spellEnd"/>
+      <w:r>
+        <w:t xml:space="preserve"> язык программирования, являющийся стандартом для </w:t>
       </w:r>
       <w:r>
         <w:rPr>
@@ -3584,12 +4078,14 @@
       <w:pPr>
         <w:pStyle w:val="15"/>
       </w:pPr>
+      <w:proofErr w:type="spellStart"/>
       <w:r>
         <w:rPr>
           <w:lang w:val="en-US"/>
         </w:rPr>
         <w:t>Compose</w:t>
       </w:r>
+      <w:proofErr w:type="spellEnd"/>
       <w:r>
         <w:t xml:space="preserve"> </w:t>
       </w:r>
@@ -3607,12 +4103,14 @@
       <w:pPr>
         <w:pStyle w:val="15"/>
       </w:pPr>
+      <w:proofErr w:type="spellStart"/>
       <w:r>
         <w:rPr>
           <w:lang w:val="en-US"/>
         </w:rPr>
         <w:t>Ktor</w:t>
       </w:r>
+      <w:proofErr w:type="spellEnd"/>
       <w:r>
         <w:t>-</w:t>
       </w:r>
@@ -3623,7 +4121,15 @@
         <w:t>client</w:t>
       </w:r>
       <w:r>
-        <w:t xml:space="preserve"> – библиотека, основанная на корутинах, используется для работы с сетевыми запросами.</w:t>
+        <w:t xml:space="preserve"> – библиотека, основанная на </w:t>
+      </w:r>
+      <w:proofErr w:type="spellStart"/>
+      <w:r>
+        <w:t>корутинах</w:t>
+      </w:r>
+      <w:proofErr w:type="spellEnd"/>
+      <w:r>
+        <w:t>, используется для работы с сетевыми запросами.</w:t>
       </w:r>
     </w:p>
     <w:p>
@@ -3654,7 +4160,7 @@
       <w:pPr>
         <w:pStyle w:val="2"/>
       </w:pPr>
-      <w:bookmarkStart w:id="11" w:name="_Toc227625919"/>
+      <w:bookmarkStart w:id="11" w:name="_Toc227998883"/>
       <w:r>
         <w:t>Монетизация</w:t>
       </w:r>
@@ -3711,7 +4217,7 @@
       <w:pPr>
         <w:pStyle w:val="2"/>
       </w:pPr>
-      <w:bookmarkStart w:id="12" w:name="_Toc227625920"/>
+      <w:bookmarkStart w:id="12" w:name="_Toc227998884"/>
       <w:r>
         <w:t>Модель разработки</w:t>
       </w:r>
@@ -3827,7 +4333,15 @@
         <w:pStyle w:val="a4"/>
       </w:pPr>
       <w:r>
-        <w:t>Разработка велась в организации GitHub.</w:t>
+        <w:t xml:space="preserve">Разработка велась в организации </w:t>
+      </w:r>
+      <w:proofErr w:type="spellStart"/>
+      <w:r>
+        <w:t>GitHub</w:t>
+      </w:r>
+      <w:proofErr w:type="spellEnd"/>
+      <w:r>
+        <w:t>.</w:t>
       </w:r>
       <w:r>
         <w:t xml:space="preserve"> </w:t>
@@ -3934,8 +4448,43 @@
     </w:p>
     <w:p>
       <w:pPr>
+        <w:rPr>
+          <w:rFonts w:ascii="Times New Roman" w:hAnsi="Times New Roman"/>
+          <w:sz w:val="28"/>
+        </w:rPr>
+      </w:pPr>
+      <w:r>
+        <w:br w:type="page"/>
+      </w:r>
+    </w:p>
+    <w:p>
+      <w:pPr>
+        <w:pStyle w:val="1"/>
+      </w:pPr>
+      <w:bookmarkStart w:id="13" w:name="_Toc227998885"/>
+      <w:r>
+        <w:lastRenderedPageBreak/>
+        <w:t>Реализация</w:t>
+      </w:r>
+      <w:bookmarkEnd w:id="13"/>
+    </w:p>
+    <w:p>
+      <w:pPr>
         <w:pStyle w:val="a4"/>
-      </w:pPr>
+        <w:rPr>
+          <w:lang w:val="en-US"/>
+        </w:rPr>
+      </w:pPr>
+    </w:p>
+    <w:p>
+      <w:pPr>
+        <w:pStyle w:val="2"/>
+      </w:pPr>
+      <w:bookmarkStart w:id="14" w:name="_Toc227998886"/>
+      <w:r>
+        <w:t>Функциональные и нефункциональные требования</w:t>
+      </w:r>
+      <w:bookmarkEnd w:id="14"/>
     </w:p>
     <w:p>
       <w:pPr>
@@ -3946,135 +4495,11 @@
       <w:pPr>
         <w:pStyle w:val="a4"/>
       </w:pPr>
-    </w:p>
-    <w:p>
-      <w:pPr>
-        <w:pStyle w:val="a4"/>
-      </w:pPr>
-    </w:p>
-    <w:p>
-      <w:pPr>
-        <w:pStyle w:val="a4"/>
-      </w:pPr>
-    </w:p>
-    <w:p>
-      <w:pPr>
-        <w:pStyle w:val="a4"/>
-      </w:pPr>
-    </w:p>
-    <w:p>
-      <w:pPr>
-        <w:pStyle w:val="a4"/>
-      </w:pPr>
-    </w:p>
-    <w:p>
-      <w:pPr>
-        <w:pStyle w:val="a4"/>
-      </w:pPr>
-    </w:p>
-    <w:p>
-      <w:pPr>
-        <w:pStyle w:val="a4"/>
-      </w:pPr>
-    </w:p>
-    <w:p>
-      <w:pPr>
-        <w:pStyle w:val="a4"/>
-      </w:pPr>
-    </w:p>
-    <w:p>
-      <w:pPr>
-        <w:pStyle w:val="a4"/>
-      </w:pPr>
-    </w:p>
-    <w:p>
-      <w:pPr>
-        <w:pStyle w:val="a4"/>
-      </w:pPr>
-    </w:p>
-    <w:p>
-      <w:pPr>
-        <w:pStyle w:val="a4"/>
-      </w:pPr>
-    </w:p>
-    <w:p>
-      <w:pPr>
-        <w:pStyle w:val="a4"/>
-      </w:pPr>
-    </w:p>
-    <w:p>
-      <w:pPr>
-        <w:pStyle w:val="a4"/>
-      </w:pPr>
-    </w:p>
-    <w:p>
-      <w:pPr>
-        <w:pStyle w:val="a4"/>
-      </w:pPr>
-    </w:p>
-    <w:p>
-      <w:pPr>
-        <w:pStyle w:val="a4"/>
-      </w:pPr>
-    </w:p>
-    <w:p>
-      <w:pPr>
-        <w:pStyle w:val="a4"/>
-        <w:ind w:firstLine="0"/>
-      </w:pPr>
-    </w:p>
-    <w:p>
-      <w:pPr>
-        <w:pStyle w:val="a4"/>
-        <w:ind w:firstLine="0"/>
-      </w:pPr>
-    </w:p>
-    <w:p>
-      <w:pPr>
-        <w:pStyle w:val="1"/>
-      </w:pPr>
-      <w:bookmarkStart w:id="13" w:name="_Toc227625921"/>
-      <w:r>
-        <w:t>Реализация</w:t>
-      </w:r>
-      <w:bookmarkEnd w:id="13"/>
-    </w:p>
-    <w:p>
-      <w:pPr>
-        <w:pStyle w:val="a4"/>
-        <w:rPr>
-          <w:lang w:val="en-US"/>
-        </w:rPr>
-      </w:pPr>
-    </w:p>
-    <w:p>
-      <w:pPr>
-        <w:pStyle w:val="2"/>
-      </w:pPr>
-      <w:bookmarkStart w:id="14" w:name="_Toc227625922"/>
-      <w:r>
-        <w:t>Функциональные и нефункциональные требования</w:t>
-      </w:r>
-      <w:bookmarkEnd w:id="14"/>
-    </w:p>
-    <w:p>
-      <w:pPr>
-        <w:pStyle w:val="a4"/>
-      </w:pPr>
-    </w:p>
-    <w:p>
-      <w:pPr>
-        <w:pStyle w:val="a4"/>
-      </w:pPr>
       <w:r>
         <w:t xml:space="preserve">Функциональные требования: </w:t>
       </w:r>
       <w:r>
-        <w:t xml:space="preserve">Система должна обеспечивать регистрацию и авторизацию пользователей с возможностью последующего входа в личное рабочее пространство. После входа пользователь получает </w:t>
-      </w:r>
-      <w:r>
-        <w:lastRenderedPageBreak/>
-        <w:t>доступ к списку своих проектов, где он может создавать новые проекты, открывать существующие и удалять ненужные.</w:t>
+        <w:t>Система должна обеспечивать регистрацию и авторизацию пользователей с возможностью последующего входа в личное рабочее пространство. После входа пользователь получает доступ к списку своих проектов, где он может создавать новые проекты, открывать существующие и удалять ненужные.</w:t>
       </w:r>
     </w:p>
     <w:p>
@@ -4145,6 +4570,7 @@
         <w:rPr>
           <w:noProof/>
         </w:rPr>
+        <w:lastRenderedPageBreak/>
         <w:drawing>
           <wp:inline distT="0" distB="0" distL="0" distR="0" wp14:anchorId="7415FFDB" wp14:editId="5349CE26">
             <wp:extent cx="3733800" cy="4219257"/>
@@ -4390,8 +4816,14 @@
         <w:pStyle w:val="15"/>
       </w:pPr>
       <w:r>
-        <w:t>Данные пользователей должны сохраняться в базе данных PostgreSQL</w:t>
-      </w:r>
+        <w:lastRenderedPageBreak/>
+        <w:t xml:space="preserve">Данные пользователей должны сохраняться в базе данных </w:t>
+      </w:r>
+      <w:proofErr w:type="spellStart"/>
+      <w:r>
+        <w:t>PostgreSQL</w:t>
+      </w:r>
+      <w:proofErr w:type="spellEnd"/>
       <w:r>
         <w:t>.</w:t>
       </w:r>
@@ -4409,7 +4841,23 @@
         <w:pStyle w:val="15"/>
       </w:pPr>
       <w:r>
-        <w:t>Аутентификация пользователей должна осуществляться с использованием JWT-токенов (access и refresh).</w:t>
+        <w:t>Аутентификация пользователей должна осуществляться с использованием JWT-токенов (</w:t>
+      </w:r>
+      <w:proofErr w:type="spellStart"/>
+      <w:r>
+        <w:t>access</w:t>
+      </w:r>
+      <w:proofErr w:type="spellEnd"/>
+      <w:r>
+        <w:t xml:space="preserve"> и </w:t>
+      </w:r>
+      <w:proofErr w:type="spellStart"/>
+      <w:r>
+        <w:t>refresh</w:t>
+      </w:r>
+      <w:proofErr w:type="spellEnd"/>
+      <w:r>
+        <w:t>).</w:t>
       </w:r>
     </w:p>
     <w:p>
@@ -4445,7 +4893,7 @@
       <w:pPr>
         <w:pStyle w:val="2"/>
       </w:pPr>
-      <w:bookmarkStart w:id="15" w:name="_Toc227625923"/>
+      <w:bookmarkStart w:id="15" w:name="_Toc227998887"/>
       <w:r>
         <w:t>Архитектура</w:t>
       </w:r>
@@ -4455,7 +4903,7 @@
       <w:pPr>
         <w:pStyle w:val="3"/>
       </w:pPr>
-      <w:bookmarkStart w:id="16" w:name="_Toc227625924"/>
+      <w:bookmarkStart w:id="16" w:name="_Toc227998888"/>
       <w:r>
         <w:t>Backend</w:t>
       </w:r>
@@ -4471,7 +4919,15 @@
         <w:pStyle w:val="a4"/>
       </w:pPr>
       <w:r>
-        <w:t>Серверная часть построена с использованием фреймворка Flask на языке Python. Приложение реализовано как API-сервер, для передачи данных используется формат JSON.</w:t>
+        <w:t xml:space="preserve">Серверная часть построена с использованием фреймворка </w:t>
+      </w:r>
+      <w:proofErr w:type="spellStart"/>
+      <w:r>
+        <w:t>Flask</w:t>
+      </w:r>
+      <w:proofErr w:type="spellEnd"/>
+      <w:r>
+        <w:t xml:space="preserve"> на языке Python. Приложение реализовано как API-сервер, для передачи данных используется формат JSON.</w:t>
       </w:r>
     </w:p>
     <w:p>
@@ -4479,8 +4935,99 @@
         <w:pStyle w:val="a4"/>
       </w:pPr>
       <w:r>
+        <w:t xml:space="preserve">Код организован по модульному принципу. В модуле </w:t>
+      </w:r>
+      <w:proofErr w:type="spellStart"/>
+      <w:r>
+        <w:t>app</w:t>
+      </w:r>
+      <w:proofErr w:type="spellEnd"/>
+      <w:r>
+        <w:t xml:space="preserve"> выделено два основных уровня: </w:t>
+      </w:r>
+      <w:proofErr w:type="spellStart"/>
+      <w:r>
+        <w:t>shared</w:t>
+      </w:r>
+      <w:proofErr w:type="spellEnd"/>
+      <w:r>
+        <w:t xml:space="preserve"> и </w:t>
+      </w:r>
+      <w:proofErr w:type="spellStart"/>
+      <w:r>
+        <w:t>features</w:t>
+      </w:r>
+      <w:proofErr w:type="spellEnd"/>
+      <w:r>
+        <w:t>.</w:t>
+      </w:r>
+    </w:p>
+    <w:p>
+      <w:pPr>
+        <w:pStyle w:val="a4"/>
+      </w:pPr>
+      <w:r>
+        <w:t xml:space="preserve">Уровень </w:t>
+      </w:r>
+      <w:proofErr w:type="spellStart"/>
+      <w:r>
+        <w:t>shared</w:t>
+      </w:r>
+      <w:proofErr w:type="spellEnd"/>
+      <w:r>
+        <w:t xml:space="preserve"> содержит компоненты, которые не относятся к какой-то конкретной функции, а могут использоваться в любом месте программы. В </w:t>
+      </w:r>
+      <w:proofErr w:type="spellStart"/>
+      <w:r>
+        <w:t>shared</w:t>
+      </w:r>
+      <w:proofErr w:type="spellEnd"/>
+      <w:r>
+        <w:t xml:space="preserve"> находятся модели для работы с базой данных, константы приложения, настройки расширений (</w:t>
+      </w:r>
+      <w:proofErr w:type="spellStart"/>
+      <w:r>
+        <w:t>SQLAlchemy</w:t>
+      </w:r>
+      <w:proofErr w:type="spellEnd"/>
+      <w:r>
+        <w:t xml:space="preserve"> и другие), а также вспомогательные утилиты.</w:t>
+      </w:r>
+    </w:p>
+    <w:p>
+      <w:pPr>
+        <w:pStyle w:val="a4"/>
+      </w:pPr>
+      <w:r>
+        <w:t xml:space="preserve">Уровень </w:t>
+      </w:r>
+      <w:proofErr w:type="spellStart"/>
+      <w:r>
+        <w:t>features</w:t>
+      </w:r>
+      <w:proofErr w:type="spellEnd"/>
+      <w:r>
+        <w:t xml:space="preserve"> содержит основную бизнес-логику приложения. Каждый функциональный модуль имеет одинаковую внутреннюю структуру и отвечает за свою часть функционала. Внутри каждого модуля применяются паттерны репозиторий и сервис, что соответствует принципам SOLID. Репозиторий работает напрямую с базой данных и выполняет запросы. Сервис содержит бизнес-логику, получает данные из репозитория и </w:t>
+      </w:r>
+      <w:r>
         <w:lastRenderedPageBreak/>
-        <w:t>Код организован по модульному принципу. В модуле app выделено два основных уровня: shared и features.</w:t>
+        <w:t>обрабатывает их. Маршрутизатор (</w:t>
+      </w:r>
+      <w:proofErr w:type="spellStart"/>
+      <w:r>
+        <w:t>routes</w:t>
+      </w:r>
+      <w:proofErr w:type="spellEnd"/>
+      <w:r>
+        <w:t xml:space="preserve">) определяет </w:t>
+      </w:r>
+      <w:proofErr w:type="spellStart"/>
+      <w:r>
+        <w:t>эндпоинты</w:t>
+      </w:r>
+      <w:proofErr w:type="spellEnd"/>
+      <w:r>
+        <w:t xml:space="preserve"> данного модуля и вызывает соответствующие методы сервисов.</w:t>
       </w:r>
     </w:p>
     <w:p>
@@ -4488,7 +5035,15 @@
         <w:pStyle w:val="a4"/>
       </w:pPr>
       <w:r>
-        <w:t>Уровень shared содержит компоненты, которые не относятся к какой-то конкретной функции, а могут использоваться в любом месте программы. В shared находятся модели для работы с базой данных, константы приложения, настройки расширений (SQLAlchemy и другие), а также вспомогательные утилиты.</w:t>
+        <w:t xml:space="preserve">Для работы с базой данных используется ORM </w:t>
+      </w:r>
+      <w:proofErr w:type="spellStart"/>
+      <w:r>
+        <w:t>SQLAlchemy</w:t>
+      </w:r>
+      <w:proofErr w:type="spellEnd"/>
+      <w:r>
+        <w:t>. Это помогает защититься от SQL-инъекций, упрощает смену СУБД и позволяет работать с записями как с обычными Python-объектами.</w:t>
       </w:r>
     </w:p>
     <w:p>
@@ -4496,7 +5051,15 @@
         <w:pStyle w:val="a4"/>
       </w:pPr>
       <w:r>
-        <w:t>Уровень features содержит основную бизнес-логику приложения. Каждый функциональный модуль имеет одинаковую внутреннюю структуру и отвечает за свою часть функционала. Внутри каждого модуля применяются паттерны репозиторий и сервис, что соответствует принципам SOLID. Репозиторий работает напрямую с базой данных и выполняет запросы. Сервис содержит бизнес-логику, получает данные из репозитория и обрабатывает их. Маршрутизатор (routes) определяет эндпоинты данного модуля и вызывает соответствующие методы сервисов.</w:t>
+        <w:t xml:space="preserve">Структура базы данных может меняться в процессе разработки. Для контроля изменений используется </w:t>
+      </w:r>
+      <w:proofErr w:type="spellStart"/>
+      <w:r>
+        <w:t>Flask-Migrate</w:t>
+      </w:r>
+      <w:proofErr w:type="spellEnd"/>
+      <w:r>
+        <w:t>. Это помогает документировать смену версий базы данных, автоматизировать обновления и дает возможность откатить изменения при необходимости.</w:t>
       </w:r>
     </w:p>
     <w:p>
@@ -4504,7 +5067,31 @@
         <w:pStyle w:val="a4"/>
       </w:pPr>
       <w:r>
-        <w:t>Для работы с базой данных используется ORM SQLAlchemy. Это помогает защититься от SQL-инъекций, упрощает смену СУБД и позволяет работать с записями как с обычными Python-объектами.</w:t>
+        <w:t>В проекте реализовано модульное тестирование (</w:t>
+      </w:r>
+      <w:proofErr w:type="spellStart"/>
+      <w:r>
+        <w:t>unit</w:t>
+      </w:r>
+      <w:proofErr w:type="spellEnd"/>
+      <w:r>
+        <w:t xml:space="preserve">-тесты). Тесты помогают следить за тем, что при внесении изменений не была испорчена старая бизнес-логика. Тесты находятся в модуле </w:t>
+      </w:r>
+      <w:proofErr w:type="spellStart"/>
+      <w:r>
+        <w:t>tests</w:t>
+      </w:r>
+      <w:proofErr w:type="spellEnd"/>
+      <w:r>
+        <w:t xml:space="preserve">, где также применяется </w:t>
+      </w:r>
+      <w:proofErr w:type="spellStart"/>
+      <w:r>
+        <w:t>feature</w:t>
+      </w:r>
+      <w:proofErr w:type="spellEnd"/>
+      <w:r>
+        <w:t xml:space="preserve"> подход – структура тестов повторяет структуру самого приложения.</w:t>
       </w:r>
     </w:p>
     <w:p>
@@ -4512,7 +5099,20 @@
         <w:pStyle w:val="a4"/>
       </w:pPr>
       <w:r>
-        <w:t>Структура базы данных может меняться в процессе разработки. Для контроля изменений используется Flask-Migrate. Это помогает документировать смену версий базы данных, автоматизировать обновления и дает возможность откатить изменения при необходимости.</w:t>
+        <w:t xml:space="preserve">Для хранения конфиденциальной информации используются переменные окружения </w:t>
+      </w:r>
+      <w:proofErr w:type="gramStart"/>
+      <w:r>
+        <w:t>в .</w:t>
+      </w:r>
+      <w:proofErr w:type="spellStart"/>
+      <w:r>
+        <w:t>env</w:t>
+      </w:r>
+      <w:proofErr w:type="spellEnd"/>
+      <w:proofErr w:type="gramEnd"/>
+      <w:r>
+        <w:t xml:space="preserve"> файлах. Данные хранятся в формате ключ-значение. Это позволяет не хранить ключи, пароли от базы данных и другую важную информацию в коде.</w:t>
       </w:r>
     </w:p>
     <w:p>
@@ -4520,7 +5120,31 @@
         <w:pStyle w:val="a4"/>
       </w:pPr>
       <w:r>
-        <w:t>В проекте реализовано модульное тестирование (unit-тесты). Тесты помогают следить за тем, что при внесении изменений не была испорчена старая бизнес-логика. Тесты находятся в модуле tests, где также применяется feature подход – структура тестов повторяет структуру самого приложения.</w:t>
+        <w:t xml:space="preserve">Для командной работы и поддержки продукта в дальнейшем необходимо документировать код. Используется два способа документации. Во-первых, </w:t>
+      </w:r>
+      <w:proofErr w:type="spellStart"/>
+      <w:r>
+        <w:t>Flasgger</w:t>
+      </w:r>
+      <w:proofErr w:type="spellEnd"/>
+      <w:r>
+        <w:t xml:space="preserve"> для внешнего API – он автоматически генерирует документацию по </w:t>
+      </w:r>
+      <w:proofErr w:type="spellStart"/>
+      <w:r>
+        <w:t>эндпоинту</w:t>
+      </w:r>
+      <w:proofErr w:type="spellEnd"/>
+      <w:r>
+        <w:t xml:space="preserve"> на основе комментариев в коде. Во-вторых, </w:t>
+      </w:r>
+      <w:proofErr w:type="spellStart"/>
+      <w:r>
+        <w:t>Sphinx</w:t>
+      </w:r>
+      <w:proofErr w:type="spellEnd"/>
+      <w:r>
+        <w:t xml:space="preserve"> для внутренней бизнес-логики – он документирует функции, классы и методы.</w:t>
       </w:r>
     </w:p>
     <w:p>
@@ -4528,526 +5152,562 @@
         <w:pStyle w:val="a4"/>
       </w:pPr>
       <w:r>
-        <w:t>Для хранения конфиденциальной информации используются переменные окружения в .env файлах. Данные хранятся в формате ключ-значение. Это позволяет не хранить ключи, пароли от базы данных и другую важную информацию в коде.</w:t>
+        <w:t xml:space="preserve">Для авторизации пользователей применяется система JWT-токенов. Используется два типа токенов: </w:t>
+      </w:r>
+      <w:proofErr w:type="spellStart"/>
+      <w:r>
+        <w:t>access</w:t>
+      </w:r>
+      <w:proofErr w:type="spellEnd"/>
+      <w:r>
+        <w:t xml:space="preserve">-токен (короткоживущий, передается в каждом запросе для доступа к защищенным ресурсам) и </w:t>
+      </w:r>
+      <w:proofErr w:type="spellStart"/>
+      <w:r>
+        <w:t>refresh</w:t>
+      </w:r>
+      <w:proofErr w:type="spellEnd"/>
+      <w:r>
+        <w:t xml:space="preserve">-токен (долгоживущий, используется только для получения нового </w:t>
+      </w:r>
+      <w:proofErr w:type="spellStart"/>
+      <w:r>
+        <w:t>access</w:t>
+      </w:r>
+      <w:proofErr w:type="spellEnd"/>
+      <w:r>
+        <w:t>-токена без повторного ввода пароля).</w:t>
       </w:r>
     </w:p>
     <w:p>
       <w:pPr>
         <w:pStyle w:val="a4"/>
       </w:pPr>
+    </w:p>
+    <w:p>
+      <w:pPr>
+        <w:pStyle w:val="a4"/>
+      </w:pPr>
+    </w:p>
+    <w:p>
+      <w:pPr>
+        <w:pStyle w:val="3"/>
+      </w:pPr>
+      <w:bookmarkStart w:id="17" w:name="_Toc227998889"/>
       <w:r>
         <w:lastRenderedPageBreak/>
-        <w:t>Для командной работы и поддержки продукта в дальнейшем необходимо документировать код. Используется два способа документации. Во-первых, Flasgger для внешнего API – он автоматически генерирует документацию по эндпоинту на основе комментариев в коде. Во-вторых, Sphinx для внутренней бизнес-логики – он документирует функции, классы и методы.</w:t>
-      </w:r>
+        <w:t>Frontend</w:t>
+      </w:r>
+      <w:bookmarkEnd w:id="17"/>
     </w:p>
     <w:p>
       <w:pPr>
         <w:pStyle w:val="a4"/>
       </w:pPr>
-      <w:r>
-        <w:t>Для авторизации пользователей применяется система JWT-токенов. Используется два типа токенов: access-токен (короткоживущий, передается в каждом запросе для доступа к защищенным ресурсам) и refresh-токен (долгоживущий, используется только для получения нового access-токена без повторного ввода пароля).</w:t>
-      </w:r>
     </w:p>
     <w:p>
       <w:pPr>
         <w:pStyle w:val="a4"/>
       </w:pPr>
+      <w:r>
+        <w:t xml:space="preserve">Клиентская часть реализована на языке программирования </w:t>
+      </w:r>
+      <w:proofErr w:type="spellStart"/>
+      <w:r>
+        <w:t>Kotlin</w:t>
+      </w:r>
+      <w:proofErr w:type="spellEnd"/>
+      <w:r>
+        <w:t xml:space="preserve"> с использованием технологии </w:t>
+      </w:r>
+      <w:proofErr w:type="spellStart"/>
+      <w:r>
+        <w:t>Kotlin</w:t>
+      </w:r>
+      <w:proofErr w:type="spellEnd"/>
+      <w:r>
+        <w:t xml:space="preserve"> </w:t>
+      </w:r>
+      <w:proofErr w:type="spellStart"/>
+      <w:r>
+        <w:t>Multiplatform</w:t>
+      </w:r>
+      <w:proofErr w:type="spellEnd"/>
+      <w:r>
+        <w:t xml:space="preserve"> и фреймворка </w:t>
+      </w:r>
+      <w:proofErr w:type="spellStart"/>
+      <w:r>
+        <w:t>Compose</w:t>
+      </w:r>
+      <w:proofErr w:type="spellEnd"/>
+      <w:r>
+        <w:t xml:space="preserve"> </w:t>
+      </w:r>
+      <w:proofErr w:type="spellStart"/>
+      <w:r>
+        <w:t>Multiplatform</w:t>
+      </w:r>
+      <w:proofErr w:type="spellEnd"/>
+      <w:r>
+        <w:t>.</w:t>
+      </w:r>
     </w:p>
     <w:p>
       <w:pPr>
         <w:pStyle w:val="a4"/>
       </w:pPr>
-    </w:p>
-    <w:p>
-      <w:pPr>
-        <w:pStyle w:val="3"/>
-      </w:pPr>
-      <w:bookmarkStart w:id="17" w:name="_Toc227625925"/>
-      <w:r>
-        <w:t>Frontend</w:t>
-      </w:r>
-      <w:bookmarkEnd w:id="17"/>
+      <w:r>
+        <w:t xml:space="preserve">Структура проекта основана на </w:t>
+      </w:r>
+      <w:r>
+        <w:t>много</w:t>
+      </w:r>
+      <w:r>
+        <w:t>модульном принципе:</w:t>
+      </w:r>
+    </w:p>
+    <w:p>
+      <w:pPr>
+        <w:pStyle w:val="15"/>
+      </w:pPr>
+      <w:r>
+        <w:rPr>
+          <w:lang w:val="en-US"/>
+        </w:rPr>
+        <w:t>c</w:t>
+      </w:r>
+      <w:r>
+        <w:rPr>
+          <w:lang w:val="en-US"/>
+        </w:rPr>
+        <w:t>ore</w:t>
+      </w:r>
+      <w:r>
+        <w:t xml:space="preserve"> </w:t>
+      </w:r>
+      <w:r>
+        <w:t>–</w:t>
+      </w:r>
+      <w:r>
+        <w:t xml:space="preserve"> </w:t>
+      </w:r>
+      <w:r>
+        <w:t>хранит основные модули приложения.</w:t>
+      </w:r>
+    </w:p>
+    <w:p>
+      <w:pPr>
+        <w:pStyle w:val="15"/>
+      </w:pPr>
+      <w:r>
+        <w:rPr>
+          <w:lang w:val="en-US"/>
+        </w:rPr>
+        <w:t>core</w:t>
+      </w:r>
+      <w:r>
+        <w:t>/</w:t>
+      </w:r>
+      <w:r>
+        <w:rPr>
+          <w:lang w:val="en-US"/>
+        </w:rPr>
+        <w:t>common</w:t>
+      </w:r>
+      <w:r>
+        <w:t xml:space="preserve"> </w:t>
+      </w:r>
+      <w:r>
+        <w:t>–</w:t>
+      </w:r>
+      <w:r>
+        <w:t xml:space="preserve"> </w:t>
+      </w:r>
+      <w:r>
+        <w:t>содержит общую для всего приложения логику</w:t>
+      </w:r>
+      <w:r>
+        <w:t>.</w:t>
+      </w:r>
+    </w:p>
+    <w:p>
+      <w:pPr>
+        <w:pStyle w:val="15"/>
+      </w:pPr>
+      <w:r>
+        <w:rPr>
+          <w:lang w:val="en-US"/>
+        </w:rPr>
+        <w:t>core</w:t>
+      </w:r>
+      <w:r>
+        <w:t>/</w:t>
+      </w:r>
+      <w:r>
+        <w:rPr>
+          <w:lang w:val="en-US"/>
+        </w:rPr>
+        <w:t>data</w:t>
+      </w:r>
+      <w:r>
+        <w:t xml:space="preserve"> </w:t>
+      </w:r>
+      <w:r>
+        <w:t>–</w:t>
+      </w:r>
+      <w:r>
+        <w:t xml:space="preserve"> </w:t>
+      </w:r>
+      <w:r>
+        <w:t>содержит реализацию интерфейсов бизнес логики из модуля</w:t>
+      </w:r>
+      <w:r>
+        <w:t xml:space="preserve"> </w:t>
+      </w:r>
+      <w:r>
+        <w:rPr>
+          <w:lang w:val="en-US"/>
+        </w:rPr>
+        <w:t>core</w:t>
+      </w:r>
+      <w:r>
+        <w:t>/</w:t>
+      </w:r>
+      <w:r>
+        <w:rPr>
+          <w:lang w:val="en-US"/>
+        </w:rPr>
+        <w:t>domain</w:t>
+      </w:r>
+      <w:r>
+        <w:t>.</w:t>
+      </w:r>
+    </w:p>
+    <w:p>
+      <w:pPr>
+        <w:pStyle w:val="15"/>
+      </w:pPr>
+      <w:r>
+        <w:rPr>
+          <w:lang w:val="en-US"/>
+        </w:rPr>
+        <w:t>core</w:t>
+      </w:r>
+      <w:r>
+        <w:t>/</w:t>
+      </w:r>
+      <w:r>
+        <w:rPr>
+          <w:lang w:val="en-US"/>
+        </w:rPr>
+        <w:t>datastore</w:t>
+      </w:r>
+      <w:r>
+        <w:t xml:space="preserve"> </w:t>
+      </w:r>
+      <w:r>
+        <w:t>–</w:t>
+      </w:r>
+      <w:r>
+        <w:t xml:space="preserve"> </w:t>
+      </w:r>
+      <w:r>
+        <w:t xml:space="preserve">содержит механизмы </w:t>
+      </w:r>
+      <w:r>
+        <w:t>хранени</w:t>
+      </w:r>
+      <w:r>
+        <w:t>я</w:t>
+      </w:r>
+      <w:r>
+        <w:t xml:space="preserve"> данных и шифровани</w:t>
+      </w:r>
+      <w:r>
+        <w:t>я.</w:t>
+      </w:r>
+    </w:p>
+    <w:p>
+      <w:pPr>
+        <w:pStyle w:val="15"/>
+      </w:pPr>
+      <w:r>
+        <w:rPr>
+          <w:lang w:val="en-US"/>
+        </w:rPr>
+        <w:t>core</w:t>
+      </w:r>
+      <w:r>
+        <w:t>/</w:t>
+      </w:r>
+      <w:proofErr w:type="spellStart"/>
+      <w:r>
+        <w:rPr>
+          <w:lang w:val="en-US"/>
+        </w:rPr>
+        <w:t>designsystem</w:t>
+      </w:r>
+      <w:proofErr w:type="spellEnd"/>
+      <w:r>
+        <w:t xml:space="preserve"> </w:t>
+      </w:r>
+      <w:r>
+        <w:t xml:space="preserve">– </w:t>
+      </w:r>
+      <w:r>
+        <w:t xml:space="preserve">содержит </w:t>
+      </w:r>
+      <w:r>
+        <w:t>общие элементы пользовательского интерфейса приложения</w:t>
+      </w:r>
+      <w:r>
+        <w:t xml:space="preserve">. </w:t>
+      </w:r>
+    </w:p>
+    <w:p>
+      <w:pPr>
+        <w:pStyle w:val="15"/>
+      </w:pPr>
+      <w:r>
+        <w:rPr>
+          <w:lang w:val="en-US"/>
+        </w:rPr>
+        <w:t>core</w:t>
+      </w:r>
+      <w:r>
+        <w:t>/</w:t>
+      </w:r>
+      <w:r>
+        <w:rPr>
+          <w:lang w:val="en-US"/>
+        </w:rPr>
+        <w:t>domain</w:t>
+      </w:r>
+      <w:r>
+        <w:t xml:space="preserve"> </w:t>
+      </w:r>
+      <w:r>
+        <w:t xml:space="preserve">– </w:t>
+      </w:r>
+      <w:r>
+        <w:t xml:space="preserve">содержит </w:t>
+      </w:r>
+      <w:r>
+        <w:t>бизнес логик</w:t>
+      </w:r>
+      <w:r>
+        <w:t>у приложения.</w:t>
+      </w:r>
+    </w:p>
+    <w:p>
+      <w:pPr>
+        <w:pStyle w:val="15"/>
+      </w:pPr>
+      <w:r>
+        <w:rPr>
+          <w:lang w:val="en-US"/>
+        </w:rPr>
+        <w:t>core</w:t>
+      </w:r>
+      <w:r>
+        <w:t>/</w:t>
+      </w:r>
+      <w:r>
+        <w:rPr>
+          <w:lang w:val="en-US"/>
+        </w:rPr>
+        <w:t>model</w:t>
+      </w:r>
+      <w:r>
+        <w:t xml:space="preserve"> </w:t>
+      </w:r>
+      <w:r>
+        <w:t>–</w:t>
+      </w:r>
+      <w:r>
+        <w:t xml:space="preserve"> </w:t>
+      </w:r>
+      <w:r>
+        <w:t xml:space="preserve">содержит </w:t>
+      </w:r>
+      <w:r>
+        <w:t>модели бизнес логики</w:t>
+      </w:r>
+      <w:r>
+        <w:t>.</w:t>
+      </w:r>
+    </w:p>
+    <w:p>
+      <w:pPr>
+        <w:pStyle w:val="15"/>
+      </w:pPr>
+      <w:r>
+        <w:rPr>
+          <w:lang w:val="en-US"/>
+        </w:rPr>
+        <w:t>core</w:t>
+      </w:r>
+      <w:r>
+        <w:t>/</w:t>
+      </w:r>
+      <w:r>
+        <w:rPr>
+          <w:lang w:val="en-US"/>
+        </w:rPr>
+        <w:t>navigation</w:t>
+      </w:r>
+      <w:r>
+        <w:t xml:space="preserve"> </w:t>
+      </w:r>
+      <w:r>
+        <w:t>–</w:t>
+      </w:r>
+      <w:r>
+        <w:t xml:space="preserve"> </w:t>
+      </w:r>
+      <w:r>
+        <w:t>содержит все возможные маршруты приложения</w:t>
+      </w:r>
+      <w:r>
+        <w:t>.</w:t>
+      </w:r>
+    </w:p>
+    <w:p>
+      <w:pPr>
+        <w:pStyle w:val="15"/>
+      </w:pPr>
+      <w:r>
+        <w:rPr>
+          <w:lang w:val="en-US"/>
+        </w:rPr>
+        <w:t>core</w:t>
+      </w:r>
+      <w:r>
+        <w:t>/</w:t>
+      </w:r>
+      <w:r>
+        <w:rPr>
+          <w:lang w:val="en-US"/>
+        </w:rPr>
+        <w:t>network</w:t>
+      </w:r>
+      <w:r>
+        <w:t xml:space="preserve"> </w:t>
+      </w:r>
+      <w:r>
+        <w:t>–</w:t>
+      </w:r>
+      <w:r>
+        <w:t xml:space="preserve"> </w:t>
+      </w:r>
+      <w:r>
+        <w:t xml:space="preserve">содержит конечные точки и </w:t>
+      </w:r>
+      <w:r>
+        <w:t>реализаци</w:t>
+      </w:r>
+      <w:r>
+        <w:t>ю механизма отправки запросов в сеть.</w:t>
+      </w:r>
+    </w:p>
+    <w:p>
+      <w:pPr>
+        <w:pStyle w:val="15"/>
+      </w:pPr>
+      <w:r>
+        <w:rPr>
+          <w:lang w:val="en-US"/>
+        </w:rPr>
+        <w:t>a</w:t>
+      </w:r>
+      <w:r>
+        <w:rPr>
+          <w:lang w:val="en-US"/>
+        </w:rPr>
+        <w:t>pp</w:t>
+      </w:r>
+      <w:r>
+        <w:t xml:space="preserve"> </w:t>
+      </w:r>
+      <w:r>
+        <w:t>–</w:t>
+      </w:r>
+      <w:r>
+        <w:t xml:space="preserve"> является точкой входа </w:t>
+      </w:r>
+      <w:r>
+        <w:t>в приложение, инициализирует внедрение зависимостей и управляет глобальным состоянием окна</w:t>
+      </w:r>
+      <w:r>
+        <w:t>.</w:t>
+      </w:r>
+    </w:p>
+    <w:p>
+      <w:pPr>
+        <w:pStyle w:val="15"/>
+      </w:pPr>
+      <w:r>
+        <w:rPr>
+          <w:lang w:val="en-US"/>
+        </w:rPr>
+        <w:t>f</w:t>
+      </w:r>
+      <w:r>
+        <w:rPr>
+          <w:lang w:val="en-US"/>
+        </w:rPr>
+        <w:t>eatures</w:t>
+      </w:r>
+      <w:r>
+        <w:t xml:space="preserve"> </w:t>
+      </w:r>
+      <w:r>
+        <w:t>–</w:t>
+      </w:r>
+      <w:r>
+        <w:t xml:space="preserve"> содержит </w:t>
+      </w:r>
+      <w:r>
+        <w:t>модули</w:t>
+      </w:r>
+      <w:r>
+        <w:t xml:space="preserve"> с экранами приложения, каждый из которых </w:t>
+      </w:r>
+      <w:r>
+        <w:t>содержит само представление экрана, вью модель и необходимые только для этого экрана элементы пользовательского интерфейса.</w:t>
+      </w:r>
     </w:p>
     <w:p>
       <w:pPr>
         <w:pStyle w:val="a4"/>
       </w:pPr>
+      <w:r>
+        <w:t xml:space="preserve">Сетевое взаимодействие реализовано с помощью библиотеки </w:t>
+      </w:r>
+      <w:proofErr w:type="spellStart"/>
+      <w:r>
+        <w:t>Ktor-client</w:t>
+      </w:r>
+      <w:proofErr w:type="spellEnd"/>
+      <w:r>
+        <w:t xml:space="preserve">, так как данная библиотека основана на </w:t>
+      </w:r>
+      <w:proofErr w:type="spellStart"/>
+      <w:r>
+        <w:t>корутинах</w:t>
+      </w:r>
+      <w:proofErr w:type="spellEnd"/>
+      <w:r>
+        <w:t>, она позволяет работать с сетевыми запросами без блокировки основного потока.</w:t>
+      </w:r>
     </w:p>
     <w:p>
       <w:pPr>
         <w:pStyle w:val="a4"/>
       </w:pPr>
       <w:r>
-        <w:t xml:space="preserve">Клиентская часть реализована на языке программирования </w:t>
-      </w:r>
-      <w:r>
-        <w:t>Kotlin</w:t>
-      </w:r>
-      <w:r>
-        <w:t xml:space="preserve"> с использованием технологии </w:t>
-      </w:r>
-      <w:r>
-        <w:t>Kotlin</w:t>
-      </w:r>
-      <w:r>
-        <w:t xml:space="preserve"> </w:t>
-      </w:r>
-      <w:r>
-        <w:t>Multiplatform</w:t>
-      </w:r>
-      <w:r>
-        <w:t xml:space="preserve"> и фреймворка </w:t>
-      </w:r>
-      <w:r>
-        <w:t>Compose</w:t>
-      </w:r>
-      <w:r>
-        <w:t xml:space="preserve"> </w:t>
-      </w:r>
-      <w:r>
-        <w:t>Multiplatform</w:t>
-      </w:r>
-      <w:r>
-        <w:t>.</w:t>
-      </w:r>
-    </w:p>
-    <w:p>
-      <w:pPr>
-        <w:pStyle w:val="a4"/>
-      </w:pPr>
-      <w:r>
-        <w:t xml:space="preserve">Структура проекта основана на </w:t>
-      </w:r>
-      <w:r>
-        <w:t>много</w:t>
-      </w:r>
-      <w:r>
-        <w:t>модульном принципе:</w:t>
-      </w:r>
-    </w:p>
-    <w:p>
-      <w:pPr>
-        <w:pStyle w:val="15"/>
-      </w:pPr>
-      <w:r>
-        <w:rPr>
-          <w:lang w:val="en-US"/>
-        </w:rPr>
-        <w:t>c</w:t>
-      </w:r>
-      <w:r>
-        <w:rPr>
-          <w:lang w:val="en-US"/>
-        </w:rPr>
-        <w:t>ore</w:t>
-      </w:r>
-      <w:r>
-        <w:t xml:space="preserve"> </w:t>
-      </w:r>
-      <w:r>
-        <w:t>–</w:t>
-      </w:r>
-      <w:r>
-        <w:t xml:space="preserve"> </w:t>
-      </w:r>
-      <w:r>
-        <w:t>хранит основные модули приложения.</w:t>
-      </w:r>
-    </w:p>
-    <w:p>
-      <w:pPr>
-        <w:pStyle w:val="15"/>
-      </w:pPr>
-      <w:r>
-        <w:rPr>
-          <w:lang w:val="en-US"/>
-        </w:rPr>
-        <w:t>core</w:t>
-      </w:r>
-      <w:r>
-        <w:t>/</w:t>
-      </w:r>
-      <w:r>
-        <w:rPr>
-          <w:lang w:val="en-US"/>
-        </w:rPr>
-        <w:t>common</w:t>
-      </w:r>
-      <w:r>
-        <w:t xml:space="preserve"> </w:t>
-      </w:r>
-      <w:r>
-        <w:t>–</w:t>
-      </w:r>
-      <w:r>
-        <w:t xml:space="preserve"> </w:t>
-      </w:r>
-      <w:r>
-        <w:t>содержит общую для всего приложения логику</w:t>
-      </w:r>
-      <w:r>
-        <w:t>.</w:t>
-      </w:r>
-    </w:p>
-    <w:p>
-      <w:pPr>
-        <w:pStyle w:val="15"/>
-      </w:pPr>
-      <w:r>
-        <w:rPr>
-          <w:lang w:val="en-US"/>
-        </w:rPr>
-        <w:t>core</w:t>
-      </w:r>
-      <w:r>
-        <w:t>/</w:t>
-      </w:r>
-      <w:r>
-        <w:rPr>
-          <w:lang w:val="en-US"/>
-        </w:rPr>
-        <w:t>data</w:t>
-      </w:r>
-      <w:r>
-        <w:t xml:space="preserve"> </w:t>
-      </w:r>
-      <w:r>
-        <w:t>–</w:t>
-      </w:r>
-      <w:r>
-        <w:t xml:space="preserve"> </w:t>
-      </w:r>
-      <w:r>
-        <w:t>содержит реализацию интерфейсов бизнес логики из модуля</w:t>
-      </w:r>
-      <w:r>
-        <w:t xml:space="preserve"> </w:t>
-      </w:r>
-      <w:r>
-        <w:rPr>
-          <w:lang w:val="en-US"/>
-        </w:rPr>
-        <w:t>core</w:t>
-      </w:r>
-      <w:r>
-        <w:t>/</w:t>
-      </w:r>
-      <w:r>
-        <w:rPr>
-          <w:lang w:val="en-US"/>
-        </w:rPr>
-        <w:t>domain</w:t>
-      </w:r>
-      <w:r>
-        <w:t>.</w:t>
-      </w:r>
-    </w:p>
-    <w:p>
-      <w:pPr>
-        <w:pStyle w:val="15"/>
-      </w:pPr>
-      <w:r>
-        <w:rPr>
-          <w:lang w:val="en-US"/>
-        </w:rPr>
-        <w:t>core</w:t>
-      </w:r>
-      <w:r>
-        <w:t>/</w:t>
-      </w:r>
-      <w:r>
-        <w:rPr>
-          <w:lang w:val="en-US"/>
-        </w:rPr>
-        <w:t>datastore</w:t>
-      </w:r>
-      <w:r>
-        <w:t xml:space="preserve"> </w:t>
-      </w:r>
-      <w:r>
-        <w:t>–</w:t>
-      </w:r>
-      <w:r>
-        <w:t xml:space="preserve"> </w:t>
-      </w:r>
-      <w:r>
-        <w:t xml:space="preserve">содержит механизмы </w:t>
-      </w:r>
-      <w:r>
-        <w:t>хранени</w:t>
-      </w:r>
-      <w:r>
-        <w:t>я</w:t>
-      </w:r>
-      <w:r>
-        <w:t xml:space="preserve"> данных и шифровани</w:t>
-      </w:r>
-      <w:r>
-        <w:t>я.</w:t>
-      </w:r>
-    </w:p>
-    <w:p>
-      <w:pPr>
-        <w:pStyle w:val="15"/>
-      </w:pPr>
-      <w:r>
-        <w:rPr>
-          <w:lang w:val="en-US"/>
-        </w:rPr>
-        <w:t>core</w:t>
-      </w:r>
-      <w:r>
-        <w:t>/</w:t>
-      </w:r>
-      <w:r>
-        <w:rPr>
-          <w:lang w:val="en-US"/>
-        </w:rPr>
-        <w:t>designsystem</w:t>
-      </w:r>
-      <w:r>
-        <w:t xml:space="preserve"> </w:t>
-      </w:r>
-      <w:r>
-        <w:t xml:space="preserve">– </w:t>
-      </w:r>
-      <w:r>
-        <w:t xml:space="preserve">содержит </w:t>
-      </w:r>
-      <w:r>
-        <w:t>общие элементы пользовательского интерфейса приложения</w:t>
-      </w:r>
-      <w:r>
-        <w:t xml:space="preserve">. </w:t>
-      </w:r>
-    </w:p>
-    <w:p>
-      <w:pPr>
-        <w:pStyle w:val="15"/>
-      </w:pPr>
-      <w:r>
-        <w:rPr>
-          <w:lang w:val="en-US"/>
-        </w:rPr>
-        <w:t>core</w:t>
-      </w:r>
-      <w:r>
-        <w:t>/</w:t>
-      </w:r>
-      <w:r>
-        <w:rPr>
-          <w:lang w:val="en-US"/>
-        </w:rPr>
-        <w:t>domain</w:t>
-      </w:r>
-      <w:r>
-        <w:t xml:space="preserve"> </w:t>
-      </w:r>
-      <w:r>
-        <w:t xml:space="preserve">– </w:t>
-      </w:r>
-      <w:r>
-        <w:t xml:space="preserve">содержит </w:t>
-      </w:r>
-      <w:r>
-        <w:t>бизнес логик</w:t>
-      </w:r>
-      <w:r>
-        <w:t>у приложения.</w:t>
-      </w:r>
-    </w:p>
-    <w:p>
-      <w:pPr>
-        <w:pStyle w:val="15"/>
-      </w:pPr>
-      <w:r>
-        <w:rPr>
-          <w:lang w:val="en-US"/>
-        </w:rPr>
-        <w:t>core</w:t>
-      </w:r>
-      <w:r>
-        <w:t>/</w:t>
-      </w:r>
-      <w:r>
-        <w:rPr>
-          <w:lang w:val="en-US"/>
-        </w:rPr>
-        <w:t>model</w:t>
-      </w:r>
-      <w:r>
-        <w:t xml:space="preserve"> </w:t>
-      </w:r>
-      <w:r>
-        <w:t>–</w:t>
-      </w:r>
-      <w:r>
-        <w:t xml:space="preserve"> </w:t>
-      </w:r>
-      <w:r>
-        <w:t xml:space="preserve">содержит </w:t>
-      </w:r>
-      <w:r>
-        <w:t>модели бизнес логики</w:t>
-      </w:r>
-      <w:r>
-        <w:t>.</w:t>
-      </w:r>
-    </w:p>
-    <w:p>
-      <w:pPr>
-        <w:pStyle w:val="15"/>
-      </w:pPr>
-      <w:r>
-        <w:rPr>
-          <w:lang w:val="en-US"/>
-        </w:rPr>
         <w:lastRenderedPageBreak/>
-        <w:t>core</w:t>
-      </w:r>
-      <w:r>
-        <w:t>/</w:t>
-      </w:r>
-      <w:r>
-        <w:rPr>
-          <w:lang w:val="en-US"/>
-        </w:rPr>
-        <w:t>navigation</w:t>
-      </w:r>
-      <w:r>
-        <w:t xml:space="preserve"> </w:t>
-      </w:r>
-      <w:r>
-        <w:t>–</w:t>
-      </w:r>
-      <w:r>
-        <w:t xml:space="preserve"> </w:t>
-      </w:r>
-      <w:r>
-        <w:t>содержит все возможные маршруты приложения</w:t>
-      </w:r>
-      <w:r>
-        <w:t>.</w:t>
-      </w:r>
-    </w:p>
-    <w:p>
-      <w:pPr>
-        <w:pStyle w:val="15"/>
-      </w:pPr>
-      <w:r>
-        <w:rPr>
-          <w:lang w:val="en-US"/>
-        </w:rPr>
-        <w:t>core</w:t>
-      </w:r>
-      <w:r>
-        <w:t>/</w:t>
-      </w:r>
-      <w:r>
-        <w:rPr>
-          <w:lang w:val="en-US"/>
-        </w:rPr>
-        <w:t>network</w:t>
-      </w:r>
-      <w:r>
-        <w:t xml:space="preserve"> </w:t>
-      </w:r>
-      <w:r>
-        <w:t>–</w:t>
-      </w:r>
-      <w:r>
-        <w:t xml:space="preserve"> </w:t>
-      </w:r>
-      <w:r>
-        <w:t xml:space="preserve">содержит конечные точки и </w:t>
-      </w:r>
-      <w:r>
-        <w:t>реализаци</w:t>
-      </w:r>
-      <w:r>
-        <w:t>ю механизма отправки запросов в сеть.</w:t>
-      </w:r>
-    </w:p>
-    <w:p>
-      <w:pPr>
-        <w:pStyle w:val="15"/>
-      </w:pPr>
-      <w:r>
-        <w:rPr>
-          <w:lang w:val="en-US"/>
-        </w:rPr>
-        <w:t>a</w:t>
-      </w:r>
-      <w:r>
-        <w:rPr>
-          <w:lang w:val="en-US"/>
-        </w:rPr>
-        <w:t>pp</w:t>
-      </w:r>
-      <w:r>
-        <w:t xml:space="preserve"> </w:t>
-      </w:r>
-      <w:r>
-        <w:t>–</w:t>
-      </w:r>
-      <w:r>
-        <w:t xml:space="preserve"> является точкой входа </w:t>
-      </w:r>
-      <w:r>
-        <w:t>в приложение, инициализирует внедрение зависимостей и управляет глобальным состоянием окна</w:t>
-      </w:r>
-      <w:r>
-        <w:t>.</w:t>
-      </w:r>
-    </w:p>
-    <w:p>
-      <w:pPr>
-        <w:pStyle w:val="15"/>
-      </w:pPr>
-      <w:r>
-        <w:rPr>
-          <w:lang w:val="en-US"/>
-        </w:rPr>
-        <w:t>f</w:t>
-      </w:r>
-      <w:r>
-        <w:rPr>
-          <w:lang w:val="en-US"/>
-        </w:rPr>
-        <w:t>eatures</w:t>
-      </w:r>
-      <w:r>
-        <w:t xml:space="preserve"> </w:t>
-      </w:r>
-      <w:r>
-        <w:t>–</w:t>
-      </w:r>
-      <w:r>
-        <w:t xml:space="preserve"> содержит </w:t>
-      </w:r>
-      <w:r>
-        <w:t>модули</w:t>
-      </w:r>
-      <w:r>
-        <w:t xml:space="preserve"> с экранами приложения, каждый из которых </w:t>
-      </w:r>
-      <w:r>
-        <w:t>содержит само представление экрана, вью модель и необходимые только для этого экрана элементы пользовательского интерфейса.</w:t>
-      </w:r>
-    </w:p>
-    <w:p>
-      <w:pPr>
-        <w:pStyle w:val="a4"/>
-      </w:pPr>
-      <w:r>
-        <w:t>Сетевое взаимодействие реализовано с помощью библиотеки Ktor-client, так как данная библиотека основана на корутинах, она позволяет работать с сетевыми запросами без блокировки основного потока.</w:t>
-      </w:r>
-    </w:p>
-    <w:p>
-      <w:pPr>
-        <w:pStyle w:val="a4"/>
-      </w:pPr>
-      <w:r>
         <w:t>JWT-токен</w:t>
       </w:r>
       <w:r>
@@ -5117,7 +5777,7 @@
           <w:lang w:eastAsia="ar-SA"/>
         </w:rPr>
       </w:pPr>
-      <w:bookmarkStart w:id="19" w:name="_Toc227625926"/>
+      <w:bookmarkStart w:id="19" w:name="_Toc227998890"/>
       <w:r>
         <w:rPr>
           <w:lang w:eastAsia="ar-SA"/>
@@ -5161,8 +5821,13 @@
       <w:r>
         <w:t xml:space="preserve"> </w:t>
       </w:r>
-      <w:r>
-        <w:t xml:space="preserve">Tproger. </w:t>
+      <w:proofErr w:type="spellStart"/>
+      <w:r>
+        <w:t>Tproger</w:t>
+      </w:r>
+      <w:proofErr w:type="spellEnd"/>
+      <w:r>
+        <w:t xml:space="preserve">. </w:t>
       </w:r>
       <w:r>
         <w:t>–</w:t>
@@ -5185,8 +5850,18 @@
             <w:color w:val="auto"/>
             <w:u w:val="none"/>
           </w:rPr>
-          <w:t>https://tproger.ru/articles/oblachnye-ide--testiruem-luchwie-onlajn-redaktory-koda</w:t>
-        </w:r>
+          <w:t>https://tproger.ru/articles/oblachnye-ide--</w:t>
+        </w:r>
+        <w:proofErr w:type="spellStart"/>
+        <w:r>
+          <w:rPr>
+            <w:rStyle w:val="afa"/>
+            <w:color w:val="auto"/>
+            <w:u w:val="none"/>
+          </w:rPr>
+          <w:t>testiruem-luchwie-onlajn-redaktory-koda</w:t>
+        </w:r>
+        <w:proofErr w:type="spellEnd"/>
       </w:hyperlink>
       <w:r>
         <w:t xml:space="preserve"> (дата обращения: 11.03.2026).</w:t>
@@ -5225,7 +5900,7 @@
 </file>
 
 <file path=word/endnotes.xml><?xml version="1.0" encoding="utf-8"?>
-<w:endnotes xmlns:wpc="http://schemas.microsoft.com/office/word/2010/wordprocessingCanvas" xmlns:cx="http://schemas.microsoft.com/office/drawing/2014/chartex" xmlns:cx1="http://schemas.microsoft.com/office/drawing/2015/9/8/chartex" xmlns:cx2="http://schemas.microsoft.com/office/drawing/2015/10/21/chartex" xmlns:cx3="http://schemas.microsoft.com/office/drawing/2016/5/9/chartex" xmlns:cx4="http://schemas.microsoft.com/office/drawing/2016/5/10/chartex" xmlns:cx5="http://schemas.microsoft.com/office/drawing/2016/5/11/chartex" xmlns:cx6="http://schemas.microsoft.com/office/drawing/2016/5/12/chartex" xmlns:cx7="http://schemas.microsoft.com/office/drawing/2016/5/13/chartex" xmlns:cx8="http://schemas.microsoft.com/office/drawing/2016/5/14/chartex" xmlns:mc="http://schemas.openxmlformats.org/markup-compatibility/2006" xmlns:aink="http://schemas.microsoft.com/office/drawing/2016/ink" xmlns:am3d="http://schemas.microsoft.com/office/drawing/2017/model3d" xmlns:o="urn:schemas-microsoft-com:office:office" xmlns:r="http://schemas.openxmlformats.org/officeDocument/2006/relationships" xmlns:m="http://schemas.openxmlformats.org/officeDocument/2006/math" xmlns:v="urn:schemas-microsoft-com:vml" xmlns:wp14="http://schemas.microsoft.com/office/word/2010/wordprocessingDrawing" xmlns:wp="http://schemas.openxmlformats.org/drawingml/2006/wordprocessingDrawing" xmlns:w10="urn:schemas-microsoft-com:office:word" xmlns:w="http://schemas.openxmlformats.org/wordprocessingml/2006/main" xmlns:w14="http://schemas.microsoft.com/office/word/2010/wordml" xmlns:w15="http://schemas.microsoft.com/office/word/2012/wordml" xmlns:w16cex="http://schemas.microsoft.com/office/word/2018/wordml/cex" xmlns:w16cid="http://schemas.microsoft.com/office/word/2016/wordml/cid" xmlns:w16="http://schemas.microsoft.com/office/word/2018/wordml" xmlns:w16sdtdh="http://schemas.microsoft.com/office/word/2020/wordml/sdtdatahash" xmlns:w16se="http://schemas.microsoft.com/office/word/2015/wordml/symex" xmlns:wpg="http://schemas.microsoft.com/office/word/2010/wordprocessingGroup" xmlns:wpi="http://schemas.microsoft.com/office/word/2010/wordprocessingInk" xmlns:wne="http://schemas.microsoft.com/office/word/2006/wordml" xmlns:wps="http://schemas.microsoft.com/office/word/2010/wordprocessingShape" mc:Ignorable="w14 w15 w16se w16cid w16 w16cex w16sdtdh wp14">
+<w:endnotes xmlns:wpc="http://schemas.microsoft.com/office/word/2010/wordprocessingCanvas" xmlns:cx="http://schemas.microsoft.com/office/drawing/2014/chartex" xmlns:cx1="http://schemas.microsoft.com/office/drawing/2015/9/8/chartex" xmlns:cx2="http://schemas.microsoft.com/office/drawing/2015/10/21/chartex" xmlns:cx3="http://schemas.microsoft.com/office/drawing/2016/5/9/chartex" xmlns:cx4="http://schemas.microsoft.com/office/drawing/2016/5/10/chartex" xmlns:cx5="http://schemas.microsoft.com/office/drawing/2016/5/11/chartex" xmlns:cx6="http://schemas.microsoft.com/office/drawing/2016/5/12/chartex" xmlns:cx7="http://schemas.microsoft.com/office/drawing/2016/5/13/chartex" xmlns:cx8="http://schemas.microsoft.com/office/drawing/2016/5/14/chartex" xmlns:mc="http://schemas.openxmlformats.org/markup-compatibility/2006" xmlns:aink="http://schemas.microsoft.com/office/drawing/2016/ink" xmlns:am3d="http://schemas.microsoft.com/office/drawing/2017/model3d" xmlns:o="urn:schemas-microsoft-com:office:office" xmlns:oel="http://schemas.microsoft.com/office/2019/extlst" xmlns:r="http://schemas.openxmlformats.org/officeDocument/2006/relationships" xmlns:m="http://schemas.openxmlformats.org/officeDocument/2006/math" xmlns:v="urn:schemas-microsoft-com:vml" xmlns:wp14="http://schemas.microsoft.com/office/word/2010/wordprocessingDrawing" xmlns:wp="http://schemas.openxmlformats.org/drawingml/2006/wordprocessingDrawing" xmlns:w10="urn:schemas-microsoft-com:office:word" xmlns:w="http://schemas.openxmlformats.org/wordprocessingml/2006/main" xmlns:w14="http://schemas.microsoft.com/office/word/2010/wordml" xmlns:w15="http://schemas.microsoft.com/office/word/2012/wordml" xmlns:w16cex="http://schemas.microsoft.com/office/word/2018/wordml/cex" xmlns:w16cid="http://schemas.microsoft.com/office/word/2016/wordml/cid" xmlns:w16="http://schemas.microsoft.com/office/word/2018/wordml" xmlns:w16du="http://schemas.microsoft.com/office/word/2023/wordml/word16du" xmlns:w16sdtdh="http://schemas.microsoft.com/office/word/2020/wordml/sdtdatahash" xmlns:w16sdtfl="http://schemas.microsoft.com/office/word/2024/wordml/sdtformatlock" xmlns:w16se="http://schemas.microsoft.com/office/word/2015/wordml/symex" xmlns:wpg="http://schemas.microsoft.com/office/word/2010/wordprocessingGroup" xmlns:wpi="http://schemas.microsoft.com/office/word/2010/wordprocessingInk" xmlns:wne="http://schemas.microsoft.com/office/word/2006/wordml" xmlns:wps="http://schemas.microsoft.com/office/word/2010/wordprocessingShape" mc:Ignorable="w14 w15 w16se w16cid w16 w16cex w16sdtdh w16sdtfl w16du wp14">
   <w:endnote w:type="separator" w:id="-1">
     <w:p>
       <w:pPr>
@@ -5250,7 +5925,7 @@
 </file>
 
 <file path=word/footer1.xml><?xml version="1.0" encoding="utf-8"?>
-<w:ftr xmlns:wpc="http://schemas.microsoft.com/office/word/2010/wordprocessingCanvas" xmlns:cx="http://schemas.microsoft.com/office/drawing/2014/chartex" xmlns:cx1="http://schemas.microsoft.com/office/drawing/2015/9/8/chartex" xmlns:cx2="http://schemas.microsoft.com/office/drawing/2015/10/21/chartex" xmlns:cx3="http://schemas.microsoft.com/office/drawing/2016/5/9/chartex" xmlns:cx4="http://schemas.microsoft.com/office/drawing/2016/5/10/chartex" xmlns:cx5="http://schemas.microsoft.com/office/drawing/2016/5/11/chartex" xmlns:cx6="http://schemas.microsoft.com/office/drawing/2016/5/12/chartex" xmlns:cx7="http://schemas.microsoft.com/office/drawing/2016/5/13/chartex" xmlns:cx8="http://schemas.microsoft.com/office/drawing/2016/5/14/chartex" xmlns:mc="http://schemas.openxmlformats.org/markup-compatibility/2006" xmlns:aink="http://schemas.microsoft.com/office/drawing/2016/ink" xmlns:am3d="http://schemas.microsoft.com/office/drawing/2017/model3d" xmlns:o="urn:schemas-microsoft-com:office:office" xmlns:r="http://schemas.openxmlformats.org/officeDocument/2006/relationships" xmlns:m="http://schemas.openxmlformats.org/officeDocument/2006/math" xmlns:v="urn:schemas-microsoft-com:vml" xmlns:wp14="http://schemas.microsoft.com/office/word/2010/wordprocessingDrawing" xmlns:wp="http://schemas.openxmlformats.org/drawingml/2006/wordprocessingDrawing" xmlns:w10="urn:schemas-microsoft-com:office:word" xmlns:w="http://schemas.openxmlformats.org/wordprocessingml/2006/main" xmlns:w14="http://schemas.microsoft.com/office/word/2010/wordml" xmlns:w15="http://schemas.microsoft.com/office/word/2012/wordml" xmlns:w16cex="http://schemas.microsoft.com/office/word/2018/wordml/cex" xmlns:w16cid="http://schemas.microsoft.com/office/word/2016/wordml/cid" xmlns:w16="http://schemas.microsoft.com/office/word/2018/wordml" xmlns:w16sdtdh="http://schemas.microsoft.com/office/word/2020/wordml/sdtdatahash" xmlns:w16se="http://schemas.microsoft.com/office/word/2015/wordml/symex" xmlns:wpg="http://schemas.microsoft.com/office/word/2010/wordprocessingGroup" xmlns:wpi="http://schemas.microsoft.com/office/word/2010/wordprocessingInk" xmlns:wne="http://schemas.microsoft.com/office/word/2006/wordml" xmlns:wps="http://schemas.microsoft.com/office/word/2010/wordprocessingShape" mc:Ignorable="w14 w15 w16se w16cid w16 w16cex w16sdtdh wp14">
+<w:ftr xmlns:wpc="http://schemas.microsoft.com/office/word/2010/wordprocessingCanvas" xmlns:cx="http://schemas.microsoft.com/office/drawing/2014/chartex" xmlns:cx1="http://schemas.microsoft.com/office/drawing/2015/9/8/chartex" xmlns:cx2="http://schemas.microsoft.com/office/drawing/2015/10/21/chartex" xmlns:cx3="http://schemas.microsoft.com/office/drawing/2016/5/9/chartex" xmlns:cx4="http://schemas.microsoft.com/office/drawing/2016/5/10/chartex" xmlns:cx5="http://schemas.microsoft.com/office/drawing/2016/5/11/chartex" xmlns:cx6="http://schemas.microsoft.com/office/drawing/2016/5/12/chartex" xmlns:cx7="http://schemas.microsoft.com/office/drawing/2016/5/13/chartex" xmlns:cx8="http://schemas.microsoft.com/office/drawing/2016/5/14/chartex" xmlns:mc="http://schemas.openxmlformats.org/markup-compatibility/2006" xmlns:aink="http://schemas.microsoft.com/office/drawing/2016/ink" xmlns:am3d="http://schemas.microsoft.com/office/drawing/2017/model3d" xmlns:o="urn:schemas-microsoft-com:office:office" xmlns:oel="http://schemas.microsoft.com/office/2019/extlst" xmlns:r="http://schemas.openxmlformats.org/officeDocument/2006/relationships" xmlns:m="http://schemas.openxmlformats.org/officeDocument/2006/math" xmlns:v="urn:schemas-microsoft-com:vml" xmlns:wp14="http://schemas.microsoft.com/office/word/2010/wordprocessingDrawing" xmlns:wp="http://schemas.openxmlformats.org/drawingml/2006/wordprocessingDrawing" xmlns:w10="urn:schemas-microsoft-com:office:word" xmlns:w="http://schemas.openxmlformats.org/wordprocessingml/2006/main" xmlns:w14="http://schemas.microsoft.com/office/word/2010/wordml" xmlns:w15="http://schemas.microsoft.com/office/word/2012/wordml" xmlns:w16cex="http://schemas.microsoft.com/office/word/2018/wordml/cex" xmlns:w16cid="http://schemas.microsoft.com/office/word/2016/wordml/cid" xmlns:w16="http://schemas.microsoft.com/office/word/2018/wordml" xmlns:w16du="http://schemas.microsoft.com/office/word/2023/wordml/word16du" xmlns:w16sdtdh="http://schemas.microsoft.com/office/word/2020/wordml/sdtdatahash" xmlns:w16sdtfl="http://schemas.microsoft.com/office/word/2024/wordml/sdtformatlock" xmlns:w16se="http://schemas.microsoft.com/office/word/2015/wordml/symex" xmlns:wpg="http://schemas.microsoft.com/office/word/2010/wordprocessingGroup" xmlns:wpi="http://schemas.microsoft.com/office/word/2010/wordprocessingInk" xmlns:wne="http://schemas.microsoft.com/office/word/2006/wordml" xmlns:wps="http://schemas.microsoft.com/office/word/2010/wordprocessingShape" mc:Ignorable="w14 w15 w16se w16cid w16 w16cex w16sdtdh w16sdtfl w16du wp14">
   <w:p>
     <w:pPr>
       <w:pStyle w:val="a8"/>
@@ -5260,7 +5935,7 @@
 </file>
 
 <file path=word/footer2.xml><?xml version="1.0" encoding="utf-8"?>
-<w:ftr xmlns:wpc="http://schemas.microsoft.com/office/word/2010/wordprocessingCanvas" xmlns:cx="http://schemas.microsoft.com/office/drawing/2014/chartex" xmlns:cx1="http://schemas.microsoft.com/office/drawing/2015/9/8/chartex" xmlns:cx2="http://schemas.microsoft.com/office/drawing/2015/10/21/chartex" xmlns:cx3="http://schemas.microsoft.com/office/drawing/2016/5/9/chartex" xmlns:cx4="http://schemas.microsoft.com/office/drawing/2016/5/10/chartex" xmlns:cx5="http://schemas.microsoft.com/office/drawing/2016/5/11/chartex" xmlns:cx6="http://schemas.microsoft.com/office/drawing/2016/5/12/chartex" xmlns:cx7="http://schemas.microsoft.com/office/drawing/2016/5/13/chartex" xmlns:cx8="http://schemas.microsoft.com/office/drawing/2016/5/14/chartex" xmlns:mc="http://schemas.openxmlformats.org/markup-compatibility/2006" xmlns:aink="http://schemas.microsoft.com/office/drawing/2016/ink" xmlns:am3d="http://schemas.microsoft.com/office/drawing/2017/model3d" xmlns:o="urn:schemas-microsoft-com:office:office" xmlns:r="http://schemas.openxmlformats.org/officeDocument/2006/relationships" xmlns:m="http://schemas.openxmlformats.org/officeDocument/2006/math" xmlns:v="urn:schemas-microsoft-com:vml" xmlns:wp14="http://schemas.microsoft.com/office/word/2010/wordprocessingDrawing" xmlns:wp="http://schemas.openxmlformats.org/drawingml/2006/wordprocessingDrawing" xmlns:w10="urn:schemas-microsoft-com:office:word" xmlns:w="http://schemas.openxmlformats.org/wordprocessingml/2006/main" xmlns:w14="http://schemas.microsoft.com/office/word/2010/wordml" xmlns:w15="http://schemas.microsoft.com/office/word/2012/wordml" xmlns:w16cex="http://schemas.microsoft.com/office/word/2018/wordml/cex" xmlns:w16cid="http://schemas.microsoft.com/office/word/2016/wordml/cid" xmlns:w16="http://schemas.microsoft.com/office/word/2018/wordml" xmlns:w16sdtdh="http://schemas.microsoft.com/office/word/2020/wordml/sdtdatahash" xmlns:w16se="http://schemas.microsoft.com/office/word/2015/wordml/symex" xmlns:wpg="http://schemas.microsoft.com/office/word/2010/wordprocessingGroup" xmlns:wpi="http://schemas.microsoft.com/office/word/2010/wordprocessingInk" xmlns:wne="http://schemas.microsoft.com/office/word/2006/wordml" xmlns:wps="http://schemas.microsoft.com/office/word/2010/wordprocessingShape" mc:Ignorable="w14 w15 w16se w16cid w16 w16cex w16sdtdh wp14">
+<w:ftr xmlns:wpc="http://schemas.microsoft.com/office/word/2010/wordprocessingCanvas" xmlns:cx="http://schemas.microsoft.com/office/drawing/2014/chartex" xmlns:cx1="http://schemas.microsoft.com/office/drawing/2015/9/8/chartex" xmlns:cx2="http://schemas.microsoft.com/office/drawing/2015/10/21/chartex" xmlns:cx3="http://schemas.microsoft.com/office/drawing/2016/5/9/chartex" xmlns:cx4="http://schemas.microsoft.com/office/drawing/2016/5/10/chartex" xmlns:cx5="http://schemas.microsoft.com/office/drawing/2016/5/11/chartex" xmlns:cx6="http://schemas.microsoft.com/office/drawing/2016/5/12/chartex" xmlns:cx7="http://schemas.microsoft.com/office/drawing/2016/5/13/chartex" xmlns:cx8="http://schemas.microsoft.com/office/drawing/2016/5/14/chartex" xmlns:mc="http://schemas.openxmlformats.org/markup-compatibility/2006" xmlns:aink="http://schemas.microsoft.com/office/drawing/2016/ink" xmlns:am3d="http://schemas.microsoft.com/office/drawing/2017/model3d" xmlns:o="urn:schemas-microsoft-com:office:office" xmlns:oel="http://schemas.microsoft.com/office/2019/extlst" xmlns:r="http://schemas.openxmlformats.org/officeDocument/2006/relationships" xmlns:m="http://schemas.openxmlformats.org/officeDocument/2006/math" xmlns:v="urn:schemas-microsoft-com:vml" xmlns:wp14="http://schemas.microsoft.com/office/word/2010/wordprocessingDrawing" xmlns:wp="http://schemas.openxmlformats.org/drawingml/2006/wordprocessingDrawing" xmlns:w10="urn:schemas-microsoft-com:office:word" xmlns:w="http://schemas.openxmlformats.org/wordprocessingml/2006/main" xmlns:w14="http://schemas.microsoft.com/office/word/2010/wordml" xmlns:w15="http://schemas.microsoft.com/office/word/2012/wordml" xmlns:w16cex="http://schemas.microsoft.com/office/word/2018/wordml/cex" xmlns:w16cid="http://schemas.microsoft.com/office/word/2016/wordml/cid" xmlns:w16="http://schemas.microsoft.com/office/word/2018/wordml" xmlns:w16du="http://schemas.microsoft.com/office/word/2023/wordml/word16du" xmlns:w16sdtdh="http://schemas.microsoft.com/office/word/2020/wordml/sdtdatahash" xmlns:w16sdtfl="http://schemas.microsoft.com/office/word/2024/wordml/sdtformatlock" xmlns:w16se="http://schemas.microsoft.com/office/word/2015/wordml/symex" xmlns:wpg="http://schemas.microsoft.com/office/word/2010/wordprocessingGroup" xmlns:wpi="http://schemas.microsoft.com/office/word/2010/wordprocessingInk" xmlns:wne="http://schemas.microsoft.com/office/word/2006/wordml" xmlns:wps="http://schemas.microsoft.com/office/word/2010/wordprocessingShape" mc:Ignorable="w14 w15 w16se w16cid w16 w16cex w16sdtdh w16sdtfl w16du wp14">
   <w:sdt>
     <w:sdtPr>
       <w:id w:val="-1731300016"/>
@@ -5269,7 +5944,6 @@
         <w:docPartUnique/>
       </w:docPartObj>
     </w:sdtPr>
-    <w:sdtEndPr/>
     <w:sdtContent>
       <w:p>
         <w:pPr>
@@ -5306,7 +5980,7 @@
 </file>
 
 <file path=word/footer3.xml><?xml version="1.0" encoding="utf-8"?>
-<w:ftr xmlns:wpc="http://schemas.microsoft.com/office/word/2010/wordprocessingCanvas" xmlns:cx="http://schemas.microsoft.com/office/drawing/2014/chartex" xmlns:cx1="http://schemas.microsoft.com/office/drawing/2015/9/8/chartex" xmlns:cx2="http://schemas.microsoft.com/office/drawing/2015/10/21/chartex" xmlns:cx3="http://schemas.microsoft.com/office/drawing/2016/5/9/chartex" xmlns:cx4="http://schemas.microsoft.com/office/drawing/2016/5/10/chartex" xmlns:cx5="http://schemas.microsoft.com/office/drawing/2016/5/11/chartex" xmlns:cx6="http://schemas.microsoft.com/office/drawing/2016/5/12/chartex" xmlns:cx7="http://schemas.microsoft.com/office/drawing/2016/5/13/chartex" xmlns:cx8="http://schemas.microsoft.com/office/drawing/2016/5/14/chartex" xmlns:mc="http://schemas.openxmlformats.org/markup-compatibility/2006" xmlns:aink="http://schemas.microsoft.com/office/drawing/2016/ink" xmlns:am3d="http://schemas.microsoft.com/office/drawing/2017/model3d" xmlns:o="urn:schemas-microsoft-com:office:office" xmlns:r="http://schemas.openxmlformats.org/officeDocument/2006/relationships" xmlns:m="http://schemas.openxmlformats.org/officeDocument/2006/math" xmlns:v="urn:schemas-microsoft-com:vml" xmlns:wp14="http://schemas.microsoft.com/office/word/2010/wordprocessingDrawing" xmlns:wp="http://schemas.openxmlformats.org/drawingml/2006/wordprocessingDrawing" xmlns:w10="urn:schemas-microsoft-com:office:word" xmlns:w="http://schemas.openxmlformats.org/wordprocessingml/2006/main" xmlns:w14="http://schemas.microsoft.com/office/word/2010/wordml" xmlns:w15="http://schemas.microsoft.com/office/word/2012/wordml" xmlns:w16cex="http://schemas.microsoft.com/office/word/2018/wordml/cex" xmlns:w16cid="http://schemas.microsoft.com/office/word/2016/wordml/cid" xmlns:w16="http://schemas.microsoft.com/office/word/2018/wordml" xmlns:w16sdtdh="http://schemas.microsoft.com/office/word/2020/wordml/sdtdatahash" xmlns:w16se="http://schemas.microsoft.com/office/word/2015/wordml/symex" xmlns:wpg="http://schemas.microsoft.com/office/word/2010/wordprocessingGroup" xmlns:wpi="http://schemas.microsoft.com/office/word/2010/wordprocessingInk" xmlns:wne="http://schemas.microsoft.com/office/word/2006/wordml" xmlns:wps="http://schemas.microsoft.com/office/word/2010/wordprocessingShape" mc:Ignorable="w14 w15 w16se w16cid w16 w16cex w16sdtdh wp14">
+<w:ftr xmlns:wpc="http://schemas.microsoft.com/office/word/2010/wordprocessingCanvas" xmlns:cx="http://schemas.microsoft.com/office/drawing/2014/chartex" xmlns:cx1="http://schemas.microsoft.com/office/drawing/2015/9/8/chartex" xmlns:cx2="http://schemas.microsoft.com/office/drawing/2015/10/21/chartex" xmlns:cx3="http://schemas.microsoft.com/office/drawing/2016/5/9/chartex" xmlns:cx4="http://schemas.microsoft.com/office/drawing/2016/5/10/chartex" xmlns:cx5="http://schemas.microsoft.com/office/drawing/2016/5/11/chartex" xmlns:cx6="http://schemas.microsoft.com/office/drawing/2016/5/12/chartex" xmlns:cx7="http://schemas.microsoft.com/office/drawing/2016/5/13/chartex" xmlns:cx8="http://schemas.microsoft.com/office/drawing/2016/5/14/chartex" xmlns:mc="http://schemas.openxmlformats.org/markup-compatibility/2006" xmlns:aink="http://schemas.microsoft.com/office/drawing/2016/ink" xmlns:am3d="http://schemas.microsoft.com/office/drawing/2017/model3d" xmlns:o="urn:schemas-microsoft-com:office:office" xmlns:oel="http://schemas.microsoft.com/office/2019/extlst" xmlns:r="http://schemas.openxmlformats.org/officeDocument/2006/relationships" xmlns:m="http://schemas.openxmlformats.org/officeDocument/2006/math" xmlns:v="urn:schemas-microsoft-com:vml" xmlns:wp14="http://schemas.microsoft.com/office/word/2010/wordprocessingDrawing" xmlns:wp="http://schemas.openxmlformats.org/drawingml/2006/wordprocessingDrawing" xmlns:w10="urn:schemas-microsoft-com:office:word" xmlns:w="http://schemas.openxmlformats.org/wordprocessingml/2006/main" xmlns:w14="http://schemas.microsoft.com/office/word/2010/wordml" xmlns:w15="http://schemas.microsoft.com/office/word/2012/wordml" xmlns:w16cex="http://schemas.microsoft.com/office/word/2018/wordml/cex" xmlns:w16cid="http://schemas.microsoft.com/office/word/2016/wordml/cid" xmlns:w16="http://schemas.microsoft.com/office/word/2018/wordml" xmlns:w16du="http://schemas.microsoft.com/office/word/2023/wordml/word16du" xmlns:w16sdtdh="http://schemas.microsoft.com/office/word/2020/wordml/sdtdatahash" xmlns:w16sdtfl="http://schemas.microsoft.com/office/word/2024/wordml/sdtformatlock" xmlns:w16se="http://schemas.microsoft.com/office/word/2015/wordml/symex" xmlns:wpg="http://schemas.microsoft.com/office/word/2010/wordprocessingGroup" xmlns:wpi="http://schemas.microsoft.com/office/word/2010/wordprocessingInk" xmlns:wne="http://schemas.microsoft.com/office/word/2006/wordml" xmlns:wps="http://schemas.microsoft.com/office/word/2010/wordprocessingShape" mc:Ignorable="w14 w15 w16se w16cid w16 w16cex w16sdtdh w16sdtfl w16du wp14">
   <w:p>
     <w:pPr>
       <w:pStyle w:val="a8"/>
@@ -5322,7 +5996,7 @@
 </file>
 
 <file path=word/footer4.xml><?xml version="1.0" encoding="utf-8"?>
-<w:ftr xmlns:wpc="http://schemas.microsoft.com/office/word/2010/wordprocessingCanvas" xmlns:cx="http://schemas.microsoft.com/office/drawing/2014/chartex" xmlns:cx1="http://schemas.microsoft.com/office/drawing/2015/9/8/chartex" xmlns:cx2="http://schemas.microsoft.com/office/drawing/2015/10/21/chartex" xmlns:cx3="http://schemas.microsoft.com/office/drawing/2016/5/9/chartex" xmlns:cx4="http://schemas.microsoft.com/office/drawing/2016/5/10/chartex" xmlns:cx5="http://schemas.microsoft.com/office/drawing/2016/5/11/chartex" xmlns:cx6="http://schemas.microsoft.com/office/drawing/2016/5/12/chartex" xmlns:cx7="http://schemas.microsoft.com/office/drawing/2016/5/13/chartex" xmlns:cx8="http://schemas.microsoft.com/office/drawing/2016/5/14/chartex" xmlns:mc="http://schemas.openxmlformats.org/markup-compatibility/2006" xmlns:aink="http://schemas.microsoft.com/office/drawing/2016/ink" xmlns:am3d="http://schemas.microsoft.com/office/drawing/2017/model3d" xmlns:o="urn:schemas-microsoft-com:office:office" xmlns:r="http://schemas.openxmlformats.org/officeDocument/2006/relationships" xmlns:m="http://schemas.openxmlformats.org/officeDocument/2006/math" xmlns:v="urn:schemas-microsoft-com:vml" xmlns:wp14="http://schemas.microsoft.com/office/word/2010/wordprocessingDrawing" xmlns:wp="http://schemas.openxmlformats.org/drawingml/2006/wordprocessingDrawing" xmlns:w10="urn:schemas-microsoft-com:office:word" xmlns:w="http://schemas.openxmlformats.org/wordprocessingml/2006/main" xmlns:w14="http://schemas.microsoft.com/office/word/2010/wordml" xmlns:w15="http://schemas.microsoft.com/office/word/2012/wordml" xmlns:w16cex="http://schemas.microsoft.com/office/word/2018/wordml/cex" xmlns:w16cid="http://schemas.microsoft.com/office/word/2016/wordml/cid" xmlns:w16="http://schemas.microsoft.com/office/word/2018/wordml" xmlns:w16sdtdh="http://schemas.microsoft.com/office/word/2020/wordml/sdtdatahash" xmlns:w16se="http://schemas.microsoft.com/office/word/2015/wordml/symex" xmlns:wpg="http://schemas.microsoft.com/office/word/2010/wordprocessingGroup" xmlns:wpi="http://schemas.microsoft.com/office/word/2010/wordprocessingInk" xmlns:wne="http://schemas.microsoft.com/office/word/2006/wordml" xmlns:wps="http://schemas.microsoft.com/office/word/2010/wordprocessingShape" mc:Ignorable="w14 w15 w16se w16cid w16 w16cex w16sdtdh wp14">
+<w:ftr xmlns:wpc="http://schemas.microsoft.com/office/word/2010/wordprocessingCanvas" xmlns:cx="http://schemas.microsoft.com/office/drawing/2014/chartex" xmlns:cx1="http://schemas.microsoft.com/office/drawing/2015/9/8/chartex" xmlns:cx2="http://schemas.microsoft.com/office/drawing/2015/10/21/chartex" xmlns:cx3="http://schemas.microsoft.com/office/drawing/2016/5/9/chartex" xmlns:cx4="http://schemas.microsoft.com/office/drawing/2016/5/10/chartex" xmlns:cx5="http://schemas.microsoft.com/office/drawing/2016/5/11/chartex" xmlns:cx6="http://schemas.microsoft.com/office/drawing/2016/5/12/chartex" xmlns:cx7="http://schemas.microsoft.com/office/drawing/2016/5/13/chartex" xmlns:cx8="http://schemas.microsoft.com/office/drawing/2016/5/14/chartex" xmlns:mc="http://schemas.openxmlformats.org/markup-compatibility/2006" xmlns:aink="http://schemas.microsoft.com/office/drawing/2016/ink" xmlns:am3d="http://schemas.microsoft.com/office/drawing/2017/model3d" xmlns:o="urn:schemas-microsoft-com:office:office" xmlns:oel="http://schemas.microsoft.com/office/2019/extlst" xmlns:r="http://schemas.openxmlformats.org/officeDocument/2006/relationships" xmlns:m="http://schemas.openxmlformats.org/officeDocument/2006/math" xmlns:v="urn:schemas-microsoft-com:vml" xmlns:wp14="http://schemas.microsoft.com/office/word/2010/wordprocessingDrawing" xmlns:wp="http://schemas.openxmlformats.org/drawingml/2006/wordprocessingDrawing" xmlns:w10="urn:schemas-microsoft-com:office:word" xmlns:w="http://schemas.openxmlformats.org/wordprocessingml/2006/main" xmlns:w14="http://schemas.microsoft.com/office/word/2010/wordml" xmlns:w15="http://schemas.microsoft.com/office/word/2012/wordml" xmlns:w16cex="http://schemas.microsoft.com/office/word/2018/wordml/cex" xmlns:w16cid="http://schemas.microsoft.com/office/word/2016/wordml/cid" xmlns:w16="http://schemas.microsoft.com/office/word/2018/wordml" xmlns:w16du="http://schemas.microsoft.com/office/word/2023/wordml/word16du" xmlns:w16sdtdh="http://schemas.microsoft.com/office/word/2020/wordml/sdtdatahash" xmlns:w16sdtfl="http://schemas.microsoft.com/office/word/2024/wordml/sdtformatlock" xmlns:w16se="http://schemas.microsoft.com/office/word/2015/wordml/symex" xmlns:wpg="http://schemas.microsoft.com/office/word/2010/wordprocessingGroup" xmlns:wpi="http://schemas.microsoft.com/office/word/2010/wordprocessingInk" xmlns:wne="http://schemas.microsoft.com/office/word/2006/wordml" xmlns:wps="http://schemas.microsoft.com/office/word/2010/wordprocessingShape" mc:Ignorable="w14 w15 w16se w16cid w16 w16cex w16sdtdh w16sdtfl w16du wp14">
   <w:p>
     <w:pPr>
       <w:pStyle w:val="a8"/>
@@ -5341,7 +6015,7 @@
 </file>
 
 <file path=word/footer5.xml><?xml version="1.0" encoding="utf-8"?>
-<w:ftr xmlns:wpc="http://schemas.microsoft.com/office/word/2010/wordprocessingCanvas" xmlns:cx="http://schemas.microsoft.com/office/drawing/2014/chartex" xmlns:cx1="http://schemas.microsoft.com/office/drawing/2015/9/8/chartex" xmlns:cx2="http://schemas.microsoft.com/office/drawing/2015/10/21/chartex" xmlns:cx3="http://schemas.microsoft.com/office/drawing/2016/5/9/chartex" xmlns:cx4="http://schemas.microsoft.com/office/drawing/2016/5/10/chartex" xmlns:cx5="http://schemas.microsoft.com/office/drawing/2016/5/11/chartex" xmlns:cx6="http://schemas.microsoft.com/office/drawing/2016/5/12/chartex" xmlns:cx7="http://schemas.microsoft.com/office/drawing/2016/5/13/chartex" xmlns:cx8="http://schemas.microsoft.com/office/drawing/2016/5/14/chartex" xmlns:mc="http://schemas.openxmlformats.org/markup-compatibility/2006" xmlns:aink="http://schemas.microsoft.com/office/drawing/2016/ink" xmlns:am3d="http://schemas.microsoft.com/office/drawing/2017/model3d" xmlns:o="urn:schemas-microsoft-com:office:office" xmlns:r="http://schemas.openxmlformats.org/officeDocument/2006/relationships" xmlns:m="http://schemas.openxmlformats.org/officeDocument/2006/math" xmlns:v="urn:schemas-microsoft-com:vml" xmlns:wp14="http://schemas.microsoft.com/office/word/2010/wordprocessingDrawing" xmlns:wp="http://schemas.openxmlformats.org/drawingml/2006/wordprocessingDrawing" xmlns:w10="urn:schemas-microsoft-com:office:word" xmlns:w="http://schemas.openxmlformats.org/wordprocessingml/2006/main" xmlns:w14="http://schemas.microsoft.com/office/word/2010/wordml" xmlns:w15="http://schemas.microsoft.com/office/word/2012/wordml" xmlns:w16cex="http://schemas.microsoft.com/office/word/2018/wordml/cex" xmlns:w16cid="http://schemas.microsoft.com/office/word/2016/wordml/cid" xmlns:w16="http://schemas.microsoft.com/office/word/2018/wordml" xmlns:w16sdtdh="http://schemas.microsoft.com/office/word/2020/wordml/sdtdatahash" xmlns:w16se="http://schemas.microsoft.com/office/word/2015/wordml/symex" xmlns:wpg="http://schemas.microsoft.com/office/word/2010/wordprocessingGroup" xmlns:wpi="http://schemas.microsoft.com/office/word/2010/wordprocessingInk" xmlns:wne="http://schemas.microsoft.com/office/word/2006/wordml" xmlns:wps="http://schemas.microsoft.com/office/word/2010/wordprocessingShape" mc:Ignorable="w14 w15 w16se w16cid w16 w16cex w16sdtdh wp14">
+<w:ftr xmlns:wpc="http://schemas.microsoft.com/office/word/2010/wordprocessingCanvas" xmlns:cx="http://schemas.microsoft.com/office/drawing/2014/chartex" xmlns:cx1="http://schemas.microsoft.com/office/drawing/2015/9/8/chartex" xmlns:cx2="http://schemas.microsoft.com/office/drawing/2015/10/21/chartex" xmlns:cx3="http://schemas.microsoft.com/office/drawing/2016/5/9/chartex" xmlns:cx4="http://schemas.microsoft.com/office/drawing/2016/5/10/chartex" xmlns:cx5="http://schemas.microsoft.com/office/drawing/2016/5/11/chartex" xmlns:cx6="http://schemas.microsoft.com/office/drawing/2016/5/12/chartex" xmlns:cx7="http://schemas.microsoft.com/office/drawing/2016/5/13/chartex" xmlns:cx8="http://schemas.microsoft.com/office/drawing/2016/5/14/chartex" xmlns:mc="http://schemas.openxmlformats.org/markup-compatibility/2006" xmlns:aink="http://schemas.microsoft.com/office/drawing/2016/ink" xmlns:am3d="http://schemas.microsoft.com/office/drawing/2017/model3d" xmlns:o="urn:schemas-microsoft-com:office:office" xmlns:oel="http://schemas.microsoft.com/office/2019/extlst" xmlns:r="http://schemas.openxmlformats.org/officeDocument/2006/relationships" xmlns:m="http://schemas.openxmlformats.org/officeDocument/2006/math" xmlns:v="urn:schemas-microsoft-com:vml" xmlns:wp14="http://schemas.microsoft.com/office/word/2010/wordprocessingDrawing" xmlns:wp="http://schemas.openxmlformats.org/drawingml/2006/wordprocessingDrawing" xmlns:w10="urn:schemas-microsoft-com:office:word" xmlns:w="http://schemas.openxmlformats.org/wordprocessingml/2006/main" xmlns:w14="http://schemas.microsoft.com/office/word/2010/wordml" xmlns:w15="http://schemas.microsoft.com/office/word/2012/wordml" xmlns:w16cex="http://schemas.microsoft.com/office/word/2018/wordml/cex" xmlns:w16cid="http://schemas.microsoft.com/office/word/2016/wordml/cid" xmlns:w16="http://schemas.microsoft.com/office/word/2018/wordml" xmlns:w16du="http://schemas.microsoft.com/office/word/2023/wordml/word16du" xmlns:w16sdtdh="http://schemas.microsoft.com/office/word/2020/wordml/sdtdatahash" xmlns:w16sdtfl="http://schemas.microsoft.com/office/word/2024/wordml/sdtformatlock" xmlns:w16se="http://schemas.microsoft.com/office/word/2015/wordml/symex" xmlns:wpg="http://schemas.microsoft.com/office/word/2010/wordprocessingGroup" xmlns:wpi="http://schemas.microsoft.com/office/word/2010/wordprocessingInk" xmlns:wne="http://schemas.microsoft.com/office/word/2006/wordml" xmlns:wps="http://schemas.microsoft.com/office/word/2010/wordprocessingShape" mc:Ignorable="w14 w15 w16se w16cid w16 w16cex w16sdtdh w16sdtfl w16du wp14">
   <w:sdt>
     <w:sdtPr>
       <w:id w:val="-342318388"/>
@@ -5350,7 +6024,6 @@
         <w:docPartUnique/>
       </w:docPartObj>
     </w:sdtPr>
-    <w:sdtEndPr/>
     <w:sdtContent>
       <w:p>
         <w:pPr>
@@ -5372,7 +6045,7 @@
 </file>
 
 <file path=word/footnotes.xml><?xml version="1.0" encoding="utf-8"?>
-<w:footnotes xmlns:wpc="http://schemas.microsoft.com/office/word/2010/wordprocessingCanvas" xmlns:cx="http://schemas.microsoft.com/office/drawing/2014/chartex" xmlns:cx1="http://schemas.microsoft.com/office/drawing/2015/9/8/chartex" xmlns:cx2="http://schemas.microsoft.com/office/drawing/2015/10/21/chartex" xmlns:cx3="http://schemas.microsoft.com/office/drawing/2016/5/9/chartex" xmlns:cx4="http://schemas.microsoft.com/office/drawing/2016/5/10/chartex" xmlns:cx5="http://schemas.microsoft.com/office/drawing/2016/5/11/chartex" xmlns:cx6="http://schemas.microsoft.com/office/drawing/2016/5/12/chartex" xmlns:cx7="http://schemas.microsoft.com/office/drawing/2016/5/13/chartex" xmlns:cx8="http://schemas.microsoft.com/office/drawing/2016/5/14/chartex" xmlns:mc="http://schemas.openxmlformats.org/markup-compatibility/2006" xmlns:aink="http://schemas.microsoft.com/office/drawing/2016/ink" xmlns:am3d="http://schemas.microsoft.com/office/drawing/2017/model3d" xmlns:o="urn:schemas-microsoft-com:office:office" xmlns:r="http://schemas.openxmlformats.org/officeDocument/2006/relationships" xmlns:m="http://schemas.openxmlformats.org/officeDocument/2006/math" xmlns:v="urn:schemas-microsoft-com:vml" xmlns:wp14="http://schemas.microsoft.com/office/word/2010/wordprocessingDrawing" xmlns:wp="http://schemas.openxmlformats.org/drawingml/2006/wordprocessingDrawing" xmlns:w10="urn:schemas-microsoft-com:office:word" xmlns:w="http://schemas.openxmlformats.org/wordprocessingml/2006/main" xmlns:w14="http://schemas.microsoft.com/office/word/2010/wordml" xmlns:w15="http://schemas.microsoft.com/office/word/2012/wordml" xmlns:w16cex="http://schemas.microsoft.com/office/word/2018/wordml/cex" xmlns:w16cid="http://schemas.microsoft.com/office/word/2016/wordml/cid" xmlns:w16="http://schemas.microsoft.com/office/word/2018/wordml" xmlns:w16sdtdh="http://schemas.microsoft.com/office/word/2020/wordml/sdtdatahash" xmlns:w16se="http://schemas.microsoft.com/office/word/2015/wordml/symex" xmlns:wpg="http://schemas.microsoft.com/office/word/2010/wordprocessingGroup" xmlns:wpi="http://schemas.microsoft.com/office/word/2010/wordprocessingInk" xmlns:wne="http://schemas.microsoft.com/office/word/2006/wordml" xmlns:wps="http://schemas.microsoft.com/office/word/2010/wordprocessingShape" mc:Ignorable="w14 w15 w16se w16cid w16 w16cex w16sdtdh wp14">
+<w:footnotes xmlns:wpc="http://schemas.microsoft.com/office/word/2010/wordprocessingCanvas" xmlns:cx="http://schemas.microsoft.com/office/drawing/2014/chartex" xmlns:cx1="http://schemas.microsoft.com/office/drawing/2015/9/8/chartex" xmlns:cx2="http://schemas.microsoft.com/office/drawing/2015/10/21/chartex" xmlns:cx3="http://schemas.microsoft.com/office/drawing/2016/5/9/chartex" xmlns:cx4="http://schemas.microsoft.com/office/drawing/2016/5/10/chartex" xmlns:cx5="http://schemas.microsoft.com/office/drawing/2016/5/11/chartex" xmlns:cx6="http://schemas.microsoft.com/office/drawing/2016/5/12/chartex" xmlns:cx7="http://schemas.microsoft.com/office/drawing/2016/5/13/chartex" xmlns:cx8="http://schemas.microsoft.com/office/drawing/2016/5/14/chartex" xmlns:mc="http://schemas.openxmlformats.org/markup-compatibility/2006" xmlns:aink="http://schemas.microsoft.com/office/drawing/2016/ink" xmlns:am3d="http://schemas.microsoft.com/office/drawing/2017/model3d" xmlns:o="urn:schemas-microsoft-com:office:office" xmlns:oel="http://schemas.microsoft.com/office/2019/extlst" xmlns:r="http://schemas.openxmlformats.org/officeDocument/2006/relationships" xmlns:m="http://schemas.openxmlformats.org/officeDocument/2006/math" xmlns:v="urn:schemas-microsoft-com:vml" xmlns:wp14="http://schemas.microsoft.com/office/word/2010/wordprocessingDrawing" xmlns:wp="http://schemas.openxmlformats.org/drawingml/2006/wordprocessingDrawing" xmlns:w10="urn:schemas-microsoft-com:office:word" xmlns:w="http://schemas.openxmlformats.org/wordprocessingml/2006/main" xmlns:w14="http://schemas.microsoft.com/office/word/2010/wordml" xmlns:w15="http://schemas.microsoft.com/office/word/2012/wordml" xmlns:w16cex="http://schemas.microsoft.com/office/word/2018/wordml/cex" xmlns:w16cid="http://schemas.microsoft.com/office/word/2016/wordml/cid" xmlns:w16="http://schemas.microsoft.com/office/word/2018/wordml" xmlns:w16du="http://schemas.microsoft.com/office/word/2023/wordml/word16du" xmlns:w16sdtdh="http://schemas.microsoft.com/office/word/2020/wordml/sdtdatahash" xmlns:w16sdtfl="http://schemas.microsoft.com/office/word/2024/wordml/sdtformatlock" xmlns:w16se="http://schemas.microsoft.com/office/word/2015/wordml/symex" xmlns:wpg="http://schemas.microsoft.com/office/word/2010/wordprocessingGroup" xmlns:wpi="http://schemas.microsoft.com/office/word/2010/wordprocessingInk" xmlns:wne="http://schemas.microsoft.com/office/word/2006/wordml" xmlns:wps="http://schemas.microsoft.com/office/word/2010/wordprocessingShape" mc:Ignorable="w14 w15 w16se w16cid w16 w16cex w16sdtdh w16sdtfl w16du wp14">
   <w:footnote w:type="separator" w:id="-1">
     <w:p>
       <w:pPr>
@@ -5397,7 +6070,7 @@
 </file>
 
 <file path=word/header1.xml><?xml version="1.0" encoding="utf-8"?>
-<w:hdr xmlns:wpc="http://schemas.microsoft.com/office/word/2010/wordprocessingCanvas" xmlns:cx="http://schemas.microsoft.com/office/drawing/2014/chartex" xmlns:cx1="http://schemas.microsoft.com/office/drawing/2015/9/8/chartex" xmlns:cx2="http://schemas.microsoft.com/office/drawing/2015/10/21/chartex" xmlns:cx3="http://schemas.microsoft.com/office/drawing/2016/5/9/chartex" xmlns:cx4="http://schemas.microsoft.com/office/drawing/2016/5/10/chartex" xmlns:cx5="http://schemas.microsoft.com/office/drawing/2016/5/11/chartex" xmlns:cx6="http://schemas.microsoft.com/office/drawing/2016/5/12/chartex" xmlns:cx7="http://schemas.microsoft.com/office/drawing/2016/5/13/chartex" xmlns:cx8="http://schemas.microsoft.com/office/drawing/2016/5/14/chartex" xmlns:mc="http://schemas.openxmlformats.org/markup-compatibility/2006" xmlns:aink="http://schemas.microsoft.com/office/drawing/2016/ink" xmlns:am3d="http://schemas.microsoft.com/office/drawing/2017/model3d" xmlns:o="urn:schemas-microsoft-com:office:office" xmlns:r="http://schemas.openxmlformats.org/officeDocument/2006/relationships" xmlns:m="http://schemas.openxmlformats.org/officeDocument/2006/math" xmlns:v="urn:schemas-microsoft-com:vml" xmlns:wp14="http://schemas.microsoft.com/office/word/2010/wordprocessingDrawing" xmlns:wp="http://schemas.openxmlformats.org/drawingml/2006/wordprocessingDrawing" xmlns:w10="urn:schemas-microsoft-com:office:word" xmlns:w="http://schemas.openxmlformats.org/wordprocessingml/2006/main" xmlns:w14="http://schemas.microsoft.com/office/word/2010/wordml" xmlns:w15="http://schemas.microsoft.com/office/word/2012/wordml" xmlns:w16cex="http://schemas.microsoft.com/office/word/2018/wordml/cex" xmlns:w16cid="http://schemas.microsoft.com/office/word/2016/wordml/cid" xmlns:w16="http://schemas.microsoft.com/office/word/2018/wordml" xmlns:w16sdtdh="http://schemas.microsoft.com/office/word/2020/wordml/sdtdatahash" xmlns:w16se="http://schemas.microsoft.com/office/word/2015/wordml/symex" xmlns:wpg="http://schemas.microsoft.com/office/word/2010/wordprocessingGroup" xmlns:wpi="http://schemas.microsoft.com/office/word/2010/wordprocessingInk" xmlns:wne="http://schemas.microsoft.com/office/word/2006/wordml" xmlns:wps="http://schemas.microsoft.com/office/word/2010/wordprocessingShape" mc:Ignorable="w14 w15 w16se w16cid w16 w16cex w16sdtdh wp14">
+<w:hdr xmlns:wpc="http://schemas.microsoft.com/office/word/2010/wordprocessingCanvas" xmlns:cx="http://schemas.microsoft.com/office/drawing/2014/chartex" xmlns:cx1="http://schemas.microsoft.com/office/drawing/2015/9/8/chartex" xmlns:cx2="http://schemas.microsoft.com/office/drawing/2015/10/21/chartex" xmlns:cx3="http://schemas.microsoft.com/office/drawing/2016/5/9/chartex" xmlns:cx4="http://schemas.microsoft.com/office/drawing/2016/5/10/chartex" xmlns:cx5="http://schemas.microsoft.com/office/drawing/2016/5/11/chartex" xmlns:cx6="http://schemas.microsoft.com/office/drawing/2016/5/12/chartex" xmlns:cx7="http://schemas.microsoft.com/office/drawing/2016/5/13/chartex" xmlns:cx8="http://schemas.microsoft.com/office/drawing/2016/5/14/chartex" xmlns:mc="http://schemas.openxmlformats.org/markup-compatibility/2006" xmlns:aink="http://schemas.microsoft.com/office/drawing/2016/ink" xmlns:am3d="http://schemas.microsoft.com/office/drawing/2017/model3d" xmlns:o="urn:schemas-microsoft-com:office:office" xmlns:oel="http://schemas.microsoft.com/office/2019/extlst" xmlns:r="http://schemas.openxmlformats.org/officeDocument/2006/relationships" xmlns:m="http://schemas.openxmlformats.org/officeDocument/2006/math" xmlns:v="urn:schemas-microsoft-com:vml" xmlns:wp14="http://schemas.microsoft.com/office/word/2010/wordprocessingDrawing" xmlns:wp="http://schemas.openxmlformats.org/drawingml/2006/wordprocessingDrawing" xmlns:w10="urn:schemas-microsoft-com:office:word" xmlns:w="http://schemas.openxmlformats.org/wordprocessingml/2006/main" xmlns:w14="http://schemas.microsoft.com/office/word/2010/wordml" xmlns:w15="http://schemas.microsoft.com/office/word/2012/wordml" xmlns:w16cex="http://schemas.microsoft.com/office/word/2018/wordml/cex" xmlns:w16cid="http://schemas.microsoft.com/office/word/2016/wordml/cid" xmlns:w16="http://schemas.microsoft.com/office/word/2018/wordml" xmlns:w16du="http://schemas.microsoft.com/office/word/2023/wordml/word16du" xmlns:w16sdtdh="http://schemas.microsoft.com/office/word/2020/wordml/sdtdatahash" xmlns:w16sdtfl="http://schemas.microsoft.com/office/word/2024/wordml/sdtformatlock" xmlns:w16se="http://schemas.microsoft.com/office/word/2015/wordml/symex" xmlns:wpg="http://schemas.microsoft.com/office/word/2010/wordprocessingGroup" xmlns:wpi="http://schemas.microsoft.com/office/word/2010/wordprocessingInk" xmlns:wne="http://schemas.microsoft.com/office/word/2006/wordml" xmlns:wps="http://schemas.microsoft.com/office/word/2010/wordprocessingShape" mc:Ignorable="w14 w15 w16se w16cid w16 w16cex w16sdtdh w16sdtfl w16du wp14">
   <w:p>
     <w:pPr>
       <w:pStyle w:val="a6"/>
@@ -5407,7 +6080,7 @@
 </file>
 
 <file path=word/header2.xml><?xml version="1.0" encoding="utf-8"?>
-<w:hdr xmlns:wpc="http://schemas.microsoft.com/office/word/2010/wordprocessingCanvas" xmlns:cx="http://schemas.microsoft.com/office/drawing/2014/chartex" xmlns:cx1="http://schemas.microsoft.com/office/drawing/2015/9/8/chartex" xmlns:cx2="http://schemas.microsoft.com/office/drawing/2015/10/21/chartex" xmlns:cx3="http://schemas.microsoft.com/office/drawing/2016/5/9/chartex" xmlns:cx4="http://schemas.microsoft.com/office/drawing/2016/5/10/chartex" xmlns:cx5="http://schemas.microsoft.com/office/drawing/2016/5/11/chartex" xmlns:cx6="http://schemas.microsoft.com/office/drawing/2016/5/12/chartex" xmlns:cx7="http://schemas.microsoft.com/office/drawing/2016/5/13/chartex" xmlns:cx8="http://schemas.microsoft.com/office/drawing/2016/5/14/chartex" xmlns:mc="http://schemas.openxmlformats.org/markup-compatibility/2006" xmlns:aink="http://schemas.microsoft.com/office/drawing/2016/ink" xmlns:am3d="http://schemas.microsoft.com/office/drawing/2017/model3d" xmlns:o="urn:schemas-microsoft-com:office:office" xmlns:r="http://schemas.openxmlformats.org/officeDocument/2006/relationships" xmlns:m="http://schemas.openxmlformats.org/officeDocument/2006/math" xmlns:v="urn:schemas-microsoft-com:vml" xmlns:wp14="http://schemas.microsoft.com/office/word/2010/wordprocessingDrawing" xmlns:wp="http://schemas.openxmlformats.org/drawingml/2006/wordprocessingDrawing" xmlns:w10="urn:schemas-microsoft-com:office:word" xmlns:w="http://schemas.openxmlformats.org/wordprocessingml/2006/main" xmlns:w14="http://schemas.microsoft.com/office/word/2010/wordml" xmlns:w15="http://schemas.microsoft.com/office/word/2012/wordml" xmlns:w16cex="http://schemas.microsoft.com/office/word/2018/wordml/cex" xmlns:w16cid="http://schemas.microsoft.com/office/word/2016/wordml/cid" xmlns:w16="http://schemas.microsoft.com/office/word/2018/wordml" xmlns:w16sdtdh="http://schemas.microsoft.com/office/word/2020/wordml/sdtdatahash" xmlns:w16se="http://schemas.microsoft.com/office/word/2015/wordml/symex" xmlns:wpg="http://schemas.microsoft.com/office/word/2010/wordprocessingGroup" xmlns:wpi="http://schemas.microsoft.com/office/word/2010/wordprocessingInk" xmlns:wne="http://schemas.microsoft.com/office/word/2006/wordml" xmlns:wps="http://schemas.microsoft.com/office/word/2010/wordprocessingShape" mc:Ignorable="w14 w15 w16se w16cid w16 w16cex w16sdtdh wp14">
+<w:hdr xmlns:wpc="http://schemas.microsoft.com/office/word/2010/wordprocessingCanvas" xmlns:cx="http://schemas.microsoft.com/office/drawing/2014/chartex" xmlns:cx1="http://schemas.microsoft.com/office/drawing/2015/9/8/chartex" xmlns:cx2="http://schemas.microsoft.com/office/drawing/2015/10/21/chartex" xmlns:cx3="http://schemas.microsoft.com/office/drawing/2016/5/9/chartex" xmlns:cx4="http://schemas.microsoft.com/office/drawing/2016/5/10/chartex" xmlns:cx5="http://schemas.microsoft.com/office/drawing/2016/5/11/chartex" xmlns:cx6="http://schemas.microsoft.com/office/drawing/2016/5/12/chartex" xmlns:cx7="http://schemas.microsoft.com/office/drawing/2016/5/13/chartex" xmlns:cx8="http://schemas.microsoft.com/office/drawing/2016/5/14/chartex" xmlns:mc="http://schemas.openxmlformats.org/markup-compatibility/2006" xmlns:aink="http://schemas.microsoft.com/office/drawing/2016/ink" xmlns:am3d="http://schemas.microsoft.com/office/drawing/2017/model3d" xmlns:o="urn:schemas-microsoft-com:office:office" xmlns:oel="http://schemas.microsoft.com/office/2019/extlst" xmlns:r="http://schemas.openxmlformats.org/officeDocument/2006/relationships" xmlns:m="http://schemas.openxmlformats.org/officeDocument/2006/math" xmlns:v="urn:schemas-microsoft-com:vml" xmlns:wp14="http://schemas.microsoft.com/office/word/2010/wordprocessingDrawing" xmlns:wp="http://schemas.openxmlformats.org/drawingml/2006/wordprocessingDrawing" xmlns:w10="urn:schemas-microsoft-com:office:word" xmlns:w="http://schemas.openxmlformats.org/wordprocessingml/2006/main" xmlns:w14="http://schemas.microsoft.com/office/word/2010/wordml" xmlns:w15="http://schemas.microsoft.com/office/word/2012/wordml" xmlns:w16cex="http://schemas.microsoft.com/office/word/2018/wordml/cex" xmlns:w16cid="http://schemas.microsoft.com/office/word/2016/wordml/cid" xmlns:w16="http://schemas.microsoft.com/office/word/2018/wordml" xmlns:w16du="http://schemas.microsoft.com/office/word/2023/wordml/word16du" xmlns:w16sdtdh="http://schemas.microsoft.com/office/word/2020/wordml/sdtdatahash" xmlns:w16sdtfl="http://schemas.microsoft.com/office/word/2024/wordml/sdtformatlock" xmlns:w16se="http://schemas.microsoft.com/office/word/2015/wordml/symex" xmlns:wpg="http://schemas.microsoft.com/office/word/2010/wordprocessingGroup" xmlns:wpi="http://schemas.microsoft.com/office/word/2010/wordprocessingInk" xmlns:wne="http://schemas.microsoft.com/office/word/2006/wordml" xmlns:wps="http://schemas.microsoft.com/office/word/2010/wordprocessingShape" mc:Ignorable="w14 w15 w16se w16cid w16 w16cex w16sdtdh w16sdtfl w16du wp14">
   <w:p>
     <w:pPr>
       <w:pStyle w:val="a6"/>
@@ -5417,7 +6090,7 @@
 </file>
 
 <file path=word/header3.xml><?xml version="1.0" encoding="utf-8"?>
-<w:hdr xmlns:wpc="http://schemas.microsoft.com/office/word/2010/wordprocessingCanvas" xmlns:cx="http://schemas.microsoft.com/office/drawing/2014/chartex" xmlns:cx1="http://schemas.microsoft.com/office/drawing/2015/9/8/chartex" xmlns:cx2="http://schemas.microsoft.com/office/drawing/2015/10/21/chartex" xmlns:cx3="http://schemas.microsoft.com/office/drawing/2016/5/9/chartex" xmlns:cx4="http://schemas.microsoft.com/office/drawing/2016/5/10/chartex" xmlns:cx5="http://schemas.microsoft.com/office/drawing/2016/5/11/chartex" xmlns:cx6="http://schemas.microsoft.com/office/drawing/2016/5/12/chartex" xmlns:cx7="http://schemas.microsoft.com/office/drawing/2016/5/13/chartex" xmlns:cx8="http://schemas.microsoft.com/office/drawing/2016/5/14/chartex" xmlns:mc="http://schemas.openxmlformats.org/markup-compatibility/2006" xmlns:aink="http://schemas.microsoft.com/office/drawing/2016/ink" xmlns:am3d="http://schemas.microsoft.com/office/drawing/2017/model3d" xmlns:o="urn:schemas-microsoft-com:office:office" xmlns:r="http://schemas.openxmlformats.org/officeDocument/2006/relationships" xmlns:m="http://schemas.openxmlformats.org/officeDocument/2006/math" xmlns:v="urn:schemas-microsoft-com:vml" xmlns:wp14="http://schemas.microsoft.com/office/word/2010/wordprocessingDrawing" xmlns:wp="http://schemas.openxmlformats.org/drawingml/2006/wordprocessingDrawing" xmlns:w10="urn:schemas-microsoft-com:office:word" xmlns:w="http://schemas.openxmlformats.org/wordprocessingml/2006/main" xmlns:w14="http://schemas.microsoft.com/office/word/2010/wordml" xmlns:w15="http://schemas.microsoft.com/office/word/2012/wordml" xmlns:w16cex="http://schemas.microsoft.com/office/word/2018/wordml/cex" xmlns:w16cid="http://schemas.microsoft.com/office/word/2016/wordml/cid" xmlns:w16="http://schemas.microsoft.com/office/word/2018/wordml" xmlns:w16sdtdh="http://schemas.microsoft.com/office/word/2020/wordml/sdtdatahash" xmlns:w16se="http://schemas.microsoft.com/office/word/2015/wordml/symex" xmlns:wpg="http://schemas.microsoft.com/office/word/2010/wordprocessingGroup" xmlns:wpi="http://schemas.microsoft.com/office/word/2010/wordprocessingInk" xmlns:wne="http://schemas.microsoft.com/office/word/2006/wordml" xmlns:wps="http://schemas.microsoft.com/office/word/2010/wordprocessingShape" mc:Ignorable="w14 w15 w16se w16cid w16 w16cex w16sdtdh wp14">
+<w:hdr xmlns:wpc="http://schemas.microsoft.com/office/word/2010/wordprocessingCanvas" xmlns:cx="http://schemas.microsoft.com/office/drawing/2014/chartex" xmlns:cx1="http://schemas.microsoft.com/office/drawing/2015/9/8/chartex" xmlns:cx2="http://schemas.microsoft.com/office/drawing/2015/10/21/chartex" xmlns:cx3="http://schemas.microsoft.com/office/drawing/2016/5/9/chartex" xmlns:cx4="http://schemas.microsoft.com/office/drawing/2016/5/10/chartex" xmlns:cx5="http://schemas.microsoft.com/office/drawing/2016/5/11/chartex" xmlns:cx6="http://schemas.microsoft.com/office/drawing/2016/5/12/chartex" xmlns:cx7="http://schemas.microsoft.com/office/drawing/2016/5/13/chartex" xmlns:cx8="http://schemas.microsoft.com/office/drawing/2016/5/14/chartex" xmlns:mc="http://schemas.openxmlformats.org/markup-compatibility/2006" xmlns:aink="http://schemas.microsoft.com/office/drawing/2016/ink" xmlns:am3d="http://schemas.microsoft.com/office/drawing/2017/model3d" xmlns:o="urn:schemas-microsoft-com:office:office" xmlns:oel="http://schemas.microsoft.com/office/2019/extlst" xmlns:r="http://schemas.openxmlformats.org/officeDocument/2006/relationships" xmlns:m="http://schemas.openxmlformats.org/officeDocument/2006/math" xmlns:v="urn:schemas-microsoft-com:vml" xmlns:wp14="http://schemas.microsoft.com/office/word/2010/wordprocessingDrawing" xmlns:wp="http://schemas.openxmlformats.org/drawingml/2006/wordprocessingDrawing" xmlns:w10="urn:schemas-microsoft-com:office:word" xmlns:w="http://schemas.openxmlformats.org/wordprocessingml/2006/main" xmlns:w14="http://schemas.microsoft.com/office/word/2010/wordml" xmlns:w15="http://schemas.microsoft.com/office/word/2012/wordml" xmlns:w16cex="http://schemas.microsoft.com/office/word/2018/wordml/cex" xmlns:w16cid="http://schemas.microsoft.com/office/word/2016/wordml/cid" xmlns:w16="http://schemas.microsoft.com/office/word/2018/wordml" xmlns:w16du="http://schemas.microsoft.com/office/word/2023/wordml/word16du" xmlns:w16sdtdh="http://schemas.microsoft.com/office/word/2020/wordml/sdtdatahash" xmlns:w16sdtfl="http://schemas.microsoft.com/office/word/2024/wordml/sdtformatlock" xmlns:w16se="http://schemas.microsoft.com/office/word/2015/wordml/symex" xmlns:wpg="http://schemas.microsoft.com/office/word/2010/wordprocessingGroup" xmlns:wpi="http://schemas.microsoft.com/office/word/2010/wordprocessingInk" xmlns:wne="http://schemas.microsoft.com/office/word/2006/wordml" xmlns:wps="http://schemas.microsoft.com/office/word/2010/wordprocessingShape" mc:Ignorable="w14 w15 w16se w16cid w16 w16cex w16sdtdh w16sdtfl w16du wp14">
   <w:p>
     <w:pPr>
       <w:pStyle w:val="a6"/>
@@ -5427,7 +6100,7 @@
 </file>
 
 <file path=word/numbering.xml><?xml version="1.0" encoding="utf-8"?>
-<w:numbering xmlns:wpc="http://schemas.microsoft.com/office/word/2010/wordprocessingCanvas" xmlns:cx="http://schemas.microsoft.com/office/drawing/2014/chartex" xmlns:cx1="http://schemas.microsoft.com/office/drawing/2015/9/8/chartex" xmlns:cx2="http://schemas.microsoft.com/office/drawing/2015/10/21/chartex" xmlns:cx3="http://schemas.microsoft.com/office/drawing/2016/5/9/chartex" xmlns:cx4="http://schemas.microsoft.com/office/drawing/2016/5/10/chartex" xmlns:cx5="http://schemas.microsoft.com/office/drawing/2016/5/11/chartex" xmlns:cx6="http://schemas.microsoft.com/office/drawing/2016/5/12/chartex" xmlns:cx7="http://schemas.microsoft.com/office/drawing/2016/5/13/chartex" xmlns:cx8="http://schemas.microsoft.com/office/drawing/2016/5/14/chartex" xmlns:mc="http://schemas.openxmlformats.org/markup-compatibility/2006" xmlns:aink="http://schemas.microsoft.com/office/drawing/2016/ink" xmlns:am3d="http://schemas.microsoft.com/office/drawing/2017/model3d" xmlns:o="urn:schemas-microsoft-com:office:office" xmlns:r="http://schemas.openxmlformats.org/officeDocument/2006/relationships" xmlns:m="http://schemas.openxmlformats.org/officeDocument/2006/math" xmlns:v="urn:schemas-microsoft-com:vml" xmlns:wp14="http://schemas.microsoft.com/office/word/2010/wordprocessingDrawing" xmlns:wp="http://schemas.openxmlformats.org/drawingml/2006/wordprocessingDrawing" xmlns:w10="urn:schemas-microsoft-com:office:word" xmlns:w="http://schemas.openxmlformats.org/wordprocessingml/2006/main" xmlns:w14="http://schemas.microsoft.com/office/word/2010/wordml" xmlns:w15="http://schemas.microsoft.com/office/word/2012/wordml" xmlns:w16cex="http://schemas.microsoft.com/office/word/2018/wordml/cex" xmlns:w16cid="http://schemas.microsoft.com/office/word/2016/wordml/cid" xmlns:w16="http://schemas.microsoft.com/office/word/2018/wordml" xmlns:w16sdtdh="http://schemas.microsoft.com/office/word/2020/wordml/sdtdatahash" xmlns:w16se="http://schemas.microsoft.com/office/word/2015/wordml/symex" xmlns:wpg="http://schemas.microsoft.com/office/word/2010/wordprocessingGroup" xmlns:wpi="http://schemas.microsoft.com/office/word/2010/wordprocessingInk" xmlns:wne="http://schemas.microsoft.com/office/word/2006/wordml" xmlns:wps="http://schemas.microsoft.com/office/word/2010/wordprocessingShape" mc:Ignorable="w14 w15 w16se w16cid w16 w16cex w16sdtdh wp14">
+<w:numbering xmlns:wpc="http://schemas.microsoft.com/office/word/2010/wordprocessingCanvas" xmlns:cx="http://schemas.microsoft.com/office/drawing/2014/chartex" xmlns:cx1="http://schemas.microsoft.com/office/drawing/2015/9/8/chartex" xmlns:cx2="http://schemas.microsoft.com/office/drawing/2015/10/21/chartex" xmlns:cx3="http://schemas.microsoft.com/office/drawing/2016/5/9/chartex" xmlns:cx4="http://schemas.microsoft.com/office/drawing/2016/5/10/chartex" xmlns:cx5="http://schemas.microsoft.com/office/drawing/2016/5/11/chartex" xmlns:cx6="http://schemas.microsoft.com/office/drawing/2016/5/12/chartex" xmlns:cx7="http://schemas.microsoft.com/office/drawing/2016/5/13/chartex" xmlns:cx8="http://schemas.microsoft.com/office/drawing/2016/5/14/chartex" xmlns:mc="http://schemas.openxmlformats.org/markup-compatibility/2006" xmlns:aink="http://schemas.microsoft.com/office/drawing/2016/ink" xmlns:am3d="http://schemas.microsoft.com/office/drawing/2017/model3d" xmlns:o="urn:schemas-microsoft-com:office:office" xmlns:oel="http://schemas.microsoft.com/office/2019/extlst" xmlns:r="http://schemas.openxmlformats.org/officeDocument/2006/relationships" xmlns:m="http://schemas.openxmlformats.org/officeDocument/2006/math" xmlns:v="urn:schemas-microsoft-com:vml" xmlns:wp14="http://schemas.microsoft.com/office/word/2010/wordprocessingDrawing" xmlns:wp="http://schemas.openxmlformats.org/drawingml/2006/wordprocessingDrawing" xmlns:w10="urn:schemas-microsoft-com:office:word" xmlns:w="http://schemas.openxmlformats.org/wordprocessingml/2006/main" xmlns:w14="http://schemas.microsoft.com/office/word/2010/wordml" xmlns:w15="http://schemas.microsoft.com/office/word/2012/wordml" xmlns:w16cex="http://schemas.microsoft.com/office/word/2018/wordml/cex" xmlns:w16cid="http://schemas.microsoft.com/office/word/2016/wordml/cid" xmlns:w16="http://schemas.microsoft.com/office/word/2018/wordml" xmlns:w16du="http://schemas.microsoft.com/office/word/2023/wordml/word16du" xmlns:w16sdtdh="http://schemas.microsoft.com/office/word/2020/wordml/sdtdatahash" xmlns:w16sdtfl="http://schemas.microsoft.com/office/word/2024/wordml/sdtformatlock" xmlns:w16se="http://schemas.microsoft.com/office/word/2015/wordml/symex" xmlns:wpg="http://schemas.microsoft.com/office/word/2010/wordprocessingGroup" xmlns:wpi="http://schemas.microsoft.com/office/word/2010/wordprocessingInk" xmlns:wne="http://schemas.microsoft.com/office/word/2006/wordml" xmlns:wps="http://schemas.microsoft.com/office/word/2010/wordprocessingShape" mc:Ignorable="w14 w15 w16se w16cid w16 w16cex w16sdtdh w16sdtfl w16du wp14">
   <w:abstractNum w:abstractNumId="0" w15:restartNumberingAfterBreak="0">
     <w:nsid w:val="00B70B69"/>
     <w:multiLevelType w:val="multilevel"/>
@@ -9452,100 +10125,100 @@
       </w:rPr>
     </w:lvl>
   </w:abstractNum>
-  <w:num w:numId="1">
+  <w:num w:numId="1" w16cid:durableId="870726831">
     <w:abstractNumId w:val="21"/>
   </w:num>
-  <w:num w:numId="2">
+  <w:num w:numId="2" w16cid:durableId="815536294">
     <w:abstractNumId w:val="24"/>
   </w:num>
-  <w:num w:numId="3">
+  <w:num w:numId="3" w16cid:durableId="970133481">
     <w:abstractNumId w:val="17"/>
   </w:num>
-  <w:num w:numId="4">
+  <w:num w:numId="4" w16cid:durableId="1605574298">
     <w:abstractNumId w:val="30"/>
   </w:num>
-  <w:num w:numId="5">
+  <w:num w:numId="5" w16cid:durableId="131603773">
     <w:abstractNumId w:val="11"/>
   </w:num>
-  <w:num w:numId="6">
+  <w:num w:numId="6" w16cid:durableId="1316183980">
     <w:abstractNumId w:val="26"/>
   </w:num>
-  <w:num w:numId="7">
+  <w:num w:numId="7" w16cid:durableId="1328481182">
     <w:abstractNumId w:val="1"/>
   </w:num>
-  <w:num w:numId="8">
+  <w:num w:numId="8" w16cid:durableId="934482529">
     <w:abstractNumId w:val="20"/>
   </w:num>
-  <w:num w:numId="9">
+  <w:num w:numId="9" w16cid:durableId="1360358173">
     <w:abstractNumId w:val="9"/>
   </w:num>
-  <w:num w:numId="10">
+  <w:num w:numId="10" w16cid:durableId="1290166027">
     <w:abstractNumId w:val="19"/>
   </w:num>
-  <w:num w:numId="11">
+  <w:num w:numId="11" w16cid:durableId="1582450665">
     <w:abstractNumId w:val="22"/>
   </w:num>
-  <w:num w:numId="12">
+  <w:num w:numId="12" w16cid:durableId="498354346">
     <w:abstractNumId w:val="13"/>
   </w:num>
-  <w:num w:numId="13">
+  <w:num w:numId="13" w16cid:durableId="598177525">
     <w:abstractNumId w:val="5"/>
   </w:num>
-  <w:num w:numId="14">
+  <w:num w:numId="14" w16cid:durableId="97220542">
     <w:abstractNumId w:val="4"/>
   </w:num>
-  <w:num w:numId="15">
+  <w:num w:numId="15" w16cid:durableId="1169902038">
     <w:abstractNumId w:val="6"/>
   </w:num>
-  <w:num w:numId="16">
+  <w:num w:numId="16" w16cid:durableId="1788696299">
     <w:abstractNumId w:val="0"/>
   </w:num>
-  <w:num w:numId="17">
+  <w:num w:numId="17" w16cid:durableId="1018578108">
     <w:abstractNumId w:val="10"/>
   </w:num>
-  <w:num w:numId="18">
+  <w:num w:numId="18" w16cid:durableId="1303077552">
     <w:abstractNumId w:val="18"/>
   </w:num>
-  <w:num w:numId="19">
+  <w:num w:numId="19" w16cid:durableId="1579290930">
     <w:abstractNumId w:val="14"/>
   </w:num>
-  <w:num w:numId="20">
+  <w:num w:numId="20" w16cid:durableId="302008398">
     <w:abstractNumId w:val="15"/>
   </w:num>
-  <w:num w:numId="21">
+  <w:num w:numId="21" w16cid:durableId="298729805">
     <w:abstractNumId w:val="16"/>
   </w:num>
-  <w:num w:numId="22">
+  <w:num w:numId="22" w16cid:durableId="1274288612">
     <w:abstractNumId w:val="8"/>
   </w:num>
-  <w:num w:numId="23">
+  <w:num w:numId="23" w16cid:durableId="1572495408">
     <w:abstractNumId w:val="28"/>
   </w:num>
-  <w:num w:numId="24">
+  <w:num w:numId="24" w16cid:durableId="591276111">
     <w:abstractNumId w:val="3"/>
   </w:num>
-  <w:num w:numId="25">
+  <w:num w:numId="25" w16cid:durableId="665935721">
     <w:abstractNumId w:val="25"/>
   </w:num>
-  <w:num w:numId="26">
+  <w:num w:numId="26" w16cid:durableId="878903609">
     <w:abstractNumId w:val="23"/>
   </w:num>
-  <w:num w:numId="27">
+  <w:num w:numId="27" w16cid:durableId="617496183">
     <w:abstractNumId w:val="7"/>
   </w:num>
-  <w:num w:numId="28">
+  <w:num w:numId="28" w16cid:durableId="1304920002">
     <w:abstractNumId w:val="2"/>
   </w:num>
-  <w:num w:numId="29">
+  <w:num w:numId="29" w16cid:durableId="859004098">
     <w:abstractNumId w:val="29"/>
   </w:num>
-  <w:num w:numId="30">
+  <w:num w:numId="30" w16cid:durableId="1026061367">
     <w:abstractNumId w:val="27"/>
   </w:num>
-  <w:num w:numId="31">
+  <w:num w:numId="31" w16cid:durableId="1431201255">
     <w:abstractNumId w:val="12"/>
   </w:num>
-  <w:num w:numId="32">
+  <w:num w:numId="32" w16cid:durableId="1556310634">
     <w:abstractNumId w:val="31"/>
   </w:num>
   <w:numIdMacAtCleanup w:val="8"/>
@@ -9553,7 +10226,7 @@
 </file>
 
 <file path=word/styles.xml><?xml version="1.0" encoding="utf-8"?>
-<w:styles xmlns:mc="http://schemas.openxmlformats.org/markup-compatibility/2006" xmlns:r="http://schemas.openxmlformats.org/officeDocument/2006/relationships" xmlns:w="http://schemas.openxmlformats.org/wordprocessingml/2006/main" xmlns:w14="http://schemas.microsoft.com/office/word/2010/wordml" xmlns:w15="http://schemas.microsoft.com/office/word/2012/wordml" xmlns:w16cex="http://schemas.microsoft.com/office/word/2018/wordml/cex" xmlns:w16cid="http://schemas.microsoft.com/office/word/2016/wordml/cid" xmlns:w16="http://schemas.microsoft.com/office/word/2018/wordml" xmlns:w16sdtdh="http://schemas.microsoft.com/office/word/2020/wordml/sdtdatahash" xmlns:w16se="http://schemas.microsoft.com/office/word/2015/wordml/symex" mc:Ignorable="w14 w15 w16se w16cid w16 w16cex w16sdtdh">
+<w:styles xmlns:mc="http://schemas.openxmlformats.org/markup-compatibility/2006" xmlns:r="http://schemas.openxmlformats.org/officeDocument/2006/relationships" xmlns:w="http://schemas.openxmlformats.org/wordprocessingml/2006/main" xmlns:w14="http://schemas.microsoft.com/office/word/2010/wordml" xmlns:w15="http://schemas.microsoft.com/office/word/2012/wordml" xmlns:w16cex="http://schemas.microsoft.com/office/word/2018/wordml/cex" xmlns:w16cid="http://schemas.microsoft.com/office/word/2016/wordml/cid" xmlns:w16="http://schemas.microsoft.com/office/word/2018/wordml" xmlns:w16du="http://schemas.microsoft.com/office/word/2023/wordml/word16du" xmlns:w16sdtdh="http://schemas.microsoft.com/office/word/2020/wordml/sdtdatahash" xmlns:w16sdtfl="http://schemas.microsoft.com/office/word/2024/wordml/sdtformatlock" xmlns:w16se="http://schemas.microsoft.com/office/word/2015/wordml/symex" mc:Ignorable="w14 w15 w16se w16cid w16 w16cex w16sdtdh w16sdtfl w16du">
   <w:docDefaults>
     <w:rPrDefault>
       <w:rPr>
